--- a/Docs/Final_Report/Final_Report.docx
+++ b/Docs/Final_Report/Final_Report.docx
@@ -102,32 +102,16 @@
         <w:t>You don’t have to stick to it precisely.</w:t>
       </w:r>
       <w:r>
-        <w:t xml:space="preserve">  It may not suit your </w:t>
-      </w:r>
-      <w:proofErr w:type="gramStart"/>
-      <w:r>
-        <w:t>particular project</w:t>
-      </w:r>
-      <w:proofErr w:type="gramEnd"/>
-      <w:r>
-        <w:t>.</w:t>
+        <w:t xml:space="preserve">  It may not suit your particular project.</w:t>
       </w:r>
       <w:r>
         <w:t xml:space="preserve">  Some section headings may not be relevant to your project, so delete them if you don’t need them.</w:t>
       </w:r>
       <w:r>
-        <w:t xml:space="preserve">  Add other section headings if you need </w:t>
-      </w:r>
-      <w:proofErr w:type="gramStart"/>
-      <w:r>
-        <w:t>to</w:t>
-      </w:r>
-      <w:r>
-        <w:t>, but</w:t>
-      </w:r>
-      <w:proofErr w:type="gramEnd"/>
-      <w:r>
-        <w:t xml:space="preserve"> use the predefined styles (see below) to make sure that the table of contents updates itself.</w:t>
+        <w:t xml:space="preserve">  Add other section headings if you need to</w:t>
+      </w:r>
+      <w:r>
+        <w:t>, but use the predefined styles (see below) to make sure that the table of contents updates itself.</w:t>
       </w:r>
       <w:r>
         <w:t xml:space="preserve">  Make other modifications</w:t>
@@ -209,15 +193,7 @@
         <w:t xml:space="preserve"> document</w:t>
       </w:r>
       <w:r>
-        <w:t xml:space="preserve"> has </w:t>
-      </w:r>
-      <w:proofErr w:type="gramStart"/>
-      <w:r>
-        <w:t>a number of</w:t>
-      </w:r>
-      <w:proofErr w:type="gramEnd"/>
-      <w:r>
-        <w:t xml:space="preserve"> paragraph styles predefined.  If you </w:t>
+        <w:t xml:space="preserve"> has a number of paragraph styles predefined.  If you </w:t>
       </w:r>
       <w:r>
         <w:t xml:space="preserve">use </w:t>
@@ -293,15 +269,7 @@
         <w:t xml:space="preserve"> </w:t>
       </w:r>
       <w:r>
-        <w:t xml:space="preserve">replace the words “The Title </w:t>
-      </w:r>
-      <w:proofErr w:type="gramStart"/>
-      <w:r>
-        <w:t>Of</w:t>
-      </w:r>
-      <w:proofErr w:type="gramEnd"/>
-      <w:r>
-        <w:t xml:space="preserve"> Your Project”, “BSc/</w:t>
+        <w:t>replace the words “The Title Of Your Project”, “BSc/</w:t>
       </w:r>
       <w:r>
         <w:t>Beng/</w:t>
@@ -384,7 +352,7 @@
       <w:pPr>
         <w:pStyle w:val="UnnumberedHeading1"/>
       </w:pPr>
-      <w:bookmarkStart w:id="0" w:name="_Toc224050039"/>
+      <w:bookmarkStart w:id="0" w:name="_Toc224469535"/>
       <w:r>
         <w:lastRenderedPageBreak/>
         <w:t>Abstract</w:t>
@@ -492,165 +460,133 @@
           <w:rFonts w:ascii="Aptos" w:hAnsi="Aptos"/>
           <w:color w:val="000000" w:themeColor="text1"/>
         </w:rPr>
-        <w:t xml:space="preserve"> a zero-shot, unsupervised multimodal exploration system to address the challenges associated with unstructured humanitarian disaster images. The system uses a </w:t>
-      </w:r>
-      <w:proofErr w:type="spellStart"/>
-      <w:r>
+        <w:t xml:space="preserve"> a zero-shot, unsupervised multimodal exploration system to address the challenges associated with unstructured humanitarian disaster images. The system uses a CrisisMMD dataset containing 17,463 images from seven worldwide humanitarian disaster episodes. The system generates 512-dimensional semantic embeddings from the images using OpenAI’s CLIP model, which is a Contrastive Language-Image Pre-training model. This enables users to conduct highly specific semantic queries, example, “Flooded residential streets with debris,” using natural language.</w:t>
+      </w:r>
+    </w:p>
+    <w:p>
+      <w:pPr>
+        <w:pStyle w:val="Advice"/>
         <w:rPr>
           <w:rFonts w:ascii="Aptos" w:hAnsi="Aptos"/>
           <w:color w:val="000000" w:themeColor="text1"/>
         </w:rPr>
-        <w:t>CrisisMMD</w:t>
-      </w:r>
-      <w:proofErr w:type="spellEnd"/>
-      <w:r>
+      </w:pPr>
+    </w:p>
+    <w:p>
+      <w:pPr>
+        <w:pStyle w:val="Advice"/>
         <w:rPr>
           <w:rFonts w:ascii="Aptos" w:hAnsi="Aptos"/>
           <w:color w:val="000000" w:themeColor="text1"/>
         </w:rPr>
-        <w:t xml:space="preserve"> dataset containing 17,463 images from seven worldwide humanitarian disaster episodes. The system generates 512-dimensional semantic embeddings from the images using OpenAI’s CLIP model, which is a Contrastive Language-Image Pre-training model. This enables users to conduct highly specific semantic queries, example, “Flooded residential streets with debris,” using natural language.</w:t>
+      </w:pPr>
+      <w:r>
+        <w:rPr>
+          <w:rFonts w:ascii="Aptos" w:hAnsi="Aptos"/>
+          <w:color w:val="000000" w:themeColor="text1"/>
+        </w:rPr>
+        <w:t>To validate the pipeline from a scientific perspective, a comprehensive ablation study was carrie</w:t>
+      </w:r>
+      <w:r>
+        <w:rPr>
+          <w:rFonts w:ascii="Aptos" w:hAnsi="Aptos"/>
+          <w:color w:val="000000" w:themeColor="text1"/>
+        </w:rPr>
+        <w:t>d</w:t>
+      </w:r>
+      <w:r>
+        <w:rPr>
+          <w:rFonts w:ascii="Aptos" w:hAnsi="Aptos"/>
+          <w:color w:val="000000" w:themeColor="text1"/>
+        </w:rPr>
+        <w:t xml:space="preserve"> out. The baseline model was compared with a state-of-the-art alternative (SigLIP) and a traditional CNN baseline model (ResNet50). The high-dimensional space was reduced to a human-interpretable 2D space using UMAP and then extensively validated by comparing it with other dimensionality reduction techniques t-SNE and PCA. The results were measured using Trustworthiness and Continuity metrics. The results showed </w:t>
+      </w:r>
+      <w:r>
+        <w:rPr>
+          <w:rFonts w:ascii="Aptos" w:hAnsi="Aptos"/>
+          <w:color w:val="000000" w:themeColor="text1"/>
+        </w:rPr>
+        <w:t xml:space="preserve">UMAP’s superiority in preserving the global structure. The model was then used for Advanced Topological Data Analysis and HDBSCAN Clustering. The results showed the model's capability to identify latent disaster themes in an unsupervised manner. The final </w:t>
+      </w:r>
+      <w:r>
+        <w:rPr>
+          <w:rFonts w:ascii="Aptos" w:hAnsi="Aptos"/>
+          <w:color w:val="000000" w:themeColor="text1"/>
+        </w:rPr>
+        <w:t>version</w:t>
+      </w:r>
+      <w:r>
+        <w:rPr>
+          <w:rFonts w:ascii="Aptos" w:hAnsi="Aptos"/>
+          <w:color w:val="000000" w:themeColor="text1"/>
+        </w:rPr>
+        <w:t xml:space="preserve"> is a software tool that can be used by aid organisations to visualise and filter disaster scenarios in real-time.</w:t>
       </w:r>
     </w:p>
     <w:p>
       <w:pPr>
         <w:pStyle w:val="Advice"/>
-        <w:rPr>
-          <w:rFonts w:ascii="Aptos" w:hAnsi="Aptos"/>
-          <w:color w:val="000000" w:themeColor="text1"/>
-        </w:rPr>
       </w:pPr>
     </w:p>
     <w:p>
       <w:pPr>
         <w:pStyle w:val="Advice"/>
-        <w:rPr>
-          <w:rFonts w:ascii="Aptos" w:hAnsi="Aptos"/>
-          <w:color w:val="000000" w:themeColor="text1"/>
-        </w:rPr>
-      </w:pPr>
-      <w:r>
-        <w:rPr>
-          <w:rFonts w:ascii="Aptos" w:hAnsi="Aptos"/>
-          <w:color w:val="000000" w:themeColor="text1"/>
-        </w:rPr>
-        <w:t>To validate the pipeline from a scientific perspective, a comprehensive ablation study was carrie</w:t>
-      </w:r>
-      <w:r>
-        <w:rPr>
-          <w:rFonts w:ascii="Aptos" w:hAnsi="Aptos"/>
-          <w:color w:val="000000" w:themeColor="text1"/>
-        </w:rPr>
-        <w:t>d</w:t>
-      </w:r>
-      <w:r>
-        <w:rPr>
-          <w:rFonts w:ascii="Aptos" w:hAnsi="Aptos"/>
-          <w:color w:val="000000" w:themeColor="text1"/>
-        </w:rPr>
-        <w:t xml:space="preserve"> out. The baseline model was compared with a state-of-the-art alternative (</w:t>
-      </w:r>
-      <w:proofErr w:type="spellStart"/>
-      <w:r>
-        <w:rPr>
-          <w:rFonts w:ascii="Aptos" w:hAnsi="Aptos"/>
-          <w:color w:val="000000" w:themeColor="text1"/>
-        </w:rPr>
-        <w:t>SigLIP</w:t>
-      </w:r>
-      <w:proofErr w:type="spellEnd"/>
-      <w:r>
-        <w:rPr>
-          <w:rFonts w:ascii="Aptos" w:hAnsi="Aptos"/>
-          <w:color w:val="000000" w:themeColor="text1"/>
-        </w:rPr>
-        <w:t xml:space="preserve">) and a traditional CNN baseline model (ResNet50). The high-dimensional space was reduced to a human-interpretable 2D space using UMAP and then extensively validated by comparing it with other dimensionality reduction techniques t-SNE and PCA. The results were measured using Trustworthiness and Continuity metrics. The results showed </w:t>
-      </w:r>
-      <w:r>
-        <w:rPr>
-          <w:rFonts w:ascii="Aptos" w:hAnsi="Aptos"/>
-          <w:color w:val="000000" w:themeColor="text1"/>
-        </w:rPr>
-        <w:t xml:space="preserve">UMAP’s superiority in preserving the global structure. The model was then used for Advanced Topological Data Analysis and HDBSCAN Clustering. The results showed the model's capability to identify latent disaster themes in an unsupervised manner. The final </w:t>
-      </w:r>
-      <w:r>
-        <w:rPr>
-          <w:rFonts w:ascii="Aptos" w:hAnsi="Aptos"/>
-          <w:color w:val="000000" w:themeColor="text1"/>
-        </w:rPr>
-        <w:t>version</w:t>
-      </w:r>
-      <w:r>
-        <w:rPr>
-          <w:rFonts w:ascii="Aptos" w:hAnsi="Aptos"/>
-          <w:color w:val="000000" w:themeColor="text1"/>
-        </w:rPr>
-        <w:t xml:space="preserve"> is a software tool that can be used by aid organisations to visualise and filter disaster scenarios in real-time.</w:t>
-      </w:r>
+      </w:pPr>
     </w:p>
     <w:p>
       <w:pPr>
         <w:pStyle w:val="Advice"/>
       </w:pPr>
+      <w:r>
+        <w:t xml:space="preserve">The abstract is a short, self-contained statement describing the </w:t>
+      </w:r>
+      <w:r>
+        <w:t xml:space="preserve">whole of your work.  It should be less than a page (typically half a page) and </w:t>
+      </w:r>
+      <w:r>
+        <w:t xml:space="preserve">should </w:t>
+      </w:r>
+      <w:r>
+        <w:t xml:space="preserve">summarise </w:t>
+      </w:r>
+      <w:r>
+        <w:t xml:space="preserve">the scope, purpose, results and content of the work.  The abstract </w:t>
+      </w:r>
+      <w:r>
+        <w:t xml:space="preserve">might be thought of as a summary which you would read </w:t>
+      </w:r>
+      <w:r>
+        <w:t xml:space="preserve">quickly </w:t>
+      </w:r>
+      <w:r>
+        <w:t xml:space="preserve">to decide if the rest of the document </w:t>
+      </w:r>
+      <w:r>
+        <w:t>is</w:t>
+      </w:r>
+      <w:r>
+        <w:t xml:space="preserve"> </w:t>
+      </w:r>
+      <w:r>
+        <w:t>worth taking the time to read</w:t>
+      </w:r>
+      <w:r>
+        <w:t xml:space="preserve"> in detail</w:t>
+      </w:r>
+      <w:r>
+        <w:t xml:space="preserve">.  In scientific publishing, abstracts are often used </w:t>
+      </w:r>
+      <w:r>
+        <w:t xml:space="preserve">as sources of keywords and concepts for searching, so it’s important to ensure that the main ideas and conclusions of your work are </w:t>
+      </w:r>
+      <w:r>
+        <w:t>present.</w:t>
+      </w:r>
     </w:p>
     <w:p>
       <w:pPr>
         <w:pStyle w:val="Advice"/>
       </w:pPr>
-    </w:p>
-    <w:p>
-      <w:pPr>
-        <w:pStyle w:val="Advice"/>
-      </w:pPr>
-      <w:r>
-        <w:t xml:space="preserve">The abstract is a short, self-contained statement describing the </w:t>
-      </w:r>
-      <w:r>
-        <w:t xml:space="preserve">whole of your work.  It should be less than a page (typically half a page) and </w:t>
-      </w:r>
-      <w:r>
-        <w:t xml:space="preserve">should </w:t>
-      </w:r>
-      <w:r>
-        <w:t xml:space="preserve">summarise </w:t>
-      </w:r>
-      <w:r>
-        <w:t xml:space="preserve">the scope, purpose, results and content of the work.  The abstract </w:t>
-      </w:r>
-      <w:r>
-        <w:t xml:space="preserve">might be thought of as a summary which you would read </w:t>
-      </w:r>
-      <w:r>
-        <w:t xml:space="preserve">quickly </w:t>
-      </w:r>
-      <w:r>
-        <w:t xml:space="preserve">to decide if the rest of the document </w:t>
-      </w:r>
-      <w:r>
-        <w:t>is</w:t>
-      </w:r>
-      <w:r>
-        <w:t xml:space="preserve"> </w:t>
-      </w:r>
-      <w:r>
-        <w:t>worth taking the time to read</w:t>
-      </w:r>
-      <w:r>
-        <w:t xml:space="preserve"> in detail</w:t>
-      </w:r>
-      <w:r>
-        <w:t xml:space="preserve">.  In scientific publishing, abstracts are often used </w:t>
-      </w:r>
-      <w:r>
-        <w:t xml:space="preserve">as sources of keywords and concepts for searching, so it’s important to ensure that the main ideas and conclusions of your work are </w:t>
-      </w:r>
-      <w:r>
-        <w:t>present.</w:t>
-      </w:r>
-    </w:p>
-    <w:p>
-      <w:pPr>
-        <w:pStyle w:val="Advice"/>
-      </w:pPr>
       <w:r>
         <w:t xml:space="preserve">When someone has read your abstract, they should know what your project was about, </w:t>
       </w:r>
@@ -658,15 +594,7 @@
         <w:t xml:space="preserve">how you did it </w:t>
       </w:r>
       <w:r>
-        <w:t xml:space="preserve">and what </w:t>
-      </w:r>
-      <w:proofErr w:type="gramStart"/>
-      <w:r>
-        <w:t>the end result</w:t>
-      </w:r>
-      <w:proofErr w:type="gramEnd"/>
-      <w:r>
-        <w:t xml:space="preserve"> was.  </w:t>
+        <w:t xml:space="preserve">and what the end result was.  </w:t>
       </w:r>
       <w:r>
         <w:t xml:space="preserve">It doesn’t need to contain </w:t>
@@ -781,7 +709,7 @@
       <w:pPr>
         <w:pStyle w:val="UnnumberedHeading1"/>
       </w:pPr>
-      <w:bookmarkStart w:id="1" w:name="_Toc224050040"/>
+      <w:bookmarkStart w:id="1" w:name="_Toc224469536"/>
       <w:r>
         <w:lastRenderedPageBreak/>
         <w:t>Acknowledgements</w:t>
@@ -890,23 +818,7 @@
           <w:i/>
           <w:iCs/>
         </w:rPr>
-        <w:t xml:space="preserve">acknowledge the support of </w:t>
-      </w:r>
-      <w:proofErr w:type="spellStart"/>
-      <w:r>
-        <w:rPr>
-          <w:i/>
-          <w:iCs/>
-        </w:rPr>
-        <w:t>MegaBigCorp</w:t>
-      </w:r>
-      <w:proofErr w:type="spellEnd"/>
-      <w:r>
-        <w:rPr>
-          <w:i/>
-          <w:iCs/>
-        </w:rPr>
-        <w:t xml:space="preserve"> Ltd, without whose </w:t>
+        <w:t xml:space="preserve">acknowledge the support of MegaBigCorp Ltd, without whose </w:t>
       </w:r>
       <w:r>
         <w:rPr>
@@ -1061,7 +973,7 @@
           <w:r>
             <w:fldChar w:fldCharType="separate"/>
           </w:r>
-          <w:hyperlink w:anchor="_Toc224050039" w:history="1">
+          <w:hyperlink w:anchor="_Toc224469535" w:history="1">
             <w:r>
               <w:rPr>
                 <w:rStyle w:val="Hyperlink"/>
@@ -1088,7 +1000,7 @@
                 <w:noProof/>
                 <w:webHidden/>
               </w:rPr>
-              <w:instrText xml:space="preserve"> PAGEREF _Toc224050039 \h </w:instrText>
+              <w:instrText xml:space="preserve"> PAGEREF _Toc224469535 \h </w:instrText>
             </w:r>
             <w:r>
               <w:rPr>
@@ -1135,7 +1047,7 @@
               <w14:ligatures w14:val="standardContextual"/>
             </w:rPr>
           </w:pPr>
-          <w:hyperlink w:anchor="_Toc224050040" w:history="1">
+          <w:hyperlink w:anchor="_Toc224469536" w:history="1">
             <w:r>
               <w:rPr>
                 <w:rStyle w:val="Hyperlink"/>
@@ -1162,7 +1074,7 @@
                 <w:noProof/>
                 <w:webHidden/>
               </w:rPr>
-              <w:instrText xml:space="preserve"> PAGEREF _Toc224050040 \h </w:instrText>
+              <w:instrText xml:space="preserve"> PAGEREF _Toc224469536 \h </w:instrText>
             </w:r>
             <w:r>
               <w:rPr>
@@ -1210,7 +1122,7 @@
               <w14:ligatures w14:val="standardContextual"/>
             </w:rPr>
           </w:pPr>
-          <w:hyperlink w:anchor="_Toc224050041" w:history="1">
+          <w:hyperlink w:anchor="_Toc224469537" w:history="1">
             <w:r>
               <w:rPr>
                 <w:rStyle w:val="Hyperlink"/>
@@ -1256,7 +1168,7 @@
                 <w:noProof/>
                 <w:webHidden/>
               </w:rPr>
-              <w:instrText xml:space="preserve"> PAGEREF _Toc224050041 \h </w:instrText>
+              <w:instrText xml:space="preserve"> PAGEREF _Toc224469537 \h </w:instrText>
             </w:r>
             <w:r>
               <w:rPr>
@@ -1304,7 +1216,7 @@
               <w14:ligatures w14:val="standardContextual"/>
             </w:rPr>
           </w:pPr>
-          <w:hyperlink w:anchor="_Toc224050042" w:history="1">
+          <w:hyperlink w:anchor="_Toc224469538" w:history="1">
             <w:r>
               <w:rPr>
                 <w:rStyle w:val="Hyperlink"/>
@@ -1350,7 +1262,7 @@
                 <w:noProof/>
                 <w:webHidden/>
               </w:rPr>
-              <w:instrText xml:space="preserve"> PAGEREF _Toc224050042 \h </w:instrText>
+              <w:instrText xml:space="preserve"> PAGEREF _Toc224469538 \h </w:instrText>
             </w:r>
             <w:r>
               <w:rPr>
@@ -1398,7 +1310,7 @@
               <w14:ligatures w14:val="standardContextual"/>
             </w:rPr>
           </w:pPr>
-          <w:hyperlink w:anchor="_Toc224050043" w:history="1">
+          <w:hyperlink w:anchor="_Toc224469539" w:history="1">
             <w:r>
               <w:rPr>
                 <w:rStyle w:val="Hyperlink"/>
@@ -1444,7 +1356,7 @@
                 <w:noProof/>
                 <w:webHidden/>
               </w:rPr>
-              <w:instrText xml:space="preserve"> PAGEREF _Toc224050043 \h </w:instrText>
+              <w:instrText xml:space="preserve"> PAGEREF _Toc224469539 \h </w:instrText>
             </w:r>
             <w:r>
               <w:rPr>
@@ -1492,7 +1404,7 @@
               <w14:ligatures w14:val="standardContextual"/>
             </w:rPr>
           </w:pPr>
-          <w:hyperlink w:anchor="_Toc224050044" w:history="1">
+          <w:hyperlink w:anchor="_Toc224469540" w:history="1">
             <w:r>
               <w:rPr>
                 <w:rStyle w:val="Hyperlink"/>
@@ -1538,7 +1450,7 @@
                 <w:noProof/>
                 <w:webHidden/>
               </w:rPr>
-              <w:instrText xml:space="preserve"> PAGEREF _Toc224050044 \h </w:instrText>
+              <w:instrText xml:space="preserve"> PAGEREF _Toc224469540 \h </w:instrText>
             </w:r>
             <w:r>
               <w:rPr>
@@ -1586,7 +1498,7 @@
               <w14:ligatures w14:val="standardContextual"/>
             </w:rPr>
           </w:pPr>
-          <w:hyperlink w:anchor="_Toc224050045" w:history="1">
+          <w:hyperlink w:anchor="_Toc224469541" w:history="1">
             <w:r>
               <w:rPr>
                 <w:rStyle w:val="Hyperlink"/>
@@ -1632,7 +1544,7 @@
                 <w:noProof/>
                 <w:webHidden/>
               </w:rPr>
-              <w:instrText xml:space="preserve"> PAGEREF _Toc224050045 \h </w:instrText>
+              <w:instrText xml:space="preserve"> PAGEREF _Toc224469541 \h </w:instrText>
             </w:r>
             <w:r>
               <w:rPr>
@@ -1680,7 +1592,7 @@
               <w14:ligatures w14:val="standardContextual"/>
             </w:rPr>
           </w:pPr>
-          <w:hyperlink w:anchor="_Toc224050046" w:history="1">
+          <w:hyperlink w:anchor="_Toc224469542" w:history="1">
             <w:r>
               <w:rPr>
                 <w:rStyle w:val="Hyperlink"/>
@@ -1726,7 +1638,7 @@
                 <w:noProof/>
                 <w:webHidden/>
               </w:rPr>
-              <w:instrText xml:space="preserve"> PAGEREF _Toc224050046 \h </w:instrText>
+              <w:instrText xml:space="preserve"> PAGEREF _Toc224469542 \h </w:instrText>
             </w:r>
             <w:r>
               <w:rPr>
@@ -1774,7 +1686,7 @@
               <w14:ligatures w14:val="standardContextual"/>
             </w:rPr>
           </w:pPr>
-          <w:hyperlink w:anchor="_Toc224050047" w:history="1">
+          <w:hyperlink w:anchor="_Toc224469543" w:history="1">
             <w:r>
               <w:rPr>
                 <w:rStyle w:val="Hyperlink"/>
@@ -1820,7 +1732,7 @@
                 <w:noProof/>
                 <w:webHidden/>
               </w:rPr>
-              <w:instrText xml:space="preserve"> PAGEREF _Toc224050047 \h </w:instrText>
+              <w:instrText xml:space="preserve"> PAGEREF _Toc224469543 \h </w:instrText>
             </w:r>
             <w:r>
               <w:rPr>
@@ -1868,7 +1780,7 @@
               <w14:ligatures w14:val="standardContextual"/>
             </w:rPr>
           </w:pPr>
-          <w:hyperlink w:anchor="_Toc224050048" w:history="1">
+          <w:hyperlink w:anchor="_Toc224469544" w:history="1">
             <w:r>
               <w:rPr>
                 <w:rStyle w:val="Hyperlink"/>
@@ -1914,7 +1826,7 @@
                 <w:noProof/>
                 <w:webHidden/>
               </w:rPr>
-              <w:instrText xml:space="preserve"> PAGEREF _Toc224050048 \h </w:instrText>
+              <w:instrText xml:space="preserve"> PAGEREF _Toc224469544 \h </w:instrText>
             </w:r>
             <w:r>
               <w:rPr>
@@ -1962,7 +1874,7 @@
               <w14:ligatures w14:val="standardContextual"/>
             </w:rPr>
           </w:pPr>
-          <w:hyperlink w:anchor="_Toc224050049" w:history="1">
+          <w:hyperlink w:anchor="_Toc224469545" w:history="1">
             <w:r>
               <w:rPr>
                 <w:rStyle w:val="Hyperlink"/>
@@ -2008,7 +1920,7 @@
                 <w:noProof/>
                 <w:webHidden/>
               </w:rPr>
-              <w:instrText xml:space="preserve"> PAGEREF _Toc224050049 \h </w:instrText>
+              <w:instrText xml:space="preserve"> PAGEREF _Toc224469545 \h </w:instrText>
             </w:r>
             <w:r>
               <w:rPr>
@@ -2056,7 +1968,7 @@
               <w14:ligatures w14:val="standardContextual"/>
             </w:rPr>
           </w:pPr>
-          <w:hyperlink w:anchor="_Toc224050050" w:history="1">
+          <w:hyperlink w:anchor="_Toc224469546" w:history="1">
             <w:r>
               <w:rPr>
                 <w:rStyle w:val="Hyperlink"/>
@@ -2102,7 +2014,7 @@
                 <w:noProof/>
                 <w:webHidden/>
               </w:rPr>
-              <w:instrText xml:space="preserve"> PAGEREF _Toc224050050 \h </w:instrText>
+              <w:instrText xml:space="preserve"> PAGEREF _Toc224469546 \h </w:instrText>
             </w:r>
             <w:r>
               <w:rPr>
@@ -2150,7 +2062,7 @@
               <w14:ligatures w14:val="standardContextual"/>
             </w:rPr>
           </w:pPr>
-          <w:hyperlink w:anchor="_Toc224050051" w:history="1">
+          <w:hyperlink w:anchor="_Toc224469547" w:history="1">
             <w:r>
               <w:rPr>
                 <w:rStyle w:val="Hyperlink"/>
@@ -2196,7 +2108,7 @@
                 <w:noProof/>
                 <w:webHidden/>
               </w:rPr>
-              <w:instrText xml:space="preserve"> PAGEREF _Toc224050051 \h </w:instrText>
+              <w:instrText xml:space="preserve"> PAGEREF _Toc224469547 \h </w:instrText>
             </w:r>
             <w:r>
               <w:rPr>
@@ -2244,7 +2156,7 @@
               <w14:ligatures w14:val="standardContextual"/>
             </w:rPr>
           </w:pPr>
-          <w:hyperlink w:anchor="_Toc224050052" w:history="1">
+          <w:hyperlink w:anchor="_Toc224469548" w:history="1">
             <w:r>
               <w:rPr>
                 <w:rStyle w:val="Hyperlink"/>
@@ -2290,7 +2202,7 @@
                 <w:noProof/>
                 <w:webHidden/>
               </w:rPr>
-              <w:instrText xml:space="preserve"> PAGEREF _Toc224050052 \h </w:instrText>
+              <w:instrText xml:space="preserve"> PAGEREF _Toc224469548 \h </w:instrText>
             </w:r>
             <w:r>
               <w:rPr>
@@ -2338,7 +2250,7 @@
               <w14:ligatures w14:val="standardContextual"/>
             </w:rPr>
           </w:pPr>
-          <w:hyperlink w:anchor="_Toc224050053" w:history="1">
+          <w:hyperlink w:anchor="_Toc224469549" w:history="1">
             <w:r>
               <w:rPr>
                 <w:rStyle w:val="Hyperlink"/>
@@ -2384,7 +2296,7 @@
                 <w:noProof/>
                 <w:webHidden/>
               </w:rPr>
-              <w:instrText xml:space="preserve"> PAGEREF _Toc224050053 \h </w:instrText>
+              <w:instrText xml:space="preserve"> PAGEREF _Toc224469549 \h </w:instrText>
             </w:r>
             <w:r>
               <w:rPr>
@@ -2432,7 +2344,7 @@
               <w14:ligatures w14:val="standardContextual"/>
             </w:rPr>
           </w:pPr>
-          <w:hyperlink w:anchor="_Toc224050054" w:history="1">
+          <w:hyperlink w:anchor="_Toc224469550" w:history="1">
             <w:r>
               <w:rPr>
                 <w:rStyle w:val="Hyperlink"/>
@@ -2478,7 +2390,7 @@
                 <w:noProof/>
                 <w:webHidden/>
               </w:rPr>
-              <w:instrText xml:space="preserve"> PAGEREF _Toc224050054 \h </w:instrText>
+              <w:instrText xml:space="preserve"> PAGEREF _Toc224469550 \h </w:instrText>
             </w:r>
             <w:r>
               <w:rPr>
@@ -2526,7 +2438,7 @@
               <w14:ligatures w14:val="standardContextual"/>
             </w:rPr>
           </w:pPr>
-          <w:hyperlink w:anchor="_Toc224050055" w:history="1">
+          <w:hyperlink w:anchor="_Toc224469551" w:history="1">
             <w:r>
               <w:rPr>
                 <w:rStyle w:val="Hyperlink"/>
@@ -2572,7 +2484,7 @@
                 <w:noProof/>
                 <w:webHidden/>
               </w:rPr>
-              <w:instrText xml:space="preserve"> PAGEREF _Toc224050055 \h </w:instrText>
+              <w:instrText xml:space="preserve"> PAGEREF _Toc224469551 \h </w:instrText>
             </w:r>
             <w:r>
               <w:rPr>
@@ -2620,7 +2532,7 @@
               <w14:ligatures w14:val="standardContextual"/>
             </w:rPr>
           </w:pPr>
-          <w:hyperlink w:anchor="_Toc224050056" w:history="1">
+          <w:hyperlink w:anchor="_Toc224469552" w:history="1">
             <w:r>
               <w:rPr>
                 <w:rStyle w:val="Hyperlink"/>
@@ -2666,7 +2578,7 @@
                 <w:noProof/>
                 <w:webHidden/>
               </w:rPr>
-              <w:instrText xml:space="preserve"> PAGEREF _Toc224050056 \h </w:instrText>
+              <w:instrText xml:space="preserve"> PAGEREF _Toc224469552 \h </w:instrText>
             </w:r>
             <w:r>
               <w:rPr>
@@ -2714,7 +2626,7 @@
               <w14:ligatures w14:val="standardContextual"/>
             </w:rPr>
           </w:pPr>
-          <w:hyperlink w:anchor="_Toc224050057" w:history="1">
+          <w:hyperlink w:anchor="_Toc224469553" w:history="1">
             <w:r>
               <w:rPr>
                 <w:rStyle w:val="Hyperlink"/>
@@ -2760,947 +2672,7 @@
                 <w:noProof/>
                 <w:webHidden/>
               </w:rPr>
-              <w:instrText xml:space="preserve"> PAGEREF _Toc224050057 \h </w:instrText>
-            </w:r>
-            <w:r>
-              <w:rPr>
-                <w:noProof/>
-                <w:webHidden/>
-              </w:rPr>
-            </w:r>
-            <w:r>
-              <w:rPr>
-                <w:noProof/>
-                <w:webHidden/>
-              </w:rPr>
-              <w:fldChar w:fldCharType="separate"/>
-            </w:r>
-            <w:r>
-              <w:rPr>
-                <w:noProof/>
-                <w:webHidden/>
-              </w:rPr>
-              <w:t>13</w:t>
-            </w:r>
-            <w:r>
-              <w:rPr>
-                <w:noProof/>
-                <w:webHidden/>
-              </w:rPr>
-              <w:fldChar w:fldCharType="end"/>
-            </w:r>
-          </w:hyperlink>
-        </w:p>
-        <w:p>
-          <w:pPr>
-            <w:pStyle w:val="TOC3"/>
-            <w:tabs>
-              <w:tab w:val="left" w:pos="1200"/>
-              <w:tab w:val="right" w:leader="dot" w:pos="9016"/>
-            </w:tabs>
-            <w:rPr>
-              <w:rFonts w:eastAsiaTheme="minorEastAsia"/>
-              <w:noProof/>
-              <w:kern w:val="2"/>
-              <w:sz w:val="24"/>
-              <w:szCs w:val="24"/>
-              <w:lang w:eastAsia="en-GB"/>
-              <w14:ligatures w14:val="standardContextual"/>
-            </w:rPr>
-          </w:pPr>
-          <w:hyperlink w:anchor="_Toc224050058" w:history="1">
-            <w:r>
-              <w:rPr>
-                <w:rStyle w:val="Hyperlink"/>
-                <w:noProof/>
-              </w:rPr>
-              <w:t>3.2.1</w:t>
-            </w:r>
-            <w:r>
-              <w:rPr>
-                <w:rFonts w:eastAsiaTheme="minorEastAsia"/>
-                <w:noProof/>
-                <w:kern w:val="2"/>
-                <w:sz w:val="24"/>
-                <w:szCs w:val="24"/>
-                <w:lang w:eastAsia="en-GB"/>
-                <w14:ligatures w14:val="standardContextual"/>
-              </w:rPr>
-              <w:tab/>
-            </w:r>
-            <w:r>
-              <w:rPr>
-                <w:rStyle w:val="Hyperlink"/>
-                <w:noProof/>
-              </w:rPr>
-              <w:t>Interfaces</w:t>
-            </w:r>
-            <w:r>
-              <w:rPr>
-                <w:noProof/>
-                <w:webHidden/>
-              </w:rPr>
-              <w:tab/>
-            </w:r>
-            <w:r>
-              <w:rPr>
-                <w:noProof/>
-                <w:webHidden/>
-              </w:rPr>
-              <w:fldChar w:fldCharType="begin"/>
-            </w:r>
-            <w:r>
-              <w:rPr>
-                <w:noProof/>
-                <w:webHidden/>
-              </w:rPr>
-              <w:instrText xml:space="preserve"> PAGEREF _Toc224050058 \h </w:instrText>
-            </w:r>
-            <w:r>
-              <w:rPr>
-                <w:noProof/>
-                <w:webHidden/>
-              </w:rPr>
-            </w:r>
-            <w:r>
-              <w:rPr>
-                <w:noProof/>
-                <w:webHidden/>
-              </w:rPr>
-              <w:fldChar w:fldCharType="separate"/>
-            </w:r>
-            <w:r>
-              <w:rPr>
-                <w:noProof/>
-                <w:webHidden/>
-              </w:rPr>
-              <w:t>13</w:t>
-            </w:r>
-            <w:r>
-              <w:rPr>
-                <w:noProof/>
-                <w:webHidden/>
-              </w:rPr>
-              <w:fldChar w:fldCharType="end"/>
-            </w:r>
-          </w:hyperlink>
-        </w:p>
-        <w:p>
-          <w:pPr>
-            <w:pStyle w:val="TOC3"/>
-            <w:tabs>
-              <w:tab w:val="left" w:pos="1200"/>
-              <w:tab w:val="right" w:leader="dot" w:pos="9016"/>
-            </w:tabs>
-            <w:rPr>
-              <w:rFonts w:eastAsiaTheme="minorEastAsia"/>
-              <w:noProof/>
-              <w:kern w:val="2"/>
-              <w:sz w:val="24"/>
-              <w:szCs w:val="24"/>
-              <w:lang w:eastAsia="en-GB"/>
-              <w14:ligatures w14:val="standardContextual"/>
-            </w:rPr>
-          </w:pPr>
-          <w:hyperlink w:anchor="_Toc224050059" w:history="1">
-            <w:r>
-              <w:rPr>
-                <w:rStyle w:val="Hyperlink"/>
-                <w:noProof/>
-              </w:rPr>
-              <w:t>3.2.2</w:t>
-            </w:r>
-            <w:r>
-              <w:rPr>
-                <w:rFonts w:eastAsiaTheme="minorEastAsia"/>
-                <w:noProof/>
-                <w:kern w:val="2"/>
-                <w:sz w:val="24"/>
-                <w:szCs w:val="24"/>
-                <w:lang w:eastAsia="en-GB"/>
-                <w14:ligatures w14:val="standardContextual"/>
-              </w:rPr>
-              <w:tab/>
-            </w:r>
-            <w:r>
-              <w:rPr>
-                <w:rStyle w:val="Hyperlink"/>
-                <w:noProof/>
-              </w:rPr>
-              <w:t>Functional Capabilities</w:t>
-            </w:r>
-            <w:r>
-              <w:rPr>
-                <w:noProof/>
-                <w:webHidden/>
-              </w:rPr>
-              <w:tab/>
-            </w:r>
-            <w:r>
-              <w:rPr>
-                <w:noProof/>
-                <w:webHidden/>
-              </w:rPr>
-              <w:fldChar w:fldCharType="begin"/>
-            </w:r>
-            <w:r>
-              <w:rPr>
-                <w:noProof/>
-                <w:webHidden/>
-              </w:rPr>
-              <w:instrText xml:space="preserve"> PAGEREF _Toc224050059 \h </w:instrText>
-            </w:r>
-            <w:r>
-              <w:rPr>
-                <w:noProof/>
-                <w:webHidden/>
-              </w:rPr>
-            </w:r>
-            <w:r>
-              <w:rPr>
-                <w:noProof/>
-                <w:webHidden/>
-              </w:rPr>
-              <w:fldChar w:fldCharType="separate"/>
-            </w:r>
-            <w:r>
-              <w:rPr>
-                <w:noProof/>
-                <w:webHidden/>
-              </w:rPr>
-              <w:t>13</w:t>
-            </w:r>
-            <w:r>
-              <w:rPr>
-                <w:noProof/>
-                <w:webHidden/>
-              </w:rPr>
-              <w:fldChar w:fldCharType="end"/>
-            </w:r>
-          </w:hyperlink>
-        </w:p>
-        <w:p>
-          <w:pPr>
-            <w:pStyle w:val="TOC3"/>
-            <w:tabs>
-              <w:tab w:val="left" w:pos="1200"/>
-              <w:tab w:val="right" w:leader="dot" w:pos="9016"/>
-            </w:tabs>
-            <w:rPr>
-              <w:rFonts w:eastAsiaTheme="minorEastAsia"/>
-              <w:noProof/>
-              <w:kern w:val="2"/>
-              <w:sz w:val="24"/>
-              <w:szCs w:val="24"/>
-              <w:lang w:eastAsia="en-GB"/>
-              <w14:ligatures w14:val="standardContextual"/>
-            </w:rPr>
-          </w:pPr>
-          <w:hyperlink w:anchor="_Toc224050060" w:history="1">
-            <w:r>
-              <w:rPr>
-                <w:rStyle w:val="Hyperlink"/>
-                <w:noProof/>
-              </w:rPr>
-              <w:t>3.2.3</w:t>
-            </w:r>
-            <w:r>
-              <w:rPr>
-                <w:rFonts w:eastAsiaTheme="minorEastAsia"/>
-                <w:noProof/>
-                <w:kern w:val="2"/>
-                <w:sz w:val="24"/>
-                <w:szCs w:val="24"/>
-                <w:lang w:eastAsia="en-GB"/>
-                <w14:ligatures w14:val="standardContextual"/>
-              </w:rPr>
-              <w:tab/>
-            </w:r>
-            <w:r>
-              <w:rPr>
-                <w:rStyle w:val="Hyperlink"/>
-                <w:noProof/>
-              </w:rPr>
-              <w:t>Performance Levels</w:t>
-            </w:r>
-            <w:r>
-              <w:rPr>
-                <w:noProof/>
-                <w:webHidden/>
-              </w:rPr>
-              <w:tab/>
-            </w:r>
-            <w:r>
-              <w:rPr>
-                <w:noProof/>
-                <w:webHidden/>
-              </w:rPr>
-              <w:fldChar w:fldCharType="begin"/>
-            </w:r>
-            <w:r>
-              <w:rPr>
-                <w:noProof/>
-                <w:webHidden/>
-              </w:rPr>
-              <w:instrText xml:space="preserve"> PAGEREF _Toc224050060 \h </w:instrText>
-            </w:r>
-            <w:r>
-              <w:rPr>
-                <w:noProof/>
-                <w:webHidden/>
-              </w:rPr>
-            </w:r>
-            <w:r>
-              <w:rPr>
-                <w:noProof/>
-                <w:webHidden/>
-              </w:rPr>
-              <w:fldChar w:fldCharType="separate"/>
-            </w:r>
-            <w:r>
-              <w:rPr>
-                <w:noProof/>
-                <w:webHidden/>
-              </w:rPr>
-              <w:t>13</w:t>
-            </w:r>
-            <w:r>
-              <w:rPr>
-                <w:noProof/>
-                <w:webHidden/>
-              </w:rPr>
-              <w:fldChar w:fldCharType="end"/>
-            </w:r>
-          </w:hyperlink>
-        </w:p>
-        <w:p>
-          <w:pPr>
-            <w:pStyle w:val="TOC3"/>
-            <w:tabs>
-              <w:tab w:val="left" w:pos="1200"/>
-              <w:tab w:val="right" w:leader="dot" w:pos="9016"/>
-            </w:tabs>
-            <w:rPr>
-              <w:rFonts w:eastAsiaTheme="minorEastAsia"/>
-              <w:noProof/>
-              <w:kern w:val="2"/>
-              <w:sz w:val="24"/>
-              <w:szCs w:val="24"/>
-              <w:lang w:eastAsia="en-GB"/>
-              <w14:ligatures w14:val="standardContextual"/>
-            </w:rPr>
-          </w:pPr>
-          <w:hyperlink w:anchor="_Toc224050061" w:history="1">
-            <w:r>
-              <w:rPr>
-                <w:rStyle w:val="Hyperlink"/>
-                <w:noProof/>
-              </w:rPr>
-              <w:t>3.2.4</w:t>
-            </w:r>
-            <w:r>
-              <w:rPr>
-                <w:rFonts w:eastAsiaTheme="minorEastAsia"/>
-                <w:noProof/>
-                <w:kern w:val="2"/>
-                <w:sz w:val="24"/>
-                <w:szCs w:val="24"/>
-                <w:lang w:eastAsia="en-GB"/>
-                <w14:ligatures w14:val="standardContextual"/>
-              </w:rPr>
-              <w:tab/>
-            </w:r>
-            <w:r>
-              <w:rPr>
-                <w:rStyle w:val="Hyperlink"/>
-                <w:noProof/>
-              </w:rPr>
-              <w:t>Data Structures/Elements</w:t>
-            </w:r>
-            <w:r>
-              <w:rPr>
-                <w:noProof/>
-                <w:webHidden/>
-              </w:rPr>
-              <w:tab/>
-            </w:r>
-            <w:r>
-              <w:rPr>
-                <w:noProof/>
-                <w:webHidden/>
-              </w:rPr>
-              <w:fldChar w:fldCharType="begin"/>
-            </w:r>
-            <w:r>
-              <w:rPr>
-                <w:noProof/>
-                <w:webHidden/>
-              </w:rPr>
-              <w:instrText xml:space="preserve"> PAGEREF _Toc224050061 \h </w:instrText>
-            </w:r>
-            <w:r>
-              <w:rPr>
-                <w:noProof/>
-                <w:webHidden/>
-              </w:rPr>
-            </w:r>
-            <w:r>
-              <w:rPr>
-                <w:noProof/>
-                <w:webHidden/>
-              </w:rPr>
-              <w:fldChar w:fldCharType="separate"/>
-            </w:r>
-            <w:r>
-              <w:rPr>
-                <w:noProof/>
-                <w:webHidden/>
-              </w:rPr>
-              <w:t>13</w:t>
-            </w:r>
-            <w:r>
-              <w:rPr>
-                <w:noProof/>
-                <w:webHidden/>
-              </w:rPr>
-              <w:fldChar w:fldCharType="end"/>
-            </w:r>
-          </w:hyperlink>
-        </w:p>
-        <w:p>
-          <w:pPr>
-            <w:pStyle w:val="TOC3"/>
-            <w:tabs>
-              <w:tab w:val="left" w:pos="1200"/>
-              <w:tab w:val="right" w:leader="dot" w:pos="9016"/>
-            </w:tabs>
-            <w:rPr>
-              <w:rFonts w:eastAsiaTheme="minorEastAsia"/>
-              <w:noProof/>
-              <w:kern w:val="2"/>
-              <w:sz w:val="24"/>
-              <w:szCs w:val="24"/>
-              <w:lang w:eastAsia="en-GB"/>
-              <w14:ligatures w14:val="standardContextual"/>
-            </w:rPr>
-          </w:pPr>
-          <w:hyperlink w:anchor="_Toc224050062" w:history="1">
-            <w:r>
-              <w:rPr>
-                <w:rStyle w:val="Hyperlink"/>
-                <w:noProof/>
-              </w:rPr>
-              <w:t>3.2.5</w:t>
-            </w:r>
-            <w:r>
-              <w:rPr>
-                <w:rFonts w:eastAsiaTheme="minorEastAsia"/>
-                <w:noProof/>
-                <w:kern w:val="2"/>
-                <w:sz w:val="24"/>
-                <w:szCs w:val="24"/>
-                <w:lang w:eastAsia="en-GB"/>
-                <w14:ligatures w14:val="standardContextual"/>
-              </w:rPr>
-              <w:tab/>
-            </w:r>
-            <w:r>
-              <w:rPr>
-                <w:rStyle w:val="Hyperlink"/>
-                <w:noProof/>
-              </w:rPr>
-              <w:t>Safety</w:t>
-            </w:r>
-            <w:r>
-              <w:rPr>
-                <w:noProof/>
-                <w:webHidden/>
-              </w:rPr>
-              <w:tab/>
-            </w:r>
-            <w:r>
-              <w:rPr>
-                <w:noProof/>
-                <w:webHidden/>
-              </w:rPr>
-              <w:fldChar w:fldCharType="begin"/>
-            </w:r>
-            <w:r>
-              <w:rPr>
-                <w:noProof/>
-                <w:webHidden/>
-              </w:rPr>
-              <w:instrText xml:space="preserve"> PAGEREF _Toc224050062 \h </w:instrText>
-            </w:r>
-            <w:r>
-              <w:rPr>
-                <w:noProof/>
-                <w:webHidden/>
-              </w:rPr>
-            </w:r>
-            <w:r>
-              <w:rPr>
-                <w:noProof/>
-                <w:webHidden/>
-              </w:rPr>
-              <w:fldChar w:fldCharType="separate"/>
-            </w:r>
-            <w:r>
-              <w:rPr>
-                <w:noProof/>
-                <w:webHidden/>
-              </w:rPr>
-              <w:t>13</w:t>
-            </w:r>
-            <w:r>
-              <w:rPr>
-                <w:noProof/>
-                <w:webHidden/>
-              </w:rPr>
-              <w:fldChar w:fldCharType="end"/>
-            </w:r>
-          </w:hyperlink>
-        </w:p>
-        <w:p>
-          <w:pPr>
-            <w:pStyle w:val="TOC3"/>
-            <w:tabs>
-              <w:tab w:val="left" w:pos="1200"/>
-              <w:tab w:val="right" w:leader="dot" w:pos="9016"/>
-            </w:tabs>
-            <w:rPr>
-              <w:rFonts w:eastAsiaTheme="minorEastAsia"/>
-              <w:noProof/>
-              <w:kern w:val="2"/>
-              <w:sz w:val="24"/>
-              <w:szCs w:val="24"/>
-              <w:lang w:eastAsia="en-GB"/>
-              <w14:ligatures w14:val="standardContextual"/>
-            </w:rPr>
-          </w:pPr>
-          <w:hyperlink w:anchor="_Toc224050063" w:history="1">
-            <w:r>
-              <w:rPr>
-                <w:rStyle w:val="Hyperlink"/>
-                <w:noProof/>
-              </w:rPr>
-              <w:t>3.2.6</w:t>
-            </w:r>
-            <w:r>
-              <w:rPr>
-                <w:rFonts w:eastAsiaTheme="minorEastAsia"/>
-                <w:noProof/>
-                <w:kern w:val="2"/>
-                <w:sz w:val="24"/>
-                <w:szCs w:val="24"/>
-                <w:lang w:eastAsia="en-GB"/>
-                <w14:ligatures w14:val="standardContextual"/>
-              </w:rPr>
-              <w:tab/>
-            </w:r>
-            <w:r>
-              <w:rPr>
-                <w:rStyle w:val="Hyperlink"/>
-                <w:noProof/>
-              </w:rPr>
-              <w:t>Reliability</w:t>
-            </w:r>
-            <w:r>
-              <w:rPr>
-                <w:noProof/>
-                <w:webHidden/>
-              </w:rPr>
-              <w:tab/>
-            </w:r>
-            <w:r>
-              <w:rPr>
-                <w:noProof/>
-                <w:webHidden/>
-              </w:rPr>
-              <w:fldChar w:fldCharType="begin"/>
-            </w:r>
-            <w:r>
-              <w:rPr>
-                <w:noProof/>
-                <w:webHidden/>
-              </w:rPr>
-              <w:instrText xml:space="preserve"> PAGEREF _Toc224050063 \h </w:instrText>
-            </w:r>
-            <w:r>
-              <w:rPr>
-                <w:noProof/>
-                <w:webHidden/>
-              </w:rPr>
-            </w:r>
-            <w:r>
-              <w:rPr>
-                <w:noProof/>
-                <w:webHidden/>
-              </w:rPr>
-              <w:fldChar w:fldCharType="separate"/>
-            </w:r>
-            <w:r>
-              <w:rPr>
-                <w:noProof/>
-                <w:webHidden/>
-              </w:rPr>
-              <w:t>13</w:t>
-            </w:r>
-            <w:r>
-              <w:rPr>
-                <w:noProof/>
-                <w:webHidden/>
-              </w:rPr>
-              <w:fldChar w:fldCharType="end"/>
-            </w:r>
-          </w:hyperlink>
-        </w:p>
-        <w:p>
-          <w:pPr>
-            <w:pStyle w:val="TOC3"/>
-            <w:tabs>
-              <w:tab w:val="left" w:pos="1200"/>
-              <w:tab w:val="right" w:leader="dot" w:pos="9016"/>
-            </w:tabs>
-            <w:rPr>
-              <w:rFonts w:eastAsiaTheme="minorEastAsia"/>
-              <w:noProof/>
-              <w:kern w:val="2"/>
-              <w:sz w:val="24"/>
-              <w:szCs w:val="24"/>
-              <w:lang w:eastAsia="en-GB"/>
-              <w14:ligatures w14:val="standardContextual"/>
-            </w:rPr>
-          </w:pPr>
-          <w:hyperlink w:anchor="_Toc224050064" w:history="1">
-            <w:r>
-              <w:rPr>
-                <w:rStyle w:val="Hyperlink"/>
-                <w:noProof/>
-              </w:rPr>
-              <w:t>3.2.7</w:t>
-            </w:r>
-            <w:r>
-              <w:rPr>
-                <w:rFonts w:eastAsiaTheme="minorEastAsia"/>
-                <w:noProof/>
-                <w:kern w:val="2"/>
-                <w:sz w:val="24"/>
-                <w:szCs w:val="24"/>
-                <w:lang w:eastAsia="en-GB"/>
-                <w14:ligatures w14:val="standardContextual"/>
-              </w:rPr>
-              <w:tab/>
-            </w:r>
-            <w:r>
-              <w:rPr>
-                <w:rStyle w:val="Hyperlink"/>
-                <w:noProof/>
-              </w:rPr>
-              <w:t>Security/Privacy</w:t>
-            </w:r>
-            <w:r>
-              <w:rPr>
-                <w:noProof/>
-                <w:webHidden/>
-              </w:rPr>
-              <w:tab/>
-            </w:r>
-            <w:r>
-              <w:rPr>
-                <w:noProof/>
-                <w:webHidden/>
-              </w:rPr>
-              <w:fldChar w:fldCharType="begin"/>
-            </w:r>
-            <w:r>
-              <w:rPr>
-                <w:noProof/>
-                <w:webHidden/>
-              </w:rPr>
-              <w:instrText xml:space="preserve"> PAGEREF _Toc224050064 \h </w:instrText>
-            </w:r>
-            <w:r>
-              <w:rPr>
-                <w:noProof/>
-                <w:webHidden/>
-              </w:rPr>
-            </w:r>
-            <w:r>
-              <w:rPr>
-                <w:noProof/>
-                <w:webHidden/>
-              </w:rPr>
-              <w:fldChar w:fldCharType="separate"/>
-            </w:r>
-            <w:r>
-              <w:rPr>
-                <w:noProof/>
-                <w:webHidden/>
-              </w:rPr>
-              <w:t>13</w:t>
-            </w:r>
-            <w:r>
-              <w:rPr>
-                <w:noProof/>
-                <w:webHidden/>
-              </w:rPr>
-              <w:fldChar w:fldCharType="end"/>
-            </w:r>
-          </w:hyperlink>
-        </w:p>
-        <w:p>
-          <w:pPr>
-            <w:pStyle w:val="TOC3"/>
-            <w:tabs>
-              <w:tab w:val="left" w:pos="1200"/>
-              <w:tab w:val="right" w:leader="dot" w:pos="9016"/>
-            </w:tabs>
-            <w:rPr>
-              <w:rFonts w:eastAsiaTheme="minorEastAsia"/>
-              <w:noProof/>
-              <w:kern w:val="2"/>
-              <w:sz w:val="24"/>
-              <w:szCs w:val="24"/>
-              <w:lang w:eastAsia="en-GB"/>
-              <w14:ligatures w14:val="standardContextual"/>
-            </w:rPr>
-          </w:pPr>
-          <w:hyperlink w:anchor="_Toc224050065" w:history="1">
-            <w:r>
-              <w:rPr>
-                <w:rStyle w:val="Hyperlink"/>
-                <w:noProof/>
-              </w:rPr>
-              <w:t>3.2.8</w:t>
-            </w:r>
-            <w:r>
-              <w:rPr>
-                <w:rFonts w:eastAsiaTheme="minorEastAsia"/>
-                <w:noProof/>
-                <w:kern w:val="2"/>
-                <w:sz w:val="24"/>
-                <w:szCs w:val="24"/>
-                <w:lang w:eastAsia="en-GB"/>
-                <w14:ligatures w14:val="standardContextual"/>
-              </w:rPr>
-              <w:tab/>
-            </w:r>
-            <w:r>
-              <w:rPr>
-                <w:rStyle w:val="Hyperlink"/>
-                <w:noProof/>
-              </w:rPr>
-              <w:t>Quality</w:t>
-            </w:r>
-            <w:r>
-              <w:rPr>
-                <w:noProof/>
-                <w:webHidden/>
-              </w:rPr>
-              <w:tab/>
-            </w:r>
-            <w:r>
-              <w:rPr>
-                <w:noProof/>
-                <w:webHidden/>
-              </w:rPr>
-              <w:fldChar w:fldCharType="begin"/>
-            </w:r>
-            <w:r>
-              <w:rPr>
-                <w:noProof/>
-                <w:webHidden/>
-              </w:rPr>
-              <w:instrText xml:space="preserve"> PAGEREF _Toc224050065 \h </w:instrText>
-            </w:r>
-            <w:r>
-              <w:rPr>
-                <w:noProof/>
-                <w:webHidden/>
-              </w:rPr>
-            </w:r>
-            <w:r>
-              <w:rPr>
-                <w:noProof/>
-                <w:webHidden/>
-              </w:rPr>
-              <w:fldChar w:fldCharType="separate"/>
-            </w:r>
-            <w:r>
-              <w:rPr>
-                <w:noProof/>
-                <w:webHidden/>
-              </w:rPr>
-              <w:t>13</w:t>
-            </w:r>
-            <w:r>
-              <w:rPr>
-                <w:noProof/>
-                <w:webHidden/>
-              </w:rPr>
-              <w:fldChar w:fldCharType="end"/>
-            </w:r>
-          </w:hyperlink>
-        </w:p>
-        <w:p>
-          <w:pPr>
-            <w:pStyle w:val="TOC3"/>
-            <w:tabs>
-              <w:tab w:val="left" w:pos="1200"/>
-              <w:tab w:val="right" w:leader="dot" w:pos="9016"/>
-            </w:tabs>
-            <w:rPr>
-              <w:rFonts w:eastAsiaTheme="minorEastAsia"/>
-              <w:noProof/>
-              <w:kern w:val="2"/>
-              <w:sz w:val="24"/>
-              <w:szCs w:val="24"/>
-              <w:lang w:eastAsia="en-GB"/>
-              <w14:ligatures w14:val="standardContextual"/>
-            </w:rPr>
-          </w:pPr>
-          <w:hyperlink w:anchor="_Toc224050066" w:history="1">
-            <w:r>
-              <w:rPr>
-                <w:rStyle w:val="Hyperlink"/>
-                <w:noProof/>
-              </w:rPr>
-              <w:t>3.2.9</w:t>
-            </w:r>
-            <w:r>
-              <w:rPr>
-                <w:rFonts w:eastAsiaTheme="minorEastAsia"/>
-                <w:noProof/>
-                <w:kern w:val="2"/>
-                <w:sz w:val="24"/>
-                <w:szCs w:val="24"/>
-                <w:lang w:eastAsia="en-GB"/>
-                <w14:ligatures w14:val="standardContextual"/>
-              </w:rPr>
-              <w:tab/>
-            </w:r>
-            <w:r>
-              <w:rPr>
-                <w:rStyle w:val="Hyperlink"/>
-                <w:noProof/>
-              </w:rPr>
-              <w:t>Constraints and Limitations</w:t>
-            </w:r>
-            <w:r>
-              <w:rPr>
-                <w:noProof/>
-                <w:webHidden/>
-              </w:rPr>
-              <w:tab/>
-            </w:r>
-            <w:r>
-              <w:rPr>
-                <w:noProof/>
-                <w:webHidden/>
-              </w:rPr>
-              <w:fldChar w:fldCharType="begin"/>
-            </w:r>
-            <w:r>
-              <w:rPr>
-                <w:noProof/>
-                <w:webHidden/>
-              </w:rPr>
-              <w:instrText xml:space="preserve"> PAGEREF _Toc224050066 \h </w:instrText>
-            </w:r>
-            <w:r>
-              <w:rPr>
-                <w:noProof/>
-                <w:webHidden/>
-              </w:rPr>
-            </w:r>
-            <w:r>
-              <w:rPr>
-                <w:noProof/>
-                <w:webHidden/>
-              </w:rPr>
-              <w:fldChar w:fldCharType="separate"/>
-            </w:r>
-            <w:r>
-              <w:rPr>
-                <w:noProof/>
-                <w:webHidden/>
-              </w:rPr>
-              <w:t>13</w:t>
-            </w:r>
-            <w:r>
-              <w:rPr>
-                <w:noProof/>
-                <w:webHidden/>
-              </w:rPr>
-              <w:fldChar w:fldCharType="end"/>
-            </w:r>
-          </w:hyperlink>
-        </w:p>
-        <w:p>
-          <w:pPr>
-            <w:pStyle w:val="TOC3"/>
-            <w:tabs>
-              <w:tab w:val="left" w:pos="1440"/>
-              <w:tab w:val="right" w:leader="dot" w:pos="9016"/>
-            </w:tabs>
-            <w:rPr>
-              <w:rFonts w:eastAsiaTheme="minorEastAsia"/>
-              <w:noProof/>
-              <w:kern w:val="2"/>
-              <w:sz w:val="24"/>
-              <w:szCs w:val="24"/>
-              <w:lang w:eastAsia="en-GB"/>
-              <w14:ligatures w14:val="standardContextual"/>
-            </w:rPr>
-          </w:pPr>
-          <w:hyperlink w:anchor="_Toc224050067" w:history="1">
-            <w:r>
-              <w:rPr>
-                <w:rStyle w:val="Hyperlink"/>
-                <w:noProof/>
-              </w:rPr>
-              <w:t>3.2.10</w:t>
-            </w:r>
-            <w:r>
-              <w:rPr>
-                <w:rFonts w:eastAsiaTheme="minorEastAsia"/>
-                <w:noProof/>
-                <w:kern w:val="2"/>
-                <w:sz w:val="24"/>
-                <w:szCs w:val="24"/>
-                <w:lang w:eastAsia="en-GB"/>
-                <w14:ligatures w14:val="standardContextual"/>
-              </w:rPr>
-              <w:tab/>
-            </w:r>
-            <w:r>
-              <w:rPr>
-                <w:rStyle w:val="Hyperlink"/>
-                <w:noProof/>
-              </w:rPr>
-              <w:t>Performance requirements</w:t>
-            </w:r>
-            <w:r>
-              <w:rPr>
-                <w:noProof/>
-                <w:webHidden/>
-              </w:rPr>
-              <w:tab/>
-            </w:r>
-            <w:r>
-              <w:rPr>
-                <w:noProof/>
-                <w:webHidden/>
-              </w:rPr>
-              <w:fldChar w:fldCharType="begin"/>
-            </w:r>
-            <w:r>
-              <w:rPr>
-                <w:noProof/>
-                <w:webHidden/>
-              </w:rPr>
-              <w:instrText xml:space="preserve"> PAGEREF _Toc224050067 \h </w:instrText>
+              <w:instrText xml:space="preserve"> PAGEREF _Toc224469553 \h </w:instrText>
             </w:r>
             <w:r>
               <w:rPr>
@@ -3748,7 +2720,7 @@
               <w14:ligatures w14:val="standardContextual"/>
             </w:rPr>
           </w:pPr>
-          <w:hyperlink w:anchor="_Toc224050068" w:history="1">
+          <w:hyperlink w:anchor="_Toc224469554" w:history="1">
             <w:r>
               <w:rPr>
                 <w:rStyle w:val="Hyperlink"/>
@@ -3773,6 +2745,100 @@
                 <w:rStyle w:val="Hyperlink"/>
                 <w:noProof/>
               </w:rPr>
+              <w:t>Non-Functional Requirements</w:t>
+            </w:r>
+            <w:r>
+              <w:rPr>
+                <w:noProof/>
+                <w:webHidden/>
+              </w:rPr>
+              <w:tab/>
+            </w:r>
+            <w:r>
+              <w:rPr>
+                <w:noProof/>
+                <w:webHidden/>
+              </w:rPr>
+              <w:fldChar w:fldCharType="begin"/>
+            </w:r>
+            <w:r>
+              <w:rPr>
+                <w:noProof/>
+                <w:webHidden/>
+              </w:rPr>
+              <w:instrText xml:space="preserve"> PAGEREF _Toc224469554 \h </w:instrText>
+            </w:r>
+            <w:r>
+              <w:rPr>
+                <w:noProof/>
+                <w:webHidden/>
+              </w:rPr>
+            </w:r>
+            <w:r>
+              <w:rPr>
+                <w:noProof/>
+                <w:webHidden/>
+              </w:rPr>
+              <w:fldChar w:fldCharType="separate"/>
+            </w:r>
+            <w:r>
+              <w:rPr>
+                <w:noProof/>
+                <w:webHidden/>
+              </w:rPr>
+              <w:t>14</w:t>
+            </w:r>
+            <w:r>
+              <w:rPr>
+                <w:noProof/>
+                <w:webHidden/>
+              </w:rPr>
+              <w:fldChar w:fldCharType="end"/>
+            </w:r>
+          </w:hyperlink>
+        </w:p>
+        <w:p>
+          <w:pPr>
+            <w:pStyle w:val="TOC2"/>
+            <w:tabs>
+              <w:tab w:val="left" w:pos="960"/>
+              <w:tab w:val="right" w:leader="dot" w:pos="9016"/>
+            </w:tabs>
+            <w:rPr>
+              <w:rFonts w:eastAsiaTheme="minorEastAsia"/>
+              <w:noProof/>
+              <w:kern w:val="2"/>
+              <w:sz w:val="24"/>
+              <w:szCs w:val="24"/>
+              <w:lang w:eastAsia="en-GB"/>
+              <w14:ligatures w14:val="standardContextual"/>
+            </w:rPr>
+          </w:pPr>
+          <w:hyperlink w:anchor="_Toc224469555" w:history="1">
+            <w:r>
+              <w:rPr>
+                <w:rStyle w:val="Hyperlink"/>
+                <w:noProof/>
+              </w:rPr>
+              <w:t>3.4</w:t>
+            </w:r>
+            <w:r>
+              <w:rPr>
+                <w:rFonts w:eastAsiaTheme="minorEastAsia"/>
+                <w:noProof/>
+                <w:kern w:val="2"/>
+                <w:sz w:val="24"/>
+                <w:szCs w:val="24"/>
+                <w:lang w:eastAsia="en-GB"/>
+                <w14:ligatures w14:val="standardContextual"/>
+              </w:rPr>
+              <w:tab/>
+            </w:r>
+            <w:r>
+              <w:rPr>
+                <w:rStyle w:val="Hyperlink"/>
+                <w:noProof/>
+              </w:rPr>
               <w:t>Design constraints</w:t>
             </w:r>
             <w:r>
@@ -3794,7 +2860,7 @@
                 <w:noProof/>
                 <w:webHidden/>
               </w:rPr>
-              <w:instrText xml:space="preserve"> PAGEREF _Toc224050068 \h </w:instrText>
+              <w:instrText xml:space="preserve"> PAGEREF _Toc224469555 \h </w:instrText>
             </w:r>
             <w:r>
               <w:rPr>
@@ -3814,7 +2880,7 @@
                 <w:noProof/>
                 <w:webHidden/>
               </w:rPr>
-              <w:t>13</w:t>
+              <w:t>15</w:t>
             </w:r>
             <w:r>
               <w:rPr>
@@ -3842,7 +2908,7 @@
               <w14:ligatures w14:val="standardContextual"/>
             </w:rPr>
           </w:pPr>
-          <w:hyperlink w:anchor="_Toc224050069" w:history="1">
+          <w:hyperlink w:anchor="_Toc224469556" w:history="1">
             <w:r>
               <w:rPr>
                 <w:rStyle w:val="Hyperlink"/>
@@ -3888,7 +2954,7 @@
                 <w:noProof/>
                 <w:webHidden/>
               </w:rPr>
-              <w:instrText xml:space="preserve"> PAGEREF _Toc224050069 \h </w:instrText>
+              <w:instrText xml:space="preserve"> PAGEREF _Toc224469556 \h </w:instrText>
             </w:r>
             <w:r>
               <w:rPr>
@@ -3908,7 +2974,7 @@
                 <w:noProof/>
                 <w:webHidden/>
               </w:rPr>
-              <w:t>14</w:t>
+              <w:t>16</w:t>
             </w:r>
             <w:r>
               <w:rPr>
@@ -3936,7 +3002,7 @@
               <w14:ligatures w14:val="standardContextual"/>
             </w:rPr>
           </w:pPr>
-          <w:hyperlink w:anchor="_Toc224050070" w:history="1">
+          <w:hyperlink w:anchor="_Toc224469557" w:history="1">
             <w:r>
               <w:rPr>
                 <w:rStyle w:val="Hyperlink"/>
@@ -3982,7 +3048,7 @@
                 <w:noProof/>
                 <w:webHidden/>
               </w:rPr>
-              <w:instrText xml:space="preserve"> PAGEREF _Toc224050070 \h </w:instrText>
+              <w:instrText xml:space="preserve"> PAGEREF _Toc224469557 \h </w:instrText>
             </w:r>
             <w:r>
               <w:rPr>
@@ -4002,7 +3068,7 @@
                 <w:noProof/>
                 <w:webHidden/>
               </w:rPr>
-              <w:t>14</w:t>
+              <w:t>16</w:t>
             </w:r>
             <w:r>
               <w:rPr>
@@ -4030,7 +3096,7 @@
               <w14:ligatures w14:val="standardContextual"/>
             </w:rPr>
           </w:pPr>
-          <w:hyperlink w:anchor="_Toc224050071" w:history="1">
+          <w:hyperlink w:anchor="_Toc224469558" w:history="1">
             <w:r>
               <w:rPr>
                 <w:rStyle w:val="Hyperlink"/>
@@ -4076,7 +3142,7 @@
                 <w:noProof/>
                 <w:webHidden/>
               </w:rPr>
-              <w:instrText xml:space="preserve"> PAGEREF _Toc224050071 \h </w:instrText>
+              <w:instrText xml:space="preserve"> PAGEREF _Toc224469558 \h </w:instrText>
             </w:r>
             <w:r>
               <w:rPr>
@@ -4096,7 +3162,7 @@
                 <w:noProof/>
                 <w:webHidden/>
               </w:rPr>
-              <w:t>14</w:t>
+              <w:t>16</w:t>
             </w:r>
             <w:r>
               <w:rPr>
@@ -4124,7 +3190,7 @@
               <w14:ligatures w14:val="standardContextual"/>
             </w:rPr>
           </w:pPr>
-          <w:hyperlink w:anchor="_Toc224050072" w:history="1">
+          <w:hyperlink w:anchor="_Toc224469559" w:history="1">
             <w:r>
               <w:rPr>
                 <w:rStyle w:val="Hyperlink"/>
@@ -4170,7 +3236,7 @@
                 <w:noProof/>
                 <w:webHidden/>
               </w:rPr>
-              <w:instrText xml:space="preserve"> PAGEREF _Toc224050072 \h </w:instrText>
+              <w:instrText xml:space="preserve"> PAGEREF _Toc224469559 \h </w:instrText>
             </w:r>
             <w:r>
               <w:rPr>
@@ -4190,7 +3256,7 @@
                 <w:noProof/>
                 <w:webHidden/>
               </w:rPr>
-              <w:t>14</w:t>
+              <w:t>16</w:t>
             </w:r>
             <w:r>
               <w:rPr>
@@ -4218,7 +3284,7 @@
               <w14:ligatures w14:val="standardContextual"/>
             </w:rPr>
           </w:pPr>
-          <w:hyperlink w:anchor="_Toc224050073" w:history="1">
+          <w:hyperlink w:anchor="_Toc224469560" w:history="1">
             <w:r>
               <w:rPr>
                 <w:rStyle w:val="Hyperlink"/>
@@ -4264,7 +3330,7 @@
                 <w:noProof/>
                 <w:webHidden/>
               </w:rPr>
-              <w:instrText xml:space="preserve"> PAGEREF _Toc224050073 \h </w:instrText>
+              <w:instrText xml:space="preserve"> PAGEREF _Toc224469560 \h </w:instrText>
             </w:r>
             <w:r>
               <w:rPr>
@@ -4284,7 +3350,7 @@
                 <w:noProof/>
                 <w:webHidden/>
               </w:rPr>
-              <w:t>15</w:t>
+              <w:t>17</w:t>
             </w:r>
             <w:r>
               <w:rPr>
@@ -4312,7 +3378,7 @@
               <w14:ligatures w14:val="standardContextual"/>
             </w:rPr>
           </w:pPr>
-          <w:hyperlink w:anchor="_Toc224050074" w:history="1">
+          <w:hyperlink w:anchor="_Toc224469561" w:history="1">
             <w:r>
               <w:rPr>
                 <w:rStyle w:val="Hyperlink"/>
@@ -4358,7 +3424,7 @@
                 <w:noProof/>
                 <w:webHidden/>
               </w:rPr>
-              <w:instrText xml:space="preserve"> PAGEREF _Toc224050074 \h </w:instrText>
+              <w:instrText xml:space="preserve"> PAGEREF _Toc224469561 \h </w:instrText>
             </w:r>
             <w:r>
               <w:rPr>
@@ -4378,7 +3444,7 @@
                 <w:noProof/>
                 <w:webHidden/>
               </w:rPr>
-              <w:t>15</w:t>
+              <w:t>17</w:t>
             </w:r>
             <w:r>
               <w:rPr>
@@ -4406,7 +3472,7 @@
               <w14:ligatures w14:val="standardContextual"/>
             </w:rPr>
           </w:pPr>
-          <w:hyperlink w:anchor="_Toc224050075" w:history="1">
+          <w:hyperlink w:anchor="_Toc224469562" w:history="1">
             <w:r>
               <w:rPr>
                 <w:rStyle w:val="Hyperlink"/>
@@ -4452,7 +3518,7 @@
                 <w:noProof/>
                 <w:webHidden/>
               </w:rPr>
-              <w:instrText xml:space="preserve"> PAGEREF _Toc224050075 \h </w:instrText>
+              <w:instrText xml:space="preserve"> PAGEREF _Toc224469562 \h </w:instrText>
             </w:r>
             <w:r>
               <w:rPr>
@@ -4472,7 +3538,7 @@
                 <w:noProof/>
                 <w:webHidden/>
               </w:rPr>
-              <w:t>15</w:t>
+              <w:t>17</w:t>
             </w:r>
             <w:r>
               <w:rPr>
@@ -4500,7 +3566,7 @@
               <w14:ligatures w14:val="standardContextual"/>
             </w:rPr>
           </w:pPr>
-          <w:hyperlink w:anchor="_Toc224050076" w:history="1">
+          <w:hyperlink w:anchor="_Toc224469563" w:history="1">
             <w:r>
               <w:rPr>
                 <w:rStyle w:val="Hyperlink"/>
@@ -4546,7 +3612,7 @@
                 <w:noProof/>
                 <w:webHidden/>
               </w:rPr>
-              <w:instrText xml:space="preserve"> PAGEREF _Toc224050076 \h </w:instrText>
+              <w:instrText xml:space="preserve"> PAGEREF _Toc224469563 \h </w:instrText>
             </w:r>
             <w:r>
               <w:rPr>
@@ -4566,7 +3632,7 @@
                 <w:noProof/>
                 <w:webHidden/>
               </w:rPr>
-              <w:t>16</w:t>
+              <w:t>18</w:t>
             </w:r>
             <w:r>
               <w:rPr>
@@ -4594,7 +3660,7 @@
               <w14:ligatures w14:val="standardContextual"/>
             </w:rPr>
           </w:pPr>
-          <w:hyperlink w:anchor="_Toc224050077" w:history="1">
+          <w:hyperlink w:anchor="_Toc224469564" w:history="1">
             <w:r>
               <w:rPr>
                 <w:rStyle w:val="Hyperlink"/>
@@ -4640,7 +3706,7 @@
                 <w:noProof/>
                 <w:webHidden/>
               </w:rPr>
-              <w:instrText xml:space="preserve"> PAGEREF _Toc224050077 \h </w:instrText>
+              <w:instrText xml:space="preserve"> PAGEREF _Toc224469564 \h </w:instrText>
             </w:r>
             <w:r>
               <w:rPr>
@@ -4660,7 +3726,7 @@
                 <w:noProof/>
                 <w:webHidden/>
               </w:rPr>
-              <w:t>16</w:t>
+              <w:t>18</w:t>
             </w:r>
             <w:r>
               <w:rPr>
@@ -4688,7 +3754,7 @@
               <w14:ligatures w14:val="standardContextual"/>
             </w:rPr>
           </w:pPr>
-          <w:hyperlink w:anchor="_Toc224050078" w:history="1">
+          <w:hyperlink w:anchor="_Toc224469565" w:history="1">
             <w:r>
               <w:rPr>
                 <w:rStyle w:val="Hyperlink"/>
@@ -4734,7 +3800,7 @@
                 <w:noProof/>
                 <w:webHidden/>
               </w:rPr>
-              <w:instrText xml:space="preserve"> PAGEREF _Toc224050078 \h </w:instrText>
+              <w:instrText xml:space="preserve"> PAGEREF _Toc224469565 \h </w:instrText>
             </w:r>
             <w:r>
               <w:rPr>
@@ -4754,7 +3820,7 @@
                 <w:noProof/>
                 <w:webHidden/>
               </w:rPr>
-              <w:t>16</w:t>
+              <w:t>18</w:t>
             </w:r>
             <w:r>
               <w:rPr>
@@ -4782,7 +3848,7 @@
               <w14:ligatures w14:val="standardContextual"/>
             </w:rPr>
           </w:pPr>
-          <w:hyperlink w:anchor="_Toc224050079" w:history="1">
+          <w:hyperlink w:anchor="_Toc224469566" w:history="1">
             <w:r>
               <w:rPr>
                 <w:rStyle w:val="Hyperlink"/>
@@ -4828,7 +3894,7 @@
                 <w:noProof/>
                 <w:webHidden/>
               </w:rPr>
-              <w:instrText xml:space="preserve"> PAGEREF _Toc224050079 \h </w:instrText>
+              <w:instrText xml:space="preserve"> PAGEREF _Toc224469566 \h </w:instrText>
             </w:r>
             <w:r>
               <w:rPr>
@@ -4848,7 +3914,7 @@
                 <w:noProof/>
                 <w:webHidden/>
               </w:rPr>
-              <w:t>17</w:t>
+              <w:t>19</w:t>
             </w:r>
             <w:r>
               <w:rPr>
@@ -4876,7 +3942,7 @@
               <w14:ligatures w14:val="standardContextual"/>
             </w:rPr>
           </w:pPr>
-          <w:hyperlink w:anchor="_Toc224050080" w:history="1">
+          <w:hyperlink w:anchor="_Toc224469567" w:history="1">
             <w:r>
               <w:rPr>
                 <w:rStyle w:val="Hyperlink"/>
@@ -4922,7 +3988,7 @@
                 <w:noProof/>
                 <w:webHidden/>
               </w:rPr>
-              <w:instrText xml:space="preserve"> PAGEREF _Toc224050080 \h </w:instrText>
+              <w:instrText xml:space="preserve"> PAGEREF _Toc224469567 \h </w:instrText>
             </w:r>
             <w:r>
               <w:rPr>
@@ -4942,7 +4008,7 @@
                 <w:noProof/>
                 <w:webHidden/>
               </w:rPr>
-              <w:t>17</w:t>
+              <w:t>19</w:t>
             </w:r>
             <w:r>
               <w:rPr>
@@ -4970,7 +4036,7 @@
               <w14:ligatures w14:val="standardContextual"/>
             </w:rPr>
           </w:pPr>
-          <w:hyperlink w:anchor="_Toc224050081" w:history="1">
+          <w:hyperlink w:anchor="_Toc224469568" w:history="1">
             <w:r>
               <w:rPr>
                 <w:rStyle w:val="Hyperlink"/>
@@ -5016,7 +4082,7 @@
                 <w:noProof/>
                 <w:webHidden/>
               </w:rPr>
-              <w:instrText xml:space="preserve"> PAGEREF _Toc224050081 \h </w:instrText>
+              <w:instrText xml:space="preserve"> PAGEREF _Toc224469568 \h </w:instrText>
             </w:r>
             <w:r>
               <w:rPr>
@@ -5036,7 +4102,7 @@
                 <w:noProof/>
                 <w:webHidden/>
               </w:rPr>
-              <w:t>18</w:t>
+              <w:t>20</w:t>
             </w:r>
             <w:r>
               <w:rPr>
@@ -5064,7 +4130,7 @@
               <w14:ligatures w14:val="standardContextual"/>
             </w:rPr>
           </w:pPr>
-          <w:hyperlink w:anchor="_Toc224050082" w:history="1">
+          <w:hyperlink w:anchor="_Toc224469569" w:history="1">
             <w:r>
               <w:rPr>
                 <w:rStyle w:val="Hyperlink"/>
@@ -5110,7 +4176,7 @@
                 <w:noProof/>
                 <w:webHidden/>
               </w:rPr>
-              <w:instrText xml:space="preserve"> PAGEREF _Toc224050082 \h </w:instrText>
+              <w:instrText xml:space="preserve"> PAGEREF _Toc224469569 \h </w:instrText>
             </w:r>
             <w:r>
               <w:rPr>
@@ -5130,7 +4196,7 @@
                 <w:noProof/>
                 <w:webHidden/>
               </w:rPr>
-              <w:t>18</w:t>
+              <w:t>20</w:t>
             </w:r>
             <w:r>
               <w:rPr>
@@ -5158,7 +4224,7 @@
               <w14:ligatures w14:val="standardContextual"/>
             </w:rPr>
           </w:pPr>
-          <w:hyperlink w:anchor="_Toc224050083" w:history="1">
+          <w:hyperlink w:anchor="_Toc224469570" w:history="1">
             <w:r>
               <w:rPr>
                 <w:rStyle w:val="Hyperlink"/>
@@ -5204,7 +4270,7 @@
                 <w:noProof/>
                 <w:webHidden/>
               </w:rPr>
-              <w:instrText xml:space="preserve"> PAGEREF _Toc224050083 \h </w:instrText>
+              <w:instrText xml:space="preserve"> PAGEREF _Toc224469570 \h </w:instrText>
             </w:r>
             <w:r>
               <w:rPr>
@@ -5224,7 +4290,7 @@
                 <w:noProof/>
                 <w:webHidden/>
               </w:rPr>
-              <w:t>18</w:t>
+              <w:t>20</w:t>
             </w:r>
             <w:r>
               <w:rPr>
@@ -5252,7 +4318,7 @@
               <w14:ligatures w14:val="standardContextual"/>
             </w:rPr>
           </w:pPr>
-          <w:hyperlink w:anchor="_Toc224050084" w:history="1">
+          <w:hyperlink w:anchor="_Toc224469571" w:history="1">
             <w:r>
               <w:rPr>
                 <w:rStyle w:val="Hyperlink"/>
@@ -5298,7 +4364,7 @@
                 <w:noProof/>
                 <w:webHidden/>
               </w:rPr>
-              <w:instrText xml:space="preserve"> PAGEREF _Toc224050084 \h </w:instrText>
+              <w:instrText xml:space="preserve"> PAGEREF _Toc224469571 \h </w:instrText>
             </w:r>
             <w:r>
               <w:rPr>
@@ -5318,7 +4384,7 @@
                 <w:noProof/>
                 <w:webHidden/>
               </w:rPr>
-              <w:t>18</w:t>
+              <w:t>20</w:t>
             </w:r>
             <w:r>
               <w:rPr>
@@ -5345,7 +4411,7 @@
               <w14:ligatures w14:val="standardContextual"/>
             </w:rPr>
           </w:pPr>
-          <w:hyperlink w:anchor="_Toc224050085" w:history="1">
+          <w:hyperlink w:anchor="_Toc224469572" w:history="1">
             <w:r>
               <w:rPr>
                 <w:rStyle w:val="Hyperlink"/>
@@ -5372,7 +4438,7 @@
                 <w:noProof/>
                 <w:webHidden/>
               </w:rPr>
-              <w:instrText xml:space="preserve"> PAGEREF _Toc224050085 \h </w:instrText>
+              <w:instrText xml:space="preserve"> PAGEREF _Toc224469572 \h </w:instrText>
             </w:r>
             <w:r>
               <w:rPr>
@@ -5392,7 +4458,7 @@
                 <w:noProof/>
                 <w:webHidden/>
               </w:rPr>
-              <w:t>19</w:t>
+              <w:t>21</w:t>
             </w:r>
             <w:r>
               <w:rPr>
@@ -5419,7 +4485,7 @@
               <w14:ligatures w14:val="standardContextual"/>
             </w:rPr>
           </w:pPr>
-          <w:hyperlink w:anchor="_Toc224050086" w:history="1">
+          <w:hyperlink w:anchor="_Toc224469573" w:history="1">
             <w:r>
               <w:rPr>
                 <w:rStyle w:val="Hyperlink"/>
@@ -5446,7 +4512,7 @@
                 <w:noProof/>
                 <w:webHidden/>
               </w:rPr>
-              <w:instrText xml:space="preserve"> PAGEREF _Toc224050086 \h </w:instrText>
+              <w:instrText xml:space="preserve"> PAGEREF _Toc224469573 \h </w:instrText>
             </w:r>
             <w:r>
               <w:rPr>
@@ -5466,7 +4532,7 @@
                 <w:noProof/>
                 <w:webHidden/>
               </w:rPr>
-              <w:t>21</w:t>
+              <w:t>23</w:t>
             </w:r>
             <w:r>
               <w:rPr>
@@ -5493,7 +4559,7 @@
               <w14:ligatures w14:val="standardContextual"/>
             </w:rPr>
           </w:pPr>
-          <w:hyperlink w:anchor="_Toc224050087" w:history="1">
+          <w:hyperlink w:anchor="_Toc224469574" w:history="1">
             <w:r>
               <w:rPr>
                 <w:rStyle w:val="Hyperlink"/>
@@ -5520,7 +4586,7 @@
                 <w:noProof/>
                 <w:webHidden/>
               </w:rPr>
-              <w:instrText xml:space="preserve"> PAGEREF _Toc224050087 \h </w:instrText>
+              <w:instrText xml:space="preserve"> PAGEREF _Toc224469574 \h </w:instrText>
             </w:r>
             <w:r>
               <w:rPr>
@@ -5540,7 +4606,7 @@
                 <w:noProof/>
                 <w:webHidden/>
               </w:rPr>
-              <w:t>22</w:t>
+              <w:t>24</w:t>
             </w:r>
             <w:r>
               <w:rPr>
@@ -5567,7 +4633,7 @@
       <w:pPr>
         <w:pStyle w:val="Heading1"/>
       </w:pPr>
-      <w:bookmarkStart w:id="2" w:name="_Toc224050041"/>
+      <w:bookmarkStart w:id="2" w:name="_Toc224469537"/>
       <w:r>
         <w:lastRenderedPageBreak/>
         <w:t>Introduction</w:t>
@@ -5659,7 +4725,7 @@
       <w:pPr>
         <w:pStyle w:val="Heading2"/>
       </w:pPr>
-      <w:bookmarkStart w:id="3" w:name="_Toc224050042"/>
+      <w:bookmarkStart w:id="3" w:name="_Toc224469538"/>
       <w:r>
         <w:t xml:space="preserve">Background </w:t>
       </w:r>
@@ -5679,21 +4745,7 @@
         <w:rPr>
           <w:rFonts w:ascii="Aptos" w:hAnsi="Aptos"/>
         </w:rPr>
-        <w:t xml:space="preserve">When there is a sudden onset of a disaster like earthquakes or hurricanes, first responders require situational awareness. Currently, this situational awareness is achieved by </w:t>
-      </w:r>
-      <w:proofErr w:type="gramStart"/>
-      <w:r>
-        <w:rPr>
-          <w:rFonts w:ascii="Aptos" w:hAnsi="Aptos"/>
-        </w:rPr>
-        <w:t>crowd-sourcing</w:t>
-      </w:r>
-      <w:proofErr w:type="gramEnd"/>
-      <w:r>
-        <w:rPr>
-          <w:rFonts w:ascii="Aptos" w:hAnsi="Aptos"/>
-        </w:rPr>
-        <w:t xml:space="preserve">. </w:t>
+        <w:t xml:space="preserve">When there is a sudden onset of a disaster like earthquakes or hurricanes, first responders require situational awareness. Currently, this situational awareness is achieved by crowd-sourcing. </w:t>
       </w:r>
       <w:r>
         <w:rPr>
@@ -5765,21 +4817,7 @@
         <w:rPr>
           <w:rFonts w:ascii="Aptos" w:hAnsi="Aptos"/>
         </w:rPr>
-        <w:t xml:space="preserve">(Alam, </w:t>
-      </w:r>
-      <w:proofErr w:type="spellStart"/>
-      <w:r>
-        <w:rPr>
-          <w:rFonts w:ascii="Aptos" w:hAnsi="Aptos"/>
-        </w:rPr>
-        <w:t>Ofli</w:t>
-      </w:r>
-      <w:proofErr w:type="spellEnd"/>
-      <w:r>
-        <w:rPr>
-          <w:rFonts w:ascii="Aptos" w:hAnsi="Aptos"/>
-        </w:rPr>
-        <w:t xml:space="preserve"> and Imran, 2018)</w:t>
+        <w:t>(Alam, Ofli and Imran, 2018)</w:t>
       </w:r>
       <w:r>
         <w:rPr>
@@ -5800,7 +4838,7 @@
       <w:pPr>
         <w:pStyle w:val="Heading2"/>
       </w:pPr>
-      <w:bookmarkStart w:id="4" w:name="_Toc224050043"/>
+      <w:bookmarkStart w:id="4" w:name="_Toc224469539"/>
       <w:r>
         <w:t>The Problem Statement</w:t>
       </w:r>
@@ -5817,21 +4855,7 @@
         <w:rPr>
           <w:rFonts w:ascii="Aptos" w:hAnsi="Aptos"/>
         </w:rPr>
-        <w:t xml:space="preserve">The normal approach to automating image classification in crisis scenarios is currently based on Supervised Deep Learning techniques such as Convolutional Neural Networks (CNN). However, supervised techniques aren’t reliable in the real-world crisis scenario. Thousands of examples need to be labelled to learn what a particular crisis looks like. If a supervised deep learning model trained on “Earthquakes” is used in a “wildfire” scenario, it </w:t>
-      </w:r>
-      <w:proofErr w:type="gramStart"/>
-      <w:r>
-        <w:rPr>
-          <w:rFonts w:ascii="Aptos" w:hAnsi="Aptos"/>
-        </w:rPr>
-        <w:t>wouldn’t</w:t>
-      </w:r>
-      <w:proofErr w:type="gramEnd"/>
-      <w:r>
-        <w:rPr>
-          <w:rFonts w:ascii="Aptos" w:hAnsi="Aptos"/>
-        </w:rPr>
-        <w:t xml:space="preserve"> able to classify new data because it doesn’t have the terminology or the visual information to learn the specific event </w:t>
+        <w:t xml:space="preserve">The normal approach to automating image classification in crisis scenarios is currently based on Supervised Deep Learning techniques such as Convolutional Neural Networks (CNN). However, supervised techniques aren’t reliable in the real-world crisis scenario. Thousands of examples need to be labelled to learn what a particular crisis looks like. If a supervised deep learning model trained on “Earthquakes” is used in a “wildfire” scenario, it wouldn’t able to classify new data because it doesn’t have the terminology or the visual information to learn the specific event </w:t>
       </w:r>
       <w:r>
         <w:rPr>
@@ -5863,21 +4887,7 @@
         <w:rPr>
           <w:rFonts w:ascii="Aptos" w:hAnsi="Aptos"/>
         </w:rPr>
-        <w:t>Not just that, the nature of crisis imagery is messy. An aid worker may need to find images that represent a specific complex event such as “Temporary shelters near a damaged bridge.” A standard AI software wouldn’t be able to do this unless it’s been trained on a “</w:t>
-      </w:r>
-      <w:proofErr w:type="spellStart"/>
-      <w:r>
-        <w:rPr>
-          <w:rFonts w:ascii="Aptos" w:hAnsi="Aptos"/>
-        </w:rPr>
-        <w:t>Damaged_bridge_shelter</w:t>
-      </w:r>
-      <w:proofErr w:type="spellEnd"/>
-      <w:r>
-        <w:rPr>
-          <w:rFonts w:ascii="Aptos" w:hAnsi="Aptos"/>
-        </w:rPr>
-        <w:t>” class, which is impossible to do in a crisis scenario. What is needed is a system that can understand the semantics of the image, not just the category to which it’s been assigned.</w:t>
+        <w:t>Not just that, the nature of crisis imagery is messy. An aid worker may need to find images that represent a specific complex event such as “Temporary shelters near a damaged bridge.” A standard AI software wouldn’t be able to do this unless it’s been trained on a “Damaged_bridge_shelter” class, which is impossible to do in a crisis scenario. What is needed is a system that can understand the semantics of the image, not just the category to which it’s been assigned.</w:t>
       </w:r>
     </w:p>
     <w:p/>
@@ -5885,7 +4895,7 @@
       <w:pPr>
         <w:pStyle w:val="Heading2"/>
       </w:pPr>
-      <w:bookmarkStart w:id="5" w:name="_Toc224050044"/>
+      <w:bookmarkStart w:id="5" w:name="_Toc224469540"/>
       <w:r>
         <w:t>Aims and objectives</w:t>
       </w:r>
@@ -5903,7 +4913,19 @@
           <w:rFonts w:ascii="Aptos" w:hAnsi="Aptos"/>
         </w:rPr>
         <w:lastRenderedPageBreak/>
-        <w:t>The overall purpose of this project is to create, implement and mathematically assess a Zero-Shot multimodal visual exploration system on unstructured humanitarian disaster images, which directly answers the proposed research question.</w:t>
+        <w:t xml:space="preserve">The overall </w:t>
+      </w:r>
+      <w:r>
+        <w:rPr>
+          <w:rFonts w:ascii="Aptos" w:hAnsi="Aptos"/>
+        </w:rPr>
+        <w:t>aim</w:t>
+      </w:r>
+      <w:r>
+        <w:rPr>
+          <w:rFonts w:ascii="Aptos" w:hAnsi="Aptos"/>
+        </w:rPr>
+        <w:t xml:space="preserve"> of this project is to create, implement and mathematically assess a Zero-Shot multimodal visual exploration system on unstructured humanitarian disaster images, which directly answers the proposed research question.</w:t>
       </w:r>
     </w:p>
     <w:p>
@@ -6025,21 +5047,7 @@
         <w:rPr>
           <w:rFonts w:ascii="Aptos" w:hAnsi="Aptos"/>
         </w:rPr>
-        <w:t xml:space="preserve">Identify the best way to project the semantic data into an interactive 2D space. This will be achieved through a detailed ablation study of three embedding models: CLIP, </w:t>
-      </w:r>
-      <w:proofErr w:type="spellStart"/>
-      <w:r>
-        <w:rPr>
-          <w:rFonts w:ascii="Aptos" w:hAnsi="Aptos"/>
-        </w:rPr>
-        <w:t>SigLIP</w:t>
-      </w:r>
-      <w:proofErr w:type="spellEnd"/>
-      <w:r>
-        <w:rPr>
-          <w:rFonts w:ascii="Aptos" w:hAnsi="Aptos"/>
-        </w:rPr>
-        <w:t xml:space="preserve">, and ResNet50 using three different methods of dimensionality reduction: UMAP </w:t>
+        <w:t xml:space="preserve">Identify the best way to project the semantic data into an interactive 2D space. This will be achieved through a detailed ablation study of three embedding models: CLIP, SigLIP, and ResNet50 using three different methods of dimensionality reduction: UMAP </w:t>
       </w:r>
       <w:r>
         <w:rPr>
@@ -6096,21 +5104,7 @@
         <w:rPr>
           <w:rFonts w:ascii="Aptos" w:hAnsi="Aptos"/>
         </w:rPr>
-        <w:t xml:space="preserve"> and Persistent Homology (</w:t>
-      </w:r>
-      <w:proofErr w:type="spellStart"/>
-      <w:r>
-        <w:rPr>
-          <w:rFonts w:ascii="Aptos" w:hAnsi="Aptos"/>
-        </w:rPr>
-        <w:t>Edelsbrunner</w:t>
-      </w:r>
-      <w:proofErr w:type="spellEnd"/>
-      <w:r>
-        <w:rPr>
-          <w:rFonts w:ascii="Aptos" w:hAnsi="Aptos"/>
-        </w:rPr>
-        <w:t xml:space="preserve"> and Harer, 2010) to prove that the project pipeline is capable of unsupervised thematic discovery of disaster images without </w:t>
+        <w:t xml:space="preserve"> and Persistent Homology (Edelsbrunner and Harer, 2010) to prove that the project pipeline is capable of unsupervised thematic discovery of disaster images without </w:t>
       </w:r>
       <w:r>
         <w:rPr>
@@ -6155,21 +5149,7 @@
         <w:rPr>
           <w:rFonts w:ascii="Aptos" w:hAnsi="Aptos"/>
         </w:rPr>
-        <w:t xml:space="preserve">Develop the AI pipeline into a fast, interactive web-based dashboard using </w:t>
-      </w:r>
-      <w:proofErr w:type="spellStart"/>
-      <w:r>
-        <w:rPr>
-          <w:rFonts w:ascii="Aptos" w:hAnsi="Aptos"/>
-        </w:rPr>
-        <w:t>Plotly</w:t>
-      </w:r>
-      <w:proofErr w:type="spellEnd"/>
-      <w:r>
-        <w:rPr>
-          <w:rFonts w:ascii="Aptos" w:hAnsi="Aptos"/>
-        </w:rPr>
-        <w:t xml:space="preserve"> Dash, </w:t>
+        <w:t xml:space="preserve">Develop the AI pipeline into a fast, interactive web-based dashboard using Plotly Dash, </w:t>
       </w:r>
       <w:r>
         <w:rPr>
@@ -6190,7 +5170,7 @@
       <w:pPr>
         <w:pStyle w:val="Heading2"/>
       </w:pPr>
-      <w:bookmarkStart w:id="6" w:name="_Toc224050045"/>
+      <w:bookmarkStart w:id="6" w:name="_Toc224469541"/>
       <w:r>
         <w:t>Technical Approach</w:t>
       </w:r>
@@ -6207,41 +5187,13 @@
         <w:rPr>
           <w:rFonts w:ascii="Aptos" w:hAnsi="Aptos"/>
         </w:rPr>
-        <w:t xml:space="preserve">This research uses the </w:t>
-      </w:r>
-      <w:proofErr w:type="spellStart"/>
-      <w:r>
-        <w:rPr>
-          <w:rFonts w:ascii="Aptos" w:hAnsi="Aptos"/>
-        </w:rPr>
-        <w:t>CrisisMMD</w:t>
-      </w:r>
-      <w:proofErr w:type="spellEnd"/>
-      <w:r>
-        <w:rPr>
-          <w:rFonts w:ascii="Aptos" w:hAnsi="Aptos"/>
-        </w:rPr>
-        <w:t xml:space="preserve"> dataset (</w:t>
-      </w:r>
-      <w:r>
-        <w:rPr>
-          <w:rFonts w:ascii="Aptos" w:hAnsi="Aptos"/>
-        </w:rPr>
-        <w:t xml:space="preserve">Alam, </w:t>
-      </w:r>
-      <w:proofErr w:type="spellStart"/>
-      <w:r>
-        <w:rPr>
-          <w:rFonts w:ascii="Aptos" w:hAnsi="Aptos"/>
-        </w:rPr>
-        <w:t>Ofli</w:t>
-      </w:r>
-      <w:proofErr w:type="spellEnd"/>
-      <w:r>
-        <w:rPr>
-          <w:rFonts w:ascii="Aptos" w:hAnsi="Aptos"/>
-        </w:rPr>
-        <w:t xml:space="preserve"> and Imran, 2018</w:t>
+        <w:t>This research uses the CrisisMMD dataset (</w:t>
+      </w:r>
+      <w:r>
+        <w:rPr>
+          <w:rFonts w:ascii="Aptos" w:hAnsi="Aptos"/>
+        </w:rPr>
+        <w:t>Alam, Ofli and Imran, 2018</w:t>
       </w:r>
       <w:r>
         <w:rPr>
@@ -6268,7 +5220,7 @@
       <w:pPr>
         <w:pStyle w:val="Heading2"/>
       </w:pPr>
-      <w:bookmarkStart w:id="7" w:name="_Toc224050046"/>
+      <w:bookmarkStart w:id="7" w:name="_Toc224469542"/>
       <w:r>
         <w:t>Legal, Ethical and Social Context</w:t>
       </w:r>
@@ -6350,7 +5302,7 @@
       <w:pPr>
         <w:pStyle w:val="Heading2"/>
       </w:pPr>
-      <w:bookmarkStart w:id="8" w:name="_Toc224050047"/>
+      <w:bookmarkStart w:id="8" w:name="_Toc224469543"/>
       <w:r>
         <w:t>Report Structure</w:t>
       </w:r>
@@ -6358,32 +5310,80 @@
     </w:p>
     <w:p/>
     <w:p>
-      <w:r>
+      <w:pPr>
+        <w:rPr>
+          <w:rFonts w:ascii="Aptos" w:hAnsi="Aptos"/>
+        </w:rPr>
+      </w:pPr>
+      <w:r>
+        <w:rPr>
+          <w:rFonts w:ascii="Aptos" w:hAnsi="Aptos"/>
+        </w:rPr>
         <w:t xml:space="preserve">The structure of this report will follow this: </w:t>
       </w:r>
     </w:p>
     <w:p>
-      <w:r>
+      <w:pPr>
+        <w:rPr>
+          <w:rFonts w:ascii="Aptos" w:hAnsi="Aptos"/>
+        </w:rPr>
+      </w:pPr>
+      <w:r>
+        <w:rPr>
+          <w:rFonts w:ascii="Aptos" w:hAnsi="Aptos"/>
+        </w:rPr>
         <w:t>Chapter 2: Critical review of current literature and the mathematics behind the CLIP algorithm.</w:t>
       </w:r>
     </w:p>
     <w:p>
-      <w:r>
+      <w:pPr>
+        <w:rPr>
+          <w:rFonts w:ascii="Aptos" w:hAnsi="Aptos"/>
+        </w:rPr>
+      </w:pPr>
+      <w:r>
+        <w:rPr>
+          <w:rFonts w:ascii="Aptos" w:hAnsi="Aptos"/>
+        </w:rPr>
         <w:t>Chapter 3: System methodology and software design.</w:t>
       </w:r>
     </w:p>
     <w:p>
-      <w:r>
+      <w:pPr>
+        <w:rPr>
+          <w:rFonts w:ascii="Aptos" w:hAnsi="Aptos"/>
+        </w:rPr>
+      </w:pPr>
+      <w:r>
+        <w:rPr>
+          <w:rFonts w:ascii="Aptos" w:hAnsi="Aptos"/>
+        </w:rPr>
         <w:t>Chapter 4: Implementation.</w:t>
       </w:r>
     </w:p>
     <w:p>
-      <w:r>
+      <w:pPr>
+        <w:rPr>
+          <w:rFonts w:ascii="Aptos" w:hAnsi="Aptos"/>
+        </w:rPr>
+      </w:pPr>
+      <w:r>
+        <w:rPr>
+          <w:rFonts w:ascii="Aptos" w:hAnsi="Aptos"/>
+        </w:rPr>
         <w:t>Chapter 5: Results.</w:t>
       </w:r>
     </w:p>
     <w:p>
-      <w:r>
+      <w:pPr>
+        <w:rPr>
+          <w:rFonts w:ascii="Aptos" w:hAnsi="Aptos"/>
+        </w:rPr>
+      </w:pPr>
+      <w:r>
+        <w:rPr>
+          <w:rFonts w:ascii="Aptos" w:hAnsi="Aptos"/>
+        </w:rPr>
         <w:t>Chapter 6: Conclusion and Future Work.</w:t>
       </w:r>
     </w:p>
@@ -6396,7 +5396,7 @@
       <w:pPr>
         <w:pStyle w:val="Heading2"/>
       </w:pPr>
-      <w:bookmarkStart w:id="9" w:name="_Toc224050048"/>
+      <w:bookmarkStart w:id="9" w:name="_Toc224469544"/>
       <w:r>
         <w:t>Research question</w:t>
       </w:r>
@@ -6468,16 +5468,8 @@
         <w:rPr>
           <w:rFonts w:ascii="Aptos" w:hAnsi="Aptos"/>
         </w:rPr>
-        <w:t xml:space="preserve">CLIP and </w:t>
-      </w:r>
-      <w:proofErr w:type="spellStart"/>
-      <w:r>
-        <w:rPr>
-          <w:rFonts w:ascii="Aptos" w:hAnsi="Aptos"/>
-        </w:rPr>
-        <w:t>SigLIP</w:t>
-      </w:r>
-      <w:proofErr w:type="spellEnd"/>
+        <w:t>CLIP and SigLIP</w:t>
+      </w:r>
       <w:r>
         <w:rPr>
           <w:rFonts w:ascii="Aptos" w:hAnsi="Aptos"/>
@@ -6554,7 +5546,7 @@
       <w:pPr>
         <w:pStyle w:val="Heading1"/>
       </w:pPr>
-      <w:bookmarkStart w:id="10" w:name="_Toc224050049"/>
+      <w:bookmarkStart w:id="10" w:name="_Toc224469545"/>
       <w:r>
         <w:lastRenderedPageBreak/>
         <w:t>Literature review</w:t>
@@ -6631,21 +5623,8 @@
         <w:t>ould</w:t>
       </w:r>
       <w:r>
-        <w:t xml:space="preserve"> be a project on its </w:t>
-      </w:r>
-      <w:proofErr w:type="gramStart"/>
-      <w:r>
-        <w:t>own, and</w:t>
-      </w:r>
-      <w:proofErr w:type="gramEnd"/>
-      <w:r>
-        <w:t xml:space="preserve"> form a very useful guide to anyone new to the </w:t>
-      </w:r>
-      <w:proofErr w:type="gramStart"/>
-      <w:r>
-        <w:t>particular field</w:t>
-      </w:r>
-      <w:proofErr w:type="gramEnd"/>
+        <w:t xml:space="preserve"> be a project on its own, and form a very useful guide to anyone new to the particular field</w:t>
+      </w:r>
       <w:r>
         <w:t xml:space="preserve">.  It would identify the important work, authors and publications which would be </w:t>
       </w:r>
@@ -6664,16 +5643,11 @@
       <w:r>
         <w:t xml:space="preserve"> be quite so </w:t>
       </w:r>
-      <w:proofErr w:type="gramStart"/>
       <w:r>
         <w:t>substantial</w:t>
       </w:r>
       <w:r>
-        <w:t>, but</w:t>
-      </w:r>
-      <w:proofErr w:type="gramEnd"/>
-      <w:r>
-        <w:t xml:space="preserve"> should still provide a </w:t>
+        <w:t xml:space="preserve">, but should still provide a </w:t>
       </w:r>
       <w:r>
         <w:t>comprehensive summary which will allow the reader to understand the field.</w:t>
@@ -6710,7 +5684,7 @@
       <w:pPr>
         <w:pStyle w:val="Heading2"/>
       </w:pPr>
-      <w:bookmarkStart w:id="11" w:name="_Toc224050050"/>
+      <w:bookmarkStart w:id="11" w:name="_Toc224469546"/>
       <w:r>
         <w:t>Crisis Informatics and Information Overload Problem</w:t>
       </w:r>
@@ -6785,7 +5759,7 @@
       <w:pPr>
         <w:pStyle w:val="Heading2"/>
       </w:pPr>
-      <w:bookmarkStart w:id="12" w:name="_Toc224050051"/>
+      <w:bookmarkStart w:id="12" w:name="_Toc224469547"/>
       <w:r>
         <w:t>Visual Feature Extraction:  From CNNs to Vision-Language Models</w:t>
       </w:r>
@@ -6802,21 +5776,7 @@
         <w:rPr>
           <w:rFonts w:ascii="Aptos" w:hAnsi="Aptos"/>
         </w:rPr>
-        <w:t xml:space="preserve">Early computational models relied heavily on Convolutional Neural Networks (CNNs) to automate the process of triaging disaster images. </w:t>
-      </w:r>
-      <w:proofErr w:type="spellStart"/>
-      <w:r>
-        <w:rPr>
-          <w:rFonts w:ascii="Aptos" w:hAnsi="Aptos"/>
-        </w:rPr>
-        <w:t>ResNet</w:t>
-      </w:r>
-      <w:proofErr w:type="spellEnd"/>
-      <w:r>
-        <w:rPr>
-          <w:rFonts w:ascii="Aptos" w:hAnsi="Aptos"/>
-        </w:rPr>
-        <w:t xml:space="preserve"> models use CNNs which involve a series of hierarchical layers that process images, recognising local textures and hierarchies. But however, one major disadvantage of CNNs for disaster image triage is that they are </w:t>
+        <w:t xml:space="preserve">Early computational models relied heavily on Convolutional Neural Networks (CNNs) to automate the process of triaging disaster images. ResNet models use CNNs which involve a series of hierarchical layers that process images, recognising local textures and hierarchies. But however, one major disadvantage of CNNs for disaster image triage is that they are </w:t>
       </w:r>
       <w:r>
         <w:rPr>
@@ -6843,109 +5803,25 @@
         <w:rPr>
           <w:rFonts w:ascii="Aptos" w:hAnsi="Aptos"/>
         </w:rPr>
-        <w:t xml:space="preserve">The </w:t>
-      </w:r>
-      <w:proofErr w:type="gramStart"/>
-      <w:r>
-        <w:rPr>
-          <w:rFonts w:ascii="Aptos" w:hAnsi="Aptos"/>
-        </w:rPr>
-        <w:t>major breakthrough</w:t>
-      </w:r>
-      <w:proofErr w:type="gramEnd"/>
-      <w:r>
-        <w:rPr>
-          <w:rFonts w:ascii="Aptos" w:hAnsi="Aptos"/>
-        </w:rPr>
-        <w:t xml:space="preserve"> in image processing response was the induction of Vision Transformers (</w:t>
-      </w:r>
-      <w:proofErr w:type="spellStart"/>
-      <w:r>
-        <w:rPr>
-          <w:rFonts w:ascii="Aptos" w:hAnsi="Aptos"/>
-        </w:rPr>
-        <w:t>ViTs</w:t>
-      </w:r>
-      <w:proofErr w:type="spellEnd"/>
-      <w:r>
-        <w:rPr>
-          <w:rFonts w:ascii="Aptos" w:hAnsi="Aptos"/>
-        </w:rPr>
-        <w:t xml:space="preserve">) which have changed the way image processing is done </w:t>
-      </w:r>
-      <w:r>
-        <w:rPr>
-          <w:rFonts w:ascii="Aptos" w:hAnsi="Aptos"/>
-        </w:rPr>
-        <w:t>(</w:t>
-      </w:r>
-      <w:proofErr w:type="spellStart"/>
-      <w:r>
-        <w:rPr>
-          <w:rFonts w:ascii="Aptos" w:hAnsi="Aptos"/>
-        </w:rPr>
-        <w:t>Dosovitskiy</w:t>
-      </w:r>
-      <w:proofErr w:type="spellEnd"/>
-      <w:r>
-        <w:rPr>
-          <w:rFonts w:ascii="Aptos" w:hAnsi="Aptos"/>
-        </w:rPr>
-        <w:t xml:space="preserve"> et al., 2020)</w:t>
-      </w:r>
-      <w:r>
-        <w:rPr>
-          <w:rFonts w:ascii="Aptos" w:hAnsi="Aptos"/>
-        </w:rPr>
-        <w:t xml:space="preserve">. The big difference between CNN and </w:t>
-      </w:r>
-      <w:proofErr w:type="spellStart"/>
-      <w:r>
-        <w:rPr>
-          <w:rFonts w:ascii="Aptos" w:hAnsi="Aptos"/>
-        </w:rPr>
-        <w:t>ViTs</w:t>
-      </w:r>
-      <w:proofErr w:type="spellEnd"/>
-      <w:r>
-        <w:rPr>
-          <w:rFonts w:ascii="Aptos" w:hAnsi="Aptos"/>
-        </w:rPr>
-        <w:t xml:space="preserve"> is that CNNs process images pixel by pixel, whereas </w:t>
-      </w:r>
-      <w:proofErr w:type="spellStart"/>
-      <w:r>
-        <w:rPr>
-          <w:rFonts w:ascii="Aptos" w:hAnsi="Aptos"/>
-        </w:rPr>
-        <w:t>ViTs</w:t>
-      </w:r>
-      <w:proofErr w:type="spellEnd"/>
-      <w:r>
-        <w:rPr>
-          <w:rFonts w:ascii="Aptos" w:hAnsi="Aptos"/>
-        </w:rPr>
-        <w:t xml:space="preserve"> process images patch by patch which enables the model to have a full understanding of the image from the very first layer. </w:t>
-      </w:r>
-      <w:r>
-        <w:rPr>
-          <w:rFonts w:ascii="Aptos" w:hAnsi="Aptos"/>
-        </w:rPr>
-        <w:t xml:space="preserve">However, the disadvantage of Vision Transformers is that they require </w:t>
-      </w:r>
-      <w:proofErr w:type="gramStart"/>
-      <w:r>
-        <w:rPr>
-          <w:rFonts w:ascii="Aptos" w:hAnsi="Aptos"/>
-        </w:rPr>
-        <w:t>a large number of</w:t>
-      </w:r>
-      <w:proofErr w:type="gramEnd"/>
-      <w:r>
-        <w:rPr>
-          <w:rFonts w:ascii="Aptos" w:hAnsi="Aptos"/>
-        </w:rPr>
-        <w:t xml:space="preserve"> data samples for training. </w:t>
+        <w:t xml:space="preserve">The major breakthrough in image processing response was the induction of Vision Transformers (ViTs) which have changed the way image processing is done </w:t>
+      </w:r>
+      <w:r>
+        <w:rPr>
+          <w:rFonts w:ascii="Aptos" w:hAnsi="Aptos"/>
+        </w:rPr>
+        <w:t>(Dosovitskiy et al., 2020)</w:t>
+      </w:r>
+      <w:r>
+        <w:rPr>
+          <w:rFonts w:ascii="Aptos" w:hAnsi="Aptos"/>
+        </w:rPr>
+        <w:t xml:space="preserve">. The big difference between CNN and ViTs is that CNNs process images pixel by pixel, whereas ViTs process images patch by patch which enables the model to have a full understanding of the image from the very first layer. </w:t>
+      </w:r>
+      <w:r>
+        <w:rPr>
+          <w:rFonts w:ascii="Aptos" w:hAnsi="Aptos"/>
+        </w:rPr>
+        <w:t xml:space="preserve">However, the disadvantage of Vision Transformers is that they require a large number of data samples for training. </w:t>
       </w:r>
     </w:p>
     <w:p>
@@ -6983,41 +5859,13 @@
         <w:rPr>
           <w:rFonts w:ascii="Aptos" w:hAnsi="Aptos"/>
         </w:rPr>
-        <w:t xml:space="preserve"> The architecture of the </w:t>
-      </w:r>
-      <w:proofErr w:type="gramStart"/>
-      <w:r>
-        <w:rPr>
-          <w:rFonts w:ascii="Aptos" w:hAnsi="Aptos"/>
-        </w:rPr>
-        <w:t>dual-encoder</w:t>
-      </w:r>
-      <w:proofErr w:type="gramEnd"/>
-      <w:r>
-        <w:rPr>
-          <w:rFonts w:ascii="Aptos" w:hAnsi="Aptos"/>
-        </w:rPr>
-        <w:t xml:space="preserve"> can be found in Figure 1.</w:t>
-      </w:r>
-      <w:r>
-        <w:rPr>
-          <w:rFonts w:ascii="Aptos" w:hAnsi="Aptos"/>
-        </w:rPr>
-        <w:t xml:space="preserve"> It uses two separate encoders, a </w:t>
-      </w:r>
-      <w:proofErr w:type="spellStart"/>
-      <w:r>
-        <w:rPr>
-          <w:rFonts w:ascii="Aptos" w:hAnsi="Aptos"/>
-        </w:rPr>
-        <w:t>ViT</w:t>
-      </w:r>
-      <w:proofErr w:type="spellEnd"/>
-      <w:r>
-        <w:rPr>
-          <w:rFonts w:ascii="Aptos" w:hAnsi="Aptos"/>
-        </w:rPr>
-        <w:t xml:space="preserve"> encoder for images and a Transformer encoder for text to learn from 400 million image-text pairs and align then semantically (Radford et al., 2021</w:t>
+        <w:t xml:space="preserve"> The architecture of the dual-encoder can be found in Figure 1.</w:t>
+      </w:r>
+      <w:r>
+        <w:rPr>
+          <w:rFonts w:ascii="Aptos" w:hAnsi="Aptos"/>
+        </w:rPr>
+        <w:t xml:space="preserve"> It uses two separate encoders, a ViT encoder for images and a Transformer encoder for text to learn from 400 million image-text pairs and align then semantically (Radford et al., 2021</w:t>
       </w:r>
       <w:r>
         <w:rPr>
@@ -7171,35 +6019,7 @@
         <w:rPr>
           <w:rFonts w:ascii="Aptos" w:hAnsi="Aptos"/>
         </w:rPr>
-        <w:t xml:space="preserve">several subjects which is quite common in disaster photography. For this purpose, a new model named </w:t>
-      </w:r>
-      <w:proofErr w:type="spellStart"/>
-      <w:r>
-        <w:rPr>
-          <w:rFonts w:ascii="Aptos" w:hAnsi="Aptos"/>
-        </w:rPr>
-        <w:t>SigLIP</w:t>
-      </w:r>
-      <w:proofErr w:type="spellEnd"/>
-      <w:r>
-        <w:rPr>
-          <w:rFonts w:ascii="Aptos" w:hAnsi="Aptos"/>
-        </w:rPr>
-        <w:t xml:space="preserve"> was developed (Zhai et al., 2023), which uses a pairwise sigmoid loss function to process images-text pairs independently and is more efficient for large-scale data sets like </w:t>
-      </w:r>
-      <w:proofErr w:type="spellStart"/>
-      <w:r>
-        <w:rPr>
-          <w:rFonts w:ascii="Aptos" w:hAnsi="Aptos"/>
-        </w:rPr>
-        <w:t>WebLi</w:t>
-      </w:r>
-      <w:proofErr w:type="spellEnd"/>
-      <w:r>
-        <w:rPr>
-          <w:rFonts w:ascii="Aptos" w:hAnsi="Aptos"/>
-        </w:rPr>
-        <w:t xml:space="preserve"> (10 billion pairs). A major research objective for this project is to evaluate the effec</w:t>
+        <w:t>several subjects which is quite common in disaster photography. For this purpose, a new model named SigLIP was developed (Zhai et al., 2023), which uses a pairwise sigmoid loss function to process images-text pairs independently and is more efficient for large-scale data sets like WebLi (10 billion pairs). A major research objective for this project is to evaluate the effec</w:t>
       </w:r>
       <w:r>
         <w:rPr>
@@ -7211,21 +6031,7 @@
         <w:rPr>
           <w:rFonts w:ascii="Aptos" w:hAnsi="Aptos"/>
         </w:rPr>
-        <w:t xml:space="preserve">ss of the sigmoid loss function and larger data ser used by </w:t>
-      </w:r>
-      <w:proofErr w:type="spellStart"/>
-      <w:r>
-        <w:rPr>
-          <w:rFonts w:ascii="Aptos" w:hAnsi="Aptos"/>
-        </w:rPr>
-        <w:t>SigLIP</w:t>
-      </w:r>
-      <w:proofErr w:type="spellEnd"/>
-      <w:r>
-        <w:rPr>
-          <w:rFonts w:ascii="Aptos" w:hAnsi="Aptos"/>
-        </w:rPr>
-        <w:t xml:space="preserve"> to achieve a significant improvement over CLIP in unstructured disaster events.</w:t>
+        <w:t>ss of the sigmoid loss function and larger data ser used by SigLIP to achieve a significant improvement over CLIP in unstructured disaster events.</w:t>
       </w:r>
     </w:p>
     <w:p>
@@ -7239,7 +6045,7 @@
       <w:pPr>
         <w:pStyle w:val="Heading2"/>
       </w:pPr>
-      <w:bookmarkStart w:id="13" w:name="_Toc224050052"/>
+      <w:bookmarkStart w:id="13" w:name="_Toc224469548"/>
       <w:r>
         <w:t>Dimensionality Reduction and Manifold Learning</w:t>
       </w:r>
@@ -7268,35 +6074,7 @@
         <w:rPr>
           <w:rFonts w:ascii="Aptos" w:hAnsi="Aptos"/>
         </w:rPr>
-        <w:t xml:space="preserve"> 512 dimensions for CLIP </w:t>
-      </w:r>
-      <w:proofErr w:type="spellStart"/>
-      <w:r>
-        <w:rPr>
-          <w:rFonts w:ascii="Aptos" w:hAnsi="Aptos"/>
-        </w:rPr>
-        <w:t>ViT</w:t>
-      </w:r>
-      <w:proofErr w:type="spellEnd"/>
-      <w:r>
-        <w:rPr>
-          <w:rFonts w:ascii="Aptos" w:hAnsi="Aptos"/>
-        </w:rPr>
-        <w:t xml:space="preserve">-B/32 or 768 dimensions for </w:t>
-      </w:r>
-      <w:proofErr w:type="spellStart"/>
-      <w:r>
-        <w:rPr>
-          <w:rFonts w:ascii="Aptos" w:hAnsi="Aptos"/>
-        </w:rPr>
-        <w:t>SigLIP</w:t>
-      </w:r>
-      <w:proofErr w:type="spellEnd"/>
-      <w:r>
-        <w:rPr>
-          <w:rFonts w:ascii="Aptos" w:hAnsi="Aptos"/>
-        </w:rPr>
-        <w:t xml:space="preserve">. However, </w:t>
+        <w:t xml:space="preserve"> 512 dimensions for CLIP ViT-B/32 or 768 dimensions for SigLIP. However, </w:t>
       </w:r>
       <w:r>
         <w:rPr>
@@ -7686,7 +6464,7 @@
       <w:pPr>
         <w:pStyle w:val="Heading2"/>
       </w:pPr>
-      <w:bookmarkStart w:id="14" w:name="_Toc224050053"/>
+      <w:bookmarkStart w:id="14" w:name="_Toc224469549"/>
       <w:r>
         <w:t>Clustering approaches for Unlabelled Data</w:t>
       </w:r>
@@ -7823,19 +6601,11 @@
         </w:rPr>
         <w:t xml:space="preserve">; </w:t>
       </w:r>
-      <w:proofErr w:type="spellStart"/>
-      <w:r>
-        <w:rPr>
-          <w:rFonts w:ascii="Aptos" w:hAnsi="Aptos"/>
-        </w:rPr>
-        <w:t>Edelsbrunner</w:t>
-      </w:r>
-      <w:proofErr w:type="spellEnd"/>
-      <w:r>
-        <w:rPr>
-          <w:rFonts w:ascii="Aptos" w:hAnsi="Aptos"/>
-        </w:rPr>
-        <w:t xml:space="preserve"> and Harer, 2010)</w:t>
+      <w:r>
+        <w:rPr>
+          <w:rFonts w:ascii="Aptos" w:hAnsi="Aptos"/>
+        </w:rPr>
+        <w:t>Edelsbrunner and Harer, 2010)</w:t>
       </w:r>
       <w:r>
         <w:rPr>
@@ -7847,21 +6617,7 @@
         <w:rPr>
           <w:rFonts w:ascii="Aptos" w:hAnsi="Aptos"/>
         </w:rPr>
-        <w:t xml:space="preserve">How Vietoris-Rips </w:t>
-      </w:r>
-      <w:proofErr w:type="spellStart"/>
-      <w:r>
-        <w:rPr>
-          <w:rFonts w:ascii="Aptos" w:hAnsi="Aptos"/>
-        </w:rPr>
-        <w:t>filteration</w:t>
-      </w:r>
-      <w:proofErr w:type="spellEnd"/>
-      <w:r>
-        <w:rPr>
-          <w:rFonts w:ascii="Aptos" w:hAnsi="Aptos"/>
-        </w:rPr>
-        <w:t xml:space="preserve"> works is shown in figure 3 below. </w:t>
+        <w:t xml:space="preserve">How Vietoris-Rips filteration works is shown in figure 3 below. </w:t>
       </w:r>
       <w:r>
         <w:rPr>
@@ -7998,7 +6754,7 @@
       <w:pPr>
         <w:pStyle w:val="Heading2"/>
       </w:pPr>
-      <w:bookmarkStart w:id="15" w:name="_Toc224050054"/>
+      <w:bookmarkStart w:id="15" w:name="_Toc224469550"/>
       <w:r>
         <w:t>Trust and Explainability in AI systems</w:t>
       </w:r>
@@ -8083,35 +6839,7 @@
         <w:rPr>
           <w:rFonts w:ascii="Aptos" w:hAnsi="Aptos"/>
         </w:rPr>
-        <w:t xml:space="preserve">attribution techniques. Though </w:t>
-      </w:r>
-      <w:proofErr w:type="spellStart"/>
-      <w:r>
-        <w:rPr>
-          <w:rFonts w:ascii="Aptos" w:hAnsi="Aptos"/>
-        </w:rPr>
-        <w:t>GradCAM</w:t>
-      </w:r>
-      <w:proofErr w:type="spellEnd"/>
-      <w:r>
-        <w:rPr>
-          <w:rFonts w:ascii="Aptos" w:hAnsi="Aptos"/>
-        </w:rPr>
-        <w:t xml:space="preserve"> was originally proposed for CNNs, recent research extends the application of </w:t>
-      </w:r>
-      <w:proofErr w:type="spellStart"/>
-      <w:r>
-        <w:rPr>
-          <w:rFonts w:ascii="Aptos" w:hAnsi="Aptos"/>
-        </w:rPr>
-        <w:t>GradCAM</w:t>
-      </w:r>
-      <w:proofErr w:type="spellEnd"/>
-      <w:r>
-        <w:rPr>
-          <w:rFonts w:ascii="Aptos" w:hAnsi="Aptos"/>
-        </w:rPr>
-        <w:t xml:space="preserve"> to transformers</w:t>
+        <w:t>attribution techniques. Though GradCAM was originally proposed for CNNs, recent research extends the application of GradCAM to transformers</w:t>
       </w:r>
       <w:r>
         <w:rPr>
@@ -8131,19 +6859,11 @@
         </w:rPr>
         <w:t xml:space="preserve">; </w:t>
       </w:r>
-      <w:proofErr w:type="spellStart"/>
-      <w:r>
-        <w:rPr>
-          <w:rFonts w:ascii="Aptos" w:hAnsi="Aptos"/>
-        </w:rPr>
-        <w:t>Chefer</w:t>
-      </w:r>
-      <w:proofErr w:type="spellEnd"/>
-      <w:r>
-        <w:rPr>
-          <w:rFonts w:ascii="Aptos" w:hAnsi="Aptos"/>
-        </w:rPr>
-        <w:t>, Gur and Wolf, 2021)</w:t>
+      <w:r>
+        <w:rPr>
+          <w:rFonts w:ascii="Aptos" w:hAnsi="Aptos"/>
+        </w:rPr>
+        <w:t>Chefer, Gur and Wolf, 2021)</w:t>
       </w:r>
       <w:r>
         <w:rPr>
@@ -8186,21 +6906,7 @@
         <w:rPr>
           <w:rFonts w:ascii="Aptos" w:hAnsi="Aptos"/>
         </w:rPr>
-        <w:t xml:space="preserve">y extracting the attention weights from the </w:t>
-      </w:r>
-      <w:proofErr w:type="spellStart"/>
-      <w:r>
-        <w:rPr>
-          <w:rFonts w:ascii="Aptos" w:hAnsi="Aptos"/>
-        </w:rPr>
-        <w:t>ViT</w:t>
-      </w:r>
-      <w:proofErr w:type="spellEnd"/>
-      <w:r>
-        <w:rPr>
-          <w:rFonts w:ascii="Aptos" w:hAnsi="Aptos"/>
-        </w:rPr>
-        <w:t xml:space="preserve"> layers</w:t>
+        <w:t>y extracting the attention weights from the ViT layers</w:t>
       </w:r>
       <w:r>
         <w:rPr>
@@ -8214,12 +6920,6 @@
         </w:rPr>
         <w:t>The additional computational cost for the attribution maps during the forward pass through the network is justified by the fact that the system's output depends on actual structural features for the text-image alignment.</w:t>
       </w:r>
-      <w:r>
-        <w:rPr>
-          <w:rFonts w:ascii="Aptos" w:hAnsi="Aptos"/>
-        </w:rPr>
-        <w:t xml:space="preserve"> </w:t>
-      </w:r>
     </w:p>
     <w:p>
       <w:pPr>
@@ -8232,7 +6932,7 @@
       <w:pPr>
         <w:pStyle w:val="Heading1"/>
       </w:pPr>
-      <w:bookmarkStart w:id="16" w:name="_Toc224050055"/>
+      <w:bookmarkStart w:id="16" w:name="_Toc224469551"/>
       <w:r>
         <w:lastRenderedPageBreak/>
         <w:t>R</w:t>
@@ -8244,1506 +6944,6 @@
         <w:t>quirements</w:t>
       </w:r>
       <w:bookmarkEnd w:id="16"/>
-    </w:p>
-    <w:p>
-      <w:pPr>
-        <w:pStyle w:val="Advice"/>
-      </w:pPr>
-      <w:r>
-        <w:t>If your project is primarily concerned with developing software</w:t>
-      </w:r>
-      <w:r>
-        <w:t xml:space="preserve"> or hardware</w:t>
-      </w:r>
-      <w:r>
-        <w:t xml:space="preserve">, then you will </w:t>
-      </w:r>
-      <w:r>
-        <w:t>be expected to include a section describing the requirements.</w:t>
-      </w:r>
-      <w:r>
-        <w:t xml:space="preserve">  </w:t>
-      </w:r>
-      <w:r>
-        <w:t>Some of t</w:t>
-      </w:r>
-      <w:r>
-        <w:t>his might well come from primary research</w:t>
-      </w:r>
-      <w:r>
-        <w:t>.  If so, document it here.</w:t>
-      </w:r>
-      <w:r>
-        <w:t xml:space="preserve">  If your</w:t>
-      </w:r>
-      <w:r>
-        <w:t>s</w:t>
-      </w:r>
-      <w:r>
-        <w:t xml:space="preserve"> is </w:t>
-      </w:r>
-      <w:r>
-        <w:t xml:space="preserve">a </w:t>
-      </w:r>
-      <w:r>
-        <w:t>more theoretically based</w:t>
-      </w:r>
-      <w:r>
-        <w:t xml:space="preserve"> research project</w:t>
-      </w:r>
-      <w:r>
-        <w:t xml:space="preserve">, this section might be </w:t>
-      </w:r>
-      <w:r>
-        <w:t>‘</w:t>
-      </w:r>
-      <w:r>
-        <w:t>Theoretical development’ instead</w:t>
-      </w:r>
-      <w:r>
-        <w:t>.</w:t>
-      </w:r>
-      <w:r>
-        <w:t xml:space="preserve">  These requirements will have a basis in the </w:t>
-      </w:r>
-      <w:r>
-        <w:t>PID</w:t>
-      </w:r>
-      <w:r>
-        <w:t>’s</w:t>
-      </w:r>
-      <w:r>
-        <w:t xml:space="preserve"> objectives and </w:t>
-      </w:r>
-      <w:r>
-        <w:t>deliverables, but they may have changed</w:t>
-      </w:r>
-      <w:r>
-        <w:t>.  If so, explain why.</w:t>
-      </w:r>
-    </w:p>
-    <w:p>
-      <w:pPr>
-        <w:pStyle w:val="Advice"/>
-      </w:pPr>
-      <w:r>
-        <w:t>The suggestions below are not definitive.</w:t>
-      </w:r>
-    </w:p>
-    <w:p>
-      <w:r>
-        <w:t xml:space="preserve">Delete the red paragraphs and replace </w:t>
-      </w:r>
-      <w:r>
-        <w:t>the ones below</w:t>
-      </w:r>
-      <w:r>
-        <w:t xml:space="preserve"> with your content.</w:t>
-      </w:r>
-      <w:r>
-        <w:t xml:space="preserve">  Modify them to suit your project</w:t>
-      </w:r>
-      <w:r>
-        <w:t>.</w:t>
-      </w:r>
-    </w:p>
-    <w:p>
-      <w:pPr>
-        <w:pStyle w:val="Heading2"/>
-      </w:pPr>
-      <w:bookmarkStart w:id="17" w:name="_Toc224050056"/>
-      <w:r>
-        <w:t>Product requirements</w:t>
-      </w:r>
-      <w:bookmarkEnd w:id="17"/>
-    </w:p>
-    <w:p>
-      <w:pPr>
-        <w:pStyle w:val="Advice"/>
-      </w:pPr>
-      <w:r>
-        <w:t xml:space="preserve">What will your software </w:t>
-      </w:r>
-      <w:r>
-        <w:t xml:space="preserve">or hardware </w:t>
-      </w:r>
-      <w:r>
-        <w:t>do?  Who requires it?</w:t>
-      </w:r>
-      <w:r>
-        <w:t xml:space="preserve">  </w:t>
-      </w:r>
-      <w:r>
-        <w:t xml:space="preserve">You might want to </w:t>
-      </w:r>
-      <w:proofErr w:type="gramStart"/>
-      <w:r>
-        <w:t>refer back</w:t>
-      </w:r>
-      <w:proofErr w:type="gramEnd"/>
-      <w:r>
-        <w:t xml:space="preserve"> to your aims and objectives to inform this </w:t>
-      </w:r>
-      <w:proofErr w:type="gramStart"/>
-      <w:r>
-        <w:t>section</w:t>
-      </w:r>
-      <w:r>
-        <w:t>, and</w:t>
-      </w:r>
-      <w:proofErr w:type="gramEnd"/>
-      <w:r>
-        <w:t xml:space="preserve"> perhaps consider if they are still appropriate</w:t>
-      </w:r>
-      <w:r>
-        <w:t xml:space="preserve">.  </w:t>
-      </w:r>
-      <w:r>
-        <w:t>UML use case diagrams are very helpful here</w:t>
-      </w:r>
-      <w:r>
-        <w:t xml:space="preserve"> (even for hardware)</w:t>
-      </w:r>
-      <w:r>
-        <w:t>.</w:t>
-      </w:r>
-    </w:p>
-    <w:p>
-      <w:r>
-        <w:t>Delete the red paragraph and replace this one with your content (use the “Normal” paragraph style).</w:t>
-      </w:r>
-    </w:p>
-    <w:p>
-      <w:pPr>
-        <w:pStyle w:val="Heading2"/>
-      </w:pPr>
-      <w:bookmarkStart w:id="18" w:name="_Toc224050057"/>
-      <w:r>
-        <w:t>Functional requirements</w:t>
-      </w:r>
-      <w:bookmarkEnd w:id="18"/>
-    </w:p>
-    <w:p>
-      <w:pPr>
-        <w:pStyle w:val="Advice"/>
-      </w:pPr>
-      <w:r>
-        <w:t>The exact content here will vary</w:t>
-      </w:r>
-      <w:r>
-        <w:t xml:space="preserve"> (especially if your project is hardware-based)</w:t>
-      </w:r>
-      <w:r>
-        <w:t xml:space="preserve">, but </w:t>
-      </w:r>
-      <w:r>
-        <w:t>there are</w:t>
-      </w:r>
-      <w:r>
-        <w:t xml:space="preserve"> some </w:t>
-      </w:r>
-      <w:r>
-        <w:t>standard items which you should consider</w:t>
-      </w:r>
-      <w:r>
-        <w:t xml:space="preserve"> including</w:t>
-      </w:r>
-      <w:r>
-        <w:t xml:space="preserve">.  </w:t>
-      </w:r>
-      <w:r>
-        <w:rPr>
-          <w:i/>
-          <w:iCs/>
-        </w:rPr>
-        <w:t>You do not need to include all of them</w:t>
-      </w:r>
-      <w:r>
-        <w:t>.  If you are struggling for something to write under one of these headings, then just remove it.</w:t>
-      </w:r>
-    </w:p>
-    <w:p>
-      <w:pPr>
-        <w:pStyle w:val="Heading3"/>
-      </w:pPr>
-      <w:bookmarkStart w:id="19" w:name="_Toc224050058"/>
-      <w:r>
-        <w:t>Interfaces</w:t>
-      </w:r>
-      <w:bookmarkEnd w:id="19"/>
-    </w:p>
-    <w:p>
-      <w:pPr>
-        <w:pStyle w:val="Heading3"/>
-      </w:pPr>
-      <w:bookmarkStart w:id="20" w:name="_Toc224050059"/>
-      <w:r>
-        <w:t>Functional Capabilities</w:t>
-      </w:r>
-      <w:bookmarkEnd w:id="20"/>
-    </w:p>
-    <w:p>
-      <w:pPr>
-        <w:pStyle w:val="Heading3"/>
-      </w:pPr>
-      <w:bookmarkStart w:id="21" w:name="_Toc224050060"/>
-      <w:r>
-        <w:t>Performance Levels</w:t>
-      </w:r>
-      <w:bookmarkEnd w:id="21"/>
-    </w:p>
-    <w:p>
-      <w:pPr>
-        <w:pStyle w:val="Heading3"/>
-      </w:pPr>
-      <w:bookmarkStart w:id="22" w:name="_Toc224050061"/>
-      <w:r>
-        <w:t>Data Structures/Elements</w:t>
-      </w:r>
-      <w:bookmarkEnd w:id="22"/>
-    </w:p>
-    <w:p>
-      <w:pPr>
-        <w:pStyle w:val="Heading3"/>
-      </w:pPr>
-      <w:bookmarkStart w:id="23" w:name="_Toc224050062"/>
-      <w:r>
-        <w:t>Safety</w:t>
-      </w:r>
-      <w:bookmarkEnd w:id="23"/>
-    </w:p>
-    <w:p>
-      <w:pPr>
-        <w:pStyle w:val="Heading3"/>
-      </w:pPr>
-      <w:bookmarkStart w:id="24" w:name="_Toc224050063"/>
-      <w:r>
-        <w:t>Reliability</w:t>
-      </w:r>
-      <w:bookmarkEnd w:id="24"/>
-    </w:p>
-    <w:p>
-      <w:pPr>
-        <w:pStyle w:val="Heading3"/>
-      </w:pPr>
-      <w:bookmarkStart w:id="25" w:name="_Toc224050064"/>
-      <w:r>
-        <w:t>Security/Privacy</w:t>
-      </w:r>
-      <w:bookmarkEnd w:id="25"/>
-    </w:p>
-    <w:p>
-      <w:pPr>
-        <w:pStyle w:val="Heading3"/>
-      </w:pPr>
-      <w:bookmarkStart w:id="26" w:name="_Toc224050065"/>
-      <w:r>
-        <w:t>Quality</w:t>
-      </w:r>
-      <w:bookmarkEnd w:id="26"/>
-    </w:p>
-    <w:p>
-      <w:pPr>
-        <w:pStyle w:val="Heading3"/>
-      </w:pPr>
-      <w:bookmarkStart w:id="27" w:name="_Toc224050066"/>
-      <w:r>
-        <w:t>Constraints and Limitations</w:t>
-      </w:r>
-      <w:bookmarkEnd w:id="27"/>
-    </w:p>
-    <w:p>
-      <w:pPr>
-        <w:pStyle w:val="Heading3"/>
-      </w:pPr>
-      <w:bookmarkStart w:id="28" w:name="_Toc224050067"/>
-      <w:r>
-        <w:t xml:space="preserve">Performance </w:t>
-      </w:r>
-      <w:r>
-        <w:t>requirements</w:t>
-      </w:r>
-      <w:bookmarkEnd w:id="28"/>
-    </w:p>
-    <w:p>
-      <w:pPr>
-        <w:pStyle w:val="Heading2"/>
-      </w:pPr>
-      <w:bookmarkStart w:id="29" w:name="_Toc224050068"/>
-      <w:r>
-        <w:t>Design constraints</w:t>
-      </w:r>
-      <w:bookmarkEnd w:id="29"/>
-    </w:p>
-    <w:p>
-      <w:pPr>
-        <w:pStyle w:val="Advice"/>
-      </w:pPr>
-      <w:r>
-        <w:t xml:space="preserve">You might include this in the next section if you prefer.  </w:t>
-      </w:r>
-      <w:r>
-        <w:t xml:space="preserve">Consider the limitations on how you </w:t>
-      </w:r>
-      <w:proofErr w:type="gramStart"/>
-      <w:r>
-        <w:t>are able to</w:t>
-      </w:r>
-      <w:proofErr w:type="gramEnd"/>
-      <w:r>
-        <w:t xml:space="preserve"> </w:t>
-      </w:r>
-      <w:r>
-        <w:t xml:space="preserve">conduct </w:t>
-      </w:r>
-      <w:r>
-        <w:t xml:space="preserve">your project.  </w:t>
-      </w:r>
-      <w:r>
-        <w:t>Relate the</w:t>
-      </w:r>
-      <w:r>
-        <w:t xml:space="preserve"> bounds (time and resources</w:t>
-      </w:r>
-      <w:r>
-        <w:t xml:space="preserve"> are obvious ones</w:t>
-      </w:r>
-      <w:r>
-        <w:t xml:space="preserve">) </w:t>
-      </w:r>
-      <w:r>
-        <w:t>which have an impact.</w:t>
-      </w:r>
-    </w:p>
-    <w:p>
-      <w:r>
-        <w:t>Delete the red paragraph and replace this one with your content (use the “Normal” paragraph style).</w:t>
-      </w:r>
-    </w:p>
-    <w:p>
-      <w:pPr>
-        <w:pStyle w:val="Heading1"/>
-      </w:pPr>
-      <w:bookmarkStart w:id="30" w:name="_Toc224050069"/>
-      <w:r>
-        <w:lastRenderedPageBreak/>
-        <w:t>Design</w:t>
-      </w:r>
-      <w:bookmarkEnd w:id="30"/>
-    </w:p>
-    <w:p>
-      <w:pPr>
-        <w:pStyle w:val="Advice"/>
-      </w:pPr>
-      <w:r>
-        <w:t>If your project involves the development of software</w:t>
-      </w:r>
-      <w:r>
-        <w:t xml:space="preserve"> and/or hardware</w:t>
-      </w:r>
-      <w:r>
-        <w:t xml:space="preserve">, then you will </w:t>
-      </w:r>
-      <w:r>
-        <w:t>need</w:t>
-      </w:r>
-      <w:r>
-        <w:t xml:space="preserve"> to include a section in which you describe </w:t>
-      </w:r>
-      <w:r>
-        <w:t>its</w:t>
-      </w:r>
-      <w:r>
-        <w:t xml:space="preserve"> design in detail.</w:t>
-      </w:r>
-      <w:r>
-        <w:t xml:space="preserve">  If you conduct any experiments (either in a research-oriented project or simply doing user evaluation) then you should describe their </w:t>
-      </w:r>
-      <w:r>
-        <w:t xml:space="preserve">design and </w:t>
-      </w:r>
-      <w:r>
-        <w:t>methodology here.</w:t>
-      </w:r>
-    </w:p>
-    <w:p>
-      <w:r>
-        <w:t>Delete the red paragraph and replace this one with your content (use the “Normal” paragraph style).</w:t>
-      </w:r>
-    </w:p>
-    <w:p>
-      <w:pPr>
-        <w:pStyle w:val="Heading2"/>
-      </w:pPr>
-      <w:bookmarkStart w:id="31" w:name="_Toc224050070"/>
-      <w:r>
-        <w:t>Software design</w:t>
-      </w:r>
-      <w:bookmarkEnd w:id="31"/>
-    </w:p>
-    <w:p>
-      <w:pPr>
-        <w:pStyle w:val="Advice"/>
-      </w:pPr>
-      <w:r>
-        <w:t>Typical content</w:t>
-      </w:r>
-      <w:r>
-        <w:t xml:space="preserve"> will be </w:t>
-      </w:r>
-      <w:r>
-        <w:t xml:space="preserve">detailed software design, from architecture to implementation level.  </w:t>
-      </w:r>
-      <w:r>
-        <w:t>A</w:t>
-      </w:r>
-      <w:r>
-        <w:t>s</w:t>
-      </w:r>
-      <w:r>
-        <w:t xml:space="preserve"> well as your text, </w:t>
-      </w:r>
-      <w:r>
-        <w:t>y</w:t>
-      </w:r>
-      <w:r>
-        <w:t xml:space="preserve">ou should include </w:t>
-      </w:r>
-      <w:r>
-        <w:t>UML diagrams, including class structures</w:t>
-      </w:r>
-      <w:r>
-        <w:t>,</w:t>
-      </w:r>
-      <w:r>
-        <w:t xml:space="preserve"> </w:t>
-      </w:r>
-      <w:r>
-        <w:t>activity and sequence</w:t>
-      </w:r>
-      <w:r>
-        <w:t xml:space="preserve"> diagrams</w:t>
-      </w:r>
-      <w:r>
-        <w:t xml:space="preserve"> as appropriate.</w:t>
-      </w:r>
-      <w:r>
-        <w:t xml:space="preserve">  </w:t>
-      </w:r>
-      <w:r>
-        <w:t xml:space="preserve">Don’t just drop diagrams in willy-nilly, though.  </w:t>
-      </w:r>
-      <w:r>
-        <w:t xml:space="preserve">Use them </w:t>
-      </w:r>
-      <w:r>
-        <w:t xml:space="preserve">strategically </w:t>
-      </w:r>
-      <w:r>
-        <w:t>to illustrate points in your text</w:t>
-      </w:r>
-      <w:r>
-        <w:t>.  Remember that ‘a picture is worth a thousand words’ (we don’t apply this rule literally)</w:t>
-      </w:r>
-      <w:r>
-        <w:t xml:space="preserve"> but pictures on their own don’t explain everything</w:t>
-      </w:r>
-      <w:r>
-        <w:t>.</w:t>
-      </w:r>
-    </w:p>
-    <w:p>
-      <w:pPr>
-        <w:pStyle w:val="Advice"/>
-      </w:pPr>
-      <w:r>
-        <w:t>If your project requires user interface design, don’t forget to include that.  Screenshots, wireframes and other diagrams are welcome.</w:t>
-      </w:r>
-    </w:p>
-    <w:p>
-      <w:r>
-        <w:t>Delete the red paragraph and replace this one with your content (use the “Normal” paragraph style).</w:t>
-      </w:r>
-    </w:p>
-    <w:p>
-      <w:pPr>
-        <w:pStyle w:val="Heading2"/>
-      </w:pPr>
-      <w:bookmarkStart w:id="32" w:name="_Toc224050071"/>
-      <w:r>
-        <w:t>Hardware design</w:t>
-      </w:r>
-      <w:bookmarkEnd w:id="32"/>
-    </w:p>
-    <w:p>
-      <w:pPr>
-        <w:pStyle w:val="Advice"/>
-      </w:pPr>
-      <w:r>
-        <w:t xml:space="preserve">If your project involves building hardware, give full details about the process here.  </w:t>
-      </w:r>
-      <w:r>
-        <w:t xml:space="preserve">Include diagrams as </w:t>
-      </w:r>
-      <w:proofErr w:type="gramStart"/>
-      <w:r>
-        <w:t>appropriate</w:t>
-      </w:r>
-      <w:r>
-        <w:t xml:space="preserve">  Use</w:t>
-      </w:r>
-      <w:proofErr w:type="gramEnd"/>
-      <w:r>
-        <w:t xml:space="preserve"> them strategically to illustrate points in your text.  Remember that ‘a picture is worth a thousand words’ (we don’t apply this rule literally) but pictures on their own don’t explain everything.</w:t>
-      </w:r>
-    </w:p>
-    <w:p>
-      <w:pPr>
-        <w:pStyle w:val="Advice"/>
-      </w:pPr>
-      <w:r>
-        <w:t xml:space="preserve">If your project requires </w:t>
-      </w:r>
-      <w:r>
-        <w:t xml:space="preserve">electronics and/or mechanical </w:t>
-      </w:r>
-      <w:r>
-        <w:t xml:space="preserve">design, don’t forget to include that.  </w:t>
-      </w:r>
-      <w:r>
-        <w:t>Photos, CAD drawings, electronic schematics</w:t>
-      </w:r>
-      <w:r>
-        <w:t xml:space="preserve"> and other diagrams are welcome.</w:t>
-      </w:r>
-    </w:p>
-    <w:p>
-      <w:r>
-        <w:t>Delete the red paragraph and replace this one with your content (use the “Normal” paragraph style).</w:t>
-      </w:r>
-    </w:p>
-    <w:p>
-      <w:pPr>
-        <w:pStyle w:val="Heading2"/>
-      </w:pPr>
-      <w:bookmarkStart w:id="33" w:name="_Toc224050072"/>
-      <w:r>
-        <w:t>Experimental design</w:t>
-      </w:r>
-      <w:bookmarkEnd w:id="33"/>
-    </w:p>
-    <w:p>
-      <w:pPr>
-        <w:pStyle w:val="Advice"/>
-      </w:pPr>
-      <w:r>
-        <w:t xml:space="preserve">If you are going to evaluate your </w:t>
-      </w:r>
-      <w:r>
-        <w:t>software or hardware</w:t>
-      </w:r>
-      <w:r>
-        <w:t xml:space="preserve"> by means of a</w:t>
-      </w:r>
-      <w:r>
-        <w:t>ny tests or</w:t>
-      </w:r>
-      <w:r>
-        <w:t xml:space="preserve"> survey</w:t>
-      </w:r>
-      <w:r>
-        <w:t>s</w:t>
-      </w:r>
-      <w:r>
-        <w:t xml:space="preserve">, then </w:t>
-      </w:r>
-      <w:r>
-        <w:t xml:space="preserve">explain </w:t>
-      </w:r>
-      <w:r>
-        <w:t>their</w:t>
-      </w:r>
-      <w:r>
-        <w:t xml:space="preserve"> design here.  If you are doing other experiments (for example measuring the performance of algorithms, extracting data</w:t>
-      </w:r>
-      <w:r>
-        <w:t xml:space="preserve"> </w:t>
-      </w:r>
-      <w:r>
-        <w:t xml:space="preserve">from </w:t>
-      </w:r>
-      <w:r>
-        <w:t>environmental monitoring systems</w:t>
-      </w:r>
-      <w:r>
-        <w:t xml:space="preserve"> or evaluating the performance of </w:t>
-      </w:r>
-      <w:r>
-        <w:t>mechanisms</w:t>
-      </w:r>
-      <w:r>
-        <w:t>)</w:t>
-      </w:r>
-      <w:r>
-        <w:t xml:space="preserve"> </w:t>
-      </w:r>
-      <w:r>
-        <w:t>then you should explain how you have designed the experiments</w:t>
-      </w:r>
-      <w:r>
-        <w:t>, how they must be conducted a</w:t>
-      </w:r>
-      <w:r>
-        <w:t>nd what you expect to learn from them</w:t>
-      </w:r>
-      <w:r>
-        <w:t>.  This is especially important for research-oriented projects.</w:t>
-      </w:r>
-    </w:p>
-    <w:p>
-      <w:r>
-        <w:t>Delete the red paragraph and replace this one with your content (use the “Normal” paragraph style).</w:t>
-      </w:r>
-    </w:p>
-    <w:p>
-      <w:pPr>
-        <w:pStyle w:val="Heading1"/>
-      </w:pPr>
-      <w:bookmarkStart w:id="34" w:name="_Toc224050073"/>
-      <w:r>
-        <w:lastRenderedPageBreak/>
-        <w:t>Implementation and testing</w:t>
-      </w:r>
-      <w:bookmarkEnd w:id="34"/>
-    </w:p>
-    <w:p>
-      <w:r>
-        <w:t>Delete the red paragraphs and replace this one with your content (use the “Normal” paragraph style).</w:t>
-      </w:r>
-    </w:p>
-    <w:p/>
-    <w:p>
-      <w:pPr>
-        <w:pStyle w:val="Heading2"/>
-      </w:pPr>
-      <w:bookmarkStart w:id="35" w:name="_Toc224050074"/>
-      <w:r>
-        <w:t>Implementation</w:t>
-      </w:r>
-      <w:bookmarkEnd w:id="35"/>
-    </w:p>
-    <w:p>
-      <w:pPr>
-        <w:pStyle w:val="Advice"/>
-      </w:pPr>
-      <w:r>
-        <w:t xml:space="preserve">In this section you will describe </w:t>
-      </w:r>
-      <w:r>
-        <w:t xml:space="preserve">what you did, and why you made the important decisions affecting your actions.  It’s not a diary – </w:t>
-      </w:r>
-      <w:r>
-        <w:t>don’t write a blow-by-blow account of every little thing that happened.  Be selective</w:t>
-      </w:r>
-      <w:r>
-        <w:t xml:space="preserve"> and report </w:t>
-      </w:r>
-      <w:r>
-        <w:t>those choices</w:t>
-      </w:r>
-      <w:r>
-        <w:t xml:space="preserve"> and techniques</w:t>
-      </w:r>
-      <w:r>
-        <w:t xml:space="preserve"> </w:t>
-      </w:r>
-      <w:r>
-        <w:t>which made a difference</w:t>
-      </w:r>
-      <w:r>
-        <w:t>.</w:t>
-      </w:r>
-      <w:r>
-        <w:t xml:space="preserve">  </w:t>
-      </w:r>
-      <w:r>
-        <w:t xml:space="preserve">Make sure you </w:t>
-      </w:r>
-      <w:r>
-        <w:t>discuss</w:t>
-      </w:r>
-      <w:r>
-        <w:t xml:space="preserve"> </w:t>
-      </w:r>
-      <w:r>
-        <w:t xml:space="preserve">what options you considered.  Explain how </w:t>
-      </w:r>
-      <w:r>
-        <w:t>the criteria and methodology you used to select amongst different options</w:t>
-      </w:r>
-      <w:r>
-        <w:t xml:space="preserve"> (which tools are most appropriate, for example).</w:t>
-      </w:r>
-    </w:p>
-    <w:p>
-      <w:pPr>
-        <w:pStyle w:val="Advice"/>
-      </w:pPr>
-      <w:r>
-        <w:t xml:space="preserve">It may help to </w:t>
-      </w:r>
-      <w:r>
-        <w:t xml:space="preserve">imagine that you are </w:t>
-      </w:r>
-      <w:r>
-        <w:t>reading this project in the future, trying to replicate the work</w:t>
-      </w:r>
-      <w:r>
-        <w:t xml:space="preserve"> without making </w:t>
-      </w:r>
-      <w:r>
-        <w:t xml:space="preserve">the </w:t>
-      </w:r>
-      <w:r>
-        <w:t>same mistakes along the way</w:t>
-      </w:r>
-      <w:r>
-        <w:t xml:space="preserve">.  What would you need to know to </w:t>
-      </w:r>
-      <w:r>
-        <w:t>make your job easier, and what is unimportant</w:t>
-      </w:r>
-      <w:r>
-        <w:t xml:space="preserve"> or obvious</w:t>
-      </w:r>
-      <w:r>
-        <w:t>?</w:t>
-      </w:r>
-      <w:r>
-        <w:t xml:space="preserve">  Explain how you implemented the design in the previous chapter.</w:t>
-      </w:r>
-    </w:p>
-    <w:p>
-      <w:pPr>
-        <w:pStyle w:val="Advice"/>
-      </w:pPr>
-      <w:r>
-        <w:t xml:space="preserve">This is the place in which you would explain </w:t>
-      </w:r>
-      <w:r>
-        <w:t xml:space="preserve">any novel </w:t>
-      </w:r>
-      <w:r>
-        <w:t xml:space="preserve">or especially complex </w:t>
-      </w:r>
-      <w:r>
-        <w:t>algorithms, data structures or systems you have used</w:t>
-      </w:r>
-      <w:r>
-        <w:t>.</w:t>
-      </w:r>
-    </w:p>
-    <w:p>
-      <w:pPr>
-        <w:pStyle w:val="Advice"/>
-      </w:pPr>
-      <w:r>
-        <w:t xml:space="preserve">Make it clear what </w:t>
-      </w:r>
-      <w:r>
-        <w:rPr>
-          <w:b/>
-          <w:bCs/>
-        </w:rPr>
-        <w:t>you</w:t>
-      </w:r>
-      <w:r>
-        <w:t xml:space="preserve"> have done, and what is pre-existing</w:t>
-      </w:r>
-      <w:r>
-        <w:t>.  For example, if you are using third party software libraries, describe how you have used them</w:t>
-      </w:r>
-      <w:r>
-        <w:t>, and how they have benefited your project</w:t>
-      </w:r>
-      <w:r>
-        <w:t xml:space="preserve"> rather than </w:t>
-      </w:r>
-      <w:r>
-        <w:t xml:space="preserve">simply </w:t>
-      </w:r>
-      <w:r>
-        <w:t>what they do.</w:t>
-      </w:r>
-      <w:r>
-        <w:t xml:space="preserve">  If you have built on a framework, make it clear how you have developed new </w:t>
-      </w:r>
-      <w:r>
-        <w:t>functionality</w:t>
-      </w:r>
-      <w:r>
-        <w:t>.</w:t>
-      </w:r>
-    </w:p>
-    <w:p>
-      <w:r>
-        <w:t>Delete the red paragraphs and replace this one with your content (use the “Normal” paragraph style).</w:t>
-      </w:r>
-    </w:p>
-    <w:p>
-      <w:pPr>
-        <w:pStyle w:val="Heading2"/>
-      </w:pPr>
-      <w:bookmarkStart w:id="36" w:name="_Toc224050075"/>
-      <w:r>
-        <w:t>Testing</w:t>
-      </w:r>
-      <w:bookmarkEnd w:id="36"/>
-    </w:p>
-    <w:p>
-      <w:pPr>
-        <w:pStyle w:val="Advice"/>
-      </w:pPr>
-      <w:r>
-        <w:t>If you are developing software</w:t>
-      </w:r>
-      <w:r>
-        <w:t xml:space="preserve"> or hardware</w:t>
-      </w:r>
-      <w:r>
-        <w:t>, you must test it.</w:t>
-      </w:r>
-      <w:r>
-        <w:t xml:space="preserve">  This section should explain how your work will be </w:t>
-      </w:r>
-      <w:r>
-        <w:t xml:space="preserve">(or has been) </w:t>
-      </w:r>
-      <w:r>
-        <w:t>tested.</w:t>
-      </w:r>
-    </w:p>
-    <w:p>
-      <w:pPr>
-        <w:pStyle w:val="Advice"/>
-      </w:pPr>
-      <w:r>
-        <w:t>You should have a test plan at the very least</w:t>
-      </w:r>
-      <w:r>
-        <w:t xml:space="preserve"> (full details of it and its results if required can go in an appendix)</w:t>
-      </w:r>
-      <w:r>
-        <w:t xml:space="preserve">.  Ideally, you will have </w:t>
-      </w:r>
-      <w:r>
-        <w:t xml:space="preserve">automated tests for </w:t>
-      </w:r>
-      <w:r>
-        <w:t>any</w:t>
-      </w:r>
-      <w:r>
-        <w:t xml:space="preserve"> software</w:t>
-      </w:r>
-      <w:r>
-        <w:t xml:space="preserve"> you build</w:t>
-      </w:r>
-      <w:r>
-        <w:t xml:space="preserve">.  You will also define user acceptance tests, or something similar which can be used to determine </w:t>
-      </w:r>
-      <w:r>
-        <w:t xml:space="preserve">whether your </w:t>
-      </w:r>
-      <w:r>
-        <w:t>output</w:t>
-      </w:r>
-      <w:r>
-        <w:t xml:space="preserve"> meets the requirements</w:t>
-      </w:r>
-      <w:r>
-        <w:t xml:space="preserve"> stated earlier</w:t>
-      </w:r>
-      <w:r>
-        <w:t>.</w:t>
-      </w:r>
-      <w:r>
-        <w:t xml:space="preserve">  Explain how and when the tests should be conducted.</w:t>
-      </w:r>
-    </w:p>
-    <w:p>
-      <w:r>
-        <w:t>Delete the red paragraphs and replace this one with your content (use the “Normal” paragraph style).</w:t>
-      </w:r>
-    </w:p>
-    <w:p>
-      <w:pPr>
-        <w:pStyle w:val="Heading1"/>
-      </w:pPr>
-      <w:bookmarkStart w:id="37" w:name="_Toc224050076"/>
-      <w:r>
-        <w:lastRenderedPageBreak/>
-        <w:t>External concerns</w:t>
-      </w:r>
-      <w:bookmarkEnd w:id="37"/>
-    </w:p>
-    <w:p>
-      <w:pPr>
-        <w:pStyle w:val="Advice"/>
-      </w:pPr>
-      <w:r>
-        <w:t>This section considers factors external to your project.</w:t>
-      </w:r>
-      <w:r>
-        <w:t xml:space="preserve">  In your PDD, you considered </w:t>
-      </w:r>
-      <w:r>
-        <w:t xml:space="preserve">external factors which might influence or be influenced by the process of undertaking your project.  In this section, you should consider the </w:t>
-      </w:r>
-      <w:r>
-        <w:t>way in which your project, its results, any knowledge gained from it or its commercial exploitation might affect the wider world.</w:t>
-      </w:r>
-    </w:p>
-    <w:p>
-      <w:r>
-        <w:t>Delete the red paragraphs and replace this one with your content (use the “Normal” paragraph style).</w:t>
-      </w:r>
-    </w:p>
-    <w:p>
-      <w:pPr>
-        <w:pStyle w:val="Heading2"/>
-      </w:pPr>
-      <w:bookmarkStart w:id="38" w:name="_Toc224050077"/>
-      <w:r>
-        <w:t xml:space="preserve">Legal, </w:t>
-      </w:r>
-      <w:r>
-        <w:t>s</w:t>
-      </w:r>
-      <w:r>
-        <w:t xml:space="preserve">ocial and </w:t>
-      </w:r>
-      <w:r>
-        <w:t>e</w:t>
-      </w:r>
-      <w:r>
-        <w:t>thical issues</w:t>
-      </w:r>
-      <w:bookmarkEnd w:id="38"/>
-    </w:p>
-    <w:p>
-      <w:pPr>
-        <w:pStyle w:val="Advice"/>
-      </w:pPr>
-      <w:r>
-        <w:t>In your PDD, you considered the ethics involved</w:t>
-      </w:r>
-      <w:r>
-        <w:t xml:space="preserve"> with </w:t>
-      </w:r>
-      <w:r>
-        <w:rPr>
-          <w:i/>
-          <w:iCs/>
-        </w:rPr>
-        <w:t>doing</w:t>
-      </w:r>
-      <w:r>
-        <w:t xml:space="preserve"> your project.  Now you should identify and discuss the </w:t>
-      </w:r>
-      <w:r>
-        <w:t xml:space="preserve">legal, social, ethical and professional issues raised by the </w:t>
-      </w:r>
-      <w:proofErr w:type="gramStart"/>
-      <w:r>
-        <w:t>project as a whole, and</w:t>
-      </w:r>
-      <w:proofErr w:type="gramEnd"/>
-      <w:r>
-        <w:t xml:space="preserve"> any artefacts you produced.  </w:t>
-      </w:r>
-      <w:r>
-        <w:t>If you created software to track individuals, or a laser-wielding robot hardware,</w:t>
-      </w:r>
-      <w:r>
-        <w:t xml:space="preserve"> what effects on the world in general need to be considered?  How will you address these issues</w:t>
-      </w:r>
-      <w:r>
-        <w:t>?</w:t>
-      </w:r>
-      <w:r>
-        <w:t xml:space="preserve">  Many things can be used for good or bad purposes.  Can yours</w:t>
-      </w:r>
-      <w:r>
-        <w:t>, and what will you do about it?</w:t>
-      </w:r>
-    </w:p>
-    <w:p>
-      <w:r>
-        <w:t>Delete the red paragraphs and replace this one with your content (use the “Normal” paragraph style).</w:t>
-      </w:r>
-    </w:p>
-    <w:p>
-      <w:pPr>
-        <w:pStyle w:val="Heading2"/>
-      </w:pPr>
-      <w:bookmarkStart w:id="39" w:name="_Toc224050078"/>
-      <w:r>
-        <w:t>Commercial issues and exploitation</w:t>
-      </w:r>
-      <w:bookmarkEnd w:id="39"/>
-    </w:p>
-    <w:p>
-      <w:pPr>
-        <w:pStyle w:val="Advice"/>
-      </w:pPr>
-      <w:r>
-        <w:t>Think about what you have created during this project.  It may be hardware, software</w:t>
-      </w:r>
-      <w:r>
-        <w:t>, knowledge</w:t>
-      </w:r>
-      <w:r>
-        <w:t xml:space="preserve"> or </w:t>
-      </w:r>
-      <w:r>
-        <w:t>a combination of these</w:t>
-      </w:r>
-      <w:r>
-        <w:t>.  How could you exploit these commercially</w:t>
-      </w:r>
-      <w:r>
-        <w:t xml:space="preserve">?  Discuss the </w:t>
-      </w:r>
-      <w:r>
-        <w:t xml:space="preserve">merits of your work, other commercial entities which might be similar, and consider the costs and </w:t>
-      </w:r>
-      <w:r>
-        <w:t>potential profits of using your work commercially.</w:t>
-      </w:r>
-    </w:p>
-    <w:p>
-      <w:r>
-        <w:t>Delete the red paragraphs and replace this one with your content (use the “Normal” paragraph style).</w:t>
-      </w:r>
-    </w:p>
-    <w:p/>
-    <w:p/>
-    <w:p>
-      <w:pPr>
-        <w:pStyle w:val="Heading1"/>
-      </w:pPr>
-      <w:bookmarkStart w:id="40" w:name="_Toc224050079"/>
-      <w:r>
-        <w:lastRenderedPageBreak/>
-        <w:t>Evaluation</w:t>
-      </w:r>
-      <w:r>
-        <w:t xml:space="preserve"> and discussion of results</w:t>
-      </w:r>
-      <w:bookmarkEnd w:id="40"/>
-    </w:p>
-    <w:p>
-      <w:pPr>
-        <w:pStyle w:val="Advice"/>
-      </w:pPr>
-      <w:r>
-        <w:t>This section</w:t>
-      </w:r>
-      <w:r>
-        <w:t xml:space="preserve"> evaluates the </w:t>
-      </w:r>
-      <w:r>
-        <w:rPr>
-          <w:i/>
-          <w:iCs/>
-        </w:rPr>
-        <w:t>software</w:t>
-      </w:r>
-      <w:r>
-        <w:rPr>
-          <w:i/>
-          <w:iCs/>
-        </w:rPr>
-        <w:t>, hardware</w:t>
-      </w:r>
-      <w:r>
-        <w:rPr>
-          <w:i/>
-          <w:iCs/>
-        </w:rPr>
-        <w:t xml:space="preserve"> or other artefact</w:t>
-      </w:r>
-      <w:r>
-        <w:t xml:space="preserve"> you have developed.</w:t>
-      </w:r>
-      <w:r>
-        <w:t xml:space="preserve"> </w:t>
-      </w:r>
-      <w:r>
-        <w:t xml:space="preserve"> You should </w:t>
-      </w:r>
-      <w:r>
-        <w:t xml:space="preserve">compare </w:t>
-      </w:r>
-      <w:r>
-        <w:t>it</w:t>
-      </w:r>
-      <w:r>
-        <w:t xml:space="preserve"> with the or</w:t>
-      </w:r>
-      <w:r>
-        <w:t>i</w:t>
-      </w:r>
-      <w:r>
-        <w:t xml:space="preserve">ginal specification and see how </w:t>
-      </w:r>
-      <w:r>
-        <w:t>well it satisfies the requirements.</w:t>
-      </w:r>
-      <w:r>
-        <w:t xml:space="preserve">  You may wish to </w:t>
-      </w:r>
-      <w:proofErr w:type="gramStart"/>
-      <w:r>
-        <w:t>refer back</w:t>
-      </w:r>
-      <w:proofErr w:type="gramEnd"/>
-      <w:r>
-        <w:t xml:space="preserve"> to your aims and objectives</w:t>
-      </w:r>
-      <w:r>
-        <w:t xml:space="preserve"> at this point.  </w:t>
-      </w:r>
-      <w:r>
-        <w:t xml:space="preserve">Yu should reflect honestly on the level of technical difficulty of what you have done.  </w:t>
-      </w:r>
-    </w:p>
-    <w:p>
-      <w:pPr>
-        <w:pStyle w:val="Advice"/>
-      </w:pPr>
-      <w:r>
-        <w:t xml:space="preserve">You </w:t>
-      </w:r>
-      <w:r>
-        <w:t xml:space="preserve">should </w:t>
-      </w:r>
-      <w:r>
-        <w:t>report the results of user testing</w:t>
-      </w:r>
-      <w:r>
-        <w:t xml:space="preserve"> and a summary of feedback if that </w:t>
-      </w:r>
-      <w:r>
-        <w:t>has</w:t>
-      </w:r>
-      <w:r>
-        <w:t xml:space="preserve"> be</w:t>
-      </w:r>
-      <w:r>
-        <w:t>en collected</w:t>
-      </w:r>
-      <w:r>
-        <w:t>, together with the actions you have taken as a result.</w:t>
-      </w:r>
-    </w:p>
-    <w:p>
-      <w:pPr>
-        <w:pStyle w:val="Advice"/>
-      </w:pPr>
-      <w:r>
-        <w:t>Evaluation should be rigorous and objective.  Avoid opinion and unsubstantiated statements.</w:t>
-      </w:r>
-    </w:p>
-    <w:p>
-      <w:pPr>
-        <w:pStyle w:val="Advice"/>
-      </w:pPr>
-      <w:r>
-        <w:t>If you have done experiments</w:t>
-      </w:r>
-      <w:r>
-        <w:t>, then the results of these should be reported and discussed here.</w:t>
-      </w:r>
-    </w:p>
-    <w:p>
-      <w:pPr>
-        <w:pStyle w:val="Advice"/>
-      </w:pPr>
-      <w:r>
-        <w:t xml:space="preserve">If you have </w:t>
-      </w:r>
-      <w:r>
-        <w:t>involved people in doing user evaluations, that information should be include here.</w:t>
-      </w:r>
-    </w:p>
-    <w:p>
-      <w:r>
-        <w:t>Delete the red paragraphs and replace this one with your content (use the “Normal” paragraph style).</w:t>
-      </w:r>
-    </w:p>
-    <w:p>
-      <w:pPr>
-        <w:pStyle w:val="Heading2"/>
-      </w:pPr>
-      <w:bookmarkStart w:id="41" w:name="_Toc224050080"/>
-      <w:r>
-        <w:t>Programme specific concerns</w:t>
-      </w:r>
-      <w:bookmarkEnd w:id="41"/>
-    </w:p>
-    <w:p>
-      <w:pPr>
-        <w:pStyle w:val="Advice"/>
-      </w:pPr>
-      <w:r>
-        <w:rPr>
-          <w:i/>
-          <w:iCs/>
-        </w:rPr>
-        <w:t>Although this does not have to be a section on its own</w:t>
-      </w:r>
-      <w:r>
-        <w:t>, you</w:t>
-      </w:r>
-      <w:r>
-        <w:t>r report</w:t>
-      </w:r>
-      <w:r>
-        <w:t xml:space="preserve"> must make clear how the work you have done demonstrates the programme specific competency for your degree</w:t>
-      </w:r>
-      <w:r>
-        <w:t xml:space="preserve"> programme.  There is a full list of these in the assignment specification.</w:t>
-      </w:r>
-    </w:p>
-    <w:p>
-      <w:r>
-        <w:t>Delete the red paragraphs and replace this one with your content (use the “Normal” paragraph style).</w:t>
-      </w:r>
-    </w:p>
-    <w:p/>
-    <w:p/>
-    <w:p>
-      <w:pPr>
-        <w:pStyle w:val="Heading1"/>
-      </w:pPr>
-      <w:bookmarkStart w:id="42" w:name="_Toc224050081"/>
-      <w:r>
-        <w:lastRenderedPageBreak/>
-        <w:t>Conclusion</w:t>
-      </w:r>
-      <w:bookmarkEnd w:id="42"/>
-    </w:p>
-    <w:p>
-      <w:pPr>
-        <w:pStyle w:val="Advice"/>
-      </w:pPr>
-      <w:r>
-        <w:t xml:space="preserve">In this section you should evaluate the </w:t>
-      </w:r>
-      <w:proofErr w:type="gramStart"/>
-      <w:r>
-        <w:rPr>
-          <w:i/>
-          <w:iCs/>
-        </w:rPr>
-        <w:t>project</w:t>
-      </w:r>
-      <w:r>
-        <w:t xml:space="preserve"> as a whole, and</w:t>
-      </w:r>
-      <w:proofErr w:type="gramEnd"/>
-      <w:r>
-        <w:t xml:space="preserve"> </w:t>
-      </w:r>
-      <w:r>
-        <w:t xml:space="preserve">the </w:t>
-      </w:r>
-      <w:r>
-        <w:rPr>
-          <w:i/>
-          <w:iCs/>
-        </w:rPr>
-        <w:t>process</w:t>
-      </w:r>
-      <w:r>
-        <w:t xml:space="preserve"> by which you undertook </w:t>
-      </w:r>
-      <w:r>
-        <w:t>it</w:t>
-      </w:r>
-      <w:r>
-        <w:t xml:space="preserve">.  </w:t>
-      </w:r>
-    </w:p>
-    <w:p>
-      <w:r>
-        <w:t>Delete the red paragraphs and replace this one with your content (use the “Normal” paragraph style).</w:t>
-      </w:r>
-    </w:p>
-    <w:p>
-      <w:pPr>
-        <w:pStyle w:val="Heading2"/>
-      </w:pPr>
-      <w:bookmarkStart w:id="43" w:name="_Toc224050082"/>
-      <w:r>
-        <w:t>Project management</w:t>
-      </w:r>
-      <w:bookmarkEnd w:id="43"/>
-    </w:p>
-    <w:p>
-      <w:pPr>
-        <w:pStyle w:val="Advice"/>
-      </w:pPr>
-      <w:r>
-        <w:t xml:space="preserve">What methodology did you </w:t>
-      </w:r>
-      <w:proofErr w:type="gramStart"/>
-      <w:r>
-        <w:t>actually use</w:t>
-      </w:r>
-      <w:proofErr w:type="gramEnd"/>
-      <w:r>
-        <w:t xml:space="preserve">?  Was it the same as you originally planned? </w:t>
-      </w:r>
-      <w:r>
-        <w:t>Was your methodology appropriate (and did you stick to it)?  Was your time planning good?</w:t>
-      </w:r>
-      <w:r>
-        <w:t xml:space="preserve">  Did you meet regularly with your supervisor?  What changes did you make </w:t>
-      </w:r>
-      <w:proofErr w:type="gramStart"/>
-      <w:r>
-        <w:t>as a result of</w:t>
-      </w:r>
-      <w:proofErr w:type="gramEnd"/>
-      <w:r>
-        <w:t xml:space="preserve"> your midway review mee</w:t>
-      </w:r>
-      <w:r>
-        <w:t>ting?</w:t>
-      </w:r>
-      <w:r>
-        <w:t xml:space="preserve"> </w:t>
-      </w:r>
-      <w:r>
-        <w:t xml:space="preserve"> </w:t>
-      </w:r>
-      <w:r>
-        <w:t>What have you learned from the process?  What would you do better/differently if you had more time?</w:t>
-      </w:r>
-      <w:r>
-        <w:t xml:space="preserve">  </w:t>
-      </w:r>
-      <w:r>
-        <w:t>Include the final version of your Gantt chart and comment on its use.</w:t>
-      </w:r>
-    </w:p>
-    <w:p>
-      <w:r>
-        <w:t>Delete the red paragraphs and replace this one with your content (use the “Normal” paragraph style).</w:t>
-      </w:r>
-    </w:p>
-    <w:p>
-      <w:pPr>
-        <w:pStyle w:val="Heading2"/>
-      </w:pPr>
-      <w:bookmarkStart w:id="44" w:name="_Toc224050083"/>
-      <w:r>
-        <w:t>Risk management</w:t>
-      </w:r>
-      <w:bookmarkEnd w:id="44"/>
-    </w:p>
-    <w:p>
-      <w:pPr>
-        <w:pStyle w:val="Advice"/>
-      </w:pPr>
-      <w:r>
-        <w:t xml:space="preserve">In your PDD you </w:t>
-      </w:r>
-      <w:r>
-        <w:t xml:space="preserve">conducted an initial risk management exercise.  How appropriate did this turn out to be?  If any of the predicted problems occurred, </w:t>
-      </w:r>
-      <w:r>
-        <w:t>how good were your mitigation plans?  If other events happened which caused problems, what could you have done to predict and mitigate them?</w:t>
-      </w:r>
-    </w:p>
-    <w:p>
-      <w:r>
-        <w:t>Delete the red paragraphs and replace this one with your content (use the “Normal” paragraph style).</w:t>
-      </w:r>
-    </w:p>
-    <w:p>
-      <w:pPr>
-        <w:pStyle w:val="Heading2"/>
-      </w:pPr>
-      <w:bookmarkStart w:id="45" w:name="_Toc224050084"/>
-      <w:r>
-        <w:t>General conclusions</w:t>
-      </w:r>
-      <w:bookmarkEnd w:id="45"/>
-    </w:p>
-    <w:p>
-      <w:pPr>
-        <w:pStyle w:val="Advice"/>
-      </w:pPr>
-      <w:r>
-        <w:t xml:space="preserve">In this section you should evaluate the </w:t>
-      </w:r>
-      <w:r>
-        <w:rPr>
-          <w:i/>
-          <w:iCs/>
-        </w:rPr>
-        <w:t>project</w:t>
-      </w:r>
-      <w:r>
-        <w:t xml:space="preserve"> as a </w:t>
-      </w:r>
-      <w:proofErr w:type="gramStart"/>
-      <w:r>
-        <w:t>whole, and</w:t>
-      </w:r>
-      <w:proofErr w:type="gramEnd"/>
-      <w:r>
-        <w:t xml:space="preserve"> draw conclusions from the work you have done.  Ask yourself what the project has achieved – what is its contribution?  Has it met its initial aims and objectives?  If not, why?  How does the work you have done enhance the field in general?  What has been learned from the project?  If you have a </w:t>
-      </w:r>
-      <w:proofErr w:type="spellStart"/>
-      <w:proofErr w:type="gramStart"/>
-      <w:r>
-        <w:t>well defined</w:t>
-      </w:r>
-      <w:proofErr w:type="spellEnd"/>
-      <w:proofErr w:type="gramEnd"/>
-      <w:r>
-        <w:t xml:space="preserve"> research question, has it been answered?  What do the results mean?</w:t>
-      </w:r>
-    </w:p>
-    <w:p>
-      <w:pPr>
-        <w:pStyle w:val="Advice"/>
-      </w:pPr>
-      <w:r>
-        <w:t>Sometimes, it’s appropriate to include a subsection on ‘Further work’, making suggestions of how to proceed and what could be done to enhance the project in future.</w:t>
-      </w:r>
-    </w:p>
-    <w:p>
-      <w:r>
-        <w:t>Delete the red paragraphs and replace this one with your content (use the “Normal” paragraph style).</w:t>
-      </w:r>
-    </w:p>
-    <w:p/>
-    <w:p/>
-    <w:p>
-      <w:pPr>
-        <w:pStyle w:val="UnnumberedHeading1"/>
-      </w:pPr>
-      <w:bookmarkStart w:id="46" w:name="_Toc224050085"/>
-      <w:r>
-        <w:lastRenderedPageBreak/>
-        <w:t>References</w:t>
-      </w:r>
-      <w:bookmarkEnd w:id="46"/>
     </w:p>
     <w:p>
       <w:pPr>
@@ -9756,90 +6956,71 @@
         </w:pBdr>
         <w:rPr>
           <w:rFonts w:ascii="Aptos" w:hAnsi="Aptos"/>
-          <w:i/>
-          <w:iCs/>
           <w:color w:val="000000" w:themeColor="text1"/>
         </w:rPr>
       </w:pPr>
       <w:r>
         <w:rPr>
           <w:rFonts w:ascii="Aptos" w:hAnsi="Aptos"/>
-          <w:i/>
-          <w:iCs/>
           <w:color w:val="000000" w:themeColor="text1"/>
         </w:rPr>
-        <w:t xml:space="preserve">Alam, F., </w:t>
-      </w:r>
-      <w:proofErr w:type="spellStart"/>
-      <w:r>
-        <w:rPr>
-          <w:rFonts w:ascii="Aptos" w:hAnsi="Aptos"/>
-          <w:i/>
-          <w:iCs/>
+        <w:t xml:space="preserve">The need for a visual exploration system </w:t>
+      </w:r>
+      <w:r>
+        <w:rPr>
+          <w:rFonts w:ascii="Aptos" w:hAnsi="Aptos"/>
           <w:color w:val="000000" w:themeColor="text1"/>
         </w:rPr>
-        <w:t>Ofli</w:t>
-      </w:r>
-      <w:proofErr w:type="spellEnd"/>
-      <w:r>
-        <w:rPr>
-          <w:rFonts w:ascii="Aptos" w:hAnsi="Aptos"/>
-          <w:i/>
-          <w:iCs/>
+        <w:t>came</w:t>
+      </w:r>
+      <w:r>
+        <w:rPr>
+          <w:rFonts w:ascii="Aptos" w:hAnsi="Aptos"/>
           <w:color w:val="000000" w:themeColor="text1"/>
         </w:rPr>
-        <w:t xml:space="preserve">, F. and Imran, M. (2018). </w:t>
-      </w:r>
-      <w:proofErr w:type="spellStart"/>
-      <w:r>
-        <w:rPr>
-          <w:rFonts w:ascii="Aptos" w:hAnsi="Aptos"/>
-          <w:i/>
-          <w:iCs/>
+        <w:t xml:space="preserve"> from real-world needs for humanitarian crisis response. This chapter outlines the requirements that are built to </w:t>
+      </w:r>
+      <w:r>
+        <w:rPr>
+          <w:rFonts w:ascii="Aptos" w:hAnsi="Aptos"/>
           <w:color w:val="000000" w:themeColor="text1"/>
         </w:rPr>
-        <w:t>CrisisMMD</w:t>
-      </w:r>
-      <w:proofErr w:type="spellEnd"/>
-      <w:r>
-        <w:rPr>
-          <w:rFonts w:ascii="Aptos" w:hAnsi="Aptos"/>
-          <w:i/>
-          <w:iCs/>
+        <w:t>improve</w:t>
+      </w:r>
+      <w:r>
+        <w:rPr>
+          <w:rFonts w:ascii="Aptos" w:hAnsi="Aptos"/>
           <w:color w:val="000000" w:themeColor="text1"/>
         </w:rPr>
-        <w:t xml:space="preserve">: Multimodal Twitter Datasets from Natural Disasters. [online] arXiv.org. </w:t>
-      </w:r>
-      <w:proofErr w:type="spellStart"/>
-      <w:proofErr w:type="gramStart"/>
-      <w:r>
-        <w:rPr>
-          <w:rFonts w:ascii="Aptos" w:hAnsi="Aptos"/>
-          <w:i/>
-          <w:iCs/>
+        <w:t xml:space="preserve"> the high information overload that disaster relief personnel face. This will be achieved by providing a new, integrated application for existing effective AI </w:t>
+      </w:r>
+      <w:r>
+        <w:rPr>
+          <w:rFonts w:ascii="Aptos" w:hAnsi="Aptos"/>
           <w:color w:val="000000" w:themeColor="text1"/>
         </w:rPr>
-        <w:t>doi:https</w:t>
-      </w:r>
-      <w:proofErr w:type="spellEnd"/>
-      <w:r>
-        <w:rPr>
-          <w:rFonts w:ascii="Aptos" w:hAnsi="Aptos"/>
-          <w:i/>
-          <w:iCs/>
+        <w:t>methods</w:t>
+      </w:r>
+      <w:r>
+        <w:rPr>
+          <w:rFonts w:ascii="Aptos" w:hAnsi="Aptos"/>
           <w:color w:val="000000" w:themeColor="text1"/>
         </w:rPr>
-        <w:t>://doi.org/10.48550/arXiv.1805.00713</w:t>
-      </w:r>
-      <w:proofErr w:type="gramEnd"/>
-      <w:r>
-        <w:rPr>
-          <w:rFonts w:ascii="Aptos" w:hAnsi="Aptos"/>
-          <w:i/>
-          <w:iCs/>
+        <w:t xml:space="preserve"> </w:t>
+      </w:r>
+      <w:r>
+        <w:rPr>
+          <w:rFonts w:ascii="Aptos" w:hAnsi="Aptos"/>
           <w:color w:val="000000" w:themeColor="text1"/>
         </w:rPr>
-        <w:t>.</w:t>
+        <w:t>like</w:t>
+      </w:r>
+      <w:r>
+        <w:rPr>
+          <w:rFonts w:ascii="Aptos" w:hAnsi="Aptos"/>
+          <w:color w:val="000000" w:themeColor="text1"/>
+        </w:rPr>
+        <w:t xml:space="preserve"> CLIP, UMAP, and HDBSCAN.</w:t>
       </w:r>
     </w:p>
     <w:p>
@@ -9853,6 +7034,2990 @@
         </w:pBdr>
         <w:rPr>
           <w:rFonts w:ascii="Aptos" w:hAnsi="Aptos"/>
+          <w:color w:val="000000" w:themeColor="text1"/>
+        </w:rPr>
+      </w:pPr>
+    </w:p>
+    <w:p>
+      <w:pPr>
+        <w:pStyle w:val="Heading2"/>
+      </w:pPr>
+      <w:bookmarkStart w:id="17" w:name="_Toc224469552"/>
+      <w:r>
+        <w:t>Product requirements</w:t>
+      </w:r>
+      <w:bookmarkEnd w:id="17"/>
+    </w:p>
+    <w:p>
+      <w:pPr>
+        <w:pStyle w:val="Advice"/>
+        <w:pBdr>
+          <w:top w:val="none" w:sz="0" w:space="0" w:color="auto"/>
+          <w:left w:val="none" w:sz="0" w:space="0" w:color="auto"/>
+          <w:bottom w:val="none" w:sz="0" w:space="0" w:color="auto"/>
+          <w:right w:val="none" w:sz="0" w:space="0" w:color="auto"/>
+        </w:pBdr>
+        <w:rPr>
+          <w:rFonts w:ascii="Aptos" w:hAnsi="Aptos"/>
+          <w:color w:val="000000" w:themeColor="text1"/>
+        </w:rPr>
+      </w:pPr>
+      <w:r>
+        <w:rPr>
+          <w:rFonts w:ascii="Aptos" w:hAnsi="Aptos"/>
+          <w:color w:val="000000" w:themeColor="text1"/>
+        </w:rPr>
+        <w:t>The main users for this software will be humanitarian responders, crisis informatics researchers, and disaster relief personnel. These are the people involved in a humanitarian crisis scenario. They need to quickly process, filter, and classify thousands of unfiltered images from social media sources. The main goal for this system will be an unsupervised visual exploration system that enables users to query the CrisisMMD dataset with a query term. This will be achieved without the need for existing metadata or images. The system will need to be usable for non-technical users while providing the power needed for researchers to analyse the semantic landscape of disaster events. To achieve this, the system will need to be presented with a wide, high-level visual dashboard. Additionally, it will need to be presented with a high-level visual dashboard with more detailed analysis tabs. The interaction between the main users and the main features will be represented by the UML use case diagram provided in Figure 4.</w:t>
+      </w:r>
+    </w:p>
+    <w:p>
+      <w:pPr>
+        <w:pStyle w:val="Advice"/>
+        <w:pBdr>
+          <w:top w:val="none" w:sz="0" w:space="0" w:color="auto"/>
+          <w:left w:val="none" w:sz="0" w:space="0" w:color="auto"/>
+          <w:bottom w:val="none" w:sz="0" w:space="0" w:color="auto"/>
+          <w:right w:val="none" w:sz="0" w:space="0" w:color="auto"/>
+        </w:pBdr>
+        <w:rPr>
+          <w:color w:val="000000" w:themeColor="text1"/>
+        </w:rPr>
+      </w:pPr>
+    </w:p>
+    <w:p>
+      <w:pPr>
+        <w:pStyle w:val="Advice"/>
+        <w:pBdr>
+          <w:top w:val="none" w:sz="0" w:space="0" w:color="auto"/>
+          <w:left w:val="none" w:sz="0" w:space="0" w:color="auto"/>
+          <w:bottom w:val="none" w:sz="0" w:space="0" w:color="auto"/>
+          <w:right w:val="none" w:sz="0" w:space="0" w:color="auto"/>
+        </w:pBdr>
+        <w:rPr>
+          <w:color w:val="000000" w:themeColor="text1"/>
+        </w:rPr>
+      </w:pPr>
+      <w:r>
+        <w:rPr>
+          <w:noProof/>
+          <w:color w:val="000000" w:themeColor="text1"/>
+        </w:rPr>
+        <w:drawing>
+          <wp:inline distT="0" distB="0" distL="0" distR="0" wp14:anchorId="38E35017" wp14:editId="630C8F74">
+            <wp:extent cx="5731510" cy="1737360"/>
+            <wp:effectExtent l="0" t="0" r="2540" b="0"/>
+            <wp:docPr id="1361934607" name="Picture 1" descr="A diagram of a diagram&#10;&#10;AI-generated content may be incorrect."/>
+            <wp:cNvGraphicFramePr>
+              <a:graphicFrameLocks xmlns:a="http://schemas.openxmlformats.org/drawingml/2006/main" noChangeAspect="1"/>
+            </wp:cNvGraphicFramePr>
+            <a:graphic xmlns:a="http://schemas.openxmlformats.org/drawingml/2006/main">
+              <a:graphicData uri="http://schemas.openxmlformats.org/drawingml/2006/picture">
+                <pic:pic xmlns:pic="http://schemas.openxmlformats.org/drawingml/2006/picture">
+                  <pic:nvPicPr>
+                    <pic:cNvPr id="1361934607" name="Picture 1" descr="A diagram of a diagram&#10;&#10;AI-generated content may be incorrect."/>
+                    <pic:cNvPicPr/>
+                  </pic:nvPicPr>
+                  <pic:blipFill>
+                    <a:blip r:embed="rId15"/>
+                    <a:stretch>
+                      <a:fillRect/>
+                    </a:stretch>
+                  </pic:blipFill>
+                  <pic:spPr>
+                    <a:xfrm>
+                      <a:off x="0" y="0"/>
+                      <a:ext cx="5731510" cy="1737360"/>
+                    </a:xfrm>
+                    <a:prstGeom prst="rect">
+                      <a:avLst/>
+                    </a:prstGeom>
+                  </pic:spPr>
+                </pic:pic>
+              </a:graphicData>
+            </a:graphic>
+          </wp:inline>
+        </w:drawing>
+      </w:r>
+    </w:p>
+    <w:p>
+      <w:pPr>
+        <w:pStyle w:val="Advice"/>
+        <w:pBdr>
+          <w:top w:val="none" w:sz="0" w:space="0" w:color="auto"/>
+          <w:left w:val="none" w:sz="0" w:space="0" w:color="auto"/>
+          <w:bottom w:val="none" w:sz="0" w:space="0" w:color="auto"/>
+          <w:right w:val="none" w:sz="0" w:space="0" w:color="auto"/>
+        </w:pBdr>
+        <w:rPr>
+          <w:rFonts w:ascii="Aptos" w:hAnsi="Aptos"/>
+          <w:color w:val="000000" w:themeColor="text1"/>
+        </w:rPr>
+      </w:pPr>
+      <w:r>
+        <w:rPr>
+          <w:rFonts w:ascii="Aptos" w:hAnsi="Aptos"/>
+          <w:color w:val="000000" w:themeColor="text1"/>
+        </w:rPr>
+        <w:t>Figure 4: UML use case diagram showing the interaction between humanitarian responders, researchers and the main features of the system.</w:t>
+      </w:r>
+    </w:p>
+    <w:p>
+      <w:pPr>
+        <w:pStyle w:val="Advice"/>
+        <w:pBdr>
+          <w:top w:val="none" w:sz="0" w:space="0" w:color="auto"/>
+          <w:left w:val="none" w:sz="0" w:space="0" w:color="auto"/>
+          <w:bottom w:val="none" w:sz="0" w:space="0" w:color="auto"/>
+          <w:right w:val="none" w:sz="0" w:space="0" w:color="auto"/>
+        </w:pBdr>
+        <w:rPr>
+          <w:color w:val="000000" w:themeColor="text1"/>
+        </w:rPr>
+      </w:pPr>
+    </w:p>
+    <w:p>
+      <w:pPr>
+        <w:pStyle w:val="Advice"/>
+        <w:pBdr>
+          <w:top w:val="none" w:sz="0" w:space="0" w:color="auto"/>
+          <w:left w:val="none" w:sz="0" w:space="0" w:color="auto"/>
+          <w:bottom w:val="none" w:sz="0" w:space="0" w:color="auto"/>
+          <w:right w:val="none" w:sz="0" w:space="0" w:color="auto"/>
+        </w:pBdr>
+        <w:rPr>
+          <w:color w:val="000000" w:themeColor="text1"/>
+        </w:rPr>
+      </w:pPr>
+    </w:p>
+    <w:p>
+      <w:pPr>
+        <w:pStyle w:val="Heading2"/>
+      </w:pPr>
+      <w:bookmarkStart w:id="18" w:name="_Toc224469553"/>
+      <w:r>
+        <w:t>Functional requirements</w:t>
+      </w:r>
+      <w:bookmarkEnd w:id="18"/>
+    </w:p>
+    <w:p>
+      <w:pPr>
+        <w:pStyle w:val="Advice"/>
+        <w:pBdr>
+          <w:top w:val="none" w:sz="0" w:space="0" w:color="auto"/>
+          <w:left w:val="none" w:sz="0" w:space="0" w:color="auto"/>
+          <w:bottom w:val="none" w:sz="0" w:space="0" w:color="auto"/>
+          <w:right w:val="none" w:sz="0" w:space="0" w:color="auto"/>
+        </w:pBdr>
+        <w:rPr>
+          <w:rFonts w:ascii="Aptos" w:hAnsi="Aptos"/>
+          <w:color w:val="000000" w:themeColor="text1"/>
+        </w:rPr>
+      </w:pPr>
+      <w:r>
+        <w:rPr>
+          <w:rFonts w:ascii="Aptos" w:hAnsi="Aptos"/>
+          <w:color w:val="000000" w:themeColor="text1"/>
+        </w:rPr>
+        <w:t>To methodically analyse the requirements, the system's behaviours are represented by a set of discrete functional requirements (FR). These are represented by Table 1 to ensure traceability for the evaluation process.</w:t>
+      </w:r>
+    </w:p>
+    <w:p>
+      <w:pPr>
+        <w:pStyle w:val="Advice"/>
+        <w:pBdr>
+          <w:top w:val="none" w:sz="0" w:space="0" w:color="auto"/>
+          <w:left w:val="none" w:sz="0" w:space="0" w:color="auto"/>
+          <w:bottom w:val="none" w:sz="0" w:space="0" w:color="auto"/>
+          <w:right w:val="none" w:sz="0" w:space="0" w:color="auto"/>
+        </w:pBdr>
+        <w:rPr>
+          <w:color w:val="000000" w:themeColor="text1"/>
+        </w:rPr>
+      </w:pPr>
+    </w:p>
+    <w:p>
+      <w:pPr>
+        <w:pStyle w:val="Advice"/>
+        <w:pBdr>
+          <w:top w:val="none" w:sz="0" w:space="0" w:color="auto"/>
+          <w:left w:val="none" w:sz="0" w:space="0" w:color="auto"/>
+          <w:bottom w:val="none" w:sz="0" w:space="0" w:color="auto"/>
+          <w:right w:val="none" w:sz="0" w:space="0" w:color="auto"/>
+        </w:pBdr>
+        <w:rPr>
+          <w:color w:val="000000" w:themeColor="text1"/>
+        </w:rPr>
+      </w:pPr>
+    </w:p>
+    <w:p>
+      <w:pPr>
+        <w:pStyle w:val="Advice"/>
+        <w:pBdr>
+          <w:top w:val="none" w:sz="0" w:space="0" w:color="auto"/>
+          <w:left w:val="none" w:sz="0" w:space="0" w:color="auto"/>
+          <w:bottom w:val="none" w:sz="0" w:space="0" w:color="auto"/>
+          <w:right w:val="none" w:sz="0" w:space="0" w:color="auto"/>
+        </w:pBdr>
+        <w:rPr>
+          <w:color w:val="000000" w:themeColor="text1"/>
+        </w:rPr>
+      </w:pPr>
+    </w:p>
+    <w:p>
+      <w:pPr>
+        <w:pStyle w:val="Advice"/>
+        <w:pBdr>
+          <w:top w:val="none" w:sz="0" w:space="0" w:color="auto"/>
+          <w:left w:val="none" w:sz="0" w:space="0" w:color="auto"/>
+          <w:bottom w:val="none" w:sz="0" w:space="0" w:color="auto"/>
+          <w:right w:val="none" w:sz="0" w:space="0" w:color="auto"/>
+        </w:pBdr>
+        <w:rPr>
+          <w:color w:val="000000" w:themeColor="text1"/>
+        </w:rPr>
+      </w:pPr>
+    </w:p>
+    <w:tbl>
+      <w:tblPr>
+        <w:tblStyle w:val="TableGrid"/>
+        <w:tblW w:w="0" w:type="auto"/>
+        <w:tblLook w:val="04A0" w:firstRow="1" w:lastRow="0" w:firstColumn="1" w:lastColumn="0" w:noHBand="0" w:noVBand="1"/>
+      </w:tblPr>
+      <w:tblGrid>
+        <w:gridCol w:w="846"/>
+        <w:gridCol w:w="1984"/>
+        <w:gridCol w:w="6186"/>
+      </w:tblGrid>
+      <w:tr>
+        <w:tc>
+          <w:tcPr>
+            <w:tcW w:w="846" w:type="dxa"/>
+            <w:shd w:val="pct25" w:color="auto" w:fill="auto"/>
+          </w:tcPr>
+          <w:p>
+            <w:pPr>
+              <w:pStyle w:val="Advice"/>
+              <w:pBdr>
+                <w:top w:val="none" w:sz="0" w:space="0" w:color="auto"/>
+                <w:left w:val="none" w:sz="0" w:space="0" w:color="auto"/>
+                <w:bottom w:val="none" w:sz="0" w:space="0" w:color="auto"/>
+                <w:right w:val="none" w:sz="0" w:space="0" w:color="auto"/>
+              </w:pBdr>
+              <w:rPr>
+                <w:rFonts w:ascii="Aptos" w:hAnsi="Aptos"/>
+                <w:b/>
+                <w:bCs/>
+                <w:color w:val="000000" w:themeColor="text1"/>
+                <w:u w:val="single"/>
+              </w:rPr>
+            </w:pPr>
+            <w:r>
+              <w:rPr>
+                <w:rFonts w:ascii="Aptos" w:hAnsi="Aptos"/>
+                <w:b/>
+                <w:bCs/>
+                <w:color w:val="000000" w:themeColor="text1"/>
+                <w:u w:val="single"/>
+              </w:rPr>
+              <w:lastRenderedPageBreak/>
+              <w:t>ID</w:t>
+            </w:r>
+          </w:p>
+        </w:tc>
+        <w:tc>
+          <w:tcPr>
+            <w:tcW w:w="1984" w:type="dxa"/>
+            <w:shd w:val="pct25" w:color="auto" w:fill="auto"/>
+          </w:tcPr>
+          <w:p>
+            <w:pPr>
+              <w:pStyle w:val="Advice"/>
+              <w:pBdr>
+                <w:top w:val="none" w:sz="0" w:space="0" w:color="auto"/>
+                <w:left w:val="none" w:sz="0" w:space="0" w:color="auto"/>
+                <w:bottom w:val="none" w:sz="0" w:space="0" w:color="auto"/>
+                <w:right w:val="none" w:sz="0" w:space="0" w:color="auto"/>
+              </w:pBdr>
+              <w:rPr>
+                <w:rFonts w:ascii="Aptos" w:hAnsi="Aptos"/>
+                <w:b/>
+                <w:bCs/>
+                <w:color w:val="000000" w:themeColor="text1"/>
+                <w:u w:val="single"/>
+              </w:rPr>
+            </w:pPr>
+            <w:r>
+              <w:rPr>
+                <w:rFonts w:ascii="Aptos" w:hAnsi="Aptos"/>
+                <w:b/>
+                <w:bCs/>
+                <w:color w:val="000000" w:themeColor="text1"/>
+                <w:u w:val="single"/>
+              </w:rPr>
+              <w:t>Requirements</w:t>
+            </w:r>
+          </w:p>
+        </w:tc>
+        <w:tc>
+          <w:tcPr>
+            <w:tcW w:w="6186" w:type="dxa"/>
+            <w:shd w:val="pct25" w:color="auto" w:fill="auto"/>
+          </w:tcPr>
+          <w:p>
+            <w:pPr>
+              <w:pStyle w:val="Advice"/>
+              <w:pBdr>
+                <w:top w:val="none" w:sz="0" w:space="0" w:color="auto"/>
+                <w:left w:val="none" w:sz="0" w:space="0" w:color="auto"/>
+                <w:bottom w:val="none" w:sz="0" w:space="0" w:color="auto"/>
+                <w:right w:val="none" w:sz="0" w:space="0" w:color="auto"/>
+              </w:pBdr>
+              <w:rPr>
+                <w:rFonts w:ascii="Aptos" w:hAnsi="Aptos"/>
+                <w:b/>
+                <w:bCs/>
+                <w:color w:val="000000" w:themeColor="text1"/>
+                <w:u w:val="single"/>
+              </w:rPr>
+            </w:pPr>
+            <w:r>
+              <w:rPr>
+                <w:rFonts w:ascii="Aptos" w:hAnsi="Aptos"/>
+                <w:b/>
+                <w:bCs/>
+                <w:color w:val="000000" w:themeColor="text1"/>
+                <w:u w:val="single"/>
+              </w:rPr>
+              <w:t>Description</w:t>
+            </w:r>
+          </w:p>
+        </w:tc>
+      </w:tr>
+      <w:tr>
+        <w:tc>
+          <w:tcPr>
+            <w:tcW w:w="846" w:type="dxa"/>
+          </w:tcPr>
+          <w:p>
+            <w:pPr>
+              <w:pStyle w:val="Advice"/>
+              <w:pBdr>
+                <w:top w:val="none" w:sz="0" w:space="0" w:color="auto"/>
+                <w:left w:val="none" w:sz="0" w:space="0" w:color="auto"/>
+                <w:bottom w:val="none" w:sz="0" w:space="0" w:color="auto"/>
+                <w:right w:val="none" w:sz="0" w:space="0" w:color="auto"/>
+              </w:pBdr>
+              <w:rPr>
+                <w:rFonts w:ascii="Aptos" w:hAnsi="Aptos"/>
+                <w:b/>
+                <w:bCs/>
+                <w:color w:val="000000" w:themeColor="text1"/>
+              </w:rPr>
+            </w:pPr>
+            <w:r>
+              <w:rPr>
+                <w:rFonts w:ascii="Aptos" w:hAnsi="Aptos"/>
+                <w:b/>
+                <w:bCs/>
+                <w:color w:val="000000" w:themeColor="text1"/>
+              </w:rPr>
+              <w:t>FR-01</w:t>
+            </w:r>
+          </w:p>
+        </w:tc>
+        <w:tc>
+          <w:tcPr>
+            <w:tcW w:w="1984" w:type="dxa"/>
+          </w:tcPr>
+          <w:p>
+            <w:pPr>
+              <w:pStyle w:val="Advice"/>
+              <w:pBdr>
+                <w:top w:val="none" w:sz="0" w:space="0" w:color="auto"/>
+                <w:left w:val="none" w:sz="0" w:space="0" w:color="auto"/>
+                <w:bottom w:val="none" w:sz="0" w:space="0" w:color="auto"/>
+                <w:right w:val="none" w:sz="0" w:space="0" w:color="auto"/>
+              </w:pBdr>
+              <w:rPr>
+                <w:rFonts w:ascii="Aptos" w:hAnsi="Aptos"/>
+                <w:color w:val="000000" w:themeColor="text1"/>
+              </w:rPr>
+            </w:pPr>
+            <w:r>
+              <w:rPr>
+                <w:rFonts w:ascii="Aptos" w:hAnsi="Aptos"/>
+                <w:color w:val="000000" w:themeColor="text1"/>
+              </w:rPr>
+              <w:t>Zero-Shot Semantic Search</w:t>
+            </w:r>
+          </w:p>
+        </w:tc>
+        <w:tc>
+          <w:tcPr>
+            <w:tcW w:w="6186" w:type="dxa"/>
+          </w:tcPr>
+          <w:p>
+            <w:pPr>
+              <w:pStyle w:val="Advice"/>
+              <w:pBdr>
+                <w:top w:val="none" w:sz="0" w:space="0" w:color="auto"/>
+                <w:left w:val="none" w:sz="0" w:space="0" w:color="auto"/>
+                <w:bottom w:val="none" w:sz="0" w:space="0" w:color="auto"/>
+                <w:right w:val="none" w:sz="0" w:space="0" w:color="auto"/>
+              </w:pBdr>
+              <w:rPr>
+                <w:rFonts w:ascii="Aptos" w:hAnsi="Aptos"/>
+                <w:color w:val="000000" w:themeColor="text1"/>
+              </w:rPr>
+            </w:pPr>
+            <w:r>
+              <w:rPr>
+                <w:rFonts w:ascii="Aptos" w:hAnsi="Aptos"/>
+                <w:color w:val="000000" w:themeColor="text1"/>
+              </w:rPr>
+              <w:t>Allowing users to search the image database using natural language phrases for example “California Wildfires” which shows images based on cosine similarity computed by CLIP.</w:t>
+            </w:r>
+          </w:p>
+        </w:tc>
+      </w:tr>
+      <w:tr>
+        <w:tc>
+          <w:tcPr>
+            <w:tcW w:w="846" w:type="dxa"/>
+          </w:tcPr>
+          <w:p>
+            <w:pPr>
+              <w:pStyle w:val="Advice"/>
+              <w:pBdr>
+                <w:top w:val="none" w:sz="0" w:space="0" w:color="auto"/>
+                <w:left w:val="none" w:sz="0" w:space="0" w:color="auto"/>
+                <w:bottom w:val="none" w:sz="0" w:space="0" w:color="auto"/>
+                <w:right w:val="none" w:sz="0" w:space="0" w:color="auto"/>
+              </w:pBdr>
+              <w:rPr>
+                <w:rFonts w:ascii="Aptos" w:hAnsi="Aptos"/>
+                <w:b/>
+                <w:bCs/>
+                <w:color w:val="000000" w:themeColor="text1"/>
+              </w:rPr>
+            </w:pPr>
+            <w:r>
+              <w:rPr>
+                <w:rFonts w:ascii="Aptos" w:hAnsi="Aptos"/>
+                <w:b/>
+                <w:bCs/>
+                <w:color w:val="000000" w:themeColor="text1"/>
+              </w:rPr>
+              <w:t>FR-02</w:t>
+            </w:r>
+          </w:p>
+        </w:tc>
+        <w:tc>
+          <w:tcPr>
+            <w:tcW w:w="1984" w:type="dxa"/>
+          </w:tcPr>
+          <w:p>
+            <w:pPr>
+              <w:pStyle w:val="Advice"/>
+              <w:pBdr>
+                <w:top w:val="none" w:sz="0" w:space="0" w:color="auto"/>
+                <w:left w:val="none" w:sz="0" w:space="0" w:color="auto"/>
+                <w:bottom w:val="none" w:sz="0" w:space="0" w:color="auto"/>
+                <w:right w:val="none" w:sz="0" w:space="0" w:color="auto"/>
+              </w:pBdr>
+              <w:rPr>
+                <w:rFonts w:ascii="Aptos" w:hAnsi="Aptos"/>
+                <w:color w:val="000000" w:themeColor="text1"/>
+              </w:rPr>
+            </w:pPr>
+            <w:r>
+              <w:rPr>
+                <w:rFonts w:ascii="Aptos" w:hAnsi="Aptos"/>
+                <w:color w:val="000000" w:themeColor="text1"/>
+              </w:rPr>
+              <w:t>Event Filtering</w:t>
+            </w:r>
+          </w:p>
+        </w:tc>
+        <w:tc>
+          <w:tcPr>
+            <w:tcW w:w="6186" w:type="dxa"/>
+          </w:tcPr>
+          <w:p>
+            <w:pPr>
+              <w:pStyle w:val="Advice"/>
+              <w:pBdr>
+                <w:top w:val="none" w:sz="0" w:space="0" w:color="auto"/>
+                <w:left w:val="none" w:sz="0" w:space="0" w:color="auto"/>
+                <w:bottom w:val="none" w:sz="0" w:space="0" w:color="auto"/>
+                <w:right w:val="none" w:sz="0" w:space="0" w:color="auto"/>
+              </w:pBdr>
+              <w:rPr>
+                <w:rFonts w:ascii="Aptos" w:hAnsi="Aptos"/>
+                <w:color w:val="000000" w:themeColor="text1"/>
+              </w:rPr>
+            </w:pPr>
+            <w:r>
+              <w:rPr>
+                <w:rFonts w:ascii="Aptos" w:hAnsi="Aptos"/>
+                <w:color w:val="000000" w:themeColor="text1"/>
+              </w:rPr>
+              <w:t>The software must have features to filter the global dataset by specific disaster events</w:t>
+            </w:r>
+            <w:r>
+              <w:rPr>
+                <w:rFonts w:ascii="Aptos" w:hAnsi="Aptos"/>
+                <w:color w:val="000000" w:themeColor="text1"/>
+              </w:rPr>
+              <w:t>.</w:t>
+            </w:r>
+          </w:p>
+        </w:tc>
+      </w:tr>
+      <w:tr>
+        <w:tc>
+          <w:tcPr>
+            <w:tcW w:w="846" w:type="dxa"/>
+          </w:tcPr>
+          <w:p>
+            <w:pPr>
+              <w:pStyle w:val="Advice"/>
+              <w:pBdr>
+                <w:top w:val="none" w:sz="0" w:space="0" w:color="auto"/>
+                <w:left w:val="none" w:sz="0" w:space="0" w:color="auto"/>
+                <w:bottom w:val="none" w:sz="0" w:space="0" w:color="auto"/>
+                <w:right w:val="none" w:sz="0" w:space="0" w:color="auto"/>
+              </w:pBdr>
+              <w:rPr>
+                <w:rFonts w:ascii="Aptos" w:hAnsi="Aptos"/>
+                <w:b/>
+                <w:bCs/>
+                <w:color w:val="000000" w:themeColor="text1"/>
+              </w:rPr>
+            </w:pPr>
+            <w:r>
+              <w:rPr>
+                <w:rFonts w:ascii="Aptos" w:hAnsi="Aptos"/>
+                <w:b/>
+                <w:bCs/>
+                <w:color w:val="000000" w:themeColor="text1"/>
+              </w:rPr>
+              <w:t>FR-03</w:t>
+            </w:r>
+          </w:p>
+        </w:tc>
+        <w:tc>
+          <w:tcPr>
+            <w:tcW w:w="1984" w:type="dxa"/>
+          </w:tcPr>
+          <w:p>
+            <w:pPr>
+              <w:pStyle w:val="Advice"/>
+              <w:pBdr>
+                <w:top w:val="none" w:sz="0" w:space="0" w:color="auto"/>
+                <w:left w:val="none" w:sz="0" w:space="0" w:color="auto"/>
+                <w:bottom w:val="none" w:sz="0" w:space="0" w:color="auto"/>
+                <w:right w:val="none" w:sz="0" w:space="0" w:color="auto"/>
+              </w:pBdr>
+              <w:rPr>
+                <w:rFonts w:ascii="Aptos" w:hAnsi="Aptos"/>
+                <w:color w:val="000000" w:themeColor="text1"/>
+              </w:rPr>
+            </w:pPr>
+            <w:r>
+              <w:rPr>
+                <w:rFonts w:ascii="Aptos" w:hAnsi="Aptos"/>
+                <w:color w:val="000000" w:themeColor="text1"/>
+              </w:rPr>
+              <w:t>Visual Similarity Search</w:t>
+            </w:r>
+          </w:p>
+        </w:tc>
+        <w:tc>
+          <w:tcPr>
+            <w:tcW w:w="6186" w:type="dxa"/>
+          </w:tcPr>
+          <w:p>
+            <w:pPr>
+              <w:pStyle w:val="Advice"/>
+              <w:pBdr>
+                <w:top w:val="none" w:sz="0" w:space="0" w:color="auto"/>
+                <w:left w:val="none" w:sz="0" w:space="0" w:color="auto"/>
+                <w:bottom w:val="none" w:sz="0" w:space="0" w:color="auto"/>
+                <w:right w:val="none" w:sz="0" w:space="0" w:color="auto"/>
+              </w:pBdr>
+              <w:rPr>
+                <w:rFonts w:ascii="Aptos" w:hAnsi="Aptos"/>
+                <w:color w:val="000000" w:themeColor="text1"/>
+              </w:rPr>
+            </w:pPr>
+            <w:r>
+              <w:rPr>
+                <w:rFonts w:ascii="Aptos" w:hAnsi="Aptos"/>
+                <w:color w:val="000000" w:themeColor="text1"/>
+              </w:rPr>
+              <w:t>The software needs something like a Reverse image search to let users to select an image and find its nearest mathematical neighbour in the embedding space.</w:t>
+            </w:r>
+          </w:p>
+        </w:tc>
+      </w:tr>
+      <w:tr>
+        <w:tc>
+          <w:tcPr>
+            <w:tcW w:w="846" w:type="dxa"/>
+          </w:tcPr>
+          <w:p>
+            <w:pPr>
+              <w:pStyle w:val="Advice"/>
+              <w:pBdr>
+                <w:top w:val="none" w:sz="0" w:space="0" w:color="auto"/>
+                <w:left w:val="none" w:sz="0" w:space="0" w:color="auto"/>
+                <w:bottom w:val="none" w:sz="0" w:space="0" w:color="auto"/>
+                <w:right w:val="none" w:sz="0" w:space="0" w:color="auto"/>
+              </w:pBdr>
+              <w:rPr>
+                <w:rFonts w:ascii="Aptos" w:hAnsi="Aptos"/>
+                <w:b/>
+                <w:bCs/>
+                <w:color w:val="000000" w:themeColor="text1"/>
+              </w:rPr>
+            </w:pPr>
+            <w:r>
+              <w:rPr>
+                <w:rFonts w:ascii="Aptos" w:hAnsi="Aptos"/>
+                <w:b/>
+                <w:bCs/>
+                <w:color w:val="000000" w:themeColor="text1"/>
+              </w:rPr>
+              <w:t>Fr-04</w:t>
+            </w:r>
+          </w:p>
+        </w:tc>
+        <w:tc>
+          <w:tcPr>
+            <w:tcW w:w="1984" w:type="dxa"/>
+          </w:tcPr>
+          <w:p>
+            <w:pPr>
+              <w:pStyle w:val="Advice"/>
+              <w:pBdr>
+                <w:top w:val="none" w:sz="0" w:space="0" w:color="auto"/>
+                <w:left w:val="none" w:sz="0" w:space="0" w:color="auto"/>
+                <w:bottom w:val="none" w:sz="0" w:space="0" w:color="auto"/>
+                <w:right w:val="none" w:sz="0" w:space="0" w:color="auto"/>
+              </w:pBdr>
+              <w:rPr>
+                <w:rFonts w:ascii="Aptos" w:hAnsi="Aptos"/>
+                <w:color w:val="000000" w:themeColor="text1"/>
+              </w:rPr>
+            </w:pPr>
+            <w:r>
+              <w:rPr>
+                <w:rFonts w:ascii="Aptos" w:hAnsi="Aptos"/>
+                <w:color w:val="000000" w:themeColor="text1"/>
+              </w:rPr>
+              <w:t>Damage Severity Scoring</w:t>
+            </w:r>
+          </w:p>
+        </w:tc>
+        <w:tc>
+          <w:tcPr>
+            <w:tcW w:w="6186" w:type="dxa"/>
+          </w:tcPr>
+          <w:p>
+            <w:pPr>
+              <w:pStyle w:val="Advice"/>
+              <w:pBdr>
+                <w:top w:val="none" w:sz="0" w:space="0" w:color="auto"/>
+                <w:left w:val="none" w:sz="0" w:space="0" w:color="auto"/>
+                <w:bottom w:val="none" w:sz="0" w:space="0" w:color="auto"/>
+                <w:right w:val="none" w:sz="0" w:space="0" w:color="auto"/>
+              </w:pBdr>
+              <w:rPr>
+                <w:rFonts w:ascii="Aptos" w:hAnsi="Aptos"/>
+                <w:color w:val="000000" w:themeColor="text1"/>
+              </w:rPr>
+            </w:pPr>
+            <w:r>
+              <w:rPr>
+                <w:rFonts w:ascii="Aptos" w:hAnsi="Aptos"/>
+                <w:color w:val="000000" w:themeColor="text1"/>
+              </w:rPr>
+              <w:t xml:space="preserve">The software should have zero-shot classification to grade the damage severity automatically in percentages </w:t>
+            </w:r>
+          </w:p>
+        </w:tc>
+      </w:tr>
+      <w:tr>
+        <w:tc>
+          <w:tcPr>
+            <w:tcW w:w="846" w:type="dxa"/>
+          </w:tcPr>
+          <w:p>
+            <w:pPr>
+              <w:pStyle w:val="Advice"/>
+              <w:pBdr>
+                <w:top w:val="none" w:sz="0" w:space="0" w:color="auto"/>
+                <w:left w:val="none" w:sz="0" w:space="0" w:color="auto"/>
+                <w:bottom w:val="none" w:sz="0" w:space="0" w:color="auto"/>
+                <w:right w:val="none" w:sz="0" w:space="0" w:color="auto"/>
+              </w:pBdr>
+              <w:rPr>
+                <w:rFonts w:ascii="Aptos" w:hAnsi="Aptos"/>
+                <w:b/>
+                <w:bCs/>
+                <w:color w:val="000000" w:themeColor="text1"/>
+              </w:rPr>
+            </w:pPr>
+            <w:r>
+              <w:rPr>
+                <w:rFonts w:ascii="Aptos" w:hAnsi="Aptos"/>
+                <w:b/>
+                <w:bCs/>
+                <w:color w:val="000000" w:themeColor="text1"/>
+              </w:rPr>
+              <w:t>FR-05</w:t>
+            </w:r>
+          </w:p>
+        </w:tc>
+        <w:tc>
+          <w:tcPr>
+            <w:tcW w:w="1984" w:type="dxa"/>
+          </w:tcPr>
+          <w:p>
+            <w:pPr>
+              <w:pStyle w:val="Advice"/>
+              <w:pBdr>
+                <w:top w:val="none" w:sz="0" w:space="0" w:color="auto"/>
+                <w:left w:val="none" w:sz="0" w:space="0" w:color="auto"/>
+                <w:bottom w:val="none" w:sz="0" w:space="0" w:color="auto"/>
+                <w:right w:val="none" w:sz="0" w:space="0" w:color="auto"/>
+              </w:pBdr>
+              <w:rPr>
+                <w:rFonts w:ascii="Aptos" w:hAnsi="Aptos"/>
+                <w:color w:val="000000" w:themeColor="text1"/>
+              </w:rPr>
+            </w:pPr>
+            <w:r>
+              <w:rPr>
+                <w:rFonts w:ascii="Aptos" w:hAnsi="Aptos"/>
+                <w:color w:val="000000" w:themeColor="text1"/>
+              </w:rPr>
+              <w:t>Attention Heatmaps</w:t>
+            </w:r>
+          </w:p>
+        </w:tc>
+        <w:tc>
+          <w:tcPr>
+            <w:tcW w:w="6186" w:type="dxa"/>
+          </w:tcPr>
+          <w:p>
+            <w:pPr>
+              <w:pStyle w:val="Advice"/>
+              <w:pBdr>
+                <w:top w:val="none" w:sz="0" w:space="0" w:color="auto"/>
+                <w:left w:val="none" w:sz="0" w:space="0" w:color="auto"/>
+                <w:bottom w:val="none" w:sz="0" w:space="0" w:color="auto"/>
+                <w:right w:val="none" w:sz="0" w:space="0" w:color="auto"/>
+              </w:pBdr>
+              <w:rPr>
+                <w:rFonts w:ascii="Aptos" w:hAnsi="Aptos"/>
+                <w:color w:val="000000" w:themeColor="text1"/>
+              </w:rPr>
+            </w:pPr>
+            <w:r>
+              <w:rPr>
+                <w:rFonts w:ascii="Aptos" w:hAnsi="Aptos"/>
+                <w:color w:val="000000" w:themeColor="text1"/>
+              </w:rPr>
+              <w:t>The system can make an attention heatmap using GradCAM or anything similar to highlight the main parts of the image that triggered CLIP to rank images</w:t>
+            </w:r>
+          </w:p>
+        </w:tc>
+      </w:tr>
+      <w:tr>
+        <w:tc>
+          <w:tcPr>
+            <w:tcW w:w="846" w:type="dxa"/>
+          </w:tcPr>
+          <w:p>
+            <w:pPr>
+              <w:pStyle w:val="Advice"/>
+              <w:pBdr>
+                <w:top w:val="none" w:sz="0" w:space="0" w:color="auto"/>
+                <w:left w:val="none" w:sz="0" w:space="0" w:color="auto"/>
+                <w:bottom w:val="none" w:sz="0" w:space="0" w:color="auto"/>
+                <w:right w:val="none" w:sz="0" w:space="0" w:color="auto"/>
+              </w:pBdr>
+              <w:rPr>
+                <w:rFonts w:ascii="Aptos" w:hAnsi="Aptos"/>
+                <w:b/>
+                <w:bCs/>
+                <w:color w:val="000000" w:themeColor="text1"/>
+              </w:rPr>
+            </w:pPr>
+            <w:r>
+              <w:rPr>
+                <w:rFonts w:ascii="Aptos" w:hAnsi="Aptos"/>
+                <w:b/>
+                <w:bCs/>
+                <w:color w:val="000000" w:themeColor="text1"/>
+              </w:rPr>
+              <w:t>FR-06</w:t>
+            </w:r>
+          </w:p>
+        </w:tc>
+        <w:tc>
+          <w:tcPr>
+            <w:tcW w:w="1984" w:type="dxa"/>
+          </w:tcPr>
+          <w:p>
+            <w:pPr>
+              <w:pStyle w:val="Advice"/>
+              <w:pBdr>
+                <w:top w:val="none" w:sz="0" w:space="0" w:color="auto"/>
+                <w:left w:val="none" w:sz="0" w:space="0" w:color="auto"/>
+                <w:bottom w:val="none" w:sz="0" w:space="0" w:color="auto"/>
+                <w:right w:val="none" w:sz="0" w:space="0" w:color="auto"/>
+              </w:pBdr>
+              <w:rPr>
+                <w:rFonts w:ascii="Aptos" w:hAnsi="Aptos"/>
+                <w:color w:val="000000" w:themeColor="text1"/>
+              </w:rPr>
+            </w:pPr>
+            <w:r>
+              <w:rPr>
+                <w:rFonts w:ascii="Aptos" w:hAnsi="Aptos"/>
+                <w:color w:val="000000" w:themeColor="text1"/>
+              </w:rPr>
+              <w:t xml:space="preserve">Unsupervised Thematic Discovery </w:t>
+            </w:r>
+          </w:p>
+        </w:tc>
+        <w:tc>
+          <w:tcPr>
+            <w:tcW w:w="6186" w:type="dxa"/>
+          </w:tcPr>
+          <w:p>
+            <w:pPr>
+              <w:pStyle w:val="Advice"/>
+              <w:pBdr>
+                <w:top w:val="none" w:sz="0" w:space="0" w:color="auto"/>
+                <w:left w:val="none" w:sz="0" w:space="0" w:color="auto"/>
+                <w:bottom w:val="none" w:sz="0" w:space="0" w:color="auto"/>
+                <w:right w:val="none" w:sz="0" w:space="0" w:color="auto"/>
+              </w:pBdr>
+              <w:rPr>
+                <w:rFonts w:ascii="Aptos" w:hAnsi="Aptos"/>
+                <w:color w:val="000000" w:themeColor="text1"/>
+              </w:rPr>
+            </w:pPr>
+            <w:r>
+              <w:rPr>
+                <w:rFonts w:ascii="Aptos" w:hAnsi="Aptos"/>
+                <w:color w:val="000000" w:themeColor="text1"/>
+              </w:rPr>
+              <w:t>The system should have HDBSCAN clustering to group images into thematic clusters without needing predefined labels</w:t>
+            </w:r>
+          </w:p>
+        </w:tc>
+      </w:tr>
+      <w:tr>
+        <w:tc>
+          <w:tcPr>
+            <w:tcW w:w="846" w:type="dxa"/>
+          </w:tcPr>
+          <w:p>
+            <w:pPr>
+              <w:pStyle w:val="Advice"/>
+              <w:pBdr>
+                <w:top w:val="none" w:sz="0" w:space="0" w:color="auto"/>
+                <w:left w:val="none" w:sz="0" w:space="0" w:color="auto"/>
+                <w:bottom w:val="none" w:sz="0" w:space="0" w:color="auto"/>
+                <w:right w:val="none" w:sz="0" w:space="0" w:color="auto"/>
+              </w:pBdr>
+              <w:rPr>
+                <w:rFonts w:ascii="Aptos" w:hAnsi="Aptos"/>
+                <w:b/>
+                <w:bCs/>
+                <w:color w:val="000000" w:themeColor="text1"/>
+              </w:rPr>
+            </w:pPr>
+            <w:r>
+              <w:rPr>
+                <w:rFonts w:ascii="Aptos" w:hAnsi="Aptos"/>
+                <w:b/>
+                <w:bCs/>
+                <w:color w:val="000000" w:themeColor="text1"/>
+              </w:rPr>
+              <w:t>FR-07</w:t>
+            </w:r>
+          </w:p>
+        </w:tc>
+        <w:tc>
+          <w:tcPr>
+            <w:tcW w:w="1984" w:type="dxa"/>
+          </w:tcPr>
+          <w:p>
+            <w:pPr>
+              <w:pStyle w:val="Advice"/>
+              <w:pBdr>
+                <w:top w:val="none" w:sz="0" w:space="0" w:color="auto"/>
+                <w:left w:val="none" w:sz="0" w:space="0" w:color="auto"/>
+                <w:bottom w:val="none" w:sz="0" w:space="0" w:color="auto"/>
+                <w:right w:val="none" w:sz="0" w:space="0" w:color="auto"/>
+              </w:pBdr>
+              <w:rPr>
+                <w:rFonts w:ascii="Aptos" w:hAnsi="Aptos"/>
+                <w:color w:val="000000" w:themeColor="text1"/>
+              </w:rPr>
+            </w:pPr>
+            <w:r>
+              <w:rPr>
+                <w:rFonts w:ascii="Aptos" w:hAnsi="Aptos"/>
+                <w:color w:val="000000" w:themeColor="text1"/>
+              </w:rPr>
+              <w:t>Automated Face Blurring</w:t>
+            </w:r>
+          </w:p>
+        </w:tc>
+        <w:tc>
+          <w:tcPr>
+            <w:tcW w:w="6186" w:type="dxa"/>
+          </w:tcPr>
+          <w:p>
+            <w:pPr>
+              <w:pStyle w:val="Advice"/>
+              <w:pBdr>
+                <w:top w:val="none" w:sz="0" w:space="0" w:color="auto"/>
+                <w:left w:val="none" w:sz="0" w:space="0" w:color="auto"/>
+                <w:bottom w:val="none" w:sz="0" w:space="0" w:color="auto"/>
+                <w:right w:val="none" w:sz="0" w:space="0" w:color="auto"/>
+              </w:pBdr>
+              <w:rPr>
+                <w:rFonts w:ascii="Aptos" w:hAnsi="Aptos"/>
+                <w:color w:val="000000" w:themeColor="text1"/>
+              </w:rPr>
+            </w:pPr>
+            <w:r>
+              <w:rPr>
+                <w:rFonts w:ascii="Aptos" w:hAnsi="Aptos"/>
+                <w:color w:val="000000" w:themeColor="text1"/>
+              </w:rPr>
+              <w:t>The system should have some privacy control when dealing with the images by blurring any faces shown in the image before the user sees it.</w:t>
+            </w:r>
+          </w:p>
+        </w:tc>
+      </w:tr>
+    </w:tbl>
+    <w:p>
+      <w:pPr>
+        <w:pStyle w:val="Advice"/>
+        <w:pBdr>
+          <w:top w:val="none" w:sz="0" w:space="0" w:color="auto"/>
+          <w:left w:val="none" w:sz="0" w:space="0" w:color="auto"/>
+          <w:bottom w:val="none" w:sz="0" w:space="0" w:color="auto"/>
+          <w:right w:val="none" w:sz="0" w:space="0" w:color="auto"/>
+        </w:pBdr>
+        <w:rPr>
+          <w:color w:val="000000" w:themeColor="text1"/>
+        </w:rPr>
+      </w:pPr>
+    </w:p>
+    <w:p>
+      <w:pPr>
+        <w:pStyle w:val="Advice"/>
+        <w:pBdr>
+          <w:top w:val="none" w:sz="0" w:space="0" w:color="auto"/>
+          <w:left w:val="none" w:sz="0" w:space="0" w:color="auto"/>
+          <w:bottom w:val="none" w:sz="0" w:space="0" w:color="auto"/>
+          <w:right w:val="none" w:sz="0" w:space="0" w:color="auto"/>
+        </w:pBdr>
+        <w:rPr>
+          <w:color w:val="000000" w:themeColor="text1"/>
+        </w:rPr>
+      </w:pPr>
+    </w:p>
+    <w:p>
+      <w:pPr>
+        <w:pStyle w:val="Heading2"/>
+      </w:pPr>
+      <w:bookmarkStart w:id="19" w:name="_Toc224469554"/>
+      <w:r>
+        <w:t>Non-Functional Requirements</w:t>
+      </w:r>
+      <w:bookmarkEnd w:id="19"/>
+    </w:p>
+    <w:p>
+      <w:r>
+        <w:t>T</w:t>
+      </w:r>
+      <w:r>
+        <w:t xml:space="preserve">he system's behaviours are represented by a set of </w:t>
+      </w:r>
+      <w:r>
+        <w:t>distinct</w:t>
+      </w:r>
+      <w:r>
+        <w:t xml:space="preserve"> functional requirements (FR). These are represented by Table 1 to ensure traceability for the evaluation process</w:t>
+      </w:r>
+      <w:r>
+        <w:t xml:space="preserve"> and t</w:t>
+      </w:r>
+      <w:r>
+        <w:t>o methodically analy</w:t>
+      </w:r>
+      <w:r>
+        <w:t>s</w:t>
+      </w:r>
+      <w:r>
+        <w:t>e the requirements</w:t>
+      </w:r>
+      <w:r>
+        <w:t>.</w:t>
+      </w:r>
+    </w:p>
+    <w:p/>
+    <w:p/>
+    <w:tbl>
+      <w:tblPr>
+        <w:tblStyle w:val="TableGrid"/>
+        <w:tblW w:w="0" w:type="auto"/>
+        <w:tblLook w:val="04A0" w:firstRow="1" w:lastRow="0" w:firstColumn="1" w:lastColumn="0" w:noHBand="0" w:noVBand="1"/>
+      </w:tblPr>
+      <w:tblGrid>
+        <w:gridCol w:w="1129"/>
+        <w:gridCol w:w="3261"/>
+        <w:gridCol w:w="4626"/>
+      </w:tblGrid>
+      <w:tr>
+        <w:trPr>
+          <w:trHeight w:val="622"/>
+        </w:trPr>
+        <w:tc>
+          <w:tcPr>
+            <w:tcW w:w="1129" w:type="dxa"/>
+            <w:shd w:val="pct25" w:color="auto" w:fill="auto"/>
+          </w:tcPr>
+          <w:p>
+            <w:pPr>
+              <w:rPr>
+                <w:rFonts w:ascii="Aptos" w:hAnsi="Aptos"/>
+                <w:b/>
+                <w:bCs/>
+                <w:u w:val="single"/>
+              </w:rPr>
+            </w:pPr>
+            <w:r>
+              <w:rPr>
+                <w:rFonts w:ascii="Aptos" w:hAnsi="Aptos"/>
+                <w:b/>
+                <w:bCs/>
+                <w:u w:val="single"/>
+              </w:rPr>
+              <w:t>ID</w:t>
+            </w:r>
+          </w:p>
+        </w:tc>
+        <w:tc>
+          <w:tcPr>
+            <w:tcW w:w="3261" w:type="dxa"/>
+            <w:shd w:val="pct25" w:color="auto" w:fill="auto"/>
+          </w:tcPr>
+          <w:p>
+            <w:pPr>
+              <w:rPr>
+                <w:rFonts w:ascii="Aptos" w:hAnsi="Aptos"/>
+                <w:b/>
+                <w:bCs/>
+                <w:u w:val="single"/>
+              </w:rPr>
+            </w:pPr>
+            <w:r>
+              <w:rPr>
+                <w:rFonts w:ascii="Aptos" w:hAnsi="Aptos"/>
+                <w:b/>
+                <w:bCs/>
+                <w:u w:val="single"/>
+              </w:rPr>
+              <w:t>Requirement</w:t>
+            </w:r>
+          </w:p>
+        </w:tc>
+        <w:tc>
+          <w:tcPr>
+            <w:tcW w:w="4626" w:type="dxa"/>
+            <w:shd w:val="pct25" w:color="auto" w:fill="auto"/>
+          </w:tcPr>
+          <w:p>
+            <w:pPr>
+              <w:rPr>
+                <w:rFonts w:ascii="Aptos" w:hAnsi="Aptos"/>
+                <w:b/>
+                <w:bCs/>
+                <w:u w:val="single"/>
+              </w:rPr>
+            </w:pPr>
+            <w:r>
+              <w:rPr>
+                <w:rFonts w:ascii="Aptos" w:hAnsi="Aptos"/>
+                <w:b/>
+                <w:bCs/>
+                <w:u w:val="single"/>
+              </w:rPr>
+              <w:t>Description</w:t>
+            </w:r>
+          </w:p>
+        </w:tc>
+      </w:tr>
+      <w:tr>
+        <w:tc>
+          <w:tcPr>
+            <w:tcW w:w="1129" w:type="dxa"/>
+          </w:tcPr>
+          <w:p>
+            <w:pPr>
+              <w:rPr>
+                <w:rFonts w:ascii="Aptos" w:hAnsi="Aptos"/>
+                <w:b/>
+                <w:bCs/>
+              </w:rPr>
+            </w:pPr>
+            <w:r>
+              <w:rPr>
+                <w:rFonts w:ascii="Aptos" w:hAnsi="Aptos"/>
+                <w:b/>
+                <w:bCs/>
+              </w:rPr>
+              <w:t>NFR-01</w:t>
+            </w:r>
+          </w:p>
+        </w:tc>
+        <w:tc>
+          <w:tcPr>
+            <w:tcW w:w="3261" w:type="dxa"/>
+          </w:tcPr>
+          <w:p>
+            <w:pPr>
+              <w:rPr>
+                <w:rFonts w:ascii="Aptos" w:hAnsi="Aptos"/>
+              </w:rPr>
+            </w:pPr>
+            <w:r>
+              <w:rPr>
+                <w:rFonts w:ascii="Aptos" w:hAnsi="Aptos"/>
+              </w:rPr>
+              <w:t>Performance and Latency</w:t>
+            </w:r>
+          </w:p>
+        </w:tc>
+        <w:tc>
+          <w:tcPr>
+            <w:tcW w:w="4626" w:type="dxa"/>
+          </w:tcPr>
+          <w:p>
+            <w:pPr>
+              <w:rPr>
+                <w:rFonts w:ascii="Aptos" w:hAnsi="Aptos"/>
+              </w:rPr>
+            </w:pPr>
+            <w:r>
+              <w:rPr>
+                <w:rFonts w:ascii="Aptos" w:hAnsi="Aptos"/>
+              </w:rPr>
+              <w:t>The dashboard must be responsive and interactive for the user or when filtering 17,463 pre-computed image embeddings</w:t>
+            </w:r>
+          </w:p>
+        </w:tc>
+      </w:tr>
+      <w:tr>
+        <w:tc>
+          <w:tcPr>
+            <w:tcW w:w="1129" w:type="dxa"/>
+          </w:tcPr>
+          <w:p>
+            <w:pPr>
+              <w:rPr>
+                <w:rFonts w:ascii="Aptos" w:hAnsi="Aptos"/>
+                <w:b/>
+                <w:bCs/>
+              </w:rPr>
+            </w:pPr>
+            <w:r>
+              <w:rPr>
+                <w:rFonts w:ascii="Aptos" w:hAnsi="Aptos"/>
+                <w:b/>
+                <w:bCs/>
+              </w:rPr>
+              <w:t>NFR-02</w:t>
+            </w:r>
+          </w:p>
+        </w:tc>
+        <w:tc>
+          <w:tcPr>
+            <w:tcW w:w="3261" w:type="dxa"/>
+          </w:tcPr>
+          <w:p>
+            <w:pPr>
+              <w:rPr>
+                <w:rFonts w:ascii="Aptos" w:hAnsi="Aptos"/>
+              </w:rPr>
+            </w:pPr>
+            <w:r>
+              <w:rPr>
+                <w:rFonts w:ascii="Aptos" w:hAnsi="Aptos"/>
+              </w:rPr>
+              <w:t>Reliability and Data Management</w:t>
+            </w:r>
+          </w:p>
+        </w:tc>
+        <w:tc>
+          <w:tcPr>
+            <w:tcW w:w="4626" w:type="dxa"/>
+          </w:tcPr>
+          <w:p>
+            <w:pPr>
+              <w:rPr>
+                <w:rFonts w:ascii="Aptos" w:hAnsi="Aptos"/>
+              </w:rPr>
+            </w:pPr>
+            <w:r>
+              <w:rPr>
+                <w:rFonts w:ascii="Aptos" w:hAnsi="Aptos"/>
+              </w:rPr>
+              <w:t>The pipeline should be able to handle low-quality and corrupt images from the dataset before computation. This should be done without any errors.</w:t>
+            </w:r>
+          </w:p>
+        </w:tc>
+      </w:tr>
+      <w:tr>
+        <w:tc>
+          <w:tcPr>
+            <w:tcW w:w="1129" w:type="dxa"/>
+          </w:tcPr>
+          <w:p>
+            <w:pPr>
+              <w:rPr>
+                <w:rFonts w:ascii="Aptos" w:hAnsi="Aptos"/>
+                <w:b/>
+                <w:bCs/>
+              </w:rPr>
+            </w:pPr>
+            <w:r>
+              <w:rPr>
+                <w:rFonts w:ascii="Aptos" w:hAnsi="Aptos"/>
+                <w:b/>
+                <w:bCs/>
+              </w:rPr>
+              <w:t>NFR-03</w:t>
+            </w:r>
+          </w:p>
+        </w:tc>
+        <w:tc>
+          <w:tcPr>
+            <w:tcW w:w="3261" w:type="dxa"/>
+          </w:tcPr>
+          <w:p>
+            <w:pPr>
+              <w:rPr>
+                <w:rFonts w:ascii="Aptos" w:hAnsi="Aptos"/>
+              </w:rPr>
+            </w:pPr>
+            <w:r>
+              <w:rPr>
+                <w:rFonts w:ascii="Aptos" w:hAnsi="Aptos"/>
+              </w:rPr>
+              <w:t>Ethics and Privacy</w:t>
+            </w:r>
+          </w:p>
+        </w:tc>
+        <w:tc>
+          <w:tcPr>
+            <w:tcW w:w="4626" w:type="dxa"/>
+          </w:tcPr>
+          <w:p>
+            <w:pPr>
+              <w:rPr>
+                <w:rFonts w:ascii="Aptos" w:hAnsi="Aptos"/>
+              </w:rPr>
+            </w:pPr>
+            <w:r>
+              <w:rPr>
+                <w:rFonts w:ascii="Aptos" w:hAnsi="Aptos"/>
+              </w:rPr>
+              <w:t xml:space="preserve">The face blurring feature from FR-07 must be executed on the server side to make sure that the people in the images have their faces </w:t>
+            </w:r>
+            <w:r>
+              <w:rPr>
+                <w:rFonts w:ascii="Aptos" w:hAnsi="Aptos"/>
+              </w:rPr>
+              <w:lastRenderedPageBreak/>
+              <w:t>blurred. This supports the victims privacy as well as the UK GDPR standards.</w:t>
+            </w:r>
+          </w:p>
+        </w:tc>
+      </w:tr>
+      <w:tr>
+        <w:tc>
+          <w:tcPr>
+            <w:tcW w:w="1129" w:type="dxa"/>
+          </w:tcPr>
+          <w:p>
+            <w:pPr>
+              <w:rPr>
+                <w:rFonts w:ascii="Aptos" w:hAnsi="Aptos"/>
+                <w:b/>
+                <w:bCs/>
+              </w:rPr>
+            </w:pPr>
+            <w:r>
+              <w:rPr>
+                <w:rFonts w:ascii="Aptos" w:hAnsi="Aptos"/>
+                <w:b/>
+                <w:bCs/>
+              </w:rPr>
+              <w:lastRenderedPageBreak/>
+              <w:t>NFR-04</w:t>
+            </w:r>
+          </w:p>
+        </w:tc>
+        <w:tc>
+          <w:tcPr>
+            <w:tcW w:w="3261" w:type="dxa"/>
+          </w:tcPr>
+          <w:p>
+            <w:pPr>
+              <w:rPr>
+                <w:rFonts w:ascii="Aptos" w:hAnsi="Aptos"/>
+              </w:rPr>
+            </w:pPr>
+            <w:r>
+              <w:rPr>
+                <w:rFonts w:ascii="Aptos" w:hAnsi="Aptos"/>
+              </w:rPr>
+              <w:t>Usability</w:t>
+            </w:r>
+          </w:p>
+        </w:tc>
+        <w:tc>
+          <w:tcPr>
+            <w:tcW w:w="4626" w:type="dxa"/>
+          </w:tcPr>
+          <w:p>
+            <w:pPr>
+              <w:rPr>
+                <w:rFonts w:ascii="Aptos" w:hAnsi="Aptos"/>
+              </w:rPr>
+            </w:pPr>
+            <w:r>
+              <w:rPr>
+                <w:rFonts w:ascii="Aptos" w:hAnsi="Aptos"/>
+              </w:rPr>
+              <w:t>The frontend user side must be responsive, clear and user friendly to allow the user to interact with the software without any issues especially the ones without any machine learning background.</w:t>
+            </w:r>
+          </w:p>
+        </w:tc>
+      </w:tr>
+    </w:tbl>
+    <w:p/>
+    <w:p>
+      <w:pPr>
+        <w:pStyle w:val="Heading2"/>
+      </w:pPr>
+      <w:bookmarkStart w:id="20" w:name="_Toc224469555"/>
+      <w:r>
+        <w:t>Design c</w:t>
+      </w:r>
+      <w:r>
+        <w:t>o</w:t>
+      </w:r>
+      <w:r>
+        <w:t>nstraints</w:t>
+      </w:r>
+      <w:bookmarkEnd w:id="20"/>
+    </w:p>
+    <w:p/>
+    <w:p>
+      <w:pPr>
+        <w:rPr>
+          <w:rFonts w:ascii="Aptos" w:hAnsi="Aptos"/>
+        </w:rPr>
+      </w:pPr>
+      <w:r>
+        <w:rPr>
+          <w:rFonts w:ascii="Aptos" w:hAnsi="Aptos"/>
+        </w:rPr>
+        <w:t>The system's architecture was greatly influenced by two major factors</w:t>
+      </w:r>
+      <w:r>
+        <w:rPr>
+          <w:rFonts w:ascii="Aptos" w:hAnsi="Aptos"/>
+        </w:rPr>
+        <w:t>. T</w:t>
+      </w:r>
+      <w:r>
+        <w:rPr>
+          <w:rFonts w:ascii="Aptos" w:hAnsi="Aptos"/>
+        </w:rPr>
+        <w:t xml:space="preserve">he actual hardware we were able to run the system on, and the irregularities of the data we were working with. At the heart of the system was a hard memory limit imposed by the NVIDIA MX450 GPU's </w:t>
+      </w:r>
+      <w:r>
+        <w:rPr>
+          <w:rFonts w:ascii="Aptos" w:hAnsi="Aptos"/>
+        </w:rPr>
+        <w:t>only</w:t>
+      </w:r>
+      <w:r>
+        <w:rPr>
+          <w:rFonts w:ascii="Aptos" w:hAnsi="Aptos"/>
+        </w:rPr>
+        <w:t xml:space="preserve"> 2GB of VRAM. This system's architecture </w:t>
+      </w:r>
+      <w:r>
+        <w:rPr>
+          <w:rFonts w:ascii="Aptos" w:hAnsi="Aptos"/>
+        </w:rPr>
+        <w:t xml:space="preserve">had to split </w:t>
+      </w:r>
+      <w:r>
+        <w:rPr>
+          <w:rFonts w:ascii="Aptos" w:hAnsi="Aptos"/>
+        </w:rPr>
+        <w:t>into two distinct sections</w:t>
+      </w:r>
+      <w:r>
+        <w:rPr>
+          <w:rFonts w:ascii="Aptos" w:hAnsi="Aptos"/>
+        </w:rPr>
+        <w:t>.</w:t>
+      </w:r>
+      <w:r>
+        <w:rPr>
+          <w:rFonts w:ascii="Aptos" w:hAnsi="Aptos"/>
+        </w:rPr>
+        <w:t xml:space="preserve"> </w:t>
+      </w:r>
+      <w:r>
+        <w:rPr>
+          <w:rFonts w:ascii="Aptos" w:hAnsi="Aptos"/>
+        </w:rPr>
+        <w:t>T</w:t>
+      </w:r>
+      <w:r>
+        <w:rPr>
+          <w:rFonts w:ascii="Aptos" w:hAnsi="Aptos"/>
+        </w:rPr>
+        <w:t>he Offline Phase where the heavy-lifting of running the Vision-Language Models and performing the dimensionality reduction via the UMAP algorithm was performed and the Online Phase where the Dash-based web interface would run, free from the burdens of the tasks, meeting the latency requirements set forth by the requirements document, NFR-01.</w:t>
+      </w:r>
+    </w:p>
+    <w:p>
+      <w:pPr>
+        <w:rPr>
+          <w:rFonts w:ascii="Aptos" w:hAnsi="Aptos"/>
+        </w:rPr>
+      </w:pPr>
+      <w:r>
+        <w:rPr>
+          <w:rFonts w:ascii="Aptos" w:hAnsi="Aptos"/>
+        </w:rPr>
+        <w:t xml:space="preserve">The VRAM limit was also a </w:t>
+      </w:r>
+      <w:r>
+        <w:rPr>
+          <w:rFonts w:ascii="Aptos" w:hAnsi="Aptos"/>
+        </w:rPr>
+        <w:t>big di</w:t>
+      </w:r>
+      <w:r>
+        <w:rPr>
+          <w:rFonts w:ascii="Aptos" w:hAnsi="Aptos"/>
+        </w:rPr>
+        <w:t>sadvantage</w:t>
+      </w:r>
+      <w:r>
+        <w:rPr>
+          <w:rFonts w:ascii="Aptos" w:hAnsi="Aptos"/>
+        </w:rPr>
+        <w:t xml:space="preserve"> in the choice of model used during the ablation study, where the SigLIP-base model was used over the much more massiv</w:t>
+      </w:r>
+      <w:r>
+        <w:rPr>
+          <w:rFonts w:ascii="Aptos" w:hAnsi="Aptos"/>
+        </w:rPr>
+        <w:t>e</w:t>
+      </w:r>
+      <w:r>
+        <w:rPr>
+          <w:rFonts w:ascii="Aptos" w:hAnsi="Aptos"/>
+        </w:rPr>
+        <w:t xml:space="preserve"> ViT-L/14 model, which would have caused the system to run out of memory.</w:t>
+      </w:r>
+    </w:p>
+    <w:p>
+      <w:pPr>
+        <w:rPr>
+          <w:rFonts w:ascii="Aptos" w:hAnsi="Aptos"/>
+        </w:rPr>
+      </w:pPr>
+      <w:r>
+        <w:rPr>
+          <w:rFonts w:ascii="Aptos" w:hAnsi="Aptos"/>
+        </w:rPr>
+        <w:t xml:space="preserve">Another </w:t>
+      </w:r>
+      <w:r>
+        <w:rPr>
+          <w:rFonts w:ascii="Aptos" w:hAnsi="Aptos"/>
+        </w:rPr>
+        <w:t xml:space="preserve">disadvantage here </w:t>
+      </w:r>
+      <w:r>
+        <w:rPr>
+          <w:rFonts w:ascii="Aptos" w:hAnsi="Aptos"/>
+        </w:rPr>
+        <w:t>was the need to adapt the system to the irregularities of the data we were working with. Originally, the plan was to create a system where the user could explore the locations of the disaster imagery by projecting it onto a dynamic, interactive 3D geographic globe</w:t>
+      </w:r>
+      <w:r>
+        <w:rPr>
+          <w:rFonts w:ascii="Aptos" w:hAnsi="Aptos"/>
+        </w:rPr>
+        <w:t xml:space="preserve"> but this plan was scrapped.</w:t>
+      </w:r>
+    </w:p>
+    <w:p>
+      <w:pPr>
+        <w:rPr>
+          <w:rFonts w:ascii="Aptos" w:hAnsi="Aptos"/>
+        </w:rPr>
+      </w:pPr>
+      <w:r>
+        <w:rPr>
+          <w:rFonts w:ascii="Aptos" w:hAnsi="Aptos"/>
+        </w:rPr>
+        <w:t xml:space="preserve">However, a thorough audit of the metadata provided by the CrisisMMD dataset </w:t>
+      </w:r>
+      <w:r>
+        <w:rPr>
+          <w:rFonts w:ascii="Aptos" w:hAnsi="Aptos"/>
+        </w:rPr>
+        <w:t>showed that accu</w:t>
+      </w:r>
+      <w:r>
+        <w:rPr>
+          <w:rFonts w:ascii="Aptos" w:hAnsi="Aptos"/>
+        </w:rPr>
+        <w:t>rate, high-precision GPS coordinates were virtually non</w:t>
+      </w:r>
+      <w:r>
+        <w:rPr>
+          <w:rFonts w:ascii="Aptos" w:hAnsi="Aptos"/>
+        </w:rPr>
+        <w:t xml:space="preserve"> </w:t>
+      </w:r>
+      <w:r>
+        <w:rPr>
+          <w:rFonts w:ascii="Aptos" w:hAnsi="Aptos"/>
+        </w:rPr>
+        <w:t xml:space="preserve">existent for the Twitter images used by the dataset. Attempting to artificially determine these coordinates would </w:t>
+      </w:r>
+      <w:r>
+        <w:rPr>
+          <w:rFonts w:ascii="Aptos" w:hAnsi="Aptos"/>
+        </w:rPr>
+        <w:t xml:space="preserve">probably </w:t>
+      </w:r>
+      <w:r>
+        <w:rPr>
+          <w:rFonts w:ascii="Aptos" w:hAnsi="Aptos"/>
+        </w:rPr>
+        <w:t>have resulted in a high degree of scientific error.</w:t>
+      </w:r>
+    </w:p>
+    <w:p>
+      <w:pPr>
+        <w:rPr>
+          <w:rFonts w:ascii="Aptos" w:hAnsi="Aptos"/>
+        </w:rPr>
+      </w:pPr>
+      <w:r>
+        <w:rPr>
+          <w:rFonts w:ascii="Aptos" w:hAnsi="Aptos"/>
+        </w:rPr>
+        <w:t>W</w:t>
+      </w:r>
+      <w:r>
+        <w:rPr>
+          <w:rFonts w:ascii="Aptos" w:hAnsi="Aptos"/>
+        </w:rPr>
+        <w:t xml:space="preserve">e were forced to </w:t>
+      </w:r>
+      <w:r>
+        <w:rPr>
+          <w:rFonts w:ascii="Aptos" w:hAnsi="Aptos"/>
+        </w:rPr>
+        <w:t>change</w:t>
+      </w:r>
+      <w:r>
+        <w:rPr>
+          <w:rFonts w:ascii="Aptos" w:hAnsi="Aptos"/>
+        </w:rPr>
+        <w:t xml:space="preserve"> the scope of the project to better fit the data we were working with</w:t>
+      </w:r>
+      <w:r>
+        <w:rPr>
+          <w:rFonts w:ascii="Aptos" w:hAnsi="Aptos"/>
+        </w:rPr>
+        <w:t xml:space="preserve"> because</w:t>
+      </w:r>
+      <w:r>
+        <w:rPr>
+          <w:rFonts w:ascii="Aptos" w:hAnsi="Aptos"/>
+        </w:rPr>
+        <w:t xml:space="preserve"> the initial plan no longer viable</w:t>
+      </w:r>
+      <w:r>
+        <w:rPr>
+          <w:rFonts w:ascii="Aptos" w:hAnsi="Aptos"/>
+        </w:rPr>
+        <w:t>.</w:t>
+      </w:r>
+      <w:r>
+        <w:rPr>
+          <w:rFonts w:ascii="Aptos" w:hAnsi="Aptos"/>
+        </w:rPr>
+        <w:t xml:space="preserve"> </w:t>
+      </w:r>
+      <w:r>
+        <w:rPr>
+          <w:rFonts w:ascii="Aptos" w:hAnsi="Aptos"/>
+        </w:rPr>
+        <w:t xml:space="preserve">But </w:t>
+      </w:r>
+      <w:r>
+        <w:rPr>
+          <w:rFonts w:ascii="Aptos" w:hAnsi="Aptos"/>
+        </w:rPr>
+        <w:t>instead,</w:t>
+      </w:r>
+      <w:r>
+        <w:rPr>
+          <w:rFonts w:ascii="Aptos" w:hAnsi="Aptos"/>
+        </w:rPr>
+        <w:t xml:space="preserve"> </w:t>
+      </w:r>
+      <w:r>
+        <w:rPr>
+          <w:rFonts w:ascii="Aptos" w:hAnsi="Aptos"/>
+        </w:rPr>
+        <w:t>the system's architecture</w:t>
+      </w:r>
+      <w:r>
+        <w:rPr>
+          <w:rFonts w:ascii="Aptos" w:hAnsi="Aptos"/>
+        </w:rPr>
+        <w:t xml:space="preserve"> was changed</w:t>
+      </w:r>
+      <w:r>
+        <w:rPr>
+          <w:rFonts w:ascii="Aptos" w:hAnsi="Aptos"/>
+        </w:rPr>
+        <w:t xml:space="preserve"> to map the semantic, mathematica</w:t>
+      </w:r>
+      <w:r>
+        <w:rPr>
+          <w:rFonts w:ascii="Aptos" w:hAnsi="Aptos"/>
+        </w:rPr>
+        <w:t>l</w:t>
+      </w:r>
+      <w:r>
+        <w:rPr>
+          <w:rFonts w:ascii="Aptos" w:hAnsi="Aptos"/>
+        </w:rPr>
+        <w:t xml:space="preserve"> space of the images, rather than the actual, physical space, by </w:t>
+      </w:r>
+      <w:r>
+        <w:rPr>
+          <w:rFonts w:ascii="Aptos" w:hAnsi="Aptos"/>
+        </w:rPr>
+        <w:t>using</w:t>
+      </w:r>
+      <w:r>
+        <w:rPr>
+          <w:rFonts w:ascii="Aptos" w:hAnsi="Aptos"/>
+        </w:rPr>
+        <w:t xml:space="preserve"> the principles of Persistent Homology</w:t>
+      </w:r>
+      <w:r>
+        <w:rPr>
+          <w:rFonts w:ascii="Aptos" w:hAnsi="Aptos"/>
+        </w:rPr>
+        <w:t xml:space="preserve"> which is</w:t>
+      </w:r>
+      <w:r>
+        <w:rPr>
+          <w:rFonts w:ascii="Aptos" w:hAnsi="Aptos"/>
+        </w:rPr>
+        <w:t xml:space="preserve"> a branch of Topological Data Analysis, to create a more novel, valuable contribution to the field of crisis informatics.</w:t>
+      </w:r>
+    </w:p>
+    <w:p>
+      <w:pPr>
+        <w:pStyle w:val="Heading1"/>
+      </w:pPr>
+      <w:bookmarkStart w:id="21" w:name="_Toc224469556"/>
+      <w:r>
+        <w:lastRenderedPageBreak/>
+        <w:t>Design</w:t>
+      </w:r>
+      <w:bookmarkEnd w:id="21"/>
+    </w:p>
+    <w:p>
+      <w:pPr>
+        <w:rPr>
+          <w:rFonts w:ascii="Aptos" w:hAnsi="Aptos"/>
+          <w:color w:val="000000" w:themeColor="text1"/>
+        </w:rPr>
+      </w:pPr>
+    </w:p>
+    <w:p>
+      <w:pPr>
+        <w:rPr>
+          <w:rFonts w:ascii="Aptos" w:hAnsi="Aptos"/>
+          <w:color w:val="000000" w:themeColor="text1"/>
+        </w:rPr>
+      </w:pPr>
+      <w:r>
+        <w:rPr>
+          <w:rFonts w:ascii="Aptos" w:hAnsi="Aptos"/>
+          <w:color w:val="000000" w:themeColor="text1"/>
+        </w:rPr>
+        <w:t xml:space="preserve">The visual exploration system was created with the </w:t>
+      </w:r>
+      <w:r>
+        <w:rPr>
+          <w:rFonts w:ascii="Aptos" w:hAnsi="Aptos"/>
+          <w:color w:val="000000" w:themeColor="text1"/>
+        </w:rPr>
+        <w:t>tough</w:t>
+      </w:r>
+      <w:r>
+        <w:rPr>
+          <w:rFonts w:ascii="Aptos" w:hAnsi="Aptos"/>
+          <w:color w:val="000000" w:themeColor="text1"/>
+        </w:rPr>
+        <w:t xml:space="preserve"> constraints of Chapter 3 in mind, which was achieved through a decoupled architecture in two phases to accommodate the vast multimodal data on consumer-grade hardware. In this chapter, we will discuss the major decisions made, the algorithms implemented</w:t>
+      </w:r>
+      <w:r>
+        <w:rPr>
+          <w:rFonts w:ascii="Aptos" w:hAnsi="Aptos"/>
+          <w:color w:val="000000" w:themeColor="text1"/>
+        </w:rPr>
+        <w:t xml:space="preserve"> </w:t>
+      </w:r>
+      <w:r>
+        <w:rPr>
+          <w:rFonts w:ascii="Aptos" w:hAnsi="Aptos"/>
+          <w:color w:val="000000" w:themeColor="text1"/>
+        </w:rPr>
+        <w:t>and the nature of the experiments to support the system.</w:t>
+      </w:r>
+    </w:p>
+    <w:p/>
+    <w:p>
+      <w:pPr>
+        <w:pStyle w:val="Heading2"/>
+      </w:pPr>
+      <w:bookmarkStart w:id="22" w:name="_Toc224469557"/>
+      <w:r>
+        <w:t>S</w:t>
+      </w:r>
+      <w:bookmarkEnd w:id="22"/>
+      <w:r>
+        <w:t>ystem Architecture Overview</w:t>
+      </w:r>
+    </w:p>
+    <w:p>
+      <w:pPr>
+        <w:rPr>
+          <w:rFonts w:ascii="Aptos" w:hAnsi="Aptos"/>
+        </w:rPr>
+      </w:pPr>
+    </w:p>
+    <w:p>
+      <w:pPr>
+        <w:rPr>
+          <w:rFonts w:ascii="Aptos" w:hAnsi="Aptos"/>
+        </w:rPr>
+      </w:pPr>
+      <w:r>
+        <w:rPr>
+          <w:rFonts w:ascii="Aptos" w:hAnsi="Aptos"/>
+        </w:rPr>
+        <w:t>Using high-dimensional Vision Transformers on consumer-grade GPUs has a stringent memory limit. In a monolithic architecture, where embeddings are computed, the project immediately ran into OOM errors on the 2GB MX450 GPU.</w:t>
+      </w:r>
+    </w:p>
+    <w:p>
+      <w:pPr>
+        <w:rPr>
+          <w:rFonts w:ascii="Aptos" w:hAnsi="Aptos"/>
+        </w:rPr>
+      </w:pPr>
+    </w:p>
+    <w:p>
+      <w:pPr>
+        <w:rPr>
+          <w:rFonts w:ascii="Aptos" w:hAnsi="Aptos"/>
+        </w:rPr>
+      </w:pPr>
+      <w:r>
+        <w:rPr>
+          <w:rFonts w:ascii="Aptos" w:hAnsi="Aptos"/>
+        </w:rPr>
+        <w:t>To circumvent the problem, we have created an offline-online architecture. In the Offline Phase, heavy data manipulation, vectorisation, and manifold learning are done in batches to manage VRAM. The results are static mathematical arrays (.npy files) and structured metadata in JSON. In the Online Phase, the precomputed structures are loaded into memory, which allows a lightweight web server to render interactive visuali</w:t>
+      </w:r>
+      <w:r>
+        <w:rPr>
+          <w:rFonts w:ascii="Aptos" w:hAnsi="Aptos"/>
+        </w:rPr>
+        <w:t>s</w:t>
+      </w:r>
+      <w:r>
+        <w:rPr>
+          <w:rFonts w:ascii="Aptos" w:hAnsi="Aptos"/>
+        </w:rPr>
+        <w:t>ations in sub-second times without GPU inference. The data pipeline from the CrisisMMD dataset to the frontend UI is depicted in Figure 5.</w:t>
+      </w:r>
+    </w:p>
+    <w:p>
+      <w:pPr>
+        <w:rPr>
+          <w:rFonts w:ascii="Aptos" w:hAnsi="Aptos"/>
+        </w:rPr>
+      </w:pPr>
+    </w:p>
+    <w:p>
+      <w:pPr>
+        <w:rPr>
+          <w:rFonts w:ascii="Aptos" w:hAnsi="Aptos"/>
+        </w:rPr>
+      </w:pPr>
+      <w:r>
+        <w:rPr>
+          <w:rFonts w:ascii="Aptos" w:hAnsi="Aptos"/>
+        </w:rPr>
+        <w:lastRenderedPageBreak/>
+        <w:drawing>
+          <wp:inline distT="0" distB="0" distL="0" distR="0" wp14:anchorId="67254328" wp14:editId="3E92DDEF">
+            <wp:extent cx="3810532" cy="6878010"/>
+            <wp:effectExtent l="0" t="0" r="0" b="0"/>
+            <wp:docPr id="20957188" name="Picture 1" descr="A diagram of a flowchart&#10;&#10;AI-generated content may be incorrect."/>
+            <wp:cNvGraphicFramePr>
+              <a:graphicFrameLocks xmlns:a="http://schemas.openxmlformats.org/drawingml/2006/main" noChangeAspect="1"/>
+            </wp:cNvGraphicFramePr>
+            <a:graphic xmlns:a="http://schemas.openxmlformats.org/drawingml/2006/main">
+              <a:graphicData uri="http://schemas.openxmlformats.org/drawingml/2006/picture">
+                <pic:pic xmlns:pic="http://schemas.openxmlformats.org/drawingml/2006/picture">
+                  <pic:nvPicPr>
+                    <pic:cNvPr id="20957188" name="Picture 1" descr="A diagram of a flowchart&#10;&#10;AI-generated content may be incorrect."/>
+                    <pic:cNvPicPr/>
+                  </pic:nvPicPr>
+                  <pic:blipFill>
+                    <a:blip r:embed="rId16"/>
+                    <a:stretch>
+                      <a:fillRect/>
+                    </a:stretch>
+                  </pic:blipFill>
+                  <pic:spPr>
+                    <a:xfrm>
+                      <a:off x="0" y="0"/>
+                      <a:ext cx="3810532" cy="6878010"/>
+                    </a:xfrm>
+                    <a:prstGeom prst="rect">
+                      <a:avLst/>
+                    </a:prstGeom>
+                  </pic:spPr>
+                </pic:pic>
+              </a:graphicData>
+            </a:graphic>
+          </wp:inline>
+        </w:drawing>
+      </w:r>
+    </w:p>
+    <w:p>
+      <w:pPr>
+        <w:rPr>
+          <w:rFonts w:ascii="Aptos" w:hAnsi="Aptos"/>
+        </w:rPr>
+      </w:pPr>
+    </w:p>
+    <w:p>
+      <w:pPr>
+        <w:rPr>
+          <w:rFonts w:ascii="Aptos" w:hAnsi="Aptos"/>
+        </w:rPr>
+      </w:pPr>
+      <w:r>
+        <w:rPr>
+          <w:rFonts w:ascii="Aptos" w:hAnsi="Aptos"/>
+        </w:rPr>
+        <w:t>Figure 5: A high-level view of the system architecture with the Offline Phase and the Online frontend working in separation.</w:t>
+      </w:r>
+    </w:p>
+    <w:p>
+      <w:pPr>
+        <w:rPr>
+          <w:rFonts w:ascii="Aptos" w:hAnsi="Aptos"/>
+        </w:rPr>
+      </w:pPr>
+    </w:p>
+    <w:p>
+      <w:pPr>
+        <w:rPr>
+          <w:rFonts w:ascii="Aptos" w:hAnsi="Aptos"/>
+        </w:rPr>
+      </w:pPr>
+    </w:p>
+    <w:p/>
+    <w:p>
+      <w:pPr>
+        <w:pStyle w:val="Heading2"/>
+      </w:pPr>
+      <w:r>
+        <w:lastRenderedPageBreak/>
+        <w:t>Software Design and Data Management</w:t>
+      </w:r>
+    </w:p>
+    <w:p/>
+    <w:p>
+      <w:pPr>
+        <w:rPr>
+          <w:rFonts w:ascii="Aptos" w:hAnsi="Aptos"/>
+        </w:rPr>
+      </w:pPr>
+      <w:r>
+        <w:rPr>
+          <w:rFonts w:ascii="Aptos" w:hAnsi="Aptos"/>
+        </w:rPr>
+        <w:t>We have continued to prioriti</w:t>
+      </w:r>
+      <w:r>
+        <w:rPr>
+          <w:rFonts w:ascii="Aptos" w:hAnsi="Aptos"/>
+        </w:rPr>
+        <w:t>s</w:t>
+      </w:r>
+      <w:r>
+        <w:rPr>
+          <w:rFonts w:ascii="Aptos" w:hAnsi="Aptos"/>
+        </w:rPr>
+        <w:t>e the separation of concerns by implementing the system with modular Python packages. This has the advantage of isolating the vectorisation code from the UI rendering code, thus accelerating the experimentation process during the ablation study. The relationship between the modules is represented by the UML component diagram in Figure 6.</w:t>
+      </w:r>
+    </w:p>
+    <w:p>
+      <w:pPr>
+        <w:rPr>
+          <w:rFonts w:ascii="Aptos" w:hAnsi="Aptos"/>
+        </w:rPr>
+      </w:pPr>
+    </w:p>
+    <w:p>
+      <w:pPr>
+        <w:rPr>
+          <w:rFonts w:ascii="Aptos" w:hAnsi="Aptos"/>
+        </w:rPr>
+      </w:pPr>
+      <w:r>
+        <w:rPr>
+          <w:rFonts w:ascii="Aptos" w:hAnsi="Aptos"/>
+        </w:rPr>
+        <w:drawing>
+          <wp:inline distT="0" distB="0" distL="0" distR="0" wp14:anchorId="2AC12EE3" wp14:editId="318C3DD7">
+            <wp:extent cx="5731510" cy="3433445"/>
+            <wp:effectExtent l="0" t="0" r="2540" b="0"/>
+            <wp:docPr id="923366684" name="Picture 1" descr="A diagram of a flowchart&#10;&#10;AI-generated content may be incorrect."/>
+            <wp:cNvGraphicFramePr>
+              <a:graphicFrameLocks xmlns:a="http://schemas.openxmlformats.org/drawingml/2006/main" noChangeAspect="1"/>
+            </wp:cNvGraphicFramePr>
+            <a:graphic xmlns:a="http://schemas.openxmlformats.org/drawingml/2006/main">
+              <a:graphicData uri="http://schemas.openxmlformats.org/drawingml/2006/picture">
+                <pic:pic xmlns:pic="http://schemas.openxmlformats.org/drawingml/2006/picture">
+                  <pic:nvPicPr>
+                    <pic:cNvPr id="923366684" name="Picture 1" descr="A diagram of a flowchart&#10;&#10;AI-generated content may be incorrect."/>
+                    <pic:cNvPicPr/>
+                  </pic:nvPicPr>
+                  <pic:blipFill>
+                    <a:blip r:embed="rId17"/>
+                    <a:stretch>
+                      <a:fillRect/>
+                    </a:stretch>
+                  </pic:blipFill>
+                  <pic:spPr>
+                    <a:xfrm>
+                      <a:off x="0" y="0"/>
+                      <a:ext cx="5731510" cy="3433445"/>
+                    </a:xfrm>
+                    <a:prstGeom prst="rect">
+                      <a:avLst/>
+                    </a:prstGeom>
+                  </pic:spPr>
+                </pic:pic>
+              </a:graphicData>
+            </a:graphic>
+          </wp:inline>
+        </w:drawing>
+      </w:r>
+    </w:p>
+    <w:p>
+      <w:pPr>
+        <w:rPr>
+          <w:rFonts w:ascii="Aptos" w:hAnsi="Aptos"/>
+        </w:rPr>
+      </w:pPr>
+    </w:p>
+    <w:p>
+      <w:pPr>
+        <w:rPr>
+          <w:rFonts w:ascii="Aptos" w:hAnsi="Aptos"/>
+        </w:rPr>
+      </w:pPr>
+      <w:r>
+        <w:rPr>
+          <w:rFonts w:ascii="Aptos" w:hAnsi="Aptos"/>
+        </w:rPr>
+        <w:t>Figure 6: UML Component Diagram of the system, with the clear distinction between the data processing scripts, the AI engine, and the web app.</w:t>
+      </w:r>
+    </w:p>
+    <w:p>
+      <w:pPr>
+        <w:rPr>
+          <w:rFonts w:ascii="Aptos" w:hAnsi="Aptos"/>
+        </w:rPr>
+      </w:pPr>
+    </w:p>
+    <w:p>
+      <w:pPr>
+        <w:rPr>
+          <w:rFonts w:ascii="Aptos" w:hAnsi="Aptos"/>
+        </w:rPr>
+      </w:pPr>
+      <w:r>
+        <w:rPr>
+          <w:rFonts w:ascii="Aptos" w:hAnsi="Aptos"/>
+        </w:rPr>
+        <w:t>Data management is a key aspect of the system. The CrisisMMD dataset has over 18,000 images, with many images exhibiting corruption, incorrect formats</w:t>
+      </w:r>
+      <w:r>
+        <w:rPr>
+          <w:rFonts w:ascii="Aptos" w:hAnsi="Aptos"/>
+        </w:rPr>
+        <w:t xml:space="preserve"> </w:t>
+      </w:r>
+      <w:r>
+        <w:rPr>
+          <w:rFonts w:ascii="Aptos" w:hAnsi="Aptos"/>
+        </w:rPr>
+        <w:t>or extreme aspect ratios resulting from compression during social media sharing. To satisfy the reliability requirements (NFR-02), we have developed a dedicated data cleaning module (clean_data.py). Instead of allowing the images to crash the vectorisation process, the clean_data.py script checks the integrity of the images at the byte level and ensures a resolution of at least 200x200 pixels. This minimi</w:t>
+      </w:r>
+      <w:r>
+        <w:rPr>
+          <w:rFonts w:ascii="Aptos" w:hAnsi="Aptos"/>
+        </w:rPr>
+        <w:t>s</w:t>
+      </w:r>
+      <w:r>
+        <w:rPr>
+          <w:rFonts w:ascii="Aptos" w:hAnsi="Aptos"/>
+        </w:rPr>
+        <w:t>es runtime exceptions during the computationally expensive Offline Phase.</w:t>
+      </w:r>
+    </w:p>
+    <w:p/>
+    <w:p>
+      <w:pPr>
+        <w:pStyle w:val="Heading2"/>
+      </w:pPr>
+      <w:bookmarkStart w:id="23" w:name="_Toc224469559"/>
+      <w:r>
+        <w:t>Experimental design</w:t>
+      </w:r>
+      <w:bookmarkEnd w:id="23"/>
+    </w:p>
+    <w:p>
+      <w:pPr>
+        <w:pStyle w:val="Advice"/>
+      </w:pPr>
+      <w:r>
+        <w:t xml:space="preserve">If you are going to evaluate your </w:t>
+      </w:r>
+      <w:r>
+        <w:t>software or hardware</w:t>
+      </w:r>
+      <w:r>
+        <w:t xml:space="preserve"> by means of a</w:t>
+      </w:r>
+      <w:r>
+        <w:t>ny tests or</w:t>
+      </w:r>
+      <w:r>
+        <w:t xml:space="preserve"> survey</w:t>
+      </w:r>
+      <w:r>
+        <w:t>s</w:t>
+      </w:r>
+      <w:r>
+        <w:t xml:space="preserve">, then </w:t>
+      </w:r>
+      <w:r>
+        <w:t xml:space="preserve">explain </w:t>
+      </w:r>
+      <w:r>
+        <w:t>their</w:t>
+      </w:r>
+      <w:r>
+        <w:t xml:space="preserve"> design here.  If you are doing other experiments (for example measuring the </w:t>
+      </w:r>
+      <w:r>
+        <w:lastRenderedPageBreak/>
+        <w:t>performance of algorithms, extracting data</w:t>
+      </w:r>
+      <w:r>
+        <w:t xml:space="preserve"> </w:t>
+      </w:r>
+      <w:r>
+        <w:t xml:space="preserve">from </w:t>
+      </w:r>
+      <w:r>
+        <w:t>environmental monitoring systems</w:t>
+      </w:r>
+      <w:r>
+        <w:t xml:space="preserve"> or evaluating the performance of </w:t>
+      </w:r>
+      <w:r>
+        <w:t>mechanisms</w:t>
+      </w:r>
+      <w:r>
+        <w:t>)</w:t>
+      </w:r>
+      <w:r>
+        <w:t xml:space="preserve"> </w:t>
+      </w:r>
+      <w:r>
+        <w:t>then you should explain how you have designed the experiments</w:t>
+      </w:r>
+      <w:r>
+        <w:t>, how they must be conducted a</w:t>
+      </w:r>
+      <w:r>
+        <w:t>nd what you expect to learn from them</w:t>
+      </w:r>
+      <w:r>
+        <w:t>.  This is especially important for research-oriented projects.</w:t>
+      </w:r>
+    </w:p>
+    <w:p>
+      <w:r>
+        <w:t>Delete the red paragraph and replace this one with your content (use the “Normal” paragraph style).</w:t>
+      </w:r>
+    </w:p>
+    <w:p>
+      <w:pPr>
+        <w:pStyle w:val="Heading1"/>
+      </w:pPr>
+      <w:bookmarkStart w:id="24" w:name="_Toc224469560"/>
+      <w:r>
+        <w:lastRenderedPageBreak/>
+        <w:t>Implementation and testing</w:t>
+      </w:r>
+      <w:bookmarkEnd w:id="24"/>
+    </w:p>
+    <w:p>
+      <w:r>
+        <w:t>Delete the red paragraphs and replace this one with your content (use the “Normal” paragraph style).</w:t>
+      </w:r>
+    </w:p>
+    <w:p/>
+    <w:p>
+      <w:pPr>
+        <w:pStyle w:val="Heading2"/>
+      </w:pPr>
+      <w:bookmarkStart w:id="25" w:name="_Toc224469561"/>
+      <w:r>
+        <w:t>Implementation</w:t>
+      </w:r>
+      <w:bookmarkEnd w:id="25"/>
+    </w:p>
+    <w:p>
+      <w:pPr>
+        <w:pStyle w:val="Advice"/>
+      </w:pPr>
+      <w:r>
+        <w:t xml:space="preserve">In this section you will describe </w:t>
+      </w:r>
+      <w:r>
+        <w:t xml:space="preserve">what you did, and why you made the important decisions affecting your actions.  It’s not a diary – </w:t>
+      </w:r>
+      <w:r>
+        <w:t>don’t write a blow-by-blow account of every little thing that happened.  Be selective</w:t>
+      </w:r>
+      <w:r>
+        <w:t xml:space="preserve"> and report </w:t>
+      </w:r>
+      <w:r>
+        <w:t>those choices</w:t>
+      </w:r>
+      <w:r>
+        <w:t xml:space="preserve"> and techniques</w:t>
+      </w:r>
+      <w:r>
+        <w:t xml:space="preserve"> </w:t>
+      </w:r>
+      <w:r>
+        <w:t>which made a difference</w:t>
+      </w:r>
+      <w:r>
+        <w:t>.</w:t>
+      </w:r>
+      <w:r>
+        <w:t xml:space="preserve">  </w:t>
+      </w:r>
+      <w:r>
+        <w:t xml:space="preserve">Make sure you </w:t>
+      </w:r>
+      <w:r>
+        <w:t>discuss</w:t>
+      </w:r>
+      <w:r>
+        <w:t xml:space="preserve"> </w:t>
+      </w:r>
+      <w:r>
+        <w:t xml:space="preserve">what options you considered.  Explain how </w:t>
+      </w:r>
+      <w:r>
+        <w:t>the criteria and methodology you used to select amongst different options</w:t>
+      </w:r>
+      <w:r>
+        <w:t xml:space="preserve"> (which tools are most appropriate, for example).</w:t>
+      </w:r>
+    </w:p>
+    <w:p>
+      <w:pPr>
+        <w:pStyle w:val="Advice"/>
+      </w:pPr>
+      <w:r>
+        <w:t xml:space="preserve">It may help to </w:t>
+      </w:r>
+      <w:r>
+        <w:t xml:space="preserve">imagine that you are </w:t>
+      </w:r>
+      <w:r>
+        <w:t>reading this project in the future, trying to replicate the work</w:t>
+      </w:r>
+      <w:r>
+        <w:t xml:space="preserve"> without making </w:t>
+      </w:r>
+      <w:r>
+        <w:t xml:space="preserve">the </w:t>
+      </w:r>
+      <w:r>
+        <w:t>same mistakes along the way</w:t>
+      </w:r>
+      <w:r>
+        <w:t xml:space="preserve">.  What would you need to know to </w:t>
+      </w:r>
+      <w:r>
+        <w:t>make your job easier, and what is unimportant</w:t>
+      </w:r>
+      <w:r>
+        <w:t xml:space="preserve"> or obvious</w:t>
+      </w:r>
+      <w:r>
+        <w:t>?</w:t>
+      </w:r>
+      <w:r>
+        <w:t xml:space="preserve">  Explain how you implemented the design in the previous chapter.</w:t>
+      </w:r>
+    </w:p>
+    <w:p>
+      <w:pPr>
+        <w:pStyle w:val="Advice"/>
+      </w:pPr>
+      <w:r>
+        <w:t xml:space="preserve">This is the place in which you would explain </w:t>
+      </w:r>
+      <w:r>
+        <w:t xml:space="preserve">any novel </w:t>
+      </w:r>
+      <w:r>
+        <w:t xml:space="preserve">or especially complex </w:t>
+      </w:r>
+      <w:r>
+        <w:t>algorithms, data structures or systems you have used</w:t>
+      </w:r>
+      <w:r>
+        <w:t>.</w:t>
+      </w:r>
+    </w:p>
+    <w:p>
+      <w:pPr>
+        <w:pStyle w:val="Advice"/>
+      </w:pPr>
+      <w:r>
+        <w:t xml:space="preserve">Make it clear what </w:t>
+      </w:r>
+      <w:r>
+        <w:rPr>
+          <w:b/>
+          <w:bCs/>
+        </w:rPr>
+        <w:t>you</w:t>
+      </w:r>
+      <w:r>
+        <w:t xml:space="preserve"> have done, and what is pre-existing</w:t>
+      </w:r>
+      <w:r>
+        <w:t>.  For example, if you are using third party software libraries, describe how you have used them</w:t>
+      </w:r>
+      <w:r>
+        <w:t>, and how they have benefited your project</w:t>
+      </w:r>
+      <w:r>
+        <w:t xml:space="preserve"> rather than </w:t>
+      </w:r>
+      <w:r>
+        <w:t xml:space="preserve">simply </w:t>
+      </w:r>
+      <w:r>
+        <w:t>what they do.</w:t>
+      </w:r>
+      <w:r>
+        <w:t xml:space="preserve">  If you have built on a framework, make it clear how you have developed new </w:t>
+      </w:r>
+      <w:r>
+        <w:t>functionality</w:t>
+      </w:r>
+      <w:r>
+        <w:t>.</w:t>
+      </w:r>
+    </w:p>
+    <w:p>
+      <w:r>
+        <w:t>Delete the red paragraphs and replace this one with your content (use the “Normal” paragraph style).</w:t>
+      </w:r>
+    </w:p>
+    <w:p>
+      <w:pPr>
+        <w:pStyle w:val="Heading2"/>
+      </w:pPr>
+      <w:bookmarkStart w:id="26" w:name="_Toc224469562"/>
+      <w:r>
+        <w:t>Testing</w:t>
+      </w:r>
+      <w:bookmarkEnd w:id="26"/>
+    </w:p>
+    <w:p>
+      <w:pPr>
+        <w:pStyle w:val="Advice"/>
+      </w:pPr>
+      <w:r>
+        <w:t>If you are developing software</w:t>
+      </w:r>
+      <w:r>
+        <w:t xml:space="preserve"> or hardware</w:t>
+      </w:r>
+      <w:r>
+        <w:t>, you must test it.</w:t>
+      </w:r>
+      <w:r>
+        <w:t xml:space="preserve">  This section should explain how your work will be </w:t>
+      </w:r>
+      <w:r>
+        <w:t xml:space="preserve">(or has been) </w:t>
+      </w:r>
+      <w:r>
+        <w:t>tested.</w:t>
+      </w:r>
+    </w:p>
+    <w:p>
+      <w:pPr>
+        <w:pStyle w:val="Advice"/>
+      </w:pPr>
+      <w:r>
+        <w:t>You should have a test plan at the very least</w:t>
+      </w:r>
+      <w:r>
+        <w:t xml:space="preserve"> (full details of it and its results if required can go in an appendix)</w:t>
+      </w:r>
+      <w:r>
+        <w:t xml:space="preserve">.  Ideally, you will have </w:t>
+      </w:r>
+      <w:r>
+        <w:t xml:space="preserve">automated tests for </w:t>
+      </w:r>
+      <w:r>
+        <w:t>any</w:t>
+      </w:r>
+      <w:r>
+        <w:t xml:space="preserve"> software</w:t>
+      </w:r>
+      <w:r>
+        <w:t xml:space="preserve"> you build</w:t>
+      </w:r>
+      <w:r>
+        <w:t xml:space="preserve">.  You will also define user acceptance tests, or something similar which can be used to determine </w:t>
+      </w:r>
+      <w:r>
+        <w:t xml:space="preserve">whether your </w:t>
+      </w:r>
+      <w:r>
+        <w:t>output</w:t>
+      </w:r>
+      <w:r>
+        <w:t xml:space="preserve"> meets the requirements</w:t>
+      </w:r>
+      <w:r>
+        <w:t xml:space="preserve"> stated earlier</w:t>
+      </w:r>
+      <w:r>
+        <w:t>.</w:t>
+      </w:r>
+      <w:r>
+        <w:t xml:space="preserve">  Explain how and when the tests should be conducted.</w:t>
+      </w:r>
+    </w:p>
+    <w:p>
+      <w:r>
+        <w:t>Delete the red paragraphs and replace this one with your content (use the “Normal” paragraph style).</w:t>
+      </w:r>
+    </w:p>
+    <w:p>
+      <w:pPr>
+        <w:pStyle w:val="Heading1"/>
+      </w:pPr>
+      <w:bookmarkStart w:id="27" w:name="_Toc224469563"/>
+      <w:r>
+        <w:lastRenderedPageBreak/>
+        <w:t>External concerns</w:t>
+      </w:r>
+      <w:bookmarkEnd w:id="27"/>
+    </w:p>
+    <w:p>
+      <w:pPr>
+        <w:pStyle w:val="Advice"/>
+      </w:pPr>
+      <w:r>
+        <w:t>This section considers factors external to your project.</w:t>
+      </w:r>
+      <w:r>
+        <w:t xml:space="preserve">  In your PDD, you considered </w:t>
+      </w:r>
+      <w:r>
+        <w:t xml:space="preserve">external factors which might influence or be influenced by the process of undertaking your project.  In this section, you should consider the </w:t>
+      </w:r>
+      <w:r>
+        <w:t>way in which your project, its results, any knowledge gained from it or its commercial exploitation might affect the wider world.</w:t>
+      </w:r>
+    </w:p>
+    <w:p>
+      <w:r>
+        <w:t>Delete the red paragraphs and replace this one with your content (use the “Normal” paragraph style).</w:t>
+      </w:r>
+    </w:p>
+    <w:p>
+      <w:pPr>
+        <w:pStyle w:val="Heading2"/>
+      </w:pPr>
+      <w:bookmarkStart w:id="28" w:name="_Toc224469564"/>
+      <w:r>
+        <w:t xml:space="preserve">Legal, </w:t>
+      </w:r>
+      <w:r>
+        <w:t>s</w:t>
+      </w:r>
+      <w:r>
+        <w:t xml:space="preserve">ocial and </w:t>
+      </w:r>
+      <w:r>
+        <w:t>e</w:t>
+      </w:r>
+      <w:r>
+        <w:t>thical issues</w:t>
+      </w:r>
+      <w:bookmarkEnd w:id="28"/>
+    </w:p>
+    <w:p>
+      <w:pPr>
+        <w:pStyle w:val="Advice"/>
+      </w:pPr>
+      <w:r>
+        <w:t>In your PDD, you considered the ethics involved</w:t>
+      </w:r>
+      <w:r>
+        <w:t xml:space="preserve"> with </w:t>
+      </w:r>
+      <w:r>
+        <w:rPr>
+          <w:i/>
+          <w:iCs/>
+        </w:rPr>
+        <w:t>doing</w:t>
+      </w:r>
+      <w:r>
+        <w:t xml:space="preserve"> your project.  Now you should identify and discuss the </w:t>
+      </w:r>
+      <w:r>
+        <w:t xml:space="preserve">legal, social, ethical and professional issues raised by the project as a whole, and any artefacts you produced.  </w:t>
+      </w:r>
+      <w:r>
+        <w:t>If you created software to track individuals, or a laser-wielding robot hardware,</w:t>
+      </w:r>
+      <w:r>
+        <w:t xml:space="preserve"> what effects on the world in general need to be considered?  How will you address these issues</w:t>
+      </w:r>
+      <w:r>
+        <w:t>?</w:t>
+      </w:r>
+      <w:r>
+        <w:t xml:space="preserve">  Many things can be used for good or bad purposes.  Can yours</w:t>
+      </w:r>
+      <w:r>
+        <w:t>, and what will you do about it?</w:t>
+      </w:r>
+    </w:p>
+    <w:p>
+      <w:r>
+        <w:t>Delete the red paragraphs and replace this one with your content (use the “Normal” paragraph style).</w:t>
+      </w:r>
+    </w:p>
+    <w:p>
+      <w:pPr>
+        <w:pStyle w:val="Heading2"/>
+      </w:pPr>
+      <w:bookmarkStart w:id="29" w:name="_Toc224469565"/>
+      <w:r>
+        <w:t>Commercial issues and exploitation</w:t>
+      </w:r>
+      <w:bookmarkEnd w:id="29"/>
+    </w:p>
+    <w:p>
+      <w:pPr>
+        <w:pStyle w:val="Advice"/>
+      </w:pPr>
+      <w:r>
+        <w:t>Think about what you have created during this project.  It may be hardware, software</w:t>
+      </w:r>
+      <w:r>
+        <w:t>, knowledge</w:t>
+      </w:r>
+      <w:r>
+        <w:t xml:space="preserve"> or </w:t>
+      </w:r>
+      <w:r>
+        <w:t>a combination of these</w:t>
+      </w:r>
+      <w:r>
+        <w:t>.  How could you exploit these commercially</w:t>
+      </w:r>
+      <w:r>
+        <w:t xml:space="preserve">?  Discuss the </w:t>
+      </w:r>
+      <w:r>
+        <w:t xml:space="preserve">merits of your work, other commercial entities which might be similar, and consider the costs and </w:t>
+      </w:r>
+      <w:r>
+        <w:t>potential profits of using your work commercially.</w:t>
+      </w:r>
+    </w:p>
+    <w:p>
+      <w:r>
+        <w:t>Delete the red paragraphs and replace this one with your content (use the “Normal” paragraph style).</w:t>
+      </w:r>
+    </w:p>
+    <w:p/>
+    <w:p/>
+    <w:p>
+      <w:pPr>
+        <w:pStyle w:val="Heading1"/>
+      </w:pPr>
+      <w:bookmarkStart w:id="30" w:name="_Toc224469566"/>
+      <w:r>
+        <w:lastRenderedPageBreak/>
+        <w:t>Evaluation</w:t>
+      </w:r>
+      <w:r>
+        <w:t xml:space="preserve"> and discussion of results</w:t>
+      </w:r>
+      <w:bookmarkEnd w:id="30"/>
+    </w:p>
+    <w:p>
+      <w:pPr>
+        <w:pStyle w:val="Advice"/>
+      </w:pPr>
+      <w:r>
+        <w:t>This section</w:t>
+      </w:r>
+      <w:r>
+        <w:t xml:space="preserve"> evaluates the </w:t>
+      </w:r>
+      <w:r>
+        <w:rPr>
+          <w:i/>
+          <w:iCs/>
+        </w:rPr>
+        <w:t>software</w:t>
+      </w:r>
+      <w:r>
+        <w:rPr>
+          <w:i/>
+          <w:iCs/>
+        </w:rPr>
+        <w:t>, hardware</w:t>
+      </w:r>
+      <w:r>
+        <w:rPr>
+          <w:i/>
+          <w:iCs/>
+        </w:rPr>
+        <w:t xml:space="preserve"> or other artefact</w:t>
+      </w:r>
+      <w:r>
+        <w:t xml:space="preserve"> you have developed.</w:t>
+      </w:r>
+      <w:r>
+        <w:t xml:space="preserve"> </w:t>
+      </w:r>
+      <w:r>
+        <w:t xml:space="preserve"> You should </w:t>
+      </w:r>
+      <w:r>
+        <w:t xml:space="preserve">compare </w:t>
+      </w:r>
+      <w:r>
+        <w:t>it</w:t>
+      </w:r>
+      <w:r>
+        <w:t xml:space="preserve"> with the or</w:t>
+      </w:r>
+      <w:r>
+        <w:t>i</w:t>
+      </w:r>
+      <w:r>
+        <w:t xml:space="preserve">ginal specification and see how </w:t>
+      </w:r>
+      <w:r>
+        <w:t>well it satisfies the requirements.</w:t>
+      </w:r>
+      <w:r>
+        <w:t xml:space="preserve">  You may wish to refer back to your aims and objectives</w:t>
+      </w:r>
+      <w:r>
+        <w:t xml:space="preserve"> at this point.  </w:t>
+      </w:r>
+      <w:r>
+        <w:t xml:space="preserve">Yu should reflect honestly on the level of technical difficulty of what you have done.  </w:t>
+      </w:r>
+    </w:p>
+    <w:p>
+      <w:pPr>
+        <w:pStyle w:val="Advice"/>
+      </w:pPr>
+      <w:r>
+        <w:t xml:space="preserve">You </w:t>
+      </w:r>
+      <w:r>
+        <w:t xml:space="preserve">should </w:t>
+      </w:r>
+      <w:r>
+        <w:t>report the results of user testing</w:t>
+      </w:r>
+      <w:r>
+        <w:t xml:space="preserve"> and a summary of feedback if that </w:t>
+      </w:r>
+      <w:r>
+        <w:t>has</w:t>
+      </w:r>
+      <w:r>
+        <w:t xml:space="preserve"> be</w:t>
+      </w:r>
+      <w:r>
+        <w:t>en collected</w:t>
+      </w:r>
+      <w:r>
+        <w:t>, together with the actions you have taken as a result.</w:t>
+      </w:r>
+    </w:p>
+    <w:p>
+      <w:pPr>
+        <w:pStyle w:val="Advice"/>
+      </w:pPr>
+      <w:r>
+        <w:t>Evaluation should be rigorous and objective.  Avoid opinion and unsubstantiated statements.</w:t>
+      </w:r>
+    </w:p>
+    <w:p>
+      <w:pPr>
+        <w:pStyle w:val="Advice"/>
+      </w:pPr>
+      <w:r>
+        <w:t>If you have done experiments</w:t>
+      </w:r>
+      <w:r>
+        <w:t>, then the results of these should be reported and discussed here.</w:t>
+      </w:r>
+    </w:p>
+    <w:p>
+      <w:pPr>
+        <w:pStyle w:val="Advice"/>
+      </w:pPr>
+      <w:r>
+        <w:t xml:space="preserve">If you have </w:t>
+      </w:r>
+      <w:r>
+        <w:t>involved people in doing user evaluations, that information should be include here.</w:t>
+      </w:r>
+    </w:p>
+    <w:p>
+      <w:r>
+        <w:t>Delete the red paragraphs and replace this one with your content (use the “Normal” paragraph style).</w:t>
+      </w:r>
+    </w:p>
+    <w:p>
+      <w:pPr>
+        <w:pStyle w:val="Heading2"/>
+      </w:pPr>
+      <w:bookmarkStart w:id="31" w:name="_Toc224469567"/>
+      <w:r>
+        <w:t>Programme specific concerns</w:t>
+      </w:r>
+      <w:bookmarkEnd w:id="31"/>
+    </w:p>
+    <w:p>
+      <w:pPr>
+        <w:pStyle w:val="Advice"/>
+      </w:pPr>
+      <w:r>
+        <w:rPr>
+          <w:i/>
+          <w:iCs/>
+        </w:rPr>
+        <w:t>Although this does not have to be a section on its own</w:t>
+      </w:r>
+      <w:r>
+        <w:t>, you</w:t>
+      </w:r>
+      <w:r>
+        <w:t>r report</w:t>
+      </w:r>
+      <w:r>
+        <w:t xml:space="preserve"> must make clear how the work you have done demonstrates the programme specific competency for your degree</w:t>
+      </w:r>
+      <w:r>
+        <w:t xml:space="preserve"> programme.  There is a full list of these in the assignment specification.</w:t>
+      </w:r>
+    </w:p>
+    <w:p>
+      <w:r>
+        <w:t>Delete the red paragraphs and replace this one with your content (use the “Normal” paragraph style).</w:t>
+      </w:r>
+    </w:p>
+    <w:p/>
+    <w:p/>
+    <w:p>
+      <w:pPr>
+        <w:pStyle w:val="Heading1"/>
+      </w:pPr>
+      <w:bookmarkStart w:id="32" w:name="_Toc224469568"/>
+      <w:r>
+        <w:lastRenderedPageBreak/>
+        <w:t>Conclusion</w:t>
+      </w:r>
+      <w:bookmarkEnd w:id="32"/>
+    </w:p>
+    <w:p>
+      <w:pPr>
+        <w:pStyle w:val="Advice"/>
+      </w:pPr>
+      <w:r>
+        <w:t xml:space="preserve">In this section you should evaluate the </w:t>
+      </w:r>
+      <w:r>
+        <w:rPr>
+          <w:i/>
+          <w:iCs/>
+        </w:rPr>
+        <w:t>project</w:t>
+      </w:r>
+      <w:r>
+        <w:t xml:space="preserve"> as a whole, and</w:t>
+      </w:r>
+      <w:r>
+        <w:t xml:space="preserve"> </w:t>
+      </w:r>
+      <w:r>
+        <w:t xml:space="preserve">the </w:t>
+      </w:r>
+      <w:r>
+        <w:rPr>
+          <w:i/>
+          <w:iCs/>
+        </w:rPr>
+        <w:t>process</w:t>
+      </w:r>
+      <w:r>
+        <w:t xml:space="preserve"> by which you undertook </w:t>
+      </w:r>
+      <w:r>
+        <w:t>it</w:t>
+      </w:r>
+      <w:r>
+        <w:t xml:space="preserve">.  </w:t>
+      </w:r>
+    </w:p>
+    <w:p>
+      <w:r>
+        <w:t>Delete the red paragraphs and replace this one with your content (use the “Normal” paragraph style).</w:t>
+      </w:r>
+    </w:p>
+    <w:p>
+      <w:pPr>
+        <w:pStyle w:val="Heading2"/>
+      </w:pPr>
+      <w:bookmarkStart w:id="33" w:name="_Toc224469569"/>
+      <w:r>
+        <w:t>Project management</w:t>
+      </w:r>
+      <w:bookmarkEnd w:id="33"/>
+    </w:p>
+    <w:p>
+      <w:pPr>
+        <w:pStyle w:val="Advice"/>
+      </w:pPr>
+      <w:r>
+        <w:t xml:space="preserve">What methodology did you actually use?  Was it the same as you originally planned? </w:t>
+      </w:r>
+      <w:r>
+        <w:t>Was your methodology appropriate (and did you stick to it)?  Was your time planning good?</w:t>
+      </w:r>
+      <w:r>
+        <w:t xml:space="preserve">  Did you meet regularly with your supervisor?  What changes did you make as a result of your midway review mee</w:t>
+      </w:r>
+      <w:r>
+        <w:t>ting?</w:t>
+      </w:r>
+      <w:r>
+        <w:t xml:space="preserve"> </w:t>
+      </w:r>
+      <w:r>
+        <w:t xml:space="preserve"> </w:t>
+      </w:r>
+      <w:r>
+        <w:t>What have you learned from the process?  What would you do better/differently if you had more time?</w:t>
+      </w:r>
+      <w:r>
+        <w:t xml:space="preserve">  </w:t>
+      </w:r>
+      <w:r>
+        <w:t>Include the final version of your Gantt chart and comment on its use.</w:t>
+      </w:r>
+    </w:p>
+    <w:p>
+      <w:r>
+        <w:t>Delete the red paragraphs and replace this one with your content (use the “Normal” paragraph style).</w:t>
+      </w:r>
+    </w:p>
+    <w:p>
+      <w:pPr>
+        <w:pStyle w:val="Heading2"/>
+      </w:pPr>
+      <w:bookmarkStart w:id="34" w:name="_Toc224469570"/>
+      <w:r>
+        <w:t>Risk management</w:t>
+      </w:r>
+      <w:bookmarkEnd w:id="34"/>
+    </w:p>
+    <w:p>
+      <w:pPr>
+        <w:pStyle w:val="Advice"/>
+      </w:pPr>
+      <w:r>
+        <w:t xml:space="preserve">In your PDD you </w:t>
+      </w:r>
+      <w:r>
+        <w:t xml:space="preserve">conducted an initial risk management exercise.  How appropriate did this turn out to be?  If any of the predicted problems occurred, </w:t>
+      </w:r>
+      <w:r>
+        <w:t>how good were your mitigation plans?  If other events happened which caused problems, what could you have done to predict and mitigate them?</w:t>
+      </w:r>
+    </w:p>
+    <w:p>
+      <w:r>
+        <w:t>Delete the red paragraphs and replace this one with your content (use the “Normal” paragraph style).</w:t>
+      </w:r>
+    </w:p>
+    <w:p>
+      <w:pPr>
+        <w:pStyle w:val="Heading2"/>
+      </w:pPr>
+      <w:bookmarkStart w:id="35" w:name="_Toc224469571"/>
+      <w:r>
+        <w:t>General conclusions</w:t>
+      </w:r>
+      <w:bookmarkEnd w:id="35"/>
+    </w:p>
+    <w:p>
+      <w:pPr>
+        <w:pStyle w:val="Advice"/>
+      </w:pPr>
+      <w:r>
+        <w:t xml:space="preserve">In this section you should evaluate the </w:t>
+      </w:r>
+      <w:r>
+        <w:rPr>
+          <w:i/>
+          <w:iCs/>
+        </w:rPr>
+        <w:t>project</w:t>
+      </w:r>
+      <w:r>
+        <w:t xml:space="preserve"> as a whole, and draw conclusions from the work you have done.  Ask yourself what the project has achieved – what is its contribution?  Has it met its initial aims and objectives?  If not, why?  How does the work you have done enhance the field in general?  What has been learned from the project?  If you have a well defined research question, has it been answered?  What do the results mean?</w:t>
+      </w:r>
+    </w:p>
+    <w:p>
+      <w:pPr>
+        <w:pStyle w:val="Advice"/>
+      </w:pPr>
+      <w:r>
+        <w:t>Sometimes, it’s appropriate to include a subsection on ‘Further work’, making suggestions of how to proceed and what could be done to enhance the project in future.</w:t>
+      </w:r>
+    </w:p>
+    <w:p>
+      <w:r>
+        <w:t>Delete the red paragraphs and replace this one with your content (use the “Normal” paragraph style).</w:t>
+      </w:r>
+    </w:p>
+    <w:p/>
+    <w:p/>
+    <w:p>
+      <w:pPr>
+        <w:pStyle w:val="UnnumberedHeading1"/>
+      </w:pPr>
+      <w:bookmarkStart w:id="36" w:name="_Toc224469572"/>
+      <w:r>
+        <w:lastRenderedPageBreak/>
+        <w:t>References</w:t>
+      </w:r>
+      <w:bookmarkEnd w:id="36"/>
+    </w:p>
+    <w:p>
+      <w:pPr>
+        <w:pStyle w:val="Advice"/>
+        <w:pBdr>
+          <w:top w:val="none" w:sz="0" w:space="0" w:color="auto"/>
+          <w:left w:val="none" w:sz="0" w:space="0" w:color="auto"/>
+          <w:bottom w:val="none" w:sz="0" w:space="0" w:color="auto"/>
+          <w:right w:val="none" w:sz="0" w:space="0" w:color="auto"/>
+        </w:pBdr>
+        <w:rPr>
+          <w:rFonts w:ascii="Aptos" w:hAnsi="Aptos"/>
           <w:i/>
           <w:iCs/>
           <w:color w:val="000000" w:themeColor="text1"/>
@@ -9865,19 +10030,25 @@
           <w:iCs/>
           <w:color w:val="000000" w:themeColor="text1"/>
         </w:rPr>
-        <w:t xml:space="preserve">Radford, A., Kim, J.W., Hallacy, C., Ramesh, A., Goh, G., Agarwal, S., Sastry, G., Askell, A., Mishkin, P., Clark, J., Krueger, G. and </w:t>
-      </w:r>
-      <w:proofErr w:type="spellStart"/>
-      <w:r>
+        <w:t>Alam, F., Ofli, F. and Imran, M. (2018). CrisisMMD: Multimodal Twitter Datasets from Natural Disasters. [online] arXiv.org. doi:https://doi.org/10.48550/arXiv.1805.00713.</w:t>
+      </w:r>
+    </w:p>
+    <w:p>
+      <w:pPr>
+        <w:pStyle w:val="Advice"/>
+        <w:pBdr>
+          <w:top w:val="none" w:sz="0" w:space="0" w:color="auto"/>
+          <w:left w:val="none" w:sz="0" w:space="0" w:color="auto"/>
+          <w:bottom w:val="none" w:sz="0" w:space="0" w:color="auto"/>
+          <w:right w:val="none" w:sz="0" w:space="0" w:color="auto"/>
+        </w:pBdr>
         <w:rPr>
           <w:rFonts w:ascii="Aptos" w:hAnsi="Aptos"/>
           <w:i/>
           <w:iCs/>
           <w:color w:val="000000" w:themeColor="text1"/>
         </w:rPr>
-        <w:t>Sutskever</w:t>
-      </w:r>
-      <w:proofErr w:type="spellEnd"/>
+      </w:pPr>
       <w:r>
         <w:rPr>
           <w:rFonts w:ascii="Aptos" w:hAnsi="Aptos"/>
@@ -9885,29 +10056,9 @@
           <w:iCs/>
           <w:color w:val="000000" w:themeColor="text1"/>
         </w:rPr>
-        <w:t xml:space="preserve">, I. (2021b). Learning Transferable Visual Models </w:t>
-      </w:r>
-      <w:proofErr w:type="gramStart"/>
-      <w:r>
-        <w:rPr>
-          <w:rFonts w:ascii="Aptos" w:hAnsi="Aptos"/>
-          <w:i/>
-          <w:iCs/>
-          <w:color w:val="000000" w:themeColor="text1"/>
-        </w:rPr>
-        <w:t>From</w:t>
-      </w:r>
-      <w:proofErr w:type="gramEnd"/>
-      <w:r>
-        <w:rPr>
-          <w:rFonts w:ascii="Aptos" w:hAnsi="Aptos"/>
-          <w:i/>
-          <w:iCs/>
-          <w:color w:val="000000" w:themeColor="text1"/>
-        </w:rPr>
-        <w:t xml:space="preserve"> Natural Language Supervision. arXiv:2103.00020 [cs], [online] 139. Available at: </w:t>
-      </w:r>
-      <w:hyperlink r:id="rId15" w:history="1">
+        <w:t xml:space="preserve">Radford, A., Kim, J.W., Hallacy, C., Ramesh, A., Goh, G., Agarwal, S., Sastry, G., Askell, A., Mishkin, P., Clark, J., Krueger, G. and Sutskever, I. (2021b). Learning Transferable Visual Models From Natural Language Supervision. arXiv:2103.00020 [cs], [online] 139. Available at: </w:t>
+      </w:r>
+      <w:hyperlink r:id="rId18" w:history="1">
         <w:r>
           <w:rPr>
             <w:rStyle w:val="Hyperlink"/>
@@ -9953,7 +10104,7 @@
         </w:rPr>
         <w:t xml:space="preserve">Imran, M., Castillo, C., Diaz, F. and Vieweg, S. (2015). Processing Social Media Messages in Mass Emergency: A Survey. [online] arXiv.org. Available at: </w:t>
       </w:r>
-      <w:hyperlink r:id="rId16" w:history="1">
+      <w:hyperlink r:id="rId19" w:history="1">
         <w:r>
           <w:rPr>
             <w:rStyle w:val="Hyperlink"/>
@@ -10000,7 +10151,6 @@
         </w:rPr>
         <w:t xml:space="preserve"> </w:t>
       </w:r>
-      <w:proofErr w:type="gramStart"/>
       <w:r>
         <w:rPr>
           <w:rFonts w:ascii="Aptos" w:hAnsi="Aptos"/>
@@ -10017,17 +10167,7 @@
           <w:iCs/>
           <w:color w:val="000000" w:themeColor="text1"/>
         </w:rPr>
-        <w:t>.</w:t>
-      </w:r>
-      <w:proofErr w:type="gramEnd"/>
-      <w:r>
-        <w:rPr>
-          <w:rFonts w:ascii="Aptos" w:hAnsi="Aptos"/>
-          <w:i/>
-          <w:iCs/>
-          <w:color w:val="000000" w:themeColor="text1"/>
-        </w:rPr>
-        <w:t xml:space="preserve"> 202</w:t>
+        <w:t>. 202</w:t>
       </w:r>
       <w:r>
         <w:rPr>
@@ -10073,7 +10213,7 @@
         </w:rPr>
         <w:t xml:space="preserve">McInnes, L., Healy, J. and Melville, J. (2018). UMAP: Uniform Manifold Approximation and Projection for Dimension Reduction. [online] arXiv.org. Available at: </w:t>
       </w:r>
-      <w:hyperlink r:id="rId17" w:history="1">
+      <w:hyperlink r:id="rId20" w:history="1">
         <w:r>
           <w:rPr>
             <w:rStyle w:val="Hyperlink"/>
@@ -10126,9 +10266,8 @@
           <w:iCs/>
           <w:color w:val="000000" w:themeColor="text1"/>
         </w:rPr>
-        <w:t xml:space="preserve">Campello, R.J.G.B., Moulavi, D. and Sander, J. (2013). Density-Based Clustering Based on Hierarchical Density Estimates. Advances in Knowledge Discovery and Data Mining, [online] 7819, pp.160–172. </w:t>
-      </w:r>
-      <w:proofErr w:type="spellStart"/>
+        <w:t>Campello, R.J.G.B., Moulavi, D. and Sander, J. (2013). Density-Based Clustering Based on Hierarchical Density Estimates. Advances in Knowledge Discovery and Data Mining, [online] 7819, pp.160–172. doi:</w:t>
+      </w:r>
       <w:r>
         <w:rPr>
           <w:rFonts w:ascii="Aptos" w:hAnsi="Aptos"/>
@@ -10136,28 +10275,9 @@
           <w:iCs/>
           <w:color w:val="000000" w:themeColor="text1"/>
         </w:rPr>
-        <w:t>doi</w:t>
-      </w:r>
-      <w:proofErr w:type="spellEnd"/>
-      <w:r>
-        <w:rPr>
-          <w:rFonts w:ascii="Aptos" w:hAnsi="Aptos"/>
-          <w:i/>
-          <w:iCs/>
-          <w:color w:val="000000" w:themeColor="text1"/>
-        </w:rPr>
-        <w:t>:</w:t>
-      </w:r>
-      <w:r>
-        <w:rPr>
-          <w:rFonts w:ascii="Aptos" w:hAnsi="Aptos"/>
-          <w:i/>
-          <w:iCs/>
-          <w:color w:val="000000" w:themeColor="text1"/>
-        </w:rPr>
         <w:t xml:space="preserve"> </w:t>
       </w:r>
-      <w:hyperlink r:id="rId18" w:history="1">
+      <w:hyperlink r:id="rId21" w:history="1">
         <w:r>
           <w:rPr>
             <w:rStyle w:val="Hyperlink"/>
@@ -10194,7 +10314,6 @@
           <w:color w:val="000000" w:themeColor="text1"/>
         </w:rPr>
       </w:pPr>
-      <w:proofErr w:type="spellStart"/>
       <w:r>
         <w:rPr>
           <w:rFonts w:ascii="Aptos" w:hAnsi="Aptos"/>
@@ -10202,9 +10321,8 @@
           <w:iCs/>
           <w:color w:val="000000" w:themeColor="text1"/>
         </w:rPr>
-        <w:t>Edelsbrunner</w:t>
-      </w:r>
-      <w:proofErr w:type="spellEnd"/>
+        <w:t>Edelsbrunner, H. and Harer, J. (2008). Persistent homology—a survey. Surveys on Discrete and Computational Geometry, pp.257–282. doi:</w:t>
+      </w:r>
       <w:r>
         <w:rPr>
           <w:rFonts w:ascii="Aptos" w:hAnsi="Aptos"/>
@@ -10212,38 +10330,9 @@
           <w:iCs/>
           <w:color w:val="000000" w:themeColor="text1"/>
         </w:rPr>
-        <w:t xml:space="preserve">, H. and Harer, J. (2008). Persistent homology—a survey. Surveys on Discrete and Computational Geometry, pp.257–282. </w:t>
-      </w:r>
-      <w:proofErr w:type="spellStart"/>
-      <w:r>
-        <w:rPr>
-          <w:rFonts w:ascii="Aptos" w:hAnsi="Aptos"/>
-          <w:i/>
-          <w:iCs/>
-          <w:color w:val="000000" w:themeColor="text1"/>
-        </w:rPr>
-        <w:t>doi</w:t>
-      </w:r>
-      <w:proofErr w:type="spellEnd"/>
-      <w:r>
-        <w:rPr>
-          <w:rFonts w:ascii="Aptos" w:hAnsi="Aptos"/>
-          <w:i/>
-          <w:iCs/>
-          <w:color w:val="000000" w:themeColor="text1"/>
-        </w:rPr>
-        <w:t>:</w:t>
-      </w:r>
-      <w:r>
-        <w:rPr>
-          <w:rFonts w:ascii="Aptos" w:hAnsi="Aptos"/>
-          <w:i/>
-          <w:iCs/>
-          <w:color w:val="000000" w:themeColor="text1"/>
-        </w:rPr>
         <w:t xml:space="preserve"> </w:t>
       </w:r>
-      <w:hyperlink r:id="rId19" w:history="1">
+      <w:hyperlink r:id="rId22" w:history="1">
         <w:r>
           <w:rPr>
             <w:rStyle w:val="Hyperlink"/>
@@ -10287,9 +10376,8 @@
           <w:iCs/>
           <w:color w:val="000000" w:themeColor="text1"/>
         </w:rPr>
-        <w:t xml:space="preserve">Vieweg, S., Hughes, A.L., Starbird, K. and Palen, L. (2010). Microblogging during two natural hazards events. Proceedings of the 28th international conference on Human factors in computing systems - CHI ’10, [online] pp.1079–1088. </w:t>
-      </w:r>
-      <w:proofErr w:type="spellStart"/>
+        <w:t>Vieweg, S., Hughes, A.L., Starbird, K. and Palen, L. (2010). Microblogging during two natural hazards events. Proceedings of the 28th international conference on Human factors in computing systems - CHI ’10, [online] pp.1079–1088. doi:</w:t>
+      </w:r>
       <w:r>
         <w:rPr>
           <w:rFonts w:ascii="Aptos" w:hAnsi="Aptos"/>
@@ -10297,28 +10385,9 @@
           <w:iCs/>
           <w:color w:val="000000" w:themeColor="text1"/>
         </w:rPr>
-        <w:t>doi</w:t>
-      </w:r>
-      <w:proofErr w:type="spellEnd"/>
-      <w:r>
-        <w:rPr>
-          <w:rFonts w:ascii="Aptos" w:hAnsi="Aptos"/>
-          <w:i/>
-          <w:iCs/>
-          <w:color w:val="000000" w:themeColor="text1"/>
-        </w:rPr>
-        <w:t>:</w:t>
-      </w:r>
-      <w:r>
-        <w:rPr>
-          <w:rFonts w:ascii="Aptos" w:hAnsi="Aptos"/>
-          <w:i/>
-          <w:iCs/>
-          <w:color w:val="000000" w:themeColor="text1"/>
-        </w:rPr>
         <w:t xml:space="preserve"> </w:t>
       </w:r>
-      <w:hyperlink r:id="rId20" w:history="1">
+      <w:hyperlink r:id="rId23" w:history="1">
         <w:r>
           <w:rPr>
             <w:rStyle w:val="Hyperlink"/>
@@ -10362,9 +10431,8 @@
           <w:iCs/>
           <w:color w:val="000000" w:themeColor="text1"/>
         </w:rPr>
-        <w:t xml:space="preserve">Palen, L. and Anderson, K.M. (2016). SOCIAL MEDIA RESEARCH. Crisis informatics--New data for extraordinary times. Science (New York, N.Y.), [online] 353(6296), pp.224–225. </w:t>
-      </w:r>
-      <w:proofErr w:type="spellStart"/>
+        <w:t>Palen, L. and Anderson, K.M. (2016). SOCIAL MEDIA RESEARCH. Crisis informatics--New data for extraordinary times. Science (New York, N.Y.), [online] 353(6296), pp.224–225. doi:</w:t>
+      </w:r>
       <w:r>
         <w:rPr>
           <w:rFonts w:ascii="Aptos" w:hAnsi="Aptos"/>
@@ -10372,28 +10440,9 @@
           <w:iCs/>
           <w:color w:val="000000" w:themeColor="text1"/>
         </w:rPr>
-        <w:t>doi</w:t>
-      </w:r>
-      <w:proofErr w:type="spellEnd"/>
-      <w:r>
-        <w:rPr>
-          <w:rFonts w:ascii="Aptos" w:hAnsi="Aptos"/>
-          <w:i/>
-          <w:iCs/>
-          <w:color w:val="000000" w:themeColor="text1"/>
-        </w:rPr>
-        <w:t>:</w:t>
-      </w:r>
-      <w:r>
-        <w:rPr>
-          <w:rFonts w:ascii="Aptos" w:hAnsi="Aptos"/>
-          <w:i/>
-          <w:iCs/>
-          <w:color w:val="000000" w:themeColor="text1"/>
-        </w:rPr>
         <w:t xml:space="preserve"> </w:t>
       </w:r>
-      <w:hyperlink r:id="rId21" w:history="1">
+      <w:hyperlink r:id="rId24" w:history="1">
         <w:r>
           <w:rPr>
             <w:rStyle w:val="Hyperlink"/>
@@ -10437,109 +10486,9 @@
           <w:iCs/>
           <w:color w:val="000000" w:themeColor="text1"/>
         </w:rPr>
-        <w:t xml:space="preserve">Dosovitskiy, A., Beyer, L., Kolesnikov, A., Weissenborn, D., Zhai, X., </w:t>
-      </w:r>
-      <w:proofErr w:type="spellStart"/>
-      <w:r>
-        <w:rPr>
-          <w:rFonts w:ascii="Aptos" w:hAnsi="Aptos"/>
-          <w:i/>
-          <w:iCs/>
-          <w:color w:val="000000" w:themeColor="text1"/>
-        </w:rPr>
-        <w:t>Unterthiner</w:t>
-      </w:r>
-      <w:proofErr w:type="spellEnd"/>
-      <w:r>
-        <w:rPr>
-          <w:rFonts w:ascii="Aptos" w:hAnsi="Aptos"/>
-          <w:i/>
-          <w:iCs/>
-          <w:color w:val="000000" w:themeColor="text1"/>
-        </w:rPr>
-        <w:t xml:space="preserve">, T., Dehghani, M., </w:t>
-      </w:r>
-      <w:proofErr w:type="spellStart"/>
-      <w:r>
-        <w:rPr>
-          <w:rFonts w:ascii="Aptos" w:hAnsi="Aptos"/>
-          <w:i/>
-          <w:iCs/>
-          <w:color w:val="000000" w:themeColor="text1"/>
-        </w:rPr>
-        <w:t>Minderer</w:t>
-      </w:r>
-      <w:proofErr w:type="spellEnd"/>
-      <w:r>
-        <w:rPr>
-          <w:rFonts w:ascii="Aptos" w:hAnsi="Aptos"/>
-          <w:i/>
-          <w:iCs/>
-          <w:color w:val="000000" w:themeColor="text1"/>
-        </w:rPr>
-        <w:t xml:space="preserve">, M., </w:t>
-      </w:r>
-      <w:proofErr w:type="spellStart"/>
-      <w:r>
-        <w:rPr>
-          <w:rFonts w:ascii="Aptos" w:hAnsi="Aptos"/>
-          <w:i/>
-          <w:iCs/>
-          <w:color w:val="000000" w:themeColor="text1"/>
-        </w:rPr>
-        <w:t>Heigold</w:t>
-      </w:r>
-      <w:proofErr w:type="spellEnd"/>
-      <w:r>
-        <w:rPr>
-          <w:rFonts w:ascii="Aptos" w:hAnsi="Aptos"/>
-          <w:i/>
-          <w:iCs/>
-          <w:color w:val="000000" w:themeColor="text1"/>
-        </w:rPr>
-        <w:t xml:space="preserve">, G., Gelly, S., </w:t>
-      </w:r>
-      <w:proofErr w:type="spellStart"/>
-      <w:r>
-        <w:rPr>
-          <w:rFonts w:ascii="Aptos" w:hAnsi="Aptos"/>
-          <w:i/>
-          <w:iCs/>
-          <w:color w:val="000000" w:themeColor="text1"/>
-        </w:rPr>
-        <w:t>Uszkoreit</w:t>
-      </w:r>
-      <w:proofErr w:type="spellEnd"/>
-      <w:r>
-        <w:rPr>
-          <w:rFonts w:ascii="Aptos" w:hAnsi="Aptos"/>
-          <w:i/>
-          <w:iCs/>
-          <w:color w:val="000000" w:themeColor="text1"/>
-        </w:rPr>
-        <w:t xml:space="preserve">, J. and </w:t>
-      </w:r>
-      <w:proofErr w:type="spellStart"/>
-      <w:r>
-        <w:rPr>
-          <w:rFonts w:ascii="Aptos" w:hAnsi="Aptos"/>
-          <w:i/>
-          <w:iCs/>
-          <w:color w:val="000000" w:themeColor="text1"/>
-        </w:rPr>
-        <w:t>Houlsby</w:t>
-      </w:r>
-      <w:proofErr w:type="spellEnd"/>
-      <w:r>
-        <w:rPr>
-          <w:rFonts w:ascii="Aptos" w:hAnsi="Aptos"/>
-          <w:i/>
-          <w:iCs/>
-          <w:color w:val="000000" w:themeColor="text1"/>
-        </w:rPr>
-        <w:t xml:space="preserve">, N. (2020). An Image is Worth 16x16 Words: Transformers for Image Recognition at Scale. arXiv:2010.11929 [cs]. [online] Available at: </w:t>
-      </w:r>
-      <w:hyperlink r:id="rId22" w:history="1">
+        <w:t xml:space="preserve">Dosovitskiy, A., Beyer, L., Kolesnikov, A., Weissenborn, D., Zhai, X., Unterthiner, T., Dehghani, M., Minderer, M., Heigold, G., Gelly, S., Uszkoreit, J. and Houlsby, N. (2020). An Image is Worth 16x16 Words: Transformers for Image Recognition at Scale. arXiv:2010.11929 [cs]. [online] Available at: </w:t>
+      </w:r>
+      <w:hyperlink r:id="rId25" w:history="1">
         <w:r>
           <w:rPr>
             <w:rStyle w:val="Hyperlink"/>
@@ -10592,9 +10541,8 @@
           <w:iCs/>
           <w:color w:val="000000" w:themeColor="text1"/>
         </w:rPr>
-        <w:t xml:space="preserve">Zhai, X., Mustafa, B., Kolesnikov, A. and Beyer, L. (2023). Sigmoid Loss for Language Image Pre-Training. </w:t>
-      </w:r>
-      <w:proofErr w:type="spellStart"/>
+        <w:t>Zhai, X., Mustafa, B., Kolesnikov, A. and Beyer, L. (2023). Sigmoid Loss for Language Image Pre-Training. arXiv (Cornell University). doi:</w:t>
+      </w:r>
       <w:r>
         <w:rPr>
           <w:rFonts w:ascii="Aptos" w:hAnsi="Aptos"/>
@@ -10602,48 +10550,9 @@
           <w:iCs/>
           <w:color w:val="000000" w:themeColor="text1"/>
         </w:rPr>
-        <w:t>arXiv</w:t>
-      </w:r>
-      <w:proofErr w:type="spellEnd"/>
-      <w:r>
-        <w:rPr>
-          <w:rFonts w:ascii="Aptos" w:hAnsi="Aptos"/>
-          <w:i/>
-          <w:iCs/>
-          <w:color w:val="000000" w:themeColor="text1"/>
-        </w:rPr>
-        <w:t xml:space="preserve"> (Cornell University). </w:t>
-      </w:r>
-      <w:proofErr w:type="spellStart"/>
-      <w:r>
-        <w:rPr>
-          <w:rFonts w:ascii="Aptos" w:hAnsi="Aptos"/>
-          <w:i/>
-          <w:iCs/>
-          <w:color w:val="000000" w:themeColor="text1"/>
-        </w:rPr>
-        <w:t>doi</w:t>
-      </w:r>
-      <w:proofErr w:type="spellEnd"/>
-      <w:r>
-        <w:rPr>
-          <w:rFonts w:ascii="Aptos" w:hAnsi="Aptos"/>
-          <w:i/>
-          <w:iCs/>
-          <w:color w:val="000000" w:themeColor="text1"/>
-        </w:rPr>
-        <w:t>:</w:t>
-      </w:r>
-      <w:r>
-        <w:rPr>
-          <w:rFonts w:ascii="Aptos" w:hAnsi="Aptos"/>
-          <w:i/>
-          <w:iCs/>
-          <w:color w:val="000000" w:themeColor="text1"/>
-        </w:rPr>
         <w:t xml:space="preserve"> </w:t>
       </w:r>
-      <w:hyperlink r:id="rId23" w:history="1">
+      <w:hyperlink r:id="rId26" w:history="1">
         <w:r>
           <w:rPr>
             <w:rStyle w:val="Hyperlink"/>
@@ -10687,9 +10596,8 @@
           <w:iCs/>
           <w:color w:val="000000" w:themeColor="text1"/>
         </w:rPr>
-        <w:t xml:space="preserve">Carlsson, G. (2009). Topology and data. Bulletin of the American Mathematical Society, 46(2), pp.255–308. </w:t>
-      </w:r>
-      <w:proofErr w:type="spellStart"/>
+        <w:t>Carlsson, G. (2009). Topology and data. Bulletin of the American Mathematical Society, 46(2), pp.255–308. doi:</w:t>
+      </w:r>
       <w:r>
         <w:rPr>
           <w:rFonts w:ascii="Aptos" w:hAnsi="Aptos"/>
@@ -10697,28 +10605,9 @@
           <w:iCs/>
           <w:color w:val="000000" w:themeColor="text1"/>
         </w:rPr>
-        <w:t>doi</w:t>
-      </w:r>
-      <w:proofErr w:type="spellEnd"/>
-      <w:r>
-        <w:rPr>
-          <w:rFonts w:ascii="Aptos" w:hAnsi="Aptos"/>
-          <w:i/>
-          <w:iCs/>
-          <w:color w:val="000000" w:themeColor="text1"/>
-        </w:rPr>
-        <w:t>:</w:t>
-      </w:r>
-      <w:r>
-        <w:rPr>
-          <w:rFonts w:ascii="Aptos" w:hAnsi="Aptos"/>
-          <w:i/>
-          <w:iCs/>
-          <w:color w:val="000000" w:themeColor="text1"/>
-        </w:rPr>
         <w:t xml:space="preserve"> </w:t>
       </w:r>
-      <w:hyperlink r:id="rId24" w:history="1">
+      <w:hyperlink r:id="rId27" w:history="1">
         <w:r>
           <w:rPr>
             <w:rStyle w:val="Hyperlink"/>
@@ -10755,7 +10644,6 @@
           <w:color w:val="000000" w:themeColor="text1"/>
         </w:rPr>
       </w:pPr>
-      <w:proofErr w:type="spellStart"/>
       <w:r>
         <w:rPr>
           <w:rFonts w:ascii="Aptos" w:hAnsi="Aptos"/>
@@ -10763,17 +10651,7 @@
           <w:iCs/>
           <w:color w:val="000000" w:themeColor="text1"/>
         </w:rPr>
-        <w:t>Edelsbrunner</w:t>
-      </w:r>
-      <w:proofErr w:type="spellEnd"/>
-      <w:r>
-        <w:rPr>
-          <w:rFonts w:ascii="Aptos" w:hAnsi="Aptos"/>
-          <w:i/>
-          <w:iCs/>
-          <w:color w:val="000000" w:themeColor="text1"/>
-        </w:rPr>
-        <w:t>, H. and Harer, J. (2010). Computational Topology. American Mathematical Society.</w:t>
+        <w:t>Edelsbrunner, H. and Harer, J. (2010). Computational Topology. American Mathematical Society.</w:t>
       </w:r>
     </w:p>
     <w:p>
@@ -10799,9 +10677,8 @@
           <w:iCs/>
           <w:color w:val="000000" w:themeColor="text1"/>
         </w:rPr>
-        <w:t xml:space="preserve">Abnar, S. and Zuidema, W. (2020). Quantifying Attention Flow in Transformers. </w:t>
-      </w:r>
-      <w:proofErr w:type="spellStart"/>
+        <w:t xml:space="preserve">Abnar, S. and Zuidema, W. (2020). Quantifying Attention Flow in Transformers. arXiv (Cornell University). </w:t>
+      </w:r>
       <w:r>
         <w:rPr>
           <w:rFonts w:ascii="Aptos" w:hAnsi="Aptos"/>
@@ -10809,9 +10686,8 @@
           <w:iCs/>
           <w:color w:val="000000" w:themeColor="text1"/>
         </w:rPr>
-        <w:t>arXiv</w:t>
-      </w:r>
-      <w:proofErr w:type="spellEnd"/>
+        <w:t>D</w:t>
+      </w:r>
       <w:r>
         <w:rPr>
           <w:rFonts w:ascii="Aptos" w:hAnsi="Aptos"/>
@@ -10819,7 +10695,7 @@
           <w:iCs/>
           <w:color w:val="000000" w:themeColor="text1"/>
         </w:rPr>
-        <w:t xml:space="preserve"> (Cornell University). </w:t>
+        <w:t>oi:</w:t>
       </w:r>
       <w:r>
         <w:rPr>
@@ -10828,27 +10704,9 @@
           <w:iCs/>
           <w:color w:val="000000" w:themeColor="text1"/>
         </w:rPr>
-        <w:t>D</w:t>
-      </w:r>
-      <w:r>
-        <w:rPr>
-          <w:rFonts w:ascii="Aptos" w:hAnsi="Aptos"/>
-          <w:i/>
-          <w:iCs/>
-          <w:color w:val="000000" w:themeColor="text1"/>
-        </w:rPr>
-        <w:t>oi:</w:t>
-      </w:r>
-      <w:r>
-        <w:rPr>
-          <w:rFonts w:ascii="Aptos" w:hAnsi="Aptos"/>
-          <w:i/>
-          <w:iCs/>
-          <w:color w:val="000000" w:themeColor="text1"/>
-        </w:rPr>
         <w:t xml:space="preserve"> </w:t>
       </w:r>
-      <w:hyperlink r:id="rId25" w:history="1">
+      <w:hyperlink r:id="rId28" w:history="1">
         <w:r>
           <w:rPr>
             <w:rStyle w:val="Hyperlink"/>
@@ -10894,7 +10752,7 @@
         </w:rPr>
         <w:t xml:space="preserve">Chefer, H., Gur, S. and Wolf, L. (2021). Transformer Interpretability Beyond Attention Visualization. [online] arXiv.org. Available at: </w:t>
       </w:r>
-      <w:hyperlink r:id="rId26" w:history="1">
+      <w:hyperlink r:id="rId29" w:history="1">
         <w:r>
           <w:rPr>
             <w:rStyle w:val="Hyperlink"/>
@@ -10949,7 +10807,7 @@
         </w:rPr>
         <w:t xml:space="preserve">Dłotko, P., Qiu, W. and Rudkin, S. (2019). Cyclicality, Periodicity and the Topology of Time Series. [online] arXiv.org. Available at: </w:t>
       </w:r>
-      <w:hyperlink r:id="rId27" w:history="1">
+      <w:hyperlink r:id="rId30" w:history="1">
         <w:r>
           <w:rPr>
             <w:rStyle w:val="Hyperlink"/>
@@ -11213,15 +11071,7 @@
         <w:t>o</w:t>
       </w:r>
       <w:r>
-        <w:t xml:space="preserve">und’ </w:t>
-      </w:r>
-      <w:proofErr w:type="gramStart"/>
-      <w:r>
-        <w:t>or  ‘</w:t>
-      </w:r>
-      <w:proofErr w:type="gramEnd"/>
-      <w:r>
-        <w:t>Literature review’ sections.</w:t>
+        <w:t>und’ or  ‘Literature review’ sections.</w:t>
       </w:r>
     </w:p>
     <w:p>
@@ -11240,15 +11090,7 @@
         <w:pStyle w:val="Advice"/>
       </w:pPr>
       <w:r>
-        <w:t xml:space="preserve">There </w:t>
-      </w:r>
-      <w:proofErr w:type="gramStart"/>
-      <w:r>
-        <w:t>is</w:t>
-      </w:r>
-      <w:proofErr w:type="gramEnd"/>
-      <w:r>
-        <w:t xml:space="preserve"> much more information and guidance about referencing on the library’s website at </w:t>
+        <w:t xml:space="preserve">There is much more information and guidance about referencing on the library’s website at </w:t>
       </w:r>
       <w:r>
         <w:t>https://libguides.hull.ac.uk/referencing/home</w:t>
@@ -11267,15 +11109,7 @@
         <w:t>Some examples</w:t>
       </w:r>
       <w:r>
-        <w:t xml:space="preserve">, illustrating different types of </w:t>
-      </w:r>
-      <w:proofErr w:type="gramStart"/>
-      <w:r>
-        <w:t>source</w:t>
-      </w:r>
-      <w:proofErr w:type="gramEnd"/>
-      <w:r>
-        <w:t>:</w:t>
+        <w:t>, illustrating different types of source:</w:t>
       </w:r>
     </w:p>
     <w:p>
@@ -11283,15 +11117,7 @@
         <w:pStyle w:val="Advice"/>
       </w:pPr>
       <w:r>
-        <w:t xml:space="preserve">Bahraini, M.S., </w:t>
-      </w:r>
-      <w:proofErr w:type="spellStart"/>
-      <w:r>
-        <w:t>Bozorg</w:t>
-      </w:r>
-      <w:proofErr w:type="spellEnd"/>
-      <w:r>
-        <w:t xml:space="preserve">, M., Rad, A.B., </w:t>
+        <w:t xml:space="preserve">Bahraini, M.S., Bozorg, M., Rad, A.B., </w:t>
       </w:r>
       <w:r>
         <w:t>(</w:t>
@@ -11331,48 +11157,107 @@
           <w:i/>
           <w:iCs/>
         </w:rPr>
-        <w:t xml:space="preserve">. </w:t>
-      </w:r>
-      <w:proofErr w:type="spellStart"/>
+        <w:t>. LibGuides: Referencing your work: Harvard Hull</w:t>
+      </w:r>
       <w:r>
         <w:rPr>
           <w:i/>
           <w:iCs/>
         </w:rPr>
-        <w:t>LibGuides</w:t>
-      </w:r>
-      <w:proofErr w:type="spellEnd"/>
+        <w:t xml:space="preserve">. </w:t>
+      </w:r>
+      <w:r>
+        <w:t>Available online:</w:t>
+      </w:r>
+      <w:r>
+        <w:t xml:space="preserve"> </w:t>
+      </w:r>
+      <w:r>
+        <w:t>http:</w:t>
+      </w:r>
+      <w:r>
+        <w:t xml:space="preserve">//libguides.hull.ac.uk/referencing/harvard (accessed </w:t>
+      </w:r>
+      <w:r>
+        <w:t>10/10/2019</w:t>
+      </w:r>
+      <w:r>
+        <w:t>).</w:t>
+      </w:r>
+    </w:p>
+    <w:p>
+      <w:pPr>
+        <w:pStyle w:val="Advice"/>
+      </w:pPr>
+      <w:r>
+        <w:t xml:space="preserve">Janis, I., </w:t>
+      </w:r>
+      <w:r>
+        <w:t>(</w:t>
+      </w:r>
+      <w:r>
+        <w:t>1972</w:t>
+      </w:r>
+      <w:r>
+        <w:t>)</w:t>
+      </w:r>
+      <w:r>
+        <w:t xml:space="preserve">. </w:t>
+      </w:r>
       <w:r>
         <w:rPr>
           <w:i/>
           <w:iCs/>
         </w:rPr>
-        <w:t>: Referencing your work: Harvard Hull</w:t>
+        <w:t>Victims of Groupthink: A psychological study of foreign-policy decisions and fiascoes.</w:t>
+      </w:r>
+      <w:r>
+        <w:t xml:space="preserve"> Houghton Mifflin, Boston.</w:t>
+      </w:r>
+    </w:p>
+    <w:p>
+      <w:pPr>
+        <w:pStyle w:val="Advice"/>
+      </w:pPr>
+      <w:r>
+        <w:t>O</w:t>
+      </w:r>
+      <w:r>
+        <w:t>ffice For Students</w:t>
+      </w:r>
+      <w:r>
+        <w:t xml:space="preserve"> </w:t>
+      </w:r>
+      <w:r>
+        <w:t>(</w:t>
+      </w:r>
+      <w:r>
+        <w:t>2018</w:t>
+      </w:r>
+      <w:r>
+        <w:t xml:space="preserve">) </w:t>
       </w:r>
       <w:r>
         <w:rPr>
           <w:i/>
           <w:iCs/>
         </w:rPr>
-        <w:t xml:space="preserve">. </w:t>
-      </w:r>
-      <w:r>
-        <w:t>Available online:</w:t>
+        <w:t>. Securing student success: Regulation framework for higher education in England</w:t>
+      </w:r>
+      <w:r>
+        <w:t>.</w:t>
+      </w:r>
+      <w:r>
+        <w:t xml:space="preserve">  Available online:</w:t>
       </w:r>
       <w:r>
         <w:t xml:space="preserve"> </w:t>
       </w:r>
       <w:r>
-        <w:t>http:</w:t>
-      </w:r>
-      <w:r>
-        <w:t xml:space="preserve">//libguides.hull.ac.uk/referencing/harvard (accessed </w:t>
-      </w:r>
-      <w:r>
-        <w:t>10/10/2019</w:t>
-      </w:r>
-      <w:r>
-        <w:t>).</w:t>
+        <w:t>https://www.officeforstudents.org.uk/media/1406/ofs2018_01.pdf</w:t>
+      </w:r>
+      <w:r>
+        <w:t xml:space="preserve"> (accessed 10/10/2019)</w:t>
       </w:r>
     </w:p>
     <w:p>
@@ -11380,99 +11265,118 @@
         <w:pStyle w:val="Advice"/>
       </w:pPr>
       <w:r>
-        <w:t xml:space="preserve">Janis, I., </w:t>
+        <w:t xml:space="preserve">Schmuck, P., Chli, M., </w:t>
       </w:r>
       <w:r>
         <w:t>(</w:t>
       </w:r>
       <w:r>
-        <w:t>1972</w:t>
+        <w:t>2019</w:t>
       </w:r>
       <w:r>
         <w:t>)</w:t>
       </w:r>
       <w:r>
-        <w:t xml:space="preserve">. </w:t>
+        <w:t xml:space="preserve">. CCM-SLAM: Robust and efficient centralized collaborative monocular simultaneous localization and mapping for robotic teams. </w:t>
       </w:r>
       <w:r>
         <w:rPr>
           <w:i/>
           <w:iCs/>
         </w:rPr>
-        <w:t xml:space="preserve">Victims of Groupthink: A psychological study of foreign-policy decisions and </w:t>
-      </w:r>
-      <w:proofErr w:type="spellStart"/>
+        <w:t>Journal of Field Robotics</w:t>
+      </w:r>
+      <w:r>
+        <w:t xml:space="preserve"> 36, 763–781. </w:t>
+      </w:r>
+    </w:p>
+    <w:p>
+      <w:pPr>
+        <w:pStyle w:val="Advice"/>
+      </w:pPr>
+    </w:p>
+    <w:p>
+      <w:r>
+        <w:t xml:space="preserve">Delete the red paragraphs and </w:t>
+      </w:r>
+      <w:r>
+        <w:t>replace this one with</w:t>
+      </w:r>
+      <w:r>
+        <w:t xml:space="preserve"> your content</w:t>
+      </w:r>
+      <w:r>
+        <w:t xml:space="preserve"> (use the “Normal” paragraph style)</w:t>
+      </w:r>
+      <w:r>
+        <w:t>.</w:t>
+      </w:r>
+    </w:p>
+    <w:p>
+      <w:pPr>
+        <w:pStyle w:val="UnnumberedHeading1"/>
+      </w:pPr>
+      <w:bookmarkStart w:id="37" w:name="_Toc224469573"/>
+      <w:r>
+        <w:lastRenderedPageBreak/>
+        <w:t>Appendix A</w:t>
+      </w:r>
+      <w:r>
+        <w:t xml:space="preserve"> – Interesting but not vital material</w:t>
+      </w:r>
+      <w:bookmarkEnd w:id="37"/>
+    </w:p>
+    <w:p>
+      <w:pPr>
+        <w:pStyle w:val="Advice"/>
+      </w:pPr>
+      <w:r>
+        <w:t xml:space="preserve">Appendices are used to </w:t>
+      </w:r>
+      <w:r>
+        <w:t xml:space="preserve">include information which may be of interest but is not necessary for the reader.  </w:t>
+      </w:r>
       <w:r>
         <w:rPr>
           <w:i/>
           <w:iCs/>
         </w:rPr>
-        <w:t>fiascoes</w:t>
-      </w:r>
-      <w:proofErr w:type="spellEnd"/>
-      <w:r>
-        <w:rPr>
-          <w:i/>
-          <w:iCs/>
-        </w:rPr>
+        <w:t>You do not have to include appendices if there is no need for them</w:t>
+      </w:r>
+      <w:r>
         <w:t>.</w:t>
       </w:r>
-      <w:r>
-        <w:t xml:space="preserve"> Houghton Mifflin, Boston.</w:t>
-      </w:r>
     </w:p>
     <w:p>
       <w:pPr>
         <w:pStyle w:val="Advice"/>
       </w:pPr>
       <w:r>
-        <w:t>O</w:t>
-      </w:r>
-      <w:r>
-        <w:t>ffice For Students</w:t>
-      </w:r>
-      <w:r>
-        <w:t xml:space="preserve"> </w:t>
-      </w:r>
-      <w:r>
-        <w:t>(</w:t>
-      </w:r>
-      <w:r>
-        <w:t>2018</w:t>
-      </w:r>
-      <w:proofErr w:type="gramStart"/>
-      <w:r>
-        <w:t xml:space="preserve">) </w:t>
-      </w:r>
-      <w:r>
-        <w:rPr>
-          <w:i/>
-          <w:iCs/>
-        </w:rPr>
-        <w:t>.</w:t>
-      </w:r>
-      <w:proofErr w:type="gramEnd"/>
-      <w:r>
-        <w:rPr>
-          <w:i/>
-          <w:iCs/>
-        </w:rPr>
-        <w:t xml:space="preserve"> Securing student success: Regulation framework for higher education in England</w:t>
-      </w:r>
-      <w:r>
-        <w:t>.</w:t>
-      </w:r>
-      <w:r>
-        <w:t xml:space="preserve">  Available online:</w:t>
-      </w:r>
-      <w:r>
-        <w:t xml:space="preserve"> </w:t>
-      </w:r>
-      <w:r>
-        <w:t>https://www.officeforstudents.org.uk/media/1406/ofs2018_01.pdf</w:t>
-      </w:r>
-      <w:r>
-        <w:t xml:space="preserve"> (accessed 10/10/2019)</w:t>
+        <w:t>You might, for example, want to include some details of a particular piece of software</w:t>
+      </w:r>
+      <w:r>
+        <w:t xml:space="preserve"> (an API, perhaps)</w:t>
+      </w:r>
+      <w:r>
+        <w:t xml:space="preserve"> or hardwar</w:t>
+      </w:r>
+      <w:r>
+        <w:t xml:space="preserve">e which your project uses.  This might </w:t>
+      </w:r>
+      <w:r>
+        <w:t xml:space="preserve">be something that a reader might wish to consult, but you wouldn’t want to include in the main body of the report.  You could also put raw data from </w:t>
+      </w:r>
+      <w:r>
+        <w:t xml:space="preserve">experiments in an appendix, or </w:t>
+      </w:r>
+      <w:r>
+        <w:t xml:space="preserve">perhaps </w:t>
+      </w:r>
+      <w:r>
+        <w:t>survey results.</w:t>
+      </w:r>
+      <w:r>
+        <w:t xml:space="preserve">  It should still be information of relevance, but nothing that everyone would be expected to read.</w:t>
       </w:r>
     </w:p>
     <w:p>
@@ -11480,146 +11384,19 @@
         <w:pStyle w:val="Advice"/>
       </w:pPr>
       <w:r>
-        <w:t xml:space="preserve">Schmuck, P., </w:t>
-      </w:r>
-      <w:proofErr w:type="spellStart"/>
-      <w:r>
-        <w:t>Chli</w:t>
-      </w:r>
-      <w:proofErr w:type="spellEnd"/>
-      <w:r>
-        <w:t xml:space="preserve">, M., </w:t>
-      </w:r>
-      <w:r>
-        <w:t>(</w:t>
-      </w:r>
-      <w:r>
-        <w:t>2019</w:t>
-      </w:r>
-      <w:r>
-        <w:t>)</w:t>
-      </w:r>
-      <w:r>
-        <w:t xml:space="preserve">. CCM-SLAM: Robust and efficient centralized collaborative monocular simultaneous localization and mapping for robotic teams. </w:t>
-      </w:r>
-      <w:r>
-        <w:rPr>
-          <w:i/>
-          <w:iCs/>
-        </w:rPr>
-        <w:t>Journal of Field Robotics</w:t>
-      </w:r>
-      <w:r>
-        <w:t xml:space="preserve"> 36, 763–781. </w:t>
-      </w:r>
-    </w:p>
-    <w:p>
-      <w:pPr>
-        <w:pStyle w:val="Advice"/>
-      </w:pPr>
-    </w:p>
-    <w:p>
-      <w:r>
-        <w:t xml:space="preserve">Delete the red paragraphs and </w:t>
-      </w:r>
-      <w:r>
-        <w:t>replace this one with</w:t>
-      </w:r>
-      <w:r>
-        <w:t xml:space="preserve"> your content</w:t>
-      </w:r>
-      <w:r>
-        <w:t xml:space="preserve"> (use the “Normal” paragraph style)</w:t>
-      </w:r>
-      <w:r>
-        <w:t>.</w:t>
+        <w:t>If you wish to refer to elements of your PID, you could include them in appendices.</w:t>
+      </w:r>
+    </w:p>
+    <w:p>
+      <w:r>
+        <w:t>Delete the red paragraphs and replace this one with your content (use the “Normal” paragraph style).</w:t>
       </w:r>
     </w:p>
     <w:p>
       <w:pPr>
         <w:pStyle w:val="UnnumberedHeading1"/>
       </w:pPr>
-      <w:bookmarkStart w:id="47" w:name="_Toc224050086"/>
-      <w:r>
-        <w:lastRenderedPageBreak/>
-        <w:t>Appendix A</w:t>
-      </w:r>
-      <w:r>
-        <w:t xml:space="preserve"> – Interesting but not vital material</w:t>
-      </w:r>
-      <w:bookmarkEnd w:id="47"/>
-    </w:p>
-    <w:p>
-      <w:pPr>
-        <w:pStyle w:val="Advice"/>
-      </w:pPr>
-      <w:r>
-        <w:t xml:space="preserve">Appendices are used to </w:t>
-      </w:r>
-      <w:r>
-        <w:t xml:space="preserve">include information which may be of interest but is not necessary for the reader.  </w:t>
-      </w:r>
-      <w:r>
-        <w:rPr>
-          <w:i/>
-          <w:iCs/>
-        </w:rPr>
-        <w:t>You do not have to include appendices if there is no need for them</w:t>
-      </w:r>
-      <w:r>
-        <w:t>.</w:t>
-      </w:r>
-    </w:p>
-    <w:p>
-      <w:pPr>
-        <w:pStyle w:val="Advice"/>
-      </w:pPr>
-      <w:r>
-        <w:t>You might, for example, want to include some details of a particular piece of software</w:t>
-      </w:r>
-      <w:r>
-        <w:t xml:space="preserve"> (an API, perhaps)</w:t>
-      </w:r>
-      <w:r>
-        <w:t xml:space="preserve"> or hardwar</w:t>
-      </w:r>
-      <w:r>
-        <w:t xml:space="preserve">e which your project uses.  This might </w:t>
-      </w:r>
-      <w:r>
-        <w:t xml:space="preserve">be something that a reader might wish to consult, but you wouldn’t want to include in the main body of the report.  You could also put raw data from </w:t>
-      </w:r>
-      <w:r>
-        <w:t xml:space="preserve">experiments in an appendix, or </w:t>
-      </w:r>
-      <w:r>
-        <w:t xml:space="preserve">perhaps </w:t>
-      </w:r>
-      <w:r>
-        <w:t>survey results.</w:t>
-      </w:r>
-      <w:r>
-        <w:t xml:space="preserve">  It should still be information of relevance, but nothing that everyone would be expected to read.</w:t>
-      </w:r>
-    </w:p>
-    <w:p>
-      <w:pPr>
-        <w:pStyle w:val="Advice"/>
-      </w:pPr>
-      <w:r>
-        <w:t>If you wish to refer to elements of your PID, you could include them in appendices.</w:t>
-      </w:r>
-    </w:p>
-    <w:p>
-      <w:r>
-        <w:t>Delete the red paragraphs and replace this one with your content (use the “Normal” paragraph style).</w:t>
-      </w:r>
-    </w:p>
-    <w:p>
-      <w:pPr>
-        <w:pStyle w:val="UnnumberedHeading1"/>
-      </w:pPr>
-      <w:bookmarkStart w:id="48" w:name="_Toc224050087"/>
+      <w:bookmarkStart w:id="38" w:name="_Toc224469574"/>
       <w:r>
         <w:lastRenderedPageBreak/>
         <w:t>Appendix B</w:t>
@@ -11630,7 +11407,7 @@
       <w:r>
         <w:t>useful</w:t>
       </w:r>
-      <w:bookmarkEnd w:id="48"/>
+      <w:bookmarkEnd w:id="38"/>
     </w:p>
     <w:p>
       <w:pPr>
@@ -11640,13 +11417,8 @@
         <w:t>You can have more than one appendix</w:t>
       </w:r>
       <w:r>
-        <w:t xml:space="preserve">, or </w:t>
-      </w:r>
-      <w:proofErr w:type="gramStart"/>
-      <w:r>
-        <w:t>none at all</w:t>
-      </w:r>
-      <w:proofErr w:type="gramEnd"/>
+        <w:t>, or none at all</w:t>
+      </w:r>
       <w:r>
         <w:t xml:space="preserve">.  Give them </w:t>
       </w:r>
@@ -11673,7 +11445,7 @@
     </w:p>
     <w:p/>
     <w:sectPr>
-      <w:footerReference w:type="default" r:id="rId28"/>
+      <w:footerReference w:type="default" r:id="rId31"/>
       <w:pgSz w:w="11906" w:h="16838"/>
       <w:pgMar w:top="1440" w:right="1440" w:bottom="1440" w:left="1440" w:header="708" w:footer="708" w:gutter="0"/>
       <w:pgNumType w:start="1"/>
@@ -13905,6 +13677,25 @@
       <w:szCs w:val="24"/>
     </w:rPr>
   </w:style>
+  <w:style w:type="table" w:styleId="TableGrid">
+    <w:name w:val="Table Grid"/>
+    <w:basedOn w:val="TableNormal"/>
+    <w:uiPriority w:val="39"/>
+    <w:rsid w:val="00571381"/>
+    <w:pPr>
+      <w:spacing w:after="0" w:line="240" w:lineRule="auto"/>
+    </w:pPr>
+    <w:tblPr>
+      <w:tblBorders>
+        <w:top w:val="single" w:sz="4" w:space="0" w:color="auto"/>
+        <w:left w:val="single" w:sz="4" w:space="0" w:color="auto"/>
+        <w:bottom w:val="single" w:sz="4" w:space="0" w:color="auto"/>
+        <w:right w:val="single" w:sz="4" w:space="0" w:color="auto"/>
+        <w:insideH w:val="single" w:sz="4" w:space="0" w:color="auto"/>
+        <w:insideV w:val="single" w:sz="4" w:space="0" w:color="auto"/>
+      </w:tblBorders>
+    </w:tblPr>
+  </w:style>
 </w:styles>
 </file>
 

--- a/Docs/Final_Report/Final_Report.docx
+++ b/Docs/Final_Report/Final_Report.docx
@@ -102,16 +102,32 @@
         <w:t>You don’t have to stick to it precisely.</w:t>
       </w:r>
       <w:r>
-        <w:t xml:space="preserve">  It may not suit your particular project.</w:t>
+        <w:t xml:space="preserve">  It may not suit your </w:t>
+      </w:r>
+      <w:proofErr w:type="gramStart"/>
+      <w:r>
+        <w:t>particular project</w:t>
+      </w:r>
+      <w:proofErr w:type="gramEnd"/>
+      <w:r>
+        <w:t>.</w:t>
       </w:r>
       <w:r>
         <w:t xml:space="preserve">  Some section headings may not be relevant to your project, so delete them if you don’t need them.</w:t>
       </w:r>
       <w:r>
-        <w:t xml:space="preserve">  Add other section headings if you need to</w:t>
-      </w:r>
-      <w:r>
-        <w:t>, but use the predefined styles (see below) to make sure that the table of contents updates itself.</w:t>
+        <w:t xml:space="preserve">  Add other section headings if you need </w:t>
+      </w:r>
+      <w:proofErr w:type="gramStart"/>
+      <w:r>
+        <w:t>to</w:t>
+      </w:r>
+      <w:r>
+        <w:t>, but</w:t>
+      </w:r>
+      <w:proofErr w:type="gramEnd"/>
+      <w:r>
+        <w:t xml:space="preserve"> use the predefined styles (see below) to make sure that the table of contents updates itself.</w:t>
       </w:r>
       <w:r>
         <w:t xml:space="preserve">  Make other modifications</w:t>
@@ -193,7 +209,15 @@
         <w:t xml:space="preserve"> document</w:t>
       </w:r>
       <w:r>
-        <w:t xml:space="preserve"> has a number of paragraph styles predefined.  If you </w:t>
+        <w:t xml:space="preserve"> has </w:t>
+      </w:r>
+      <w:proofErr w:type="gramStart"/>
+      <w:r>
+        <w:t>a number of</w:t>
+      </w:r>
+      <w:proofErr w:type="gramEnd"/>
+      <w:r>
+        <w:t xml:space="preserve"> paragraph styles predefined.  If you </w:t>
       </w:r>
       <w:r>
         <w:t xml:space="preserve">use </w:t>
@@ -269,7 +293,15 @@
         <w:t xml:space="preserve"> </w:t>
       </w:r>
       <w:r>
-        <w:t>replace the words “The Title Of Your Project”, “BSc/</w:t>
+        <w:t xml:space="preserve">replace the words “The Title </w:t>
+      </w:r>
+      <w:proofErr w:type="gramStart"/>
+      <w:r>
+        <w:t>Of</w:t>
+      </w:r>
+      <w:proofErr w:type="gramEnd"/>
+      <w:r>
+        <w:t xml:space="preserve"> Your Project”, “BSc/</w:t>
       </w:r>
       <w:r>
         <w:t>Beng/</w:t>
@@ -460,7 +492,23 @@
           <w:rFonts w:ascii="Aptos" w:hAnsi="Aptos"/>
           <w:color w:val="000000" w:themeColor="text1"/>
         </w:rPr>
-        <w:t xml:space="preserve"> a zero-shot, unsupervised multimodal exploration system to address the challenges associated with unstructured humanitarian disaster images. The system uses a CrisisMMD dataset containing 17,463 images from seven worldwide humanitarian disaster episodes. The system generates 512-dimensional semantic embeddings from the images using OpenAI’s CLIP model, which is a Contrastive Language-Image Pre-training model. This enables users to conduct highly specific semantic queries, example, “Flooded residential streets with debris,” using natural language.</w:t>
+        <w:t xml:space="preserve"> a zero-shot, unsupervised multimodal exploration system to address the challenges associated with unstructured humanitarian disaster images. The system uses a </w:t>
+      </w:r>
+      <w:proofErr w:type="spellStart"/>
+      <w:r>
+        <w:rPr>
+          <w:rFonts w:ascii="Aptos" w:hAnsi="Aptos"/>
+          <w:color w:val="000000" w:themeColor="text1"/>
+        </w:rPr>
+        <w:t>CrisisMMD</w:t>
+      </w:r>
+      <w:proofErr w:type="spellEnd"/>
+      <w:r>
+        <w:rPr>
+          <w:rFonts w:ascii="Aptos" w:hAnsi="Aptos"/>
+          <w:color w:val="000000" w:themeColor="text1"/>
+        </w:rPr>
+        <w:t xml:space="preserve"> dataset containing 17,463 images from seven worldwide humanitarian disaster episodes. The system generates 512-dimensional semantic embeddings from the images using OpenAI’s CLIP model, which is a Contrastive Language-Image Pre-training model. This enables users to conduct highly specific semantic queries, example, “Flooded residential streets with debris,” using natural language.</w:t>
       </w:r>
     </w:p>
     <w:p>
@@ -499,7 +547,23 @@
           <w:rFonts w:ascii="Aptos" w:hAnsi="Aptos"/>
           <w:color w:val="000000" w:themeColor="text1"/>
         </w:rPr>
-        <w:t xml:space="preserve"> out. The baseline model was compared with a state-of-the-art alternative (SigLIP) and a traditional CNN baseline model (ResNet50). The high-dimensional space was reduced to a human-interpretable 2D space using UMAP and then extensively validated by comparing it with other dimensionality reduction techniques t-SNE and PCA. The results were measured using Trustworthiness and Continuity metrics. The results showed </w:t>
+        <w:t xml:space="preserve"> out. The baseline model was compared with a state-of-the-art alternative (</w:t>
+      </w:r>
+      <w:proofErr w:type="spellStart"/>
+      <w:r>
+        <w:rPr>
+          <w:rFonts w:ascii="Aptos" w:hAnsi="Aptos"/>
+          <w:color w:val="000000" w:themeColor="text1"/>
+        </w:rPr>
+        <w:t>SigLIP</w:t>
+      </w:r>
+      <w:proofErr w:type="spellEnd"/>
+      <w:r>
+        <w:rPr>
+          <w:rFonts w:ascii="Aptos" w:hAnsi="Aptos"/>
+          <w:color w:val="000000" w:themeColor="text1"/>
+        </w:rPr>
+        <w:t xml:space="preserve">) and a traditional CNN baseline model (ResNet50). The high-dimensional space was reduced to a human-interpretable 2D space using UMAP and then extensively validated by comparing it with other dimensionality reduction techniques t-SNE and PCA. The results were measured using Trustworthiness and Continuity metrics. The results showed </w:t>
       </w:r>
       <w:r>
         <w:rPr>
@@ -594,7 +658,15 @@
         <w:t xml:space="preserve">how you did it </w:t>
       </w:r>
       <w:r>
-        <w:t xml:space="preserve">and what the end result was.  </w:t>
+        <w:t xml:space="preserve">and what </w:t>
+      </w:r>
+      <w:proofErr w:type="gramStart"/>
+      <w:r>
+        <w:t>the end result</w:t>
+      </w:r>
+      <w:proofErr w:type="gramEnd"/>
+      <w:r>
+        <w:t xml:space="preserve"> was.  </w:t>
       </w:r>
       <w:r>
         <w:t xml:space="preserve">It doesn’t need to contain </w:t>
@@ -818,7 +890,23 @@
           <w:i/>
           <w:iCs/>
         </w:rPr>
-        <w:t xml:space="preserve">acknowledge the support of MegaBigCorp Ltd, without whose </w:t>
+        <w:t xml:space="preserve">acknowledge the support of </w:t>
+      </w:r>
+      <w:proofErr w:type="spellStart"/>
+      <w:r>
+        <w:rPr>
+          <w:i/>
+          <w:iCs/>
+        </w:rPr>
+        <w:t>MegaBigCorp</w:t>
+      </w:r>
+      <w:proofErr w:type="spellEnd"/>
+      <w:r>
+        <w:rPr>
+          <w:i/>
+          <w:iCs/>
+        </w:rPr>
+        <w:t xml:space="preserve"> Ltd, without whose </w:t>
       </w:r>
       <w:r>
         <w:rPr>
@@ -4632,9 +4720,15 @@
     <w:p>
       <w:pPr>
         <w:pStyle w:val="Heading1"/>
+        <w:rPr>
+          <w:rFonts w:ascii="Aptos" w:hAnsi="Aptos"/>
+        </w:rPr>
       </w:pPr>
       <w:bookmarkStart w:id="2" w:name="_Toc224469537"/>
       <w:r>
+        <w:rPr>
+          <w:rFonts w:ascii="Aptos" w:hAnsi="Aptos"/>
+        </w:rPr>
         <w:lastRenderedPageBreak/>
         <w:t>Introduction</w:t>
       </w:r>
@@ -4643,109 +4737,213 @@
     <w:p>
       <w:pPr>
         <w:pStyle w:val="Advice"/>
-      </w:pPr>
-      <w:r>
+        <w:rPr>
+          <w:rFonts w:ascii="Aptos" w:hAnsi="Aptos"/>
+        </w:rPr>
+      </w:pPr>
+      <w:r>
+        <w:rPr>
+          <w:rFonts w:ascii="Aptos" w:hAnsi="Aptos"/>
+        </w:rPr>
         <w:t xml:space="preserve">In this section you will </w:t>
       </w:r>
       <w:r>
+        <w:rPr>
+          <w:rFonts w:ascii="Aptos" w:hAnsi="Aptos"/>
+        </w:rPr>
         <w:t>describe the project</w:t>
       </w:r>
       <w:r>
+        <w:rPr>
+          <w:rFonts w:ascii="Aptos" w:hAnsi="Aptos"/>
+        </w:rPr>
         <w:t xml:space="preserve">’s </w:t>
       </w:r>
       <w:r>
+        <w:rPr>
+          <w:rFonts w:ascii="Aptos" w:hAnsi="Aptos"/>
+        </w:rPr>
         <w:t xml:space="preserve">purpose, </w:t>
       </w:r>
       <w:r>
+        <w:rPr>
+          <w:rFonts w:ascii="Aptos" w:hAnsi="Aptos"/>
+        </w:rPr>
         <w:t xml:space="preserve">aims and objectives.  You will introduce the project’s stakeholders and the </w:t>
       </w:r>
       <w:r>
+        <w:rPr>
+          <w:rFonts w:ascii="Aptos" w:hAnsi="Aptos"/>
+        </w:rPr>
         <w:t>reason for doing it.</w:t>
       </w:r>
       <w:r>
+        <w:rPr>
+          <w:rFonts w:ascii="Aptos" w:hAnsi="Aptos"/>
+        </w:rPr>
         <w:t xml:space="preserve">  You will </w:t>
       </w:r>
       <w:r>
+        <w:rPr>
+          <w:rFonts w:ascii="Aptos" w:hAnsi="Aptos"/>
+        </w:rPr>
         <w:t>provide a</w:t>
       </w:r>
       <w:r>
+        <w:rPr>
+          <w:rFonts w:ascii="Aptos" w:hAnsi="Aptos"/>
+        </w:rPr>
         <w:t xml:space="preserve"> brief</w:t>
       </w:r>
       <w:r>
+        <w:rPr>
+          <w:rFonts w:ascii="Aptos" w:hAnsi="Aptos"/>
+        </w:rPr>
         <w:t xml:space="preserve"> overview of the report’s organisation – which may</w:t>
       </w:r>
       <w:r>
+        <w:rPr>
+          <w:rFonts w:ascii="Aptos" w:hAnsi="Aptos"/>
+        </w:rPr>
         <w:t xml:space="preserve"> of course </w:t>
       </w:r>
       <w:r>
+        <w:rPr>
+          <w:rFonts w:ascii="Aptos" w:hAnsi="Aptos"/>
+        </w:rPr>
         <w:t>be different to this template</w:t>
       </w:r>
       <w:r>
+        <w:rPr>
+          <w:rFonts w:ascii="Aptos" w:hAnsi="Aptos"/>
+        </w:rPr>
         <w:t>.</w:t>
       </w:r>
     </w:p>
     <w:p>
       <w:pPr>
         <w:pStyle w:val="Advice"/>
-      </w:pPr>
-      <w:r>
+        <w:rPr>
+          <w:rFonts w:ascii="Aptos" w:hAnsi="Aptos"/>
+        </w:rPr>
+      </w:pPr>
+      <w:r>
+        <w:rPr>
+          <w:rFonts w:ascii="Aptos" w:hAnsi="Aptos"/>
+        </w:rPr>
         <w:t>There may be some overlap with the content of the P</w:t>
       </w:r>
       <w:r>
+        <w:rPr>
+          <w:rFonts w:ascii="Aptos" w:hAnsi="Aptos"/>
+        </w:rPr>
         <w:t>D</w:t>
       </w:r>
       <w:r>
+        <w:rPr>
+          <w:rFonts w:ascii="Aptos" w:hAnsi="Aptos"/>
+        </w:rPr>
         <w:t>D in this section</w:t>
       </w:r>
       <w:r>
+        <w:rPr>
+          <w:rFonts w:ascii="Aptos" w:hAnsi="Aptos"/>
+        </w:rPr>
         <w:t>, but it should not simply be a repeat.  The introduction in this report will be informed by the</w:t>
       </w:r>
       <w:r>
+        <w:rPr>
+          <w:rFonts w:ascii="Aptos" w:hAnsi="Aptos"/>
+        </w:rPr>
         <w:t xml:space="preserve"> activities you have undertaken and their results, whereas the P</w:t>
       </w:r>
       <w:r>
+        <w:rPr>
+          <w:rFonts w:ascii="Aptos" w:hAnsi="Aptos"/>
+        </w:rPr>
         <w:t>D</w:t>
       </w:r>
       <w:r>
+        <w:rPr>
+          <w:rFonts w:ascii="Aptos" w:hAnsi="Aptos"/>
+        </w:rPr>
         <w:t>D was concerned with forward planning.</w:t>
       </w:r>
     </w:p>
     <w:p>
       <w:pPr>
         <w:pStyle w:val="Advice"/>
-      </w:pPr>
-      <w:r>
+        <w:rPr>
+          <w:rFonts w:ascii="Aptos" w:hAnsi="Aptos"/>
+        </w:rPr>
+      </w:pPr>
+      <w:r>
+        <w:rPr>
+          <w:rFonts w:ascii="Aptos" w:hAnsi="Aptos"/>
+        </w:rPr>
         <w:t>Note that the sub-headings below are suggestions</w:t>
       </w:r>
       <w:r>
+        <w:rPr>
+          <w:rFonts w:ascii="Aptos" w:hAnsi="Aptos"/>
+        </w:rPr>
         <w:t xml:space="preserve"> only; you may organise this section differently as appropriate to your project.</w:t>
       </w:r>
     </w:p>
     <w:p>
       <w:pPr>
         <w:pStyle w:val="Heading2"/>
+        <w:rPr>
+          <w:rFonts w:ascii="Aptos" w:hAnsi="Aptos"/>
+        </w:rPr>
       </w:pPr>
       <w:bookmarkStart w:id="3" w:name="_Toc224469538"/>
       <w:r>
+        <w:rPr>
+          <w:rFonts w:ascii="Aptos" w:hAnsi="Aptos"/>
+        </w:rPr>
         <w:t xml:space="preserve">Background </w:t>
       </w:r>
       <w:r>
+        <w:rPr>
+          <w:rFonts w:ascii="Aptos" w:hAnsi="Aptos"/>
+        </w:rPr>
         <w:t>and Context</w:t>
       </w:r>
       <w:bookmarkEnd w:id="3"/>
     </w:p>
-    <w:p/>
-    <w:p>
-      <w:pPr>
-        <w:rPr>
-          <w:rFonts w:ascii="Aptos" w:hAnsi="Aptos"/>
-        </w:rPr>
-      </w:pPr>
-      <w:r>
-        <w:rPr>
-          <w:rFonts w:ascii="Aptos" w:hAnsi="Aptos"/>
-        </w:rPr>
-        <w:t xml:space="preserve">When there is a sudden onset of a disaster like earthquakes or hurricanes, first responders require situational awareness. Currently, this situational awareness is achieved by crowd-sourcing. </w:t>
+    <w:p>
+      <w:pPr>
+        <w:rPr>
+          <w:rFonts w:ascii="Aptos" w:hAnsi="Aptos"/>
+        </w:rPr>
+      </w:pPr>
+    </w:p>
+    <w:p>
+      <w:pPr>
+        <w:rPr>
+          <w:rFonts w:ascii="Aptos" w:hAnsi="Aptos"/>
+        </w:rPr>
+      </w:pPr>
+      <w:r>
+        <w:rPr>
+          <w:rFonts w:ascii="Aptos" w:hAnsi="Aptos"/>
+        </w:rPr>
+        <w:t xml:space="preserve">When there is a sudden onset of a disaster like earthquakes or hurricanes, first responders require situational awareness. Currently, this situational awareness is achieved by </w:t>
+      </w:r>
+      <w:proofErr w:type="gramStart"/>
+      <w:r>
+        <w:rPr>
+          <w:rFonts w:ascii="Aptos" w:hAnsi="Aptos"/>
+        </w:rPr>
+        <w:t>crowd-sourcing</w:t>
+      </w:r>
+      <w:proofErr w:type="gramEnd"/>
+      <w:r>
+        <w:rPr>
+          <w:rFonts w:ascii="Aptos" w:hAnsi="Aptos"/>
+        </w:rPr>
+        <w:t xml:space="preserve">. </w:t>
       </w:r>
       <w:r>
         <w:rPr>
@@ -4769,31 +4967,7 @@
         <w:rPr>
           <w:rFonts w:ascii="Aptos" w:hAnsi="Aptos"/>
         </w:rPr>
-        <w:t>Imran et al.,</w:t>
-      </w:r>
-      <w:r>
-        <w:rPr>
-          <w:rFonts w:ascii="Aptos" w:hAnsi="Aptos"/>
-        </w:rPr>
-        <w:t xml:space="preserve"> </w:t>
-      </w:r>
-      <w:r>
-        <w:rPr>
-          <w:rFonts w:ascii="Aptos" w:hAnsi="Aptos"/>
-        </w:rPr>
-        <w:t>2015</w:t>
-      </w:r>
-      <w:r>
-        <w:rPr>
-          <w:rFonts w:ascii="Aptos" w:hAnsi="Aptos"/>
-        </w:rPr>
-        <w:t xml:space="preserve">; </w:t>
-      </w:r>
-      <w:r>
-        <w:rPr>
-          <w:rFonts w:ascii="Aptos" w:hAnsi="Aptos"/>
-        </w:rPr>
-        <w:t>Castillo, 2016</w:t>
+        <w:t>Imran et al., 2015; Castillo, 2016</w:t>
       </w:r>
       <w:r>
         <w:rPr>
@@ -4811,97 +4985,157 @@
         <w:rPr>
           <w:rFonts w:ascii="Aptos" w:hAnsi="Aptos"/>
         </w:rPr>
-        <w:t xml:space="preserve"> </w:t>
-      </w:r>
-      <w:r>
-        <w:rPr>
-          <w:rFonts w:ascii="Aptos" w:hAnsi="Aptos"/>
-        </w:rPr>
-        <w:t>(Alam, Ofli and Imran, 2018)</w:t>
-      </w:r>
-      <w:r>
-        <w:rPr>
-          <w:rFonts w:ascii="Aptos" w:hAnsi="Aptos"/>
-        </w:rPr>
-        <w:t>.</w:t>
-      </w:r>
-    </w:p>
-    <w:p>
-      <w:pPr>
-        <w:rPr>
-          <w:rFonts w:ascii="Aptos" w:hAnsi="Aptos"/>
-        </w:rPr>
-      </w:pPr>
-    </w:p>
-    <w:p/>
+        <w:t xml:space="preserve"> (Alam, </w:t>
+      </w:r>
+      <w:proofErr w:type="spellStart"/>
+      <w:r>
+        <w:rPr>
+          <w:rFonts w:ascii="Aptos" w:hAnsi="Aptos"/>
+        </w:rPr>
+        <w:t>Ofli</w:t>
+      </w:r>
+      <w:proofErr w:type="spellEnd"/>
+      <w:r>
+        <w:rPr>
+          <w:rFonts w:ascii="Aptos" w:hAnsi="Aptos"/>
+        </w:rPr>
+        <w:t xml:space="preserve"> and Imran, 2018).</w:t>
+      </w:r>
+    </w:p>
+    <w:p>
+      <w:pPr>
+        <w:rPr>
+          <w:rFonts w:ascii="Aptos" w:hAnsi="Aptos"/>
+        </w:rPr>
+      </w:pPr>
+    </w:p>
+    <w:p>
+      <w:pPr>
+        <w:rPr>
+          <w:rFonts w:ascii="Aptos" w:hAnsi="Aptos"/>
+        </w:rPr>
+      </w:pPr>
+    </w:p>
     <w:p>
       <w:pPr>
         <w:pStyle w:val="Heading2"/>
+        <w:rPr>
+          <w:rFonts w:ascii="Aptos" w:hAnsi="Aptos"/>
+        </w:rPr>
       </w:pPr>
       <w:bookmarkStart w:id="4" w:name="_Toc224469539"/>
       <w:r>
+        <w:rPr>
+          <w:rFonts w:ascii="Aptos" w:hAnsi="Aptos"/>
+        </w:rPr>
         <w:t>The Problem Statement</w:t>
       </w:r>
       <w:bookmarkEnd w:id="4"/>
     </w:p>
-    <w:p/>
-    <w:p>
-      <w:pPr>
-        <w:rPr>
-          <w:rFonts w:ascii="Aptos" w:hAnsi="Aptos"/>
-        </w:rPr>
-      </w:pPr>
-      <w:r>
-        <w:rPr>
-          <w:rFonts w:ascii="Aptos" w:hAnsi="Aptos"/>
-        </w:rPr>
-        <w:t xml:space="preserve">The normal approach to automating image classification in crisis scenarios is currently based on Supervised Deep Learning techniques such as Convolutional Neural Networks (CNN). However, supervised techniques aren’t reliable in the real-world crisis scenario. Thousands of examples need to be labelled to learn what a particular crisis looks like. If a supervised deep learning model trained on “Earthquakes” is used in a “wildfire” scenario, it wouldn’t able to classify new data because it doesn’t have the terminology or the visual information to learn the specific event </w:t>
-      </w:r>
-      <w:r>
-        <w:rPr>
-          <w:rFonts w:ascii="Aptos" w:hAnsi="Aptos"/>
-        </w:rPr>
-        <w:t>(Radford et al., 2021b)</w:t>
-      </w:r>
-      <w:r>
-        <w:rPr>
-          <w:rFonts w:ascii="Aptos" w:hAnsi="Aptos"/>
-        </w:rPr>
-        <w:t>.</w:t>
-      </w:r>
-    </w:p>
-    <w:p>
-      <w:pPr>
-        <w:rPr>
-          <w:rFonts w:ascii="Aptos" w:hAnsi="Aptos"/>
-        </w:rPr>
-      </w:pPr>
-    </w:p>
-    <w:p>
-      <w:pPr>
-        <w:rPr>
-          <w:rFonts w:ascii="Aptos" w:hAnsi="Aptos"/>
-        </w:rPr>
-      </w:pPr>
-      <w:r>
-        <w:rPr>
-          <w:rFonts w:ascii="Aptos" w:hAnsi="Aptos"/>
-        </w:rPr>
-        <w:t>Not just that, the nature of crisis imagery is messy. An aid worker may need to find images that represent a specific complex event such as “Temporary shelters near a damaged bridge.” A standard AI software wouldn’t be able to do this unless it’s been trained on a “Damaged_bridge_shelter” class, which is impossible to do in a crisis scenario. What is needed is a system that can understand the semantics of the image, not just the category to which it’s been assigned.</w:t>
-      </w:r>
-    </w:p>
-    <w:p/>
+    <w:p>
+      <w:pPr>
+        <w:rPr>
+          <w:rFonts w:ascii="Aptos" w:hAnsi="Aptos"/>
+        </w:rPr>
+      </w:pPr>
+    </w:p>
+    <w:p>
+      <w:pPr>
+        <w:rPr>
+          <w:rFonts w:ascii="Aptos" w:hAnsi="Aptos"/>
+        </w:rPr>
+      </w:pPr>
+      <w:r>
+        <w:rPr>
+          <w:rFonts w:ascii="Aptos" w:hAnsi="Aptos"/>
+        </w:rPr>
+        <w:t xml:space="preserve">The normal approach to automating image classification in crisis scenarios is currently based on Supervised Deep Learning techniques such as Convolutional Neural Networks (CNN). However, supervised techniques aren’t reliable in the real-world crisis scenario. Thousands of examples need to be labelled to learn what a particular crisis looks like. If a supervised deep learning model trained on “Earthquakes” is used in a “wildfire” scenario, it </w:t>
+      </w:r>
+      <w:proofErr w:type="gramStart"/>
+      <w:r>
+        <w:rPr>
+          <w:rFonts w:ascii="Aptos" w:hAnsi="Aptos"/>
+        </w:rPr>
+        <w:t>wouldn’t</w:t>
+      </w:r>
+      <w:proofErr w:type="gramEnd"/>
+      <w:r>
+        <w:rPr>
+          <w:rFonts w:ascii="Aptos" w:hAnsi="Aptos"/>
+        </w:rPr>
+        <w:t xml:space="preserve"> able to classify new data because it doesn’t have the terminology or the visual information to learn the specific event </w:t>
+      </w:r>
+      <w:r>
+        <w:rPr>
+          <w:rFonts w:ascii="Aptos" w:hAnsi="Aptos"/>
+        </w:rPr>
+        <w:t>(Radford et al., 2021b).</w:t>
+      </w:r>
+    </w:p>
+    <w:p>
+      <w:pPr>
+        <w:rPr>
+          <w:rFonts w:ascii="Aptos" w:hAnsi="Aptos"/>
+        </w:rPr>
+      </w:pPr>
+    </w:p>
+    <w:p>
+      <w:pPr>
+        <w:rPr>
+          <w:rFonts w:ascii="Aptos" w:hAnsi="Aptos"/>
+        </w:rPr>
+      </w:pPr>
+      <w:r>
+        <w:rPr>
+          <w:rFonts w:ascii="Aptos" w:hAnsi="Aptos"/>
+        </w:rPr>
+        <w:t>Not just that, the nature of crisis imagery is messy. An aid worker may need to find images that represent a specific complex event such as “Temporary shelters near a damaged bridge.” A standard AI software wouldn’t be able to do this unless it’s been trained on a “</w:t>
+      </w:r>
+      <w:proofErr w:type="spellStart"/>
+      <w:r>
+        <w:rPr>
+          <w:rFonts w:ascii="Aptos" w:hAnsi="Aptos"/>
+        </w:rPr>
+        <w:t>Damaged_bridge_shelter</w:t>
+      </w:r>
+      <w:proofErr w:type="spellEnd"/>
+      <w:r>
+        <w:rPr>
+          <w:rFonts w:ascii="Aptos" w:hAnsi="Aptos"/>
+        </w:rPr>
+        <w:t>” class, which is impossible to do in a crisis scenario. What is needed is a system that can understand the semantics of the image, not just the category to which it’s been assigned.</w:t>
+      </w:r>
+    </w:p>
+    <w:p>
+      <w:pPr>
+        <w:rPr>
+          <w:rFonts w:ascii="Aptos" w:hAnsi="Aptos"/>
+        </w:rPr>
+      </w:pPr>
+    </w:p>
     <w:p>
       <w:pPr>
         <w:pStyle w:val="Heading2"/>
+        <w:rPr>
+          <w:rFonts w:ascii="Aptos" w:hAnsi="Aptos"/>
+        </w:rPr>
       </w:pPr>
       <w:bookmarkStart w:id="5" w:name="_Toc224469540"/>
       <w:r>
+        <w:rPr>
+          <w:rFonts w:ascii="Aptos" w:hAnsi="Aptos"/>
+        </w:rPr>
         <w:t>Aims and objectives</w:t>
       </w:r>
       <w:bookmarkEnd w:id="5"/>
     </w:p>
-    <w:p/>
+    <w:p>
+      <w:pPr>
+        <w:rPr>
+          <w:rFonts w:ascii="Aptos" w:hAnsi="Aptos"/>
+        </w:rPr>
+      </w:pPr>
+    </w:p>
     <w:p>
       <w:pPr>
         <w:rPr>
@@ -5047,7 +5281,21 @@
         <w:rPr>
           <w:rFonts w:ascii="Aptos" w:hAnsi="Aptos"/>
         </w:rPr>
-        <w:t xml:space="preserve">Identify the best way to project the semantic data into an interactive 2D space. This will be achieved through a detailed ablation study of three embedding models: CLIP, SigLIP, and ResNet50 using three different methods of dimensionality reduction: UMAP </w:t>
+        <w:t xml:space="preserve">Identify the best way to project the semantic data into an interactive 2D space. This will be achieved through a detailed ablation study of three embedding models: CLIP, </w:t>
+      </w:r>
+      <w:proofErr w:type="spellStart"/>
+      <w:r>
+        <w:rPr>
+          <w:rFonts w:ascii="Aptos" w:hAnsi="Aptos"/>
+        </w:rPr>
+        <w:t>SigLIP</w:t>
+      </w:r>
+      <w:proofErr w:type="spellEnd"/>
+      <w:r>
+        <w:rPr>
+          <w:rFonts w:ascii="Aptos" w:hAnsi="Aptos"/>
+        </w:rPr>
+        <w:t xml:space="preserve">, and ResNet50 using three different methods of dimensionality reduction: UMAP </w:t>
       </w:r>
       <w:r>
         <w:rPr>
@@ -5104,7 +5352,21 @@
         <w:rPr>
           <w:rFonts w:ascii="Aptos" w:hAnsi="Aptos"/>
         </w:rPr>
-        <w:t xml:space="preserve"> and Persistent Homology (Edelsbrunner and Harer, 2010) to prove that the project pipeline is capable of unsupervised thematic discovery of disaster images without </w:t>
+        <w:t xml:space="preserve"> and Persistent Homology (</w:t>
+      </w:r>
+      <w:proofErr w:type="spellStart"/>
+      <w:r>
+        <w:rPr>
+          <w:rFonts w:ascii="Aptos" w:hAnsi="Aptos"/>
+        </w:rPr>
+        <w:t>Edelsbrunner</w:t>
+      </w:r>
+      <w:proofErr w:type="spellEnd"/>
+      <w:r>
+        <w:rPr>
+          <w:rFonts w:ascii="Aptos" w:hAnsi="Aptos"/>
+        </w:rPr>
+        <w:t xml:space="preserve"> and Harer, 2010) to prove that the project pipeline is capable of unsupervised thematic discovery of disaster images without </w:t>
       </w:r>
       <w:r>
         <w:rPr>
@@ -5149,7 +5411,21 @@
         <w:rPr>
           <w:rFonts w:ascii="Aptos" w:hAnsi="Aptos"/>
         </w:rPr>
-        <w:t xml:space="preserve">Develop the AI pipeline into a fast, interactive web-based dashboard using Plotly Dash, </w:t>
+        <w:t xml:space="preserve">Develop the AI pipeline into a fast, interactive web-based dashboard using </w:t>
+      </w:r>
+      <w:proofErr w:type="spellStart"/>
+      <w:r>
+        <w:rPr>
+          <w:rFonts w:ascii="Aptos" w:hAnsi="Aptos"/>
+        </w:rPr>
+        <w:t>Plotly</w:t>
+      </w:r>
+      <w:proofErr w:type="spellEnd"/>
+      <w:r>
+        <w:rPr>
+          <w:rFonts w:ascii="Aptos" w:hAnsi="Aptos"/>
+        </w:rPr>
+        <w:t xml:space="preserve"> Dash, </w:t>
       </w:r>
       <w:r>
         <w:rPr>
@@ -5164,36 +5440,88 @@
         <w:t xml:space="preserve"> good software engineering practices like the inclusion of an automated feature called Privacy Mode, which uses the YuNet model to blur the faces of the victims of the disaster in real time.</w:t>
       </w:r>
     </w:p>
-    <w:p/>
-    <w:p/>
+    <w:p>
+      <w:pPr>
+        <w:rPr>
+          <w:rFonts w:ascii="Aptos" w:hAnsi="Aptos"/>
+        </w:rPr>
+      </w:pPr>
+    </w:p>
+    <w:p>
+      <w:pPr>
+        <w:rPr>
+          <w:rFonts w:ascii="Aptos" w:hAnsi="Aptos"/>
+        </w:rPr>
+      </w:pPr>
+    </w:p>
     <w:p>
       <w:pPr>
         <w:pStyle w:val="Heading2"/>
+        <w:rPr>
+          <w:rFonts w:ascii="Aptos" w:hAnsi="Aptos"/>
+        </w:rPr>
       </w:pPr>
       <w:bookmarkStart w:id="6" w:name="_Toc224469541"/>
       <w:r>
+        <w:rPr>
+          <w:rFonts w:ascii="Aptos" w:hAnsi="Aptos"/>
+        </w:rPr>
         <w:t>Technical Approach</w:t>
       </w:r>
       <w:bookmarkEnd w:id="6"/>
     </w:p>
-    <w:p/>
-    <w:p>
-      <w:pPr>
-        <w:rPr>
-          <w:rFonts w:ascii="Aptos" w:hAnsi="Aptos"/>
-        </w:rPr>
-      </w:pPr>
-      <w:r>
-        <w:rPr>
-          <w:rFonts w:ascii="Aptos" w:hAnsi="Aptos"/>
-        </w:rPr>
-        <w:t>This research uses the CrisisMMD dataset (</w:t>
-      </w:r>
-      <w:r>
-        <w:rPr>
-          <w:rFonts w:ascii="Aptos" w:hAnsi="Aptos"/>
-        </w:rPr>
-        <w:t>Alam, Ofli and Imran, 2018</w:t>
+    <w:p>
+      <w:pPr>
+        <w:rPr>
+          <w:rFonts w:ascii="Aptos" w:hAnsi="Aptos"/>
+        </w:rPr>
+      </w:pPr>
+    </w:p>
+    <w:p>
+      <w:pPr>
+        <w:rPr>
+          <w:rFonts w:ascii="Aptos" w:hAnsi="Aptos"/>
+        </w:rPr>
+      </w:pPr>
+      <w:r>
+        <w:rPr>
+          <w:rFonts w:ascii="Aptos" w:hAnsi="Aptos"/>
+        </w:rPr>
+        <w:t xml:space="preserve">This research uses the </w:t>
+      </w:r>
+      <w:proofErr w:type="spellStart"/>
+      <w:r>
+        <w:rPr>
+          <w:rFonts w:ascii="Aptos" w:hAnsi="Aptos"/>
+        </w:rPr>
+        <w:t>CrisisMMD</w:t>
+      </w:r>
+      <w:proofErr w:type="spellEnd"/>
+      <w:r>
+        <w:rPr>
+          <w:rFonts w:ascii="Aptos" w:hAnsi="Aptos"/>
+        </w:rPr>
+        <w:t xml:space="preserve"> dataset (</w:t>
+      </w:r>
+      <w:r>
+        <w:rPr>
+          <w:rFonts w:ascii="Aptos" w:hAnsi="Aptos"/>
+        </w:rPr>
+        <w:t xml:space="preserve">Alam, </w:t>
+      </w:r>
+      <w:proofErr w:type="spellStart"/>
+      <w:r>
+        <w:rPr>
+          <w:rFonts w:ascii="Aptos" w:hAnsi="Aptos"/>
+        </w:rPr>
+        <w:t>Ofli</w:t>
+      </w:r>
+      <w:proofErr w:type="spellEnd"/>
+      <w:r>
+        <w:rPr>
+          <w:rFonts w:ascii="Aptos" w:hAnsi="Aptos"/>
+        </w:rPr>
+        <w:t xml:space="preserve"> and Imran, 2018</w:t>
       </w:r>
       <w:r>
         <w:rPr>
@@ -5219,96 +5547,83 @@
     <w:p>
       <w:pPr>
         <w:pStyle w:val="Heading2"/>
+        <w:rPr>
+          <w:rFonts w:ascii="Aptos" w:hAnsi="Aptos"/>
+        </w:rPr>
       </w:pPr>
       <w:bookmarkStart w:id="7" w:name="_Toc224469542"/>
       <w:r>
+        <w:rPr>
+          <w:rFonts w:ascii="Aptos" w:hAnsi="Aptos"/>
+        </w:rPr>
         <w:t>Legal, Ethical and Social Context</w:t>
       </w:r>
       <w:bookmarkEnd w:id="7"/>
     </w:p>
-    <w:p/>
-    <w:p>
-      <w:r>
-        <w:rPr>
-          <w:rFonts w:ascii="Aptos" w:hAnsi="Aptos"/>
-        </w:rPr>
-        <w:t xml:space="preserve">The use of computer vision in the context of humanitarian crises is part of a complex </w:t>
-      </w:r>
-      <w:r>
-        <w:rPr>
-          <w:rFonts w:ascii="Aptos" w:hAnsi="Aptos"/>
-        </w:rPr>
-        <w:t>interplay</w:t>
-      </w:r>
-      <w:r>
-        <w:rPr>
-          <w:rFonts w:ascii="Aptos" w:hAnsi="Aptos"/>
-        </w:rPr>
-        <w:t xml:space="preserve"> of social, legal, and ethical concerns. Socially, computer vision can help speed up the process of disaster triage and improve the allocation of resources to the crisis. However, the algorithms used must be developed thoughtfully to prevent the continuation of biases that can minim</w:t>
-      </w:r>
-      <w:r>
-        <w:rPr>
-          <w:rFonts w:ascii="Aptos" w:hAnsi="Aptos"/>
-        </w:rPr>
-        <w:t>is</w:t>
-      </w:r>
-      <w:r>
-        <w:rPr>
-          <w:rFonts w:ascii="Aptos" w:hAnsi="Aptos"/>
-        </w:rPr>
-        <w:t xml:space="preserve">e the impact of the crisis. Ethically, the use of crowdsourced data means the faces of individuals are being recorded at their most vulnerable moments </w:t>
-      </w:r>
-      <w:r>
-        <w:rPr>
-          <w:rFonts w:ascii="Aptos" w:hAnsi="Aptos"/>
-        </w:rPr>
-        <w:t>which</w:t>
-      </w:r>
-      <w:r>
-        <w:rPr>
-          <w:rFonts w:ascii="Aptos" w:hAnsi="Aptos"/>
-        </w:rPr>
-        <w:t xml:space="preserve"> poses serious concerns with regards to the dignity and consent of the individuals involved. Finally, the use of faces pulled from social media to identify individuals is also a legal concern since this would fall under the UK GDPR and would be classified as personal data and would likely qualify as biometric data.</w:t>
-      </w:r>
-      <w:r>
-        <w:rPr>
-          <w:rFonts w:ascii="Aptos" w:hAnsi="Aptos"/>
-        </w:rPr>
-        <w:t xml:space="preserve"> </w:t>
-      </w:r>
-      <w:r>
-        <w:rPr>
-          <w:rFonts w:ascii="Aptos" w:hAnsi="Aptos"/>
-        </w:rPr>
-        <w:t xml:space="preserve">To mitigate these concerns from the outset, this project uses the Privacy by Design Methodology. An automated face detection and redaction tool has been integrated into the image serving process using the YuNet deep learning model. </w:t>
-      </w:r>
-    </w:p>
-    <w:p>
-      <w:pPr>
-        <w:rPr>
-          <w:rFonts w:ascii="Aptos" w:hAnsi="Aptos"/>
-        </w:rPr>
-      </w:pPr>
-    </w:p>
-    <w:p>
-      <w:pPr>
-        <w:rPr>
-          <w:rFonts w:ascii="Aptos" w:hAnsi="Aptos"/>
-        </w:rPr>
-      </w:pPr>
-    </w:p>
-    <w:p/>
+    <w:p>
+      <w:pPr>
+        <w:rPr>
+          <w:rFonts w:ascii="Aptos" w:hAnsi="Aptos"/>
+        </w:rPr>
+      </w:pPr>
+    </w:p>
+    <w:p>
+      <w:pPr>
+        <w:rPr>
+          <w:rFonts w:ascii="Aptos" w:hAnsi="Aptos"/>
+        </w:rPr>
+      </w:pPr>
+      <w:r>
+        <w:rPr>
+          <w:rFonts w:ascii="Aptos" w:hAnsi="Aptos"/>
+        </w:rPr>
+        <w:t xml:space="preserve">The use of computer vision in the context of humanitarian crises is part of a complex interplay of social, legal, and ethical concerns. Socially, computer vision can help speed up the process of disaster triage and improve the allocation of resources to the crisis. However, the algorithms used must be developed thoughtfully to prevent the continuation of biases that can minimise the impact of the crisis. Ethically, the use of crowdsourced data means the faces of individuals are being recorded at their most vulnerable moments which poses serious concerns with regards to the dignity and consent of the individuals involved. Finally, the use of faces pulled from social media to identify individuals is also a legal concern since this would fall under the UK GDPR and would be classified as personal data and would likely qualify as biometric data. To mitigate these concerns from the outset, this project uses the Privacy by Design Methodology. An automated face detection and redaction tool has been integrated into the image serving process using the YuNet deep learning model. </w:t>
+      </w:r>
+    </w:p>
+    <w:p>
+      <w:pPr>
+        <w:rPr>
+          <w:rFonts w:ascii="Aptos" w:hAnsi="Aptos"/>
+        </w:rPr>
+      </w:pPr>
+    </w:p>
+    <w:p>
+      <w:pPr>
+        <w:rPr>
+          <w:rFonts w:ascii="Aptos" w:hAnsi="Aptos"/>
+        </w:rPr>
+      </w:pPr>
+    </w:p>
+    <w:p>
+      <w:pPr>
+        <w:rPr>
+          <w:rFonts w:ascii="Aptos" w:hAnsi="Aptos"/>
+        </w:rPr>
+      </w:pPr>
+    </w:p>
     <w:p>
       <w:pPr>
         <w:pStyle w:val="Heading2"/>
+        <w:rPr>
+          <w:rFonts w:ascii="Aptos" w:hAnsi="Aptos"/>
+        </w:rPr>
       </w:pPr>
       <w:bookmarkStart w:id="8" w:name="_Toc224469543"/>
       <w:r>
+        <w:rPr>
+          <w:rFonts w:ascii="Aptos" w:hAnsi="Aptos"/>
+        </w:rPr>
         <w:t>Report Structure</w:t>
       </w:r>
       <w:bookmarkEnd w:id="8"/>
     </w:p>
-    <w:p/>
+    <w:p>
+      <w:pPr>
+        <w:rPr>
+          <w:rFonts w:ascii="Aptos" w:hAnsi="Aptos"/>
+        </w:rPr>
+      </w:pPr>
+    </w:p>
     <w:p>
       <w:pPr>
         <w:rPr>
@@ -5390,42 +5705,45 @@
     <w:p>
       <w:pPr>
         <w:pStyle w:val="ListParagraph"/>
+        <w:rPr>
+          <w:rFonts w:ascii="Aptos" w:hAnsi="Aptos"/>
+        </w:rPr>
       </w:pPr>
     </w:p>
     <w:p>
       <w:pPr>
         <w:pStyle w:val="Heading2"/>
+        <w:rPr>
+          <w:rFonts w:ascii="Aptos" w:hAnsi="Aptos"/>
+        </w:rPr>
       </w:pPr>
       <w:bookmarkStart w:id="9" w:name="_Toc224469544"/>
       <w:r>
+        <w:rPr>
+          <w:rFonts w:ascii="Aptos" w:hAnsi="Aptos"/>
+        </w:rPr>
         <w:t>Research question</w:t>
       </w:r>
       <w:bookmarkEnd w:id="9"/>
     </w:p>
-    <w:p/>
-    <w:p>
-      <w:pPr>
-        <w:rPr>
-          <w:rFonts w:ascii="Aptos" w:hAnsi="Aptos"/>
-        </w:rPr>
-      </w:pPr>
-      <w:r>
-        <w:rPr>
-          <w:rFonts w:ascii="Aptos" w:hAnsi="Aptos"/>
-        </w:rPr>
-        <w:t>Th</w:t>
-      </w:r>
-      <w:r>
-        <w:rPr>
-          <w:rFonts w:ascii="Aptos" w:hAnsi="Aptos"/>
-        </w:rPr>
-        <w:t xml:space="preserve">e following research question will guide this project </w:t>
-      </w:r>
-      <w:r>
-        <w:rPr>
-          <w:rFonts w:ascii="Aptos" w:hAnsi="Aptos"/>
-        </w:rPr>
-        <w:t>t</w:t>
+    <w:p>
+      <w:pPr>
+        <w:rPr>
+          <w:rFonts w:ascii="Aptos" w:hAnsi="Aptos"/>
+        </w:rPr>
+      </w:pPr>
+    </w:p>
+    <w:p>
+      <w:pPr>
+        <w:rPr>
+          <w:rFonts w:ascii="Aptos" w:hAnsi="Aptos"/>
+        </w:rPr>
+      </w:pPr>
+      <w:r>
+        <w:rPr>
+          <w:rFonts w:ascii="Aptos" w:hAnsi="Aptos"/>
+        </w:rPr>
+        <w:t>The following research question will guide this project t</w:t>
       </w:r>
       <w:r>
         <w:rPr>
@@ -5468,8 +5786,16 @@
         <w:rPr>
           <w:rFonts w:ascii="Aptos" w:hAnsi="Aptos"/>
         </w:rPr>
-        <w:t>CLIP and SigLIP</w:t>
-      </w:r>
+        <w:t xml:space="preserve">CLIP and </w:t>
+      </w:r>
+      <w:proofErr w:type="spellStart"/>
+      <w:r>
+        <w:rPr>
+          <w:rFonts w:ascii="Aptos" w:hAnsi="Aptos"/>
+        </w:rPr>
+        <w:t>SigLIP</w:t>
+      </w:r>
+      <w:proofErr w:type="spellEnd"/>
       <w:r>
         <w:rPr>
           <w:rFonts w:ascii="Aptos" w:hAnsi="Aptos"/>
@@ -5541,13 +5867,25 @@
         <w:t>"How accurately can unsupervised density-based clustering (HDBSCAN) and Topological Data Analysis (TDA) reveal underlying thematic patterns and “semantic bridges” between geographically disparate disaster incidents?"</w:t>
       </w:r>
     </w:p>
-    <w:p/>
+    <w:p>
+      <w:pPr>
+        <w:rPr>
+          <w:rFonts w:ascii="Aptos" w:hAnsi="Aptos"/>
+        </w:rPr>
+      </w:pPr>
+    </w:p>
     <w:p>
       <w:pPr>
         <w:pStyle w:val="Heading1"/>
+        <w:rPr>
+          <w:rFonts w:ascii="Aptos" w:hAnsi="Aptos"/>
+        </w:rPr>
       </w:pPr>
       <w:bookmarkStart w:id="10" w:name="_Toc224469545"/>
       <w:r>
+        <w:rPr>
+          <w:rFonts w:ascii="Aptos" w:hAnsi="Aptos"/>
+        </w:rPr>
         <w:lastRenderedPageBreak/>
         <w:t>Literature review</w:t>
       </w:r>
@@ -5556,141 +5894,309 @@
     <w:p>
       <w:pPr>
         <w:pStyle w:val="Advice"/>
-      </w:pPr>
-      <w:r>
+        <w:rPr>
+          <w:rFonts w:ascii="Aptos" w:hAnsi="Aptos"/>
+        </w:rPr>
+      </w:pPr>
+      <w:r>
+        <w:rPr>
+          <w:rFonts w:ascii="Aptos" w:hAnsi="Aptos"/>
+        </w:rPr>
         <w:t xml:space="preserve">The literature review is </w:t>
       </w:r>
       <w:r>
+        <w:rPr>
+          <w:rFonts w:ascii="Aptos" w:hAnsi="Aptos"/>
+        </w:rPr>
         <w:t xml:space="preserve">a survey of the history and state of the art in the </w:t>
       </w:r>
       <w:r>
+        <w:rPr>
+          <w:rFonts w:ascii="Aptos" w:hAnsi="Aptos"/>
+        </w:rPr>
         <w:t>domain</w:t>
       </w:r>
       <w:r>
+        <w:rPr>
+          <w:rFonts w:ascii="Aptos" w:hAnsi="Aptos"/>
+        </w:rPr>
         <w:t xml:space="preserve"> of your project.   </w:t>
       </w:r>
       <w:r>
+        <w:rPr>
+          <w:rFonts w:ascii="Aptos" w:hAnsi="Aptos"/>
+        </w:rPr>
         <w:t xml:space="preserve">It will </w:t>
       </w:r>
       <w:r>
+        <w:rPr>
+          <w:rFonts w:ascii="Aptos" w:hAnsi="Aptos"/>
+        </w:rPr>
         <w:t xml:space="preserve">summarize the work that has already been done in the </w:t>
       </w:r>
       <w:r>
+        <w:rPr>
+          <w:rFonts w:ascii="Aptos" w:hAnsi="Aptos"/>
+        </w:rPr>
         <w:t>field; this may be scientific literature, known techniques, and even previous student projects.</w:t>
       </w:r>
       <w:r>
+        <w:rPr>
+          <w:rFonts w:ascii="Aptos" w:hAnsi="Aptos"/>
+        </w:rPr>
         <w:t xml:space="preserve">  It </w:t>
       </w:r>
       <w:r>
+        <w:rPr>
+          <w:rFonts w:ascii="Aptos" w:hAnsi="Aptos"/>
+        </w:rPr>
         <w:t>will</w:t>
       </w:r>
       <w:r>
+        <w:rPr>
+          <w:rFonts w:ascii="Aptos" w:hAnsi="Aptos"/>
+        </w:rPr>
         <w:t xml:space="preserve"> provide a historical perspective on how the </w:t>
       </w:r>
       <w:r>
+        <w:rPr>
+          <w:rFonts w:ascii="Aptos" w:hAnsi="Aptos"/>
+        </w:rPr>
         <w:t xml:space="preserve">subject area has arrived at its current state by looking at important developments over time.  </w:t>
       </w:r>
       <w:r>
+        <w:rPr>
+          <w:rFonts w:ascii="Aptos" w:hAnsi="Aptos"/>
+        </w:rPr>
         <w:t xml:space="preserve">If appropriate, it may </w:t>
       </w:r>
       <w:r>
+        <w:rPr>
+          <w:rFonts w:ascii="Aptos" w:hAnsi="Aptos"/>
+        </w:rPr>
         <w:t>examine</w:t>
       </w:r>
       <w:r>
+        <w:rPr>
+          <w:rFonts w:ascii="Aptos" w:hAnsi="Aptos"/>
+        </w:rPr>
         <w:t xml:space="preserve"> existing software in the domain</w:t>
       </w:r>
       <w:r>
+        <w:rPr>
+          <w:rFonts w:ascii="Aptos" w:hAnsi="Aptos"/>
+        </w:rPr>
         <w:t>, especially in terms of the technology used and the features offered.</w:t>
       </w:r>
       <w:r>
+        <w:rPr>
+          <w:rFonts w:ascii="Aptos" w:hAnsi="Aptos"/>
+        </w:rPr>
         <w:t xml:space="preserve">  The focus of the literature review is to summarise the existing arguments and </w:t>
       </w:r>
       <w:r>
+        <w:rPr>
+          <w:rFonts w:ascii="Aptos" w:hAnsi="Aptos"/>
+        </w:rPr>
         <w:t>ideas of others, identifying which are important.</w:t>
       </w:r>
       <w:r>
+        <w:rPr>
+          <w:rFonts w:ascii="Aptos" w:hAnsi="Aptos"/>
+        </w:rPr>
         <w:t xml:space="preserve"> </w:t>
       </w:r>
     </w:p>
     <w:p>
       <w:pPr>
         <w:pStyle w:val="Advice"/>
-      </w:pPr>
-      <w:r>
+        <w:rPr>
+          <w:rFonts w:ascii="Aptos" w:hAnsi="Aptos"/>
+        </w:rPr>
+      </w:pPr>
+      <w:r>
+        <w:rPr>
+          <w:rFonts w:ascii="Aptos" w:hAnsi="Aptos"/>
+        </w:rPr>
         <w:t>A good literature review c</w:t>
       </w:r>
       <w:r>
+        <w:rPr>
+          <w:rFonts w:ascii="Aptos" w:hAnsi="Aptos"/>
+        </w:rPr>
         <w:t>ould</w:t>
       </w:r>
       <w:r>
-        <w:t xml:space="preserve"> be a project on its own, and form a very useful guide to anyone new to the particular field</w:t>
-      </w:r>
-      <w:r>
+        <w:rPr>
+          <w:rFonts w:ascii="Aptos" w:hAnsi="Aptos"/>
+        </w:rPr>
+        <w:t xml:space="preserve"> be a project on its </w:t>
+      </w:r>
+      <w:proofErr w:type="gramStart"/>
+      <w:r>
+        <w:rPr>
+          <w:rFonts w:ascii="Aptos" w:hAnsi="Aptos"/>
+        </w:rPr>
+        <w:t>own, and</w:t>
+      </w:r>
+      <w:proofErr w:type="gramEnd"/>
+      <w:r>
+        <w:rPr>
+          <w:rFonts w:ascii="Aptos" w:hAnsi="Aptos"/>
+        </w:rPr>
+        <w:t xml:space="preserve"> form a very useful guide to anyone new to the </w:t>
+      </w:r>
+      <w:proofErr w:type="gramStart"/>
+      <w:r>
+        <w:rPr>
+          <w:rFonts w:ascii="Aptos" w:hAnsi="Aptos"/>
+        </w:rPr>
+        <w:t>particular field</w:t>
+      </w:r>
+      <w:proofErr w:type="gramEnd"/>
+      <w:r>
+        <w:rPr>
+          <w:rFonts w:ascii="Aptos" w:hAnsi="Aptos"/>
+        </w:rPr>
         <w:t xml:space="preserve">.  It would identify the important work, authors and publications which would be </w:t>
       </w:r>
       <w:r>
+        <w:rPr>
+          <w:rFonts w:ascii="Aptos" w:hAnsi="Aptos"/>
+        </w:rPr>
         <w:t>a good place to begin research activity.</w:t>
       </w:r>
       <w:r>
+        <w:rPr>
+          <w:rFonts w:ascii="Aptos" w:hAnsi="Aptos"/>
+        </w:rPr>
         <w:t xml:space="preserve">  Open questions and areas where new work is required would be </w:t>
       </w:r>
       <w:r>
+        <w:rPr>
+          <w:rFonts w:ascii="Aptos" w:hAnsi="Aptos"/>
+        </w:rPr>
         <w:t>discussed.</w:t>
       </w:r>
       <w:r>
+        <w:rPr>
+          <w:rFonts w:ascii="Aptos" w:hAnsi="Aptos"/>
+        </w:rPr>
         <w:t xml:space="preserve">  Really good reviews are often published in scientific journals.  Your literature review is not expected to</w:t>
       </w:r>
       <w:r>
+        <w:rPr>
+          <w:rFonts w:ascii="Aptos" w:hAnsi="Aptos"/>
+        </w:rPr>
         <w:t xml:space="preserve"> be quite so </w:t>
       </w:r>
-      <w:r>
+      <w:proofErr w:type="gramStart"/>
+      <w:r>
+        <w:rPr>
+          <w:rFonts w:ascii="Aptos" w:hAnsi="Aptos"/>
+        </w:rPr>
         <w:t>substantial</w:t>
       </w:r>
       <w:r>
-        <w:t xml:space="preserve">, but should still provide a </w:t>
-      </w:r>
-      <w:r>
+        <w:rPr>
+          <w:rFonts w:ascii="Aptos" w:hAnsi="Aptos"/>
+        </w:rPr>
+        <w:t>, but</w:t>
+      </w:r>
+      <w:proofErr w:type="gramEnd"/>
+      <w:r>
+        <w:rPr>
+          <w:rFonts w:ascii="Aptos" w:hAnsi="Aptos"/>
+        </w:rPr>
+        <w:t xml:space="preserve"> should still provide a </w:t>
+      </w:r>
+      <w:r>
+        <w:rPr>
+          <w:rFonts w:ascii="Aptos" w:hAnsi="Aptos"/>
+        </w:rPr>
         <w:t>comprehensive summary which will allow the reader to understand the field.</w:t>
       </w:r>
     </w:p>
     <w:p>
       <w:pPr>
         <w:pStyle w:val="Advice"/>
-      </w:pPr>
-      <w:r>
+        <w:rPr>
+          <w:rFonts w:ascii="Aptos" w:hAnsi="Aptos"/>
+        </w:rPr>
+      </w:pPr>
+      <w:r>
+        <w:rPr>
+          <w:rFonts w:ascii="Aptos" w:hAnsi="Aptos"/>
+        </w:rPr>
         <w:t xml:space="preserve">Images can be very useful here.  Remember to attribute them </w:t>
       </w:r>
       <w:r>
+        <w:rPr>
+          <w:rFonts w:ascii="Aptos" w:hAnsi="Aptos"/>
+        </w:rPr>
         <w:t>properly to avoid accusations of plagiarism.  Your</w:t>
       </w:r>
       <w:r>
+        <w:rPr>
+          <w:rFonts w:ascii="Aptos" w:hAnsi="Aptos"/>
+        </w:rPr>
         <w:t xml:space="preserve"> literature review will naturally</w:t>
       </w:r>
       <w:r>
+        <w:rPr>
+          <w:rFonts w:ascii="Aptos" w:hAnsi="Aptos"/>
+        </w:rPr>
         <w:t xml:space="preserve"> refer to lots of existing work, which </w:t>
       </w:r>
       <w:r>
+        <w:rPr>
+          <w:rFonts w:ascii="Aptos" w:hAnsi="Aptos"/>
+        </w:rPr>
         <w:t>must</w:t>
       </w:r>
       <w:r>
+        <w:rPr>
+          <w:rFonts w:ascii="Aptos" w:hAnsi="Aptos"/>
+        </w:rPr>
         <w:t xml:space="preserve"> all be properly cited and referenced</w:t>
       </w:r>
       <w:r>
+        <w:rPr>
+          <w:rFonts w:ascii="Aptos" w:hAnsi="Aptos"/>
+        </w:rPr>
         <w:t xml:space="preserve"> – see the ‘References’ section towards the end of this document.</w:t>
       </w:r>
     </w:p>
-    <w:p/>
+    <w:p>
+      <w:pPr>
+        <w:rPr>
+          <w:rFonts w:ascii="Aptos" w:hAnsi="Aptos"/>
+        </w:rPr>
+      </w:pPr>
+    </w:p>
     <w:p>
       <w:pPr>
         <w:pStyle w:val="Heading2"/>
+        <w:rPr>
+          <w:rFonts w:ascii="Aptos" w:hAnsi="Aptos"/>
+        </w:rPr>
       </w:pPr>
       <w:bookmarkStart w:id="11" w:name="_Toc224469546"/>
       <w:r>
+        <w:rPr>
+          <w:rFonts w:ascii="Aptos" w:hAnsi="Aptos"/>
+        </w:rPr>
         <w:t>Crisis Informatics and Information Overload Problem</w:t>
       </w:r>
       <w:bookmarkEnd w:id="11"/>
     </w:p>
-    <w:p/>
+    <w:p>
+      <w:pPr>
+        <w:rPr>
+          <w:rFonts w:ascii="Aptos" w:hAnsi="Aptos"/>
+        </w:rPr>
+      </w:pPr>
+    </w:p>
     <w:p>
       <w:pPr>
         <w:rPr>
@@ -5754,74 +6260,190 @@
         <w:t xml:space="preserve"> where massive amounts of unstructured data that overwhelms the processing capabilities or crisis responders. </w:t>
       </w:r>
     </w:p>
-    <w:p/>
+    <w:p>
+      <w:pPr>
+        <w:rPr>
+          <w:rFonts w:ascii="Aptos" w:hAnsi="Aptos"/>
+        </w:rPr>
+      </w:pPr>
+    </w:p>
     <w:p>
       <w:pPr>
         <w:pStyle w:val="Heading2"/>
+        <w:rPr>
+          <w:rFonts w:ascii="Aptos" w:hAnsi="Aptos"/>
+        </w:rPr>
       </w:pPr>
       <w:bookmarkStart w:id="12" w:name="_Toc224469547"/>
       <w:r>
+        <w:rPr>
+          <w:rFonts w:ascii="Aptos" w:hAnsi="Aptos"/>
+        </w:rPr>
         <w:t>Visual Feature Extraction:  From CNNs to Vision-Language Models</w:t>
       </w:r>
       <w:bookmarkEnd w:id="12"/>
     </w:p>
-    <w:p/>
-    <w:p>
-      <w:pPr>
-        <w:rPr>
-          <w:rFonts w:ascii="Aptos" w:hAnsi="Aptos"/>
-        </w:rPr>
-      </w:pPr>
-      <w:r>
-        <w:rPr>
-          <w:rFonts w:ascii="Aptos" w:hAnsi="Aptos"/>
-        </w:rPr>
-        <w:t xml:space="preserve">Early computational models relied heavily on Convolutional Neural Networks (CNNs) to automate the process of triaging disaster images. ResNet models use CNNs which involve a series of hierarchical layers that process images, recognising local textures and hierarchies. But however, one major disadvantage of CNNs for disaster image triage is that they are </w:t>
+    <w:p>
+      <w:pPr>
+        <w:rPr>
+          <w:rFonts w:ascii="Aptos" w:hAnsi="Aptos"/>
+        </w:rPr>
+      </w:pPr>
+    </w:p>
+    <w:p>
+      <w:pPr>
+        <w:rPr>
+          <w:rFonts w:ascii="Aptos" w:hAnsi="Aptos"/>
+        </w:rPr>
+      </w:pPr>
+      <w:r>
+        <w:rPr>
+          <w:rFonts w:ascii="Aptos" w:hAnsi="Aptos"/>
+        </w:rPr>
+        <w:t xml:space="preserve">Early computational models relied heavily on Convolutional Neural Networks (CNNs) to automate the process of triaging disaster images. </w:t>
+      </w:r>
+      <w:proofErr w:type="spellStart"/>
+      <w:r>
+        <w:rPr>
+          <w:rFonts w:ascii="Aptos" w:hAnsi="Aptos"/>
+        </w:rPr>
+        <w:t>ResNet</w:t>
+      </w:r>
+      <w:proofErr w:type="spellEnd"/>
+      <w:r>
+        <w:rPr>
+          <w:rFonts w:ascii="Aptos" w:hAnsi="Aptos"/>
+        </w:rPr>
+        <w:t xml:space="preserve"> models use CNNs which involve a series of hierarchical layers that process images, recognising local textures and hierarchies. </w:t>
       </w:r>
       <w:r>
         <w:rPr>
           <w:rFonts w:ascii="Aptos" w:hAnsi="Aptos"/>
         </w:rPr>
         <w:lastRenderedPageBreak/>
-        <w:t>supervised learning models. Supervised learning requires thousands of labelled data samples which is difficult in the context of disaster response because disasters are unpredictable. For example, a CNN that has learned to recognise “Earthquake rubble” has sever generalisation errors when it encounters “Hurricane Debris”.</w:t>
-      </w:r>
-    </w:p>
-    <w:p>
-      <w:pPr>
-        <w:rPr>
-          <w:rFonts w:ascii="Aptos" w:hAnsi="Aptos"/>
-        </w:rPr>
-      </w:pPr>
-    </w:p>
-    <w:p>
-      <w:pPr>
-        <w:rPr>
-          <w:rFonts w:ascii="Aptos" w:hAnsi="Aptos"/>
-        </w:rPr>
-      </w:pPr>
-      <w:r>
-        <w:rPr>
-          <w:rFonts w:ascii="Aptos" w:hAnsi="Aptos"/>
-        </w:rPr>
-        <w:t xml:space="preserve">The major breakthrough in image processing response was the induction of Vision Transformers (ViTs) which have changed the way image processing is done </w:t>
-      </w:r>
-      <w:r>
-        <w:rPr>
-          <w:rFonts w:ascii="Aptos" w:hAnsi="Aptos"/>
-        </w:rPr>
-        <w:t>(Dosovitskiy et al., 2020)</w:t>
-      </w:r>
-      <w:r>
-        <w:rPr>
-          <w:rFonts w:ascii="Aptos" w:hAnsi="Aptos"/>
-        </w:rPr>
-        <w:t xml:space="preserve">. The big difference between CNN and ViTs is that CNNs process images pixel by pixel, whereas ViTs process images patch by patch which enables the model to have a full understanding of the image from the very first layer. </w:t>
-      </w:r>
-      <w:r>
-        <w:rPr>
-          <w:rFonts w:ascii="Aptos" w:hAnsi="Aptos"/>
-        </w:rPr>
-        <w:t xml:space="preserve">However, the disadvantage of Vision Transformers is that they require a large number of data samples for training. </w:t>
+        <w:t>But however, one major disadvantage of CNNs for disaster image triage is that they are supervised learning models. Supervised learning requires thousands of labelled data samples which is difficult in the context of disaster response because disasters are unpredictable. For example, a CNN that has learned to recognise “Earthquake rubble” has sever generalisation errors when it encounters “Hurricane Debris”.</w:t>
+      </w:r>
+    </w:p>
+    <w:p>
+      <w:pPr>
+        <w:rPr>
+          <w:rFonts w:ascii="Aptos" w:hAnsi="Aptos"/>
+        </w:rPr>
+      </w:pPr>
+    </w:p>
+    <w:p>
+      <w:pPr>
+        <w:rPr>
+          <w:rFonts w:ascii="Aptos" w:hAnsi="Aptos"/>
+        </w:rPr>
+      </w:pPr>
+      <w:r>
+        <w:rPr>
+          <w:rFonts w:ascii="Aptos" w:hAnsi="Aptos"/>
+        </w:rPr>
+        <w:t xml:space="preserve">The </w:t>
+      </w:r>
+      <w:proofErr w:type="gramStart"/>
+      <w:r>
+        <w:rPr>
+          <w:rFonts w:ascii="Aptos" w:hAnsi="Aptos"/>
+        </w:rPr>
+        <w:t>major breakthrough</w:t>
+      </w:r>
+      <w:proofErr w:type="gramEnd"/>
+      <w:r>
+        <w:rPr>
+          <w:rFonts w:ascii="Aptos" w:hAnsi="Aptos"/>
+        </w:rPr>
+        <w:t xml:space="preserve"> in image processing response was the induction of Vision Transformers (</w:t>
+      </w:r>
+      <w:proofErr w:type="spellStart"/>
+      <w:r>
+        <w:rPr>
+          <w:rFonts w:ascii="Aptos" w:hAnsi="Aptos"/>
+        </w:rPr>
+        <w:t>ViTs</w:t>
+      </w:r>
+      <w:proofErr w:type="spellEnd"/>
+      <w:r>
+        <w:rPr>
+          <w:rFonts w:ascii="Aptos" w:hAnsi="Aptos"/>
+        </w:rPr>
+        <w:t xml:space="preserve">) which have changed the way image processing is done </w:t>
+      </w:r>
+      <w:r>
+        <w:rPr>
+          <w:rFonts w:ascii="Aptos" w:hAnsi="Aptos"/>
+        </w:rPr>
+        <w:t>(</w:t>
+      </w:r>
+      <w:proofErr w:type="spellStart"/>
+      <w:r>
+        <w:rPr>
+          <w:rFonts w:ascii="Aptos" w:hAnsi="Aptos"/>
+        </w:rPr>
+        <w:t>Dosovitskiy</w:t>
+      </w:r>
+      <w:proofErr w:type="spellEnd"/>
+      <w:r>
+        <w:rPr>
+          <w:rFonts w:ascii="Aptos" w:hAnsi="Aptos"/>
+        </w:rPr>
+        <w:t xml:space="preserve"> et al., 2020)</w:t>
+      </w:r>
+      <w:r>
+        <w:rPr>
+          <w:rFonts w:ascii="Aptos" w:hAnsi="Aptos"/>
+        </w:rPr>
+        <w:t xml:space="preserve">. The big difference between CNN and </w:t>
+      </w:r>
+      <w:proofErr w:type="spellStart"/>
+      <w:r>
+        <w:rPr>
+          <w:rFonts w:ascii="Aptos" w:hAnsi="Aptos"/>
+        </w:rPr>
+        <w:t>ViTs</w:t>
+      </w:r>
+      <w:proofErr w:type="spellEnd"/>
+      <w:r>
+        <w:rPr>
+          <w:rFonts w:ascii="Aptos" w:hAnsi="Aptos"/>
+        </w:rPr>
+        <w:t xml:space="preserve"> is that CNNs process images pixel by pixel, whereas </w:t>
+      </w:r>
+      <w:proofErr w:type="spellStart"/>
+      <w:r>
+        <w:rPr>
+          <w:rFonts w:ascii="Aptos" w:hAnsi="Aptos"/>
+        </w:rPr>
+        <w:t>ViTs</w:t>
+      </w:r>
+      <w:proofErr w:type="spellEnd"/>
+      <w:r>
+        <w:rPr>
+          <w:rFonts w:ascii="Aptos" w:hAnsi="Aptos"/>
+        </w:rPr>
+        <w:t xml:space="preserve"> process images patch by patch which enables the model to have a full understanding of the image from the very first layer. </w:t>
+      </w:r>
+      <w:r>
+        <w:rPr>
+          <w:rFonts w:ascii="Aptos" w:hAnsi="Aptos"/>
+        </w:rPr>
+        <w:t xml:space="preserve">However, the disadvantage of Vision Transformers is that they require </w:t>
+      </w:r>
+      <w:proofErr w:type="gramStart"/>
+      <w:r>
+        <w:rPr>
+          <w:rFonts w:ascii="Aptos" w:hAnsi="Aptos"/>
+        </w:rPr>
+        <w:t>a large number of</w:t>
+      </w:r>
+      <w:proofErr w:type="gramEnd"/>
+      <w:r>
+        <w:rPr>
+          <w:rFonts w:ascii="Aptos" w:hAnsi="Aptos"/>
+        </w:rPr>
+        <w:t xml:space="preserve"> data samples for training. </w:t>
       </w:r>
     </w:p>
     <w:p>
@@ -5859,13 +6481,41 @@
         <w:rPr>
           <w:rFonts w:ascii="Aptos" w:hAnsi="Aptos"/>
         </w:rPr>
-        <w:t xml:space="preserve"> The architecture of the dual-encoder can be found in Figure 1.</w:t>
-      </w:r>
-      <w:r>
-        <w:rPr>
-          <w:rFonts w:ascii="Aptos" w:hAnsi="Aptos"/>
-        </w:rPr>
-        <w:t xml:space="preserve"> It uses two separate encoders, a ViT encoder for images and a Transformer encoder for text to learn from 400 million image-text pairs and align then semantically (Radford et al., 2021</w:t>
+        <w:t xml:space="preserve"> The architecture of the </w:t>
+      </w:r>
+      <w:proofErr w:type="gramStart"/>
+      <w:r>
+        <w:rPr>
+          <w:rFonts w:ascii="Aptos" w:hAnsi="Aptos"/>
+        </w:rPr>
+        <w:t>dual-encoder</w:t>
+      </w:r>
+      <w:proofErr w:type="gramEnd"/>
+      <w:r>
+        <w:rPr>
+          <w:rFonts w:ascii="Aptos" w:hAnsi="Aptos"/>
+        </w:rPr>
+        <w:t xml:space="preserve"> can be found in Figure 1.</w:t>
+      </w:r>
+      <w:r>
+        <w:rPr>
+          <w:rFonts w:ascii="Aptos" w:hAnsi="Aptos"/>
+        </w:rPr>
+        <w:t xml:space="preserve"> It uses two separate encoders, a </w:t>
+      </w:r>
+      <w:proofErr w:type="spellStart"/>
+      <w:r>
+        <w:rPr>
+          <w:rFonts w:ascii="Aptos" w:hAnsi="Aptos"/>
+        </w:rPr>
+        <w:t>ViT</w:t>
+      </w:r>
+      <w:proofErr w:type="spellEnd"/>
+      <w:r>
+        <w:rPr>
+          <w:rFonts w:ascii="Aptos" w:hAnsi="Aptos"/>
+        </w:rPr>
+        <w:t xml:space="preserve"> encoder for images and a Transformer encoder for text to learn from 400 million image-text pairs and align then semantically (Radford et al., 2021</w:t>
       </w:r>
       <w:r>
         <w:rPr>
@@ -5888,6 +6538,7 @@
       </w:pPr>
       <w:r>
         <w:rPr>
+          <w:rFonts w:ascii="Aptos" w:hAnsi="Aptos"/>
           <w:noProof/>
         </w:rPr>
         <w:drawing>
@@ -5961,108 +6612,349 @@
           <w:i/>
           <w:iCs/>
         </w:rPr>
-        <w:t xml:space="preserve">Figure 1 shows the architecture from the official repository of Contrastive-Language Pre-training showing the dual image and text encoders from </w:t>
-      </w:r>
-      <w:r>
-        <w:rPr>
-          <w:rFonts w:ascii="Aptos" w:hAnsi="Aptos"/>
-          <w:i/>
-          <w:iCs/>
-        </w:rPr>
-        <w:t xml:space="preserve">Radford et al., </w:t>
-      </w:r>
-      <w:r>
-        <w:rPr>
-          <w:rFonts w:ascii="Aptos" w:hAnsi="Aptos"/>
-          <w:i/>
-          <w:iCs/>
+        <w:t>Figure 1 shows the architecture from the official repository of Contrastive-Language Pre-training showing the dual image and text encoders from Radford et al., (2021b).</w:t>
+      </w:r>
+    </w:p>
+    <w:p>
+      <w:pPr>
+        <w:rPr>
+          <w:rFonts w:ascii="Aptos" w:hAnsi="Aptos"/>
+        </w:rPr>
+      </w:pPr>
+    </w:p>
+    <w:p>
+      <w:pPr>
+        <w:rPr>
+          <w:rFonts w:ascii="Aptos" w:hAnsi="Aptos"/>
+        </w:rPr>
+      </w:pPr>
+      <w:r>
+        <w:rPr>
+          <w:rFonts w:ascii="Aptos" w:hAnsi="Aptos"/>
+        </w:rPr>
+        <w:t xml:space="preserve">But however, recent studies indicate that the disadvantage of the SoftMax loss function used by CLIP to process very complex and noisy images containing </w:t>
+      </w:r>
+      <w:r>
+        <w:rPr>
+          <w:rFonts w:ascii="Aptos" w:hAnsi="Aptos"/>
+        </w:rPr>
+        <w:t xml:space="preserve">several subjects which is quite common in disaster photography. For this purpose, a new model named </w:t>
+      </w:r>
+      <w:proofErr w:type="spellStart"/>
+      <w:r>
+        <w:rPr>
+          <w:rFonts w:ascii="Aptos" w:hAnsi="Aptos"/>
+        </w:rPr>
+        <w:t>SigLIP</w:t>
+      </w:r>
+      <w:proofErr w:type="spellEnd"/>
+      <w:r>
+        <w:rPr>
+          <w:rFonts w:ascii="Aptos" w:hAnsi="Aptos"/>
+        </w:rPr>
+        <w:t xml:space="preserve"> was developed (Zhai et al., 2023), which uses a pairwise sigmoid loss function to process images-text pairs independently and is more efficient for large-scale data sets like </w:t>
+      </w:r>
+      <w:proofErr w:type="spellStart"/>
+      <w:r>
+        <w:rPr>
+          <w:rFonts w:ascii="Aptos" w:hAnsi="Aptos"/>
+        </w:rPr>
+        <w:t>WebLi</w:t>
+      </w:r>
+      <w:proofErr w:type="spellEnd"/>
+      <w:r>
+        <w:rPr>
+          <w:rFonts w:ascii="Aptos" w:hAnsi="Aptos"/>
+        </w:rPr>
+        <w:t xml:space="preserve"> (10 billion pairs). A major research objective for this project is to evaluate the effec</w:t>
+      </w:r>
+      <w:r>
+        <w:rPr>
+          <w:rFonts w:ascii="Aptos" w:hAnsi="Aptos"/>
+        </w:rPr>
+        <w:t>tivene</w:t>
+      </w:r>
+      <w:r>
+        <w:rPr>
+          <w:rFonts w:ascii="Aptos" w:hAnsi="Aptos"/>
+        </w:rPr>
+        <w:t xml:space="preserve">ss of the sigmoid loss </w:t>
+      </w:r>
+      <w:r>
+        <w:rPr>
+          <w:rFonts w:ascii="Aptos" w:hAnsi="Aptos"/>
+        </w:rPr>
+        <w:lastRenderedPageBreak/>
+        <w:t xml:space="preserve">function and larger data ser used by </w:t>
+      </w:r>
+      <w:proofErr w:type="spellStart"/>
+      <w:r>
+        <w:rPr>
+          <w:rFonts w:ascii="Aptos" w:hAnsi="Aptos"/>
+        </w:rPr>
+        <w:t>SigLIP</w:t>
+      </w:r>
+      <w:proofErr w:type="spellEnd"/>
+      <w:r>
+        <w:rPr>
+          <w:rFonts w:ascii="Aptos" w:hAnsi="Aptos"/>
+        </w:rPr>
+        <w:t xml:space="preserve"> to achieve a significant improvement over CLIP in unstructured disaster events.</w:t>
+      </w:r>
+    </w:p>
+    <w:p>
+      <w:pPr>
+        <w:rPr>
+          <w:rFonts w:ascii="Aptos" w:hAnsi="Aptos"/>
+        </w:rPr>
+      </w:pPr>
+    </w:p>
+    <w:p>
+      <w:pPr>
+        <w:pStyle w:val="Heading2"/>
+        <w:rPr>
+          <w:rFonts w:ascii="Aptos" w:hAnsi="Aptos"/>
+        </w:rPr>
+      </w:pPr>
+      <w:bookmarkStart w:id="13" w:name="_Toc224469548"/>
+      <w:r>
+        <w:rPr>
+          <w:rFonts w:ascii="Aptos" w:hAnsi="Aptos"/>
+        </w:rPr>
+        <w:t>Dimensionality Reduction and Manifold Learning</w:t>
+      </w:r>
+      <w:bookmarkEnd w:id="13"/>
+    </w:p>
+    <w:p>
+      <w:pPr>
+        <w:rPr>
+          <w:rFonts w:ascii="Aptos" w:hAnsi="Aptos"/>
+        </w:rPr>
+      </w:pPr>
+    </w:p>
+    <w:p>
+      <w:pPr>
+        <w:rPr>
+          <w:rFonts w:ascii="Aptos" w:hAnsi="Aptos"/>
+        </w:rPr>
+      </w:pPr>
+      <w:r>
+        <w:rPr>
+          <w:rFonts w:ascii="Aptos" w:hAnsi="Aptos"/>
+        </w:rPr>
+        <w:t xml:space="preserve">Vision-Language Models have high-dimensional embeddings for example 512 dimensions for CLIP </w:t>
+      </w:r>
+      <w:proofErr w:type="spellStart"/>
+      <w:r>
+        <w:rPr>
+          <w:rFonts w:ascii="Aptos" w:hAnsi="Aptos"/>
+        </w:rPr>
+        <w:t>ViT</w:t>
+      </w:r>
+      <w:proofErr w:type="spellEnd"/>
+      <w:r>
+        <w:rPr>
+          <w:rFonts w:ascii="Aptos" w:hAnsi="Aptos"/>
+        </w:rPr>
+        <w:t xml:space="preserve">-B/32 or 768 dimensions for </w:t>
+      </w:r>
+      <w:proofErr w:type="spellStart"/>
+      <w:r>
+        <w:rPr>
+          <w:rFonts w:ascii="Aptos" w:hAnsi="Aptos"/>
+        </w:rPr>
+        <w:t>SigLIP</w:t>
+      </w:r>
+      <w:proofErr w:type="spellEnd"/>
+      <w:r>
+        <w:rPr>
+          <w:rFonts w:ascii="Aptos" w:hAnsi="Aptos"/>
+        </w:rPr>
+        <w:t xml:space="preserve">. However, </w:t>
+      </w:r>
+      <w:r>
+        <w:rPr>
+          <w:rFonts w:ascii="Aptos" w:hAnsi="Aptos"/>
+        </w:rPr>
+        <w:t>for</w:t>
+      </w:r>
+      <w:r>
+        <w:rPr>
+          <w:rFonts w:ascii="Aptos" w:hAnsi="Aptos"/>
+        </w:rPr>
+        <w:t xml:space="preserve"> humans to explore and analyse these high-dimensional embeddings, it is important that we reduce the dimensionality of the data down to only two dimensions. Three major methods have been proposed in the literature for dimensionality reduction. Each method has its own mathematical variations. </w:t>
+      </w:r>
+    </w:p>
+    <w:p>
+      <w:pPr>
+        <w:rPr>
+          <w:rFonts w:ascii="Aptos" w:hAnsi="Aptos"/>
+        </w:rPr>
+      </w:pPr>
+    </w:p>
+    <w:p>
+      <w:pPr>
+        <w:rPr>
+          <w:rFonts w:ascii="Aptos" w:hAnsi="Aptos"/>
+        </w:rPr>
+      </w:pPr>
+      <w:r>
+        <w:rPr>
+          <w:rFonts w:ascii="Aptos" w:hAnsi="Aptos"/>
+        </w:rPr>
+        <w:t>One method is the classic linear dimensionality reduction method which is PCA. It is very efficient. However, the major disadvantage is that it does not preserve the complex non-linear manifolds that deep learning embeddings are. This led to the popularisation of t-SNE as the new standard method for visualising neural networks</w:t>
+      </w:r>
+      <w:r>
+        <w:rPr>
+          <w:rFonts w:ascii="Aptos" w:hAnsi="Aptos"/>
+        </w:rPr>
+        <w:t xml:space="preserve"> and even though </w:t>
+      </w:r>
+      <w:r>
+        <w:rPr>
+          <w:rFonts w:ascii="Aptos" w:hAnsi="Aptos"/>
+        </w:rPr>
+        <w:t>t-SNE is very good at preserving the local structure of the data</w:t>
+      </w:r>
+      <w:r>
+        <w:rPr>
+          <w:rFonts w:ascii="Aptos" w:hAnsi="Aptos"/>
+        </w:rPr>
+        <w:t xml:space="preserve"> but h</w:t>
+      </w:r>
+      <w:r>
+        <w:rPr>
+          <w:rFonts w:ascii="Aptos" w:hAnsi="Aptos"/>
+        </w:rPr>
+        <w:t xml:space="preserve">owever it is very bad at preserving global structure. </w:t>
+      </w:r>
+      <w:r>
+        <w:rPr>
+          <w:rFonts w:ascii="Aptos" w:hAnsi="Aptos"/>
+        </w:rPr>
+        <w:t>T</w:t>
+      </w:r>
+      <w:r>
+        <w:rPr>
+          <w:rFonts w:ascii="Aptos" w:hAnsi="Aptos"/>
+        </w:rPr>
+        <w:t xml:space="preserve">he distance between two clusters in a t-SNE map is essentially </w:t>
+      </w:r>
+      <w:r>
+        <w:rPr>
+          <w:rFonts w:ascii="Aptos" w:hAnsi="Aptos"/>
+        </w:rPr>
+        <w:t>random</w:t>
+      </w:r>
+      <w:r>
+        <w:rPr>
+          <w:rFonts w:ascii="Aptos" w:hAnsi="Aptos"/>
+        </w:rPr>
+        <w:t>.</w:t>
+      </w:r>
+    </w:p>
+    <w:p>
+      <w:pPr>
+        <w:rPr>
+          <w:rFonts w:ascii="Aptos" w:hAnsi="Aptos"/>
+        </w:rPr>
+      </w:pPr>
+    </w:p>
+    <w:p>
+      <w:pPr>
+        <w:rPr>
+          <w:rFonts w:ascii="Aptos" w:hAnsi="Aptos"/>
+        </w:rPr>
+      </w:pPr>
+      <w:r>
+        <w:rPr>
+          <w:rFonts w:ascii="Aptos" w:hAnsi="Aptos"/>
+        </w:rPr>
+        <w:t xml:space="preserve">To </w:t>
+      </w:r>
+      <w:r>
+        <w:rPr>
+          <w:rFonts w:ascii="Aptos" w:hAnsi="Aptos"/>
+        </w:rPr>
+        <w:t>get over this problem,</w:t>
+      </w:r>
+      <w:r>
+        <w:rPr>
+          <w:rFonts w:ascii="Aptos" w:hAnsi="Aptos"/>
+        </w:rPr>
+        <w:t xml:space="preserve"> Uniform Manifold Approximation and Projection </w:t>
+      </w:r>
+      <w:r>
+        <w:rPr>
+          <w:rFonts w:ascii="Aptos" w:hAnsi="Aptos"/>
         </w:rPr>
         <w:t>(</w:t>
       </w:r>
       <w:r>
         <w:rPr>
           <w:rFonts w:ascii="Aptos" w:hAnsi="Aptos"/>
-          <w:i/>
-          <w:iCs/>
-        </w:rPr>
-        <w:t>2021b</w:t>
-      </w:r>
-      <w:r>
-        <w:rPr>
-          <w:rFonts w:ascii="Aptos" w:hAnsi="Aptos"/>
-          <w:i/>
-          <w:iCs/>
-        </w:rPr>
-        <w:t>).</w:t>
-      </w:r>
-    </w:p>
-    <w:p>
-      <w:pPr>
-        <w:rPr>
-          <w:rFonts w:ascii="Aptos" w:hAnsi="Aptos"/>
-        </w:rPr>
-      </w:pPr>
-    </w:p>
-    <w:p>
-      <w:pPr>
-        <w:rPr>
-          <w:rFonts w:ascii="Aptos" w:hAnsi="Aptos"/>
-        </w:rPr>
-      </w:pPr>
-      <w:r>
-        <w:rPr>
-          <w:rFonts w:ascii="Aptos" w:hAnsi="Aptos"/>
-        </w:rPr>
-        <w:t xml:space="preserve">But however, recent studies indicate that the disadvantage of the SoftMax loss function used by CLIP to process very complex and noisy images containing </w:t>
-      </w:r>
-      <w:r>
-        <w:rPr>
-          <w:rFonts w:ascii="Aptos" w:hAnsi="Aptos"/>
-        </w:rPr>
-        <w:t>several subjects which is quite common in disaster photography. For this purpose, a new model named SigLIP was developed (Zhai et al., 2023), which uses a pairwise sigmoid loss function to process images-text pairs independently and is more efficient for large-scale data sets like WebLi (10 billion pairs). A major research objective for this project is to evaluate the effec</w:t>
-      </w:r>
-      <w:r>
-        <w:rPr>
-          <w:rFonts w:ascii="Aptos" w:hAnsi="Aptos"/>
-        </w:rPr>
-        <w:t>tivene</w:t>
-      </w:r>
-      <w:r>
-        <w:rPr>
-          <w:rFonts w:ascii="Aptos" w:hAnsi="Aptos"/>
-        </w:rPr>
-        <w:t>ss of the sigmoid loss function and larger data ser used by SigLIP to achieve a significant improvement over CLIP in unstructured disaster events.</w:t>
-      </w:r>
-    </w:p>
-    <w:p>
-      <w:pPr>
-        <w:rPr>
-          <w:rFonts w:ascii="Aptos" w:hAnsi="Aptos"/>
-        </w:rPr>
-      </w:pPr>
-    </w:p>
-    <w:p>
-      <w:pPr>
-        <w:pStyle w:val="Heading2"/>
-      </w:pPr>
-      <w:bookmarkStart w:id="13" w:name="_Toc224469548"/>
-      <w:r>
-        <w:t>Dimensionality Reduction and Manifold Learning</w:t>
-      </w:r>
-      <w:bookmarkEnd w:id="13"/>
-    </w:p>
-    <w:p/>
-    <w:p>
-      <w:pPr>
-        <w:rPr>
-          <w:rFonts w:ascii="Aptos" w:hAnsi="Aptos"/>
-        </w:rPr>
-      </w:pPr>
-      <w:r>
-        <w:rPr>
-          <w:rFonts w:ascii="Aptos" w:hAnsi="Aptos"/>
-        </w:rPr>
-        <w:t>Vision-Language Models have high-dimensional embeddings</w:t>
+        </w:rPr>
+        <w:t>UMAP</w:t>
+      </w:r>
+      <w:r>
+        <w:rPr>
+          <w:rFonts w:ascii="Aptos" w:hAnsi="Aptos"/>
+        </w:rPr>
+        <w:t>)</w:t>
+      </w:r>
+      <w:r>
+        <w:rPr>
+          <w:rFonts w:ascii="Aptos" w:hAnsi="Aptos"/>
+        </w:rPr>
+        <w:t xml:space="preserve"> was created </w:t>
+      </w:r>
+      <w:r>
+        <w:rPr>
+          <w:rFonts w:ascii="Aptos" w:hAnsi="Aptos"/>
+        </w:rPr>
+        <w:t>using</w:t>
+      </w:r>
+      <w:r>
+        <w:rPr>
+          <w:rFonts w:ascii="Aptos" w:hAnsi="Aptos"/>
+        </w:rPr>
+        <w:t xml:space="preserve"> concepts from Riemannian geometry and algebraic topology (McInnes, Healy, and Melville, 2018). UMAP creates a fuzzy topological model of the data in high-dimensional space and finds an optimal lower-dimensional layout that preserves that topological structure. A summary of the main conceptual differences between these algorithms in preserving topological manifolds is shown in Figure 2. The main advantage of UMAP over t-SNE is that it preserves both local and global relationships as well as being much faster. For disaster imagery, global relationships are </w:t>
+      </w:r>
+      <w:r>
+        <w:rPr>
+          <w:rFonts w:ascii="Aptos" w:hAnsi="Aptos"/>
+        </w:rPr>
+        <w:t xml:space="preserve">very </w:t>
+      </w:r>
+      <w:r>
+        <w:rPr>
+          <w:rFonts w:ascii="Aptos" w:hAnsi="Aptos"/>
+        </w:rPr>
+        <w:t xml:space="preserve">important as they enable one to see </w:t>
+      </w:r>
+      <w:r>
+        <w:rPr>
+          <w:rFonts w:ascii="Aptos" w:hAnsi="Aptos"/>
+        </w:rPr>
+        <w:t>“</w:t>
+      </w:r>
+      <w:r>
+        <w:rPr>
+          <w:rFonts w:ascii="Aptos" w:hAnsi="Aptos"/>
+        </w:rPr>
+        <w:t>semantic bridges</w:t>
+      </w:r>
+      <w:r>
+        <w:rPr>
+          <w:rFonts w:ascii="Aptos" w:hAnsi="Aptos"/>
+        </w:rPr>
+        <w:t>”</w:t>
+      </w:r>
+      <w:r>
+        <w:rPr>
+          <w:rFonts w:ascii="Aptos" w:hAnsi="Aptos"/>
+        </w:rPr>
+        <w:t xml:space="preserve"> between spaces</w:t>
       </w:r>
       <w:r>
         <w:rPr>
@@ -6074,215 +6966,7 @@
         <w:rPr>
           <w:rFonts w:ascii="Aptos" w:hAnsi="Aptos"/>
         </w:rPr>
-        <w:t xml:space="preserve"> 512 dimensions for CLIP ViT-B/32 or 768 dimensions for SigLIP. However, </w:t>
-      </w:r>
-      <w:r>
-        <w:rPr>
-          <w:rFonts w:ascii="Aptos" w:hAnsi="Aptos"/>
-        </w:rPr>
-        <w:t>for</w:t>
-      </w:r>
-      <w:r>
-        <w:rPr>
-          <w:rFonts w:ascii="Aptos" w:hAnsi="Aptos"/>
-        </w:rPr>
-        <w:t xml:space="preserve"> humans to explore and analy</w:t>
-      </w:r>
-      <w:r>
-        <w:rPr>
-          <w:rFonts w:ascii="Aptos" w:hAnsi="Aptos"/>
-        </w:rPr>
-        <w:t>s</w:t>
-      </w:r>
-      <w:r>
-        <w:rPr>
-          <w:rFonts w:ascii="Aptos" w:hAnsi="Aptos"/>
-        </w:rPr>
-        <w:t xml:space="preserve">e these high-dimensional embeddings, it is important that we reduce the dimensionality of the data down to only two dimensions. Three major methods have been proposed in the literature for dimensionality reduction. Each method has its own mathematical variations. </w:t>
-      </w:r>
-    </w:p>
-    <w:p>
-      <w:pPr>
-        <w:rPr>
-          <w:rFonts w:ascii="Aptos" w:hAnsi="Aptos"/>
-        </w:rPr>
-      </w:pPr>
-    </w:p>
-    <w:p>
-      <w:pPr>
-        <w:rPr>
-          <w:rFonts w:ascii="Aptos" w:hAnsi="Aptos"/>
-        </w:rPr>
-      </w:pPr>
-      <w:r>
-        <w:rPr>
-          <w:rFonts w:ascii="Aptos" w:hAnsi="Aptos"/>
-        </w:rPr>
-        <w:t>One method is the classic linear dimensionality reduction method</w:t>
-      </w:r>
-      <w:r>
-        <w:rPr>
-          <w:rFonts w:ascii="Aptos" w:hAnsi="Aptos"/>
-        </w:rPr>
-        <w:t xml:space="preserve"> which is</w:t>
-      </w:r>
-      <w:r>
-        <w:rPr>
-          <w:rFonts w:ascii="Aptos" w:hAnsi="Aptos"/>
-        </w:rPr>
-        <w:t xml:space="preserve"> PCA. It is very efficient. However, the major disadvantage is that it does not preserve the complex non-linear manifolds that deep learning embeddings are. This led to the populari</w:t>
-      </w:r>
-      <w:r>
-        <w:rPr>
-          <w:rFonts w:ascii="Aptos" w:hAnsi="Aptos"/>
-        </w:rPr>
-        <w:t>s</w:t>
-      </w:r>
-      <w:r>
-        <w:rPr>
-          <w:rFonts w:ascii="Aptos" w:hAnsi="Aptos"/>
-        </w:rPr>
-        <w:t>ation of t-SNE as the new standard method for visuali</w:t>
-      </w:r>
-      <w:r>
-        <w:rPr>
-          <w:rFonts w:ascii="Aptos" w:hAnsi="Aptos"/>
-        </w:rPr>
-        <w:t>s</w:t>
-      </w:r>
-      <w:r>
-        <w:rPr>
-          <w:rFonts w:ascii="Aptos" w:hAnsi="Aptos"/>
-        </w:rPr>
-        <w:t>ing neural networks</w:t>
-      </w:r>
-      <w:r>
-        <w:rPr>
-          <w:rFonts w:ascii="Aptos" w:hAnsi="Aptos"/>
-        </w:rPr>
-        <w:t xml:space="preserve"> and even though </w:t>
-      </w:r>
-      <w:r>
-        <w:rPr>
-          <w:rFonts w:ascii="Aptos" w:hAnsi="Aptos"/>
-        </w:rPr>
-        <w:t>t-SNE is very good at preserving the local structure of the data</w:t>
-      </w:r>
-      <w:r>
-        <w:rPr>
-          <w:rFonts w:ascii="Aptos" w:hAnsi="Aptos"/>
-        </w:rPr>
-        <w:t xml:space="preserve"> but h</w:t>
-      </w:r>
-      <w:r>
-        <w:rPr>
-          <w:rFonts w:ascii="Aptos" w:hAnsi="Aptos"/>
-        </w:rPr>
-        <w:t xml:space="preserve">owever it is very bad at preserving global structure. </w:t>
-      </w:r>
-      <w:r>
-        <w:rPr>
-          <w:rFonts w:ascii="Aptos" w:hAnsi="Aptos"/>
-        </w:rPr>
-        <w:t>T</w:t>
-      </w:r>
-      <w:r>
-        <w:rPr>
-          <w:rFonts w:ascii="Aptos" w:hAnsi="Aptos"/>
-        </w:rPr>
-        <w:t xml:space="preserve">he distance between two clusters in a t-SNE map is essentially </w:t>
-      </w:r>
-      <w:r>
-        <w:rPr>
-          <w:rFonts w:ascii="Aptos" w:hAnsi="Aptos"/>
-        </w:rPr>
-        <w:t>random</w:t>
-      </w:r>
-      <w:r>
-        <w:rPr>
-          <w:rFonts w:ascii="Aptos" w:hAnsi="Aptos"/>
-        </w:rPr>
-        <w:t>.</w:t>
-      </w:r>
-    </w:p>
-    <w:p>
-      <w:pPr>
-        <w:rPr>
-          <w:rFonts w:ascii="Aptos" w:hAnsi="Aptos"/>
-        </w:rPr>
-      </w:pPr>
-    </w:p>
-    <w:p>
-      <w:pPr>
-        <w:rPr>
-          <w:rFonts w:ascii="Aptos" w:hAnsi="Aptos"/>
-        </w:rPr>
-      </w:pPr>
-      <w:r>
-        <w:rPr>
-          <w:rFonts w:ascii="Aptos" w:hAnsi="Aptos"/>
-        </w:rPr>
-        <w:t xml:space="preserve">To </w:t>
-      </w:r>
-      <w:r>
-        <w:rPr>
-          <w:rFonts w:ascii="Aptos" w:hAnsi="Aptos"/>
-        </w:rPr>
-        <w:t>get over this problem,</w:t>
-      </w:r>
-      <w:r>
-        <w:rPr>
-          <w:rFonts w:ascii="Aptos" w:hAnsi="Aptos"/>
-        </w:rPr>
-        <w:t xml:space="preserve"> Uniform Manifold Approximation and Projection </w:t>
-      </w:r>
-      <w:r>
-        <w:rPr>
-          <w:rFonts w:ascii="Aptos" w:hAnsi="Aptos"/>
-        </w:rPr>
-        <w:t>(</w:t>
-      </w:r>
-      <w:r>
-        <w:rPr>
-          <w:rFonts w:ascii="Aptos" w:hAnsi="Aptos"/>
-        </w:rPr>
-        <w:t>UMAP</w:t>
-      </w:r>
-      <w:r>
-        <w:rPr>
-          <w:rFonts w:ascii="Aptos" w:hAnsi="Aptos"/>
-        </w:rPr>
-        <w:t>)</w:t>
-      </w:r>
-      <w:r>
-        <w:rPr>
-          <w:rFonts w:ascii="Aptos" w:hAnsi="Aptos"/>
-        </w:rPr>
-        <w:t xml:space="preserve"> was created </w:t>
-      </w:r>
-      <w:r>
-        <w:rPr>
-          <w:rFonts w:ascii="Aptos" w:hAnsi="Aptos"/>
-        </w:rPr>
-        <w:t>using</w:t>
-      </w:r>
-      <w:r>
-        <w:rPr>
-          <w:rFonts w:ascii="Aptos" w:hAnsi="Aptos"/>
-        </w:rPr>
-        <w:t xml:space="preserve"> concepts from Riemannian geometry and algebraic topology (McInnes, Healy, and Melville, 2018). UMAP creates a fuzzy topological model of the data in high-dimensional space and finds an optimal lower-dimensional layout that preserves that topological structure. A summary of the main conceptual differences between these algorithms in preserving topological manifolds is shown in Figure 2. The main advantage of UMAP over t-SNE is that it preserves both local and global relationships as well as being much faster. For disaster imagery, global relationships are </w:t>
-      </w:r>
-      <w:r>
-        <w:rPr>
-          <w:rFonts w:ascii="Aptos" w:hAnsi="Aptos"/>
-        </w:rPr>
-        <w:t xml:space="preserve">very </w:t>
-      </w:r>
-      <w:r>
-        <w:rPr>
-          <w:rFonts w:ascii="Aptos" w:hAnsi="Aptos"/>
-        </w:rPr>
-        <w:t xml:space="preserve">important as they enable one to see </w:t>
+        <w:t xml:space="preserve"> how smoothly the embedding changes from </w:t>
       </w:r>
       <w:r>
         <w:rPr>
@@ -6294,7 +6978,7 @@
         <w:rPr>
           <w:rFonts w:ascii="Aptos" w:hAnsi="Aptos"/>
         </w:rPr>
-        <w:t>semantic bridges</w:t>
+        <w:t>flooding streets</w:t>
       </w:r>
       <w:r>
         <w:rPr>
@@ -6306,71 +6990,18 @@
         <w:rPr>
           <w:rFonts w:ascii="Aptos" w:hAnsi="Aptos"/>
         </w:rPr>
-        <w:t xml:space="preserve"> between spaces</w:t>
-      </w:r>
-      <w:r>
-        <w:rPr>
-          <w:rFonts w:ascii="Aptos" w:hAnsi="Aptos"/>
-        </w:rPr>
-        <w:t xml:space="preserve"> for example</w:t>
-      </w:r>
-      <w:r>
-        <w:rPr>
-          <w:rFonts w:ascii="Aptos" w:hAnsi="Aptos"/>
-        </w:rPr>
-        <w:t xml:space="preserve"> how smoothly the embedding changes from </w:t>
-      </w:r>
-      <w:r>
-        <w:rPr>
-          <w:rFonts w:ascii="Aptos" w:hAnsi="Aptos"/>
-        </w:rPr>
-        <w:t>“</w:t>
-      </w:r>
-      <w:r>
-        <w:rPr>
-          <w:rFonts w:ascii="Aptos" w:hAnsi="Aptos"/>
-        </w:rPr>
-        <w:t>flooding streets</w:t>
-      </w:r>
-      <w:r>
-        <w:rPr>
-          <w:rFonts w:ascii="Aptos" w:hAnsi="Aptos"/>
-        </w:rPr>
-        <w:t>”</w:t>
-      </w:r>
-      <w:r>
-        <w:rPr>
-          <w:rFonts w:ascii="Aptos" w:hAnsi="Aptos"/>
-        </w:rPr>
-        <w:t xml:space="preserve"> to </w:t>
-      </w:r>
-      <w:r>
-        <w:rPr>
-          <w:rFonts w:ascii="Aptos" w:hAnsi="Aptos"/>
-        </w:rPr>
-        <w:t>“</w:t>
-      </w:r>
-      <w:r>
-        <w:rPr>
-          <w:rFonts w:ascii="Aptos" w:hAnsi="Aptos"/>
-        </w:rPr>
-        <w:t>hurricane wind damage.</w:t>
-      </w:r>
-      <w:r>
-        <w:rPr>
-          <w:rFonts w:ascii="Aptos" w:hAnsi="Aptos"/>
-        </w:rPr>
-        <w:t>”</w:t>
-      </w:r>
-    </w:p>
-    <w:p>
-      <w:pPr>
-        <w:rPr>
-          <w:rFonts w:ascii="Aptos" w:hAnsi="Aptos"/>
-        </w:rPr>
-      </w:pPr>
-      <w:r>
-        <w:rPr>
+        <w:t xml:space="preserve"> to “hurricane wind damage.”</w:t>
+      </w:r>
+    </w:p>
+    <w:p>
+      <w:pPr>
+        <w:rPr>
+          <w:rFonts w:ascii="Aptos" w:hAnsi="Aptos"/>
+        </w:rPr>
+      </w:pPr>
+      <w:r>
+        <w:rPr>
+          <w:rFonts w:ascii="Aptos" w:hAnsi="Aptos"/>
           <w:noProof/>
         </w:rPr>
         <w:drawing>
@@ -6463,49 +7094,37 @@
     <w:p>
       <w:pPr>
         <w:pStyle w:val="Heading2"/>
+        <w:rPr>
+          <w:rFonts w:ascii="Aptos" w:hAnsi="Aptos"/>
+        </w:rPr>
       </w:pPr>
       <w:bookmarkStart w:id="14" w:name="_Toc224469549"/>
       <w:r>
+        <w:rPr>
+          <w:rFonts w:ascii="Aptos" w:hAnsi="Aptos"/>
+        </w:rPr>
         <w:t>Clustering approaches for Unlabelled Data</w:t>
       </w:r>
       <w:bookmarkEnd w:id="14"/>
     </w:p>
-    <w:p/>
-    <w:p>
-      <w:pPr>
-        <w:rPr>
-          <w:rFonts w:ascii="Aptos" w:hAnsi="Aptos"/>
-        </w:rPr>
-      </w:pPr>
-      <w:r>
-        <w:rPr>
-          <w:rFonts w:ascii="Aptos" w:hAnsi="Aptos"/>
-        </w:rPr>
-        <w:t xml:space="preserve">Once we've embedded our visual data into a semantic space, we need clustering algorithms to automatically identify hidden themes without any human involvement. Traditional partitioning algorithms like K-Means require all data points to belong to one of k clusters, each of which must be sphere-shaped. </w:t>
-      </w:r>
-      <w:r>
-        <w:rPr>
-          <w:rFonts w:ascii="Aptos" w:hAnsi="Aptos"/>
-        </w:rPr>
-        <w:t>But h</w:t>
-      </w:r>
-      <w:r>
-        <w:rPr>
-          <w:rFonts w:ascii="Aptos" w:hAnsi="Aptos"/>
-        </w:rPr>
-        <w:t>owever, this is not suitable for crisis informatics</w:t>
-      </w:r>
-      <w:r>
-        <w:rPr>
-          <w:rFonts w:ascii="Aptos" w:hAnsi="Aptos"/>
-        </w:rPr>
-        <w:t xml:space="preserve"> because</w:t>
-      </w:r>
-      <w:r>
-        <w:rPr>
-          <w:rFonts w:ascii="Aptos" w:hAnsi="Aptos"/>
-        </w:rPr>
-        <w:t xml:space="preserve"> disaster embeddings are often non-spherical shapes and they can also be noisy, including irrelevant social media memes that are often churned up during disaster events.</w:t>
+    <w:p>
+      <w:pPr>
+        <w:rPr>
+          <w:rFonts w:ascii="Aptos" w:hAnsi="Aptos"/>
+        </w:rPr>
+      </w:pPr>
+    </w:p>
+    <w:p>
+      <w:pPr>
+        <w:rPr>
+          <w:rFonts w:ascii="Aptos" w:hAnsi="Aptos"/>
+        </w:rPr>
+      </w:pPr>
+      <w:r>
+        <w:rPr>
+          <w:rFonts w:ascii="Aptos" w:hAnsi="Aptos"/>
+        </w:rPr>
+        <w:t>Once we've embedded our visual data into a semantic space, we need clustering algorithms to automatically identify hidden themes without any human involvement. Traditional partitioning algorithms like K-Means require all data points to belong to one of k clusters, each of which must be sphere-shaped. But however, this is not suitable for crisis informatics because disaster embeddings are often non-spherical shapes and they can also be noisy, including irrelevant social media memes that are often churned up during disaster events.</w:t>
       </w:r>
     </w:p>
     <w:p>
@@ -6537,19 +7156,7 @@
         <w:rPr>
           <w:rFonts w:ascii="Aptos" w:hAnsi="Aptos"/>
         </w:rPr>
-        <w:t xml:space="preserve"> the shortcomings of the previous methods</w:t>
-      </w:r>
-      <w:r>
-        <w:rPr>
-          <w:rFonts w:ascii="Aptos" w:hAnsi="Aptos"/>
-        </w:rPr>
-        <w:t xml:space="preserve"> </w:t>
-      </w:r>
-      <w:r>
-        <w:rPr>
-          <w:rFonts w:ascii="Aptos" w:hAnsi="Aptos"/>
-        </w:rPr>
-        <w:t xml:space="preserve">(Campello, Moulavi and Sander, 2013b). It forms clusters of high density separated by areas of low density. This method is useful for handling clusters of irregular shapes and of varying sizes. Moreover, it identifies noise as -1. The main disadvantage of the HDBSCAN method is the </w:t>
+        <w:t xml:space="preserve"> the shortcomings of the previous methods (Campello, Moulavi and Sander, 2013b). It forms clusters of high density separated by areas of low density. This method is useful for handling clusters of irregular shapes and of varying sizes. Moreover, it identifies noise as -1. The main disadvantage of the HDBSCAN method is the </w:t>
       </w:r>
       <w:r>
         <w:rPr>
@@ -6587,25 +7194,21 @@
         <w:rPr>
           <w:rFonts w:ascii="Aptos" w:hAnsi="Aptos"/>
         </w:rPr>
-        <w:t xml:space="preserve"> </w:t>
-      </w:r>
-      <w:r>
-        <w:rPr>
-          <w:rFonts w:ascii="Aptos" w:hAnsi="Aptos"/>
-        </w:rPr>
-        <w:t>(Carlsson, 2009</w:t>
-      </w:r>
-      <w:r>
-        <w:rPr>
-          <w:rFonts w:ascii="Aptos" w:hAnsi="Aptos"/>
-        </w:rPr>
-        <w:t xml:space="preserve">; </w:t>
-      </w:r>
-      <w:r>
-        <w:rPr>
-          <w:rFonts w:ascii="Aptos" w:hAnsi="Aptos"/>
-        </w:rPr>
-        <w:t>Edelsbrunner and Harer, 2010)</w:t>
+        <w:t xml:space="preserve"> (Carlsson, 2009; </w:t>
+      </w:r>
+      <w:proofErr w:type="spellStart"/>
+      <w:r>
+        <w:rPr>
+          <w:rFonts w:ascii="Aptos" w:hAnsi="Aptos"/>
+        </w:rPr>
+        <w:t>Edelsbrunner</w:t>
+      </w:r>
+      <w:proofErr w:type="spellEnd"/>
+      <w:r>
+        <w:rPr>
+          <w:rFonts w:ascii="Aptos" w:hAnsi="Aptos"/>
+        </w:rPr>
+        <w:t xml:space="preserve"> and Harer, 2010)</w:t>
       </w:r>
       <w:r>
         <w:rPr>
@@ -6617,7 +7220,21 @@
         <w:rPr>
           <w:rFonts w:ascii="Aptos" w:hAnsi="Aptos"/>
         </w:rPr>
-        <w:t xml:space="preserve">How Vietoris-Rips filteration works is shown in figure 3 below. </w:t>
+        <w:t xml:space="preserve">How Vietoris-Rips </w:t>
+      </w:r>
+      <w:proofErr w:type="spellStart"/>
+      <w:r>
+        <w:rPr>
+          <w:rFonts w:ascii="Aptos" w:hAnsi="Aptos"/>
+        </w:rPr>
+        <w:t>filteration</w:t>
+      </w:r>
+      <w:proofErr w:type="spellEnd"/>
+      <w:r>
+        <w:rPr>
+          <w:rFonts w:ascii="Aptos" w:hAnsi="Aptos"/>
+        </w:rPr>
+        <w:t xml:space="preserve"> works is shown in figure 3 below. </w:t>
       </w:r>
       <w:r>
         <w:rPr>
@@ -6711,7 +7328,7 @@
       </w:r>
       <w:r>
         <w:rPr>
-          <w:rFonts w:ascii="Times New Roman" w:eastAsia="Times New Roman" w:hAnsi="Times New Roman" w:cs="Times New Roman"/>
+          <w:rFonts w:ascii="Aptos" w:eastAsia="Times New Roman" w:hAnsi="Aptos" w:cs="Times New Roman"/>
           <w:b/>
           <w:sz w:val="24"/>
           <w:szCs w:val="24"/>
@@ -6725,188 +7342,200 @@
           <w:i/>
           <w:iCs/>
         </w:rPr>
-        <w:t>(Dłotko, Qiu and Rudkin, 2019)</w:t>
-      </w:r>
-      <w:r>
-        <w:rPr>
-          <w:rFonts w:ascii="Aptos" w:hAnsi="Aptos"/>
-          <w:i/>
-          <w:iCs/>
+        <w:t>(Dłotko, Qiu and Rudkin, 2019).</w:t>
+      </w:r>
+    </w:p>
+    <w:p>
+      <w:pPr>
+        <w:rPr>
+          <w:rFonts w:ascii="Aptos" w:hAnsi="Aptos"/>
+        </w:rPr>
+      </w:pPr>
+    </w:p>
+    <w:p>
+      <w:pPr>
+        <w:rPr>
+          <w:rFonts w:ascii="Aptos" w:hAnsi="Aptos"/>
+        </w:rPr>
+      </w:pPr>
+    </w:p>
+    <w:p>
+      <w:pPr>
+        <w:pStyle w:val="Heading2"/>
+        <w:rPr>
+          <w:rFonts w:ascii="Aptos" w:hAnsi="Aptos"/>
+        </w:rPr>
+      </w:pPr>
+      <w:bookmarkStart w:id="15" w:name="_Toc224469550"/>
+      <w:r>
+        <w:rPr>
+          <w:rFonts w:ascii="Aptos" w:hAnsi="Aptos"/>
+        </w:rPr>
+        <w:t>Trust and Explainability in AI systems</w:t>
+      </w:r>
+      <w:bookmarkEnd w:id="15"/>
+    </w:p>
+    <w:p>
+      <w:pPr>
+        <w:rPr>
+          <w:rFonts w:ascii="Aptos" w:hAnsi="Aptos"/>
+        </w:rPr>
+      </w:pPr>
+    </w:p>
+    <w:p>
+      <w:pPr>
+        <w:rPr>
+          <w:rFonts w:ascii="Aptos" w:hAnsi="Aptos"/>
+        </w:rPr>
+      </w:pPr>
+      <w:r>
+        <w:rPr>
+          <w:rFonts w:ascii="Aptos" w:hAnsi="Aptos"/>
+        </w:rPr>
+        <w:t xml:space="preserve">In life-or-death situations, the need for algorithmic transparency with the automated computer vision system is </w:t>
+      </w:r>
+      <w:r>
+        <w:rPr>
+          <w:rFonts w:ascii="Aptos" w:hAnsi="Aptos"/>
+        </w:rPr>
+        <w:t>very important and needed</w:t>
+      </w:r>
+      <w:r>
+        <w:rPr>
+          <w:rFonts w:ascii="Aptos" w:hAnsi="Aptos"/>
+        </w:rPr>
+        <w:t>. Neural networks like Vision Transformers are essentially black boxes that provide a probability without any reasoning behind it. But however, the need for trust from the operator must be satisfied. A responder needs to know whether the AI system detected the image due to the actual presence of flood water or due to the coincidence of the query with the presence of a blue sky.</w:t>
+      </w:r>
+    </w:p>
+    <w:p>
+      <w:pPr>
+        <w:rPr>
+          <w:rFonts w:ascii="Aptos" w:hAnsi="Aptos"/>
+        </w:rPr>
+      </w:pPr>
+    </w:p>
+    <w:p>
+      <w:pPr>
+        <w:rPr>
+          <w:rFonts w:ascii="Aptos" w:hAnsi="Aptos"/>
+        </w:rPr>
+      </w:pPr>
+      <w:r>
+        <w:rPr>
+          <w:rFonts w:ascii="Aptos" w:hAnsi="Aptos"/>
+        </w:rPr>
+        <w:t xml:space="preserve">Explainable AI (XAI) </w:t>
+      </w:r>
+      <w:r>
+        <w:rPr>
+          <w:rFonts w:ascii="Aptos" w:hAnsi="Aptos"/>
+        </w:rPr>
+        <w:t xml:space="preserve">focuses about </w:t>
+      </w:r>
+      <w:r>
+        <w:rPr>
+          <w:rFonts w:ascii="Aptos" w:hAnsi="Aptos"/>
+        </w:rPr>
+        <w:t xml:space="preserve">the above-mentioned problem </w:t>
+      </w:r>
+      <w:r>
+        <w:rPr>
+          <w:rFonts w:ascii="Aptos" w:hAnsi="Aptos"/>
+        </w:rPr>
+        <w:t xml:space="preserve">using </w:t>
+      </w:r>
+      <w:r>
+        <w:rPr>
+          <w:rFonts w:ascii="Aptos" w:hAnsi="Aptos"/>
+        </w:rPr>
+        <w:t xml:space="preserve">attribution techniques. Though </w:t>
+      </w:r>
+      <w:proofErr w:type="spellStart"/>
+      <w:r>
+        <w:rPr>
+          <w:rFonts w:ascii="Aptos" w:hAnsi="Aptos"/>
+        </w:rPr>
+        <w:t>GradCAM</w:t>
+      </w:r>
+      <w:proofErr w:type="spellEnd"/>
+      <w:r>
+        <w:rPr>
+          <w:rFonts w:ascii="Aptos" w:hAnsi="Aptos"/>
+        </w:rPr>
+        <w:t xml:space="preserve"> was originally proposed for CNNs, recent research extends the application of </w:t>
+      </w:r>
+      <w:proofErr w:type="spellStart"/>
+      <w:r>
+        <w:rPr>
+          <w:rFonts w:ascii="Aptos" w:hAnsi="Aptos"/>
+        </w:rPr>
+        <w:t>GradCAM</w:t>
+      </w:r>
+      <w:proofErr w:type="spellEnd"/>
+      <w:r>
+        <w:rPr>
+          <w:rFonts w:ascii="Aptos" w:hAnsi="Aptos"/>
+        </w:rPr>
+        <w:t xml:space="preserve"> to transformers</w:t>
+      </w:r>
+      <w:r>
+        <w:rPr>
+          <w:rFonts w:ascii="Aptos" w:hAnsi="Aptos"/>
+        </w:rPr>
+        <w:t xml:space="preserve"> (Abnar and Zuidema, 2020; </w:t>
+      </w:r>
+      <w:proofErr w:type="spellStart"/>
+      <w:r>
+        <w:rPr>
+          <w:rFonts w:ascii="Aptos" w:hAnsi="Aptos"/>
+        </w:rPr>
+        <w:t>Chefer</w:t>
+      </w:r>
+      <w:proofErr w:type="spellEnd"/>
+      <w:r>
+        <w:rPr>
+          <w:rFonts w:ascii="Aptos" w:hAnsi="Aptos"/>
+        </w:rPr>
+        <w:t>, Gur and Wolf, 2021)</w:t>
+      </w:r>
+      <w:r>
+        <w:rPr>
+          <w:rFonts w:ascii="Aptos" w:hAnsi="Aptos"/>
         </w:rPr>
         <w:t>.</w:t>
       </w:r>
-    </w:p>
-    <w:p>
-      <w:pPr>
-        <w:rPr>
-          <w:rFonts w:ascii="Aptos" w:hAnsi="Aptos"/>
-        </w:rPr>
-      </w:pPr>
-    </w:p>
-    <w:p>
-      <w:pPr>
-        <w:rPr>
-          <w:rFonts w:ascii="Aptos" w:hAnsi="Aptos"/>
-        </w:rPr>
-      </w:pPr>
-    </w:p>
-    <w:p>
-      <w:pPr>
-        <w:pStyle w:val="Heading2"/>
-      </w:pPr>
-      <w:bookmarkStart w:id="15" w:name="_Toc224469550"/>
-      <w:r>
-        <w:t>Trust and Explainability in AI systems</w:t>
-      </w:r>
-      <w:bookmarkEnd w:id="15"/>
-    </w:p>
-    <w:p/>
-    <w:p>
-      <w:pPr>
-        <w:rPr>
-          <w:rFonts w:ascii="Aptos" w:hAnsi="Aptos"/>
-        </w:rPr>
-      </w:pPr>
-      <w:r>
-        <w:rPr>
-          <w:rFonts w:ascii="Aptos" w:hAnsi="Aptos"/>
-        </w:rPr>
-        <w:t xml:space="preserve">In life-or-death situations, the need for algorithmic transparency with the automated computer vision system is </w:t>
-      </w:r>
-      <w:r>
-        <w:rPr>
-          <w:rFonts w:ascii="Aptos" w:hAnsi="Aptos"/>
-        </w:rPr>
-        <w:t>very important and needed</w:t>
-      </w:r>
-      <w:r>
-        <w:rPr>
-          <w:rFonts w:ascii="Aptos" w:hAnsi="Aptos"/>
-        </w:rPr>
-        <w:t xml:space="preserve">. Neural networks like Vision Transformers are essentially black boxes that provide a probability without any reasoning behind it. </w:t>
-      </w:r>
-      <w:r>
-        <w:rPr>
-          <w:rFonts w:ascii="Aptos" w:hAnsi="Aptos"/>
-        </w:rPr>
-        <w:t>But h</w:t>
-      </w:r>
-      <w:r>
-        <w:rPr>
-          <w:rFonts w:ascii="Aptos" w:hAnsi="Aptos"/>
-        </w:rPr>
-        <w:t>owever, the need for trust from the operator must be satisfied. A responder needs to know whether the AI system detected the image due to the actual presence of flood water or due to the coincidence of the query with the presence of a blue sky.</w:t>
-      </w:r>
-    </w:p>
-    <w:p>
-      <w:pPr>
-        <w:rPr>
-          <w:rFonts w:ascii="Aptos" w:hAnsi="Aptos"/>
-        </w:rPr>
-      </w:pPr>
-    </w:p>
-    <w:p>
-      <w:pPr>
-        <w:rPr>
-          <w:rFonts w:ascii="Aptos" w:hAnsi="Aptos"/>
-        </w:rPr>
-      </w:pPr>
-      <w:r>
-        <w:rPr>
-          <w:rFonts w:ascii="Aptos" w:hAnsi="Aptos"/>
-        </w:rPr>
-        <w:t xml:space="preserve">Explainable AI (XAI) </w:t>
-      </w:r>
-      <w:r>
-        <w:rPr>
-          <w:rFonts w:ascii="Aptos" w:hAnsi="Aptos"/>
-        </w:rPr>
-        <w:t xml:space="preserve">focuses about </w:t>
-      </w:r>
-      <w:r>
-        <w:rPr>
-          <w:rFonts w:ascii="Aptos" w:hAnsi="Aptos"/>
-        </w:rPr>
-        <w:t xml:space="preserve">the above-mentioned problem </w:t>
-      </w:r>
-      <w:r>
-        <w:rPr>
-          <w:rFonts w:ascii="Aptos" w:hAnsi="Aptos"/>
-        </w:rPr>
-        <w:t xml:space="preserve">using </w:t>
-      </w:r>
-      <w:r>
-        <w:rPr>
-          <w:rFonts w:ascii="Aptos" w:hAnsi="Aptos"/>
-        </w:rPr>
-        <w:t>attribution techniques. Though GradCAM was originally proposed for CNNs, recent research extends the application of GradCAM to transformers</w:t>
-      </w:r>
-      <w:r>
-        <w:rPr>
-          <w:rFonts w:ascii="Aptos" w:hAnsi="Aptos"/>
-        </w:rPr>
-        <w:t xml:space="preserve"> </w:t>
-      </w:r>
-      <w:r>
-        <w:rPr>
-          <w:rFonts w:ascii="Aptos" w:hAnsi="Aptos"/>
-        </w:rPr>
-        <w:t>(Abnar and Zuidema, 2020</w:t>
-      </w:r>
-      <w:r>
-        <w:rPr>
-          <w:rFonts w:ascii="Aptos" w:hAnsi="Aptos"/>
-        </w:rPr>
-        <w:t xml:space="preserve">; </w:t>
-      </w:r>
-      <w:r>
-        <w:rPr>
-          <w:rFonts w:ascii="Aptos" w:hAnsi="Aptos"/>
-        </w:rPr>
-        <w:t>Chefer, Gur and Wolf, 2021)</w:t>
-      </w:r>
-      <w:r>
-        <w:rPr>
-          <w:rFonts w:ascii="Aptos" w:hAnsi="Aptos"/>
-        </w:rPr>
-        <w:t>.</w:t>
-      </w:r>
-      <w:r>
-        <w:rPr>
-          <w:rFonts w:ascii="Aptos" w:hAnsi="Aptos"/>
-        </w:rPr>
-        <w:t xml:space="preserve"> </w:t>
-      </w:r>
-      <w:r>
-        <w:rPr>
-          <w:rFonts w:ascii="Aptos" w:hAnsi="Aptos"/>
-        </w:rPr>
-        <w:t>T</w:t>
-      </w:r>
-      <w:r>
-        <w:rPr>
-          <w:rFonts w:ascii="Aptos" w:hAnsi="Aptos"/>
-        </w:rPr>
-        <w:t xml:space="preserve">he attribution maps can be computed to highlight the relevant pixel patches that were most </w:t>
+      <w:r>
+        <w:rPr>
+          <w:rFonts w:ascii="Aptos" w:hAnsi="Aptos"/>
+        </w:rPr>
+        <w:t xml:space="preserve"> The attribution maps can be computed to highlight the relevant pixel patches that were most </w:t>
       </w:r>
       <w:r>
         <w:rPr>
           <w:rFonts w:ascii="Aptos" w:hAnsi="Aptos"/>
         </w:rPr>
         <w:lastRenderedPageBreak/>
-        <w:t>influential for the final cosine similarity score</w:t>
-      </w:r>
-      <w:r>
-        <w:rPr>
-          <w:rFonts w:ascii="Aptos" w:hAnsi="Aptos"/>
-        </w:rPr>
-        <w:t xml:space="preserve"> b</w:t>
-      </w:r>
-      <w:r>
-        <w:rPr>
-          <w:rFonts w:ascii="Aptos" w:hAnsi="Aptos"/>
-        </w:rPr>
-        <w:t>y extracting the attention weights from the ViT layers</w:t>
+        <w:t>influential for the final cosine similarity score b</w:t>
+      </w:r>
+      <w:r>
+        <w:rPr>
+          <w:rFonts w:ascii="Aptos" w:hAnsi="Aptos"/>
+        </w:rPr>
+        <w:t xml:space="preserve">y extracting the attention weights from the </w:t>
+      </w:r>
+      <w:proofErr w:type="spellStart"/>
+      <w:r>
+        <w:rPr>
+          <w:rFonts w:ascii="Aptos" w:hAnsi="Aptos"/>
+        </w:rPr>
+        <w:t>ViT</w:t>
+      </w:r>
+      <w:proofErr w:type="spellEnd"/>
+      <w:r>
+        <w:rPr>
+          <w:rFonts w:ascii="Aptos" w:hAnsi="Aptos"/>
+        </w:rPr>
+        <w:t xml:space="preserve"> layers</w:t>
       </w:r>
       <w:r>
         <w:rPr>
@@ -6931,16 +7560,28 @@
     <w:p>
       <w:pPr>
         <w:pStyle w:val="Heading1"/>
+        <w:rPr>
+          <w:rFonts w:ascii="Aptos" w:hAnsi="Aptos"/>
+        </w:rPr>
       </w:pPr>
       <w:bookmarkStart w:id="16" w:name="_Toc224469551"/>
       <w:r>
+        <w:rPr>
+          <w:rFonts w:ascii="Aptos" w:hAnsi="Aptos"/>
+        </w:rPr>
         <w:lastRenderedPageBreak/>
         <w:t>R</w:t>
       </w:r>
       <w:r>
+        <w:rPr>
+          <w:rFonts w:ascii="Aptos" w:hAnsi="Aptos"/>
+        </w:rPr>
         <w:t>e</w:t>
       </w:r>
       <w:r>
+        <w:rPr>
+          <w:rFonts w:ascii="Aptos" w:hAnsi="Aptos"/>
+        </w:rPr>
         <w:t>quirements</w:t>
       </w:r>
       <w:bookmarkEnd w:id="16"/>
@@ -7041,9 +7682,15 @@
     <w:p>
       <w:pPr>
         <w:pStyle w:val="Heading2"/>
+        <w:rPr>
+          <w:rFonts w:ascii="Aptos" w:hAnsi="Aptos"/>
+        </w:rPr>
       </w:pPr>
       <w:bookmarkStart w:id="17" w:name="_Toc224469552"/>
       <w:r>
+        <w:rPr>
+          <w:rFonts w:ascii="Aptos" w:hAnsi="Aptos"/>
+        </w:rPr>
         <w:t>Product requirements</w:t>
       </w:r>
       <w:bookmarkEnd w:id="17"/>
@@ -7067,7 +7714,23 @@
           <w:rFonts w:ascii="Aptos" w:hAnsi="Aptos"/>
           <w:color w:val="000000" w:themeColor="text1"/>
         </w:rPr>
-        <w:t>The main users for this software will be humanitarian responders, crisis informatics researchers, and disaster relief personnel. These are the people involved in a humanitarian crisis scenario. They need to quickly process, filter, and classify thousands of unfiltered images from social media sources. The main goal for this system will be an unsupervised visual exploration system that enables users to query the CrisisMMD dataset with a query term. This will be achieved without the need for existing metadata or images. The system will need to be usable for non-technical users while providing the power needed for researchers to analyse the semantic landscape of disaster events. To achieve this, the system will need to be presented with a wide, high-level visual dashboard. Additionally, it will need to be presented with a high-level visual dashboard with more detailed analysis tabs. The interaction between the main users and the main features will be represented by the UML use case diagram provided in Figure 4.</w:t>
+        <w:t xml:space="preserve">The main users for this software will be humanitarian responders, crisis informatics researchers, and disaster relief personnel. These are the people involved in a humanitarian crisis scenario. They need to quickly process, filter, and classify thousands of unfiltered images from social media sources. The main goal for this system will be an unsupervised visual exploration system that enables users to query the </w:t>
+      </w:r>
+      <w:proofErr w:type="spellStart"/>
+      <w:r>
+        <w:rPr>
+          <w:rFonts w:ascii="Aptos" w:hAnsi="Aptos"/>
+          <w:color w:val="000000" w:themeColor="text1"/>
+        </w:rPr>
+        <w:t>CrisisMMD</w:t>
+      </w:r>
+      <w:proofErr w:type="spellEnd"/>
+      <w:r>
+        <w:rPr>
+          <w:rFonts w:ascii="Aptos" w:hAnsi="Aptos"/>
+          <w:color w:val="000000" w:themeColor="text1"/>
+        </w:rPr>
+        <w:t xml:space="preserve"> dataset with a query term. This will be achieved without the need for existing metadata or images. The system will need to be usable for non-technical users while providing the power needed for researchers to analyse the semantic landscape of disaster events. To achieve this, the system will need to be presented with a wide, high-level visual dashboard. Additionally, it will need to be presented with a high-level visual dashboard with more detailed analysis tabs. The interaction between the main users and the main features will be represented by the UML use case diagram provided in Figure 4.</w:t>
       </w:r>
     </w:p>
     <w:p>
@@ -7080,6 +7743,7 @@
           <w:right w:val="none" w:sz="0" w:space="0" w:color="auto"/>
         </w:pBdr>
         <w:rPr>
+          <w:rFonts w:ascii="Aptos" w:hAnsi="Aptos"/>
           <w:color w:val="000000" w:themeColor="text1"/>
         </w:rPr>
       </w:pPr>
@@ -7094,11 +7758,13 @@
           <w:right w:val="none" w:sz="0" w:space="0" w:color="auto"/>
         </w:pBdr>
         <w:rPr>
-          <w:color w:val="000000" w:themeColor="text1"/>
-        </w:rPr>
-      </w:pPr>
-      <w:r>
-        <w:rPr>
+          <w:rFonts w:ascii="Aptos" w:hAnsi="Aptos"/>
+          <w:color w:val="000000" w:themeColor="text1"/>
+        </w:rPr>
+      </w:pPr>
+      <w:r>
+        <w:rPr>
+          <w:rFonts w:ascii="Aptos" w:hAnsi="Aptos"/>
           <w:noProof/>
           <w:color w:val="000000" w:themeColor="text1"/>
         </w:rPr>
@@ -7171,6 +7837,7 @@
           <w:right w:val="none" w:sz="0" w:space="0" w:color="auto"/>
         </w:pBdr>
         <w:rPr>
+          <w:rFonts w:ascii="Aptos" w:hAnsi="Aptos"/>
           <w:color w:val="000000" w:themeColor="text1"/>
         </w:rPr>
       </w:pPr>
@@ -7185,6 +7852,7 @@
           <w:right w:val="none" w:sz="0" w:space="0" w:color="auto"/>
         </w:pBdr>
         <w:rPr>
+          <w:rFonts w:ascii="Aptos" w:hAnsi="Aptos"/>
           <w:color w:val="000000" w:themeColor="text1"/>
         </w:rPr>
       </w:pPr>
@@ -7192,9 +7860,15 @@
     <w:p>
       <w:pPr>
         <w:pStyle w:val="Heading2"/>
+        <w:rPr>
+          <w:rFonts w:ascii="Aptos" w:hAnsi="Aptos"/>
+        </w:rPr>
       </w:pPr>
       <w:bookmarkStart w:id="18" w:name="_Toc224469553"/>
       <w:r>
+        <w:rPr>
+          <w:rFonts w:ascii="Aptos" w:hAnsi="Aptos"/>
+        </w:rPr>
         <w:t>Functional requirements</w:t>
       </w:r>
       <w:bookmarkEnd w:id="18"/>
@@ -7231,6 +7905,7 @@
           <w:right w:val="none" w:sz="0" w:space="0" w:color="auto"/>
         </w:pBdr>
         <w:rPr>
+          <w:rFonts w:ascii="Aptos" w:hAnsi="Aptos"/>
           <w:color w:val="000000" w:themeColor="text1"/>
         </w:rPr>
       </w:pPr>
@@ -7245,6 +7920,7 @@
           <w:right w:val="none" w:sz="0" w:space="0" w:color="auto"/>
         </w:pBdr>
         <w:rPr>
+          <w:rFonts w:ascii="Aptos" w:hAnsi="Aptos"/>
           <w:color w:val="000000" w:themeColor="text1"/>
         </w:rPr>
       </w:pPr>
@@ -7259,6 +7935,7 @@
           <w:right w:val="none" w:sz="0" w:space="0" w:color="auto"/>
         </w:pBdr>
         <w:rPr>
+          <w:rFonts w:ascii="Aptos" w:hAnsi="Aptos"/>
           <w:color w:val="000000" w:themeColor="text1"/>
         </w:rPr>
       </w:pPr>
@@ -7273,6 +7950,7 @@
           <w:right w:val="none" w:sz="0" w:space="0" w:color="auto"/>
         </w:pBdr>
         <w:rPr>
+          <w:rFonts w:ascii="Aptos" w:hAnsi="Aptos"/>
           <w:color w:val="000000" w:themeColor="text1"/>
         </w:rPr>
       </w:pPr>
@@ -7830,7 +8508,23 @@
                 <w:rFonts w:ascii="Aptos" w:hAnsi="Aptos"/>
                 <w:color w:val="000000" w:themeColor="text1"/>
               </w:rPr>
-              <w:t>The system can make an attention heatmap using GradCAM or anything similar to highlight the main parts of the image that triggered CLIP to rank images</w:t>
+              <w:t xml:space="preserve">The system can make an attention heatmap using </w:t>
+            </w:r>
+            <w:proofErr w:type="spellStart"/>
+            <w:r>
+              <w:rPr>
+                <w:rFonts w:ascii="Aptos" w:hAnsi="Aptos"/>
+                <w:color w:val="000000" w:themeColor="text1"/>
+              </w:rPr>
+              <w:t>GradCAM</w:t>
+            </w:r>
+            <w:proofErr w:type="spellEnd"/>
+            <w:r>
+              <w:rPr>
+                <w:rFonts w:ascii="Aptos" w:hAnsi="Aptos"/>
+                <w:color w:val="000000" w:themeColor="text1"/>
+              </w:rPr>
+              <w:t xml:space="preserve"> or anything similar to highlight the main parts of the image that triggered CLIP to rank images</w:t>
             </w:r>
           </w:p>
         </w:tc>
@@ -8020,6 +8714,7 @@
           <w:right w:val="none" w:sz="0" w:space="0" w:color="auto"/>
         </w:pBdr>
         <w:rPr>
+          <w:rFonts w:ascii="Aptos" w:hAnsi="Aptos"/>
           <w:color w:val="000000" w:themeColor="text1"/>
         </w:rPr>
       </w:pPr>
@@ -8034,6 +8729,7 @@
           <w:right w:val="none" w:sz="0" w:space="0" w:color="auto"/>
         </w:pBdr>
         <w:rPr>
+          <w:rFonts w:ascii="Aptos" w:hAnsi="Aptos"/>
           <w:color w:val="000000" w:themeColor="text1"/>
         </w:rPr>
       </w:pPr>
@@ -8041,44 +8737,58 @@
     <w:p>
       <w:pPr>
         <w:pStyle w:val="Heading2"/>
+        <w:rPr>
+          <w:rFonts w:ascii="Aptos" w:hAnsi="Aptos"/>
+        </w:rPr>
       </w:pPr>
       <w:bookmarkStart w:id="19" w:name="_Toc224469554"/>
       <w:r>
+        <w:rPr>
+          <w:rFonts w:ascii="Aptos" w:hAnsi="Aptos"/>
+        </w:rPr>
         <w:t>Non-Functional Requirements</w:t>
       </w:r>
       <w:bookmarkEnd w:id="19"/>
     </w:p>
     <w:p>
-      <w:r>
-        <w:t>T</w:t>
-      </w:r>
-      <w:r>
-        <w:t xml:space="preserve">he system's behaviours are represented by a set of </w:t>
-      </w:r>
-      <w:r>
+      <w:pPr>
+        <w:rPr>
+          <w:rFonts w:ascii="Aptos" w:hAnsi="Aptos"/>
+        </w:rPr>
+      </w:pPr>
+      <w:r>
+        <w:rPr>
+          <w:rFonts w:ascii="Aptos" w:hAnsi="Aptos"/>
+        </w:rPr>
+        <w:t xml:space="preserve">The system's behaviours are represented by a set of </w:t>
+      </w:r>
+      <w:r>
+        <w:rPr>
+          <w:rFonts w:ascii="Aptos" w:hAnsi="Aptos"/>
+        </w:rPr>
         <w:t>distinct</w:t>
       </w:r>
       <w:r>
-        <w:t xml:space="preserve"> functional requirements (FR). These are represented by Table 1 to ensure traceability for the evaluation process</w:t>
-      </w:r>
-      <w:r>
-        <w:t xml:space="preserve"> and t</w:t>
-      </w:r>
-      <w:r>
-        <w:t>o methodically analy</w:t>
-      </w:r>
-      <w:r>
-        <w:t>s</w:t>
-      </w:r>
-      <w:r>
-        <w:t>e the requirements</w:t>
-      </w:r>
-      <w:r>
-        <w:t>.</w:t>
-      </w:r>
-    </w:p>
-    <w:p/>
-    <w:p/>
+        <w:rPr>
+          <w:rFonts w:ascii="Aptos" w:hAnsi="Aptos"/>
+        </w:rPr>
+        <w:t xml:space="preserve"> functional requirements (FR). These are represented by Table 1 to ensure traceability for the evaluation process and to methodically analyse the requirements.</w:t>
+      </w:r>
+    </w:p>
+    <w:p>
+      <w:pPr>
+        <w:rPr>
+          <w:rFonts w:ascii="Aptos" w:hAnsi="Aptos"/>
+        </w:rPr>
+      </w:pPr>
+    </w:p>
+    <w:p>
+      <w:pPr>
+        <w:rPr>
+          <w:rFonts w:ascii="Aptos" w:hAnsi="Aptos"/>
+        </w:rPr>
+      </w:pPr>
+    </w:p>
     <w:tbl>
       <w:tblPr>
         <w:tblStyle w:val="TableGrid"/>
@@ -8352,7 +9062,21 @@
                 <w:rFonts w:ascii="Aptos" w:hAnsi="Aptos"/>
               </w:rPr>
               <w:lastRenderedPageBreak/>
-              <w:t>blurred. This supports the victims privacy as well as the UK GDPR standards.</w:t>
+              <w:t xml:space="preserve">blurred. This supports the </w:t>
+            </w:r>
+            <w:proofErr w:type="gramStart"/>
+            <w:r>
+              <w:rPr>
+                <w:rFonts w:ascii="Aptos" w:hAnsi="Aptos"/>
+              </w:rPr>
+              <w:t>victims</w:t>
+            </w:r>
+            <w:proofErr w:type="gramEnd"/>
+            <w:r>
+              <w:rPr>
+                <w:rFonts w:ascii="Aptos" w:hAnsi="Aptos"/>
+              </w:rPr>
+              <w:t xml:space="preserve"> privacy as well as the UK GDPR standards.</w:t>
             </w:r>
           </w:p>
         </w:tc>
@@ -8419,77 +9143,110 @@
         </w:tc>
       </w:tr>
     </w:tbl>
-    <w:p/>
+    <w:p>
+      <w:pPr>
+        <w:rPr>
+          <w:rFonts w:ascii="Aptos" w:hAnsi="Aptos"/>
+        </w:rPr>
+      </w:pPr>
+    </w:p>
     <w:p>
       <w:pPr>
         <w:pStyle w:val="Heading2"/>
+        <w:rPr>
+          <w:rFonts w:ascii="Aptos" w:hAnsi="Aptos"/>
+        </w:rPr>
       </w:pPr>
       <w:bookmarkStart w:id="20" w:name="_Toc224469555"/>
       <w:r>
+        <w:rPr>
+          <w:rFonts w:ascii="Aptos" w:hAnsi="Aptos"/>
+        </w:rPr>
         <w:t>Design c</w:t>
       </w:r>
       <w:r>
+        <w:rPr>
+          <w:rFonts w:ascii="Aptos" w:hAnsi="Aptos"/>
+        </w:rPr>
         <w:t>o</w:t>
       </w:r>
       <w:r>
+        <w:rPr>
+          <w:rFonts w:ascii="Aptos" w:hAnsi="Aptos"/>
+        </w:rPr>
         <w:t>nstraints</w:t>
       </w:r>
       <w:bookmarkEnd w:id="20"/>
     </w:p>
-    <w:p/>
-    <w:p>
-      <w:pPr>
-        <w:rPr>
-          <w:rFonts w:ascii="Aptos" w:hAnsi="Aptos"/>
-        </w:rPr>
-      </w:pPr>
-      <w:r>
-        <w:rPr>
-          <w:rFonts w:ascii="Aptos" w:hAnsi="Aptos"/>
-        </w:rPr>
-        <w:t>The system's architecture was greatly influenced by two major factors</w:t>
-      </w:r>
-      <w:r>
-        <w:rPr>
-          <w:rFonts w:ascii="Aptos" w:hAnsi="Aptos"/>
-        </w:rPr>
-        <w:t>. T</w:t>
-      </w:r>
-      <w:r>
-        <w:rPr>
-          <w:rFonts w:ascii="Aptos" w:hAnsi="Aptos"/>
-        </w:rPr>
-        <w:t xml:space="preserve">he actual hardware we were able to run the system on, and the irregularities of the data we were working with. At the heart of the system was a hard memory limit imposed by the NVIDIA MX450 GPU's </w:t>
-      </w:r>
-      <w:r>
-        <w:rPr>
-          <w:rFonts w:ascii="Aptos" w:hAnsi="Aptos"/>
-        </w:rPr>
-        <w:t>only</w:t>
-      </w:r>
-      <w:r>
-        <w:rPr>
-          <w:rFonts w:ascii="Aptos" w:hAnsi="Aptos"/>
-        </w:rPr>
-        <w:t xml:space="preserve"> 2GB of VRAM. This system's architecture </w:t>
-      </w:r>
-      <w:r>
-        <w:rPr>
-          <w:rFonts w:ascii="Aptos" w:hAnsi="Aptos"/>
-        </w:rPr>
-        <w:t xml:space="preserve">had to split </w:t>
-      </w:r>
-      <w:r>
-        <w:rPr>
-          <w:rFonts w:ascii="Aptos" w:hAnsi="Aptos"/>
-        </w:rPr>
-        <w:t>into two distinct sections</w:t>
-      </w:r>
-      <w:r>
-        <w:rPr>
-          <w:rFonts w:ascii="Aptos" w:hAnsi="Aptos"/>
-        </w:rPr>
-        <w:t>.</w:t>
+    <w:p>
+      <w:pPr>
+        <w:rPr>
+          <w:rFonts w:ascii="Aptos" w:hAnsi="Aptos"/>
+        </w:rPr>
+      </w:pPr>
+    </w:p>
+    <w:p>
+      <w:pPr>
+        <w:rPr>
+          <w:rFonts w:ascii="Aptos" w:hAnsi="Aptos"/>
+        </w:rPr>
+      </w:pPr>
+      <w:r>
+        <w:rPr>
+          <w:rFonts w:ascii="Aptos" w:hAnsi="Aptos"/>
+        </w:rPr>
+        <w:t>The system's architecture was greatly influenced by two major factors. The actual hardware we were able to run the system on, and the irregularities of the data we were working with. At the heart of the system was a hard memory limit imposed by the NVIDIA MX450 GPU's only 2GB of VRAM. This system's architecture had to split into two distinct sections. The Offline Phase where the heavy-lifting of running the Vision-Language Models and performing the dimensionality reduction via the UMAP algorithm was performed and the Online Phase where the Dash-based web interface would run, free from the burdens of the tasks, meeting the latency requirements set forth by the requirements document, NFR-01.</w:t>
+      </w:r>
+    </w:p>
+    <w:p>
+      <w:pPr>
+        <w:rPr>
+          <w:rFonts w:ascii="Aptos" w:hAnsi="Aptos"/>
+        </w:rPr>
+      </w:pPr>
+      <w:r>
+        <w:rPr>
+          <w:rFonts w:ascii="Aptos" w:hAnsi="Aptos"/>
+        </w:rPr>
+        <w:t xml:space="preserve">The VRAM limit was also a </w:t>
+      </w:r>
+      <w:r>
+        <w:rPr>
+          <w:rFonts w:ascii="Aptos" w:hAnsi="Aptos"/>
+        </w:rPr>
+        <w:t>big di</w:t>
+      </w:r>
+      <w:r>
+        <w:rPr>
+          <w:rFonts w:ascii="Aptos" w:hAnsi="Aptos"/>
+        </w:rPr>
+        <w:t>sadvantage</w:t>
+      </w:r>
+      <w:r>
+        <w:rPr>
+          <w:rFonts w:ascii="Aptos" w:hAnsi="Aptos"/>
+        </w:rPr>
+        <w:t xml:space="preserve"> in the choice of model used during the ablation study, where the </w:t>
+      </w:r>
+      <w:proofErr w:type="spellStart"/>
+      <w:r>
+        <w:rPr>
+          <w:rFonts w:ascii="Aptos" w:hAnsi="Aptos"/>
+        </w:rPr>
+        <w:t>SigLIP</w:t>
+      </w:r>
+      <w:proofErr w:type="spellEnd"/>
+      <w:r>
+        <w:rPr>
+          <w:rFonts w:ascii="Aptos" w:hAnsi="Aptos"/>
+        </w:rPr>
+        <w:t>-base model was used over the much more massiv</w:t>
+      </w:r>
+      <w:r>
+        <w:rPr>
+          <w:rFonts w:ascii="Aptos" w:hAnsi="Aptos"/>
+        </w:rPr>
+        <w:t>e</w:t>
       </w:r>
       <w:r>
         <w:rPr>
@@ -8497,60 +9254,19 @@
         </w:rPr>
         <w:t xml:space="preserve"> </w:t>
       </w:r>
-      <w:r>
-        <w:rPr>
-          <w:rFonts w:ascii="Aptos" w:hAnsi="Aptos"/>
-        </w:rPr>
-        <w:t>T</w:t>
-      </w:r>
-      <w:r>
-        <w:rPr>
-          <w:rFonts w:ascii="Aptos" w:hAnsi="Aptos"/>
-        </w:rPr>
-        <w:t>he Offline Phase where the heavy-lifting of running the Vision-Language Models and performing the dimensionality reduction via the UMAP algorithm was performed and the Online Phase where the Dash-based web interface would run, free from the burdens of the tasks, meeting the latency requirements set forth by the requirements document, NFR-01.</w:t>
-      </w:r>
-    </w:p>
-    <w:p>
-      <w:pPr>
-        <w:rPr>
-          <w:rFonts w:ascii="Aptos" w:hAnsi="Aptos"/>
-        </w:rPr>
-      </w:pPr>
-      <w:r>
-        <w:rPr>
-          <w:rFonts w:ascii="Aptos" w:hAnsi="Aptos"/>
-        </w:rPr>
-        <w:t xml:space="preserve">The VRAM limit was also a </w:t>
-      </w:r>
-      <w:r>
-        <w:rPr>
-          <w:rFonts w:ascii="Aptos" w:hAnsi="Aptos"/>
-        </w:rPr>
-        <w:t>big di</w:t>
-      </w:r>
-      <w:r>
-        <w:rPr>
-          <w:rFonts w:ascii="Aptos" w:hAnsi="Aptos"/>
-        </w:rPr>
-        <w:t>sadvantage</w:t>
-      </w:r>
-      <w:r>
-        <w:rPr>
-          <w:rFonts w:ascii="Aptos" w:hAnsi="Aptos"/>
-        </w:rPr>
-        <w:t xml:space="preserve"> in the choice of model used during the ablation study, where the SigLIP-base model was used over the much more massiv</w:t>
-      </w:r>
-      <w:r>
-        <w:rPr>
-          <w:rFonts w:ascii="Aptos" w:hAnsi="Aptos"/>
-        </w:rPr>
-        <w:t>e</w:t>
-      </w:r>
-      <w:r>
-        <w:rPr>
-          <w:rFonts w:ascii="Aptos" w:hAnsi="Aptos"/>
-        </w:rPr>
-        <w:t xml:space="preserve"> ViT-L/14 model, which would have caused the system to run out of memory.</w:t>
+      <w:proofErr w:type="spellStart"/>
+      <w:r>
+        <w:rPr>
+          <w:rFonts w:ascii="Aptos" w:hAnsi="Aptos"/>
+        </w:rPr>
+        <w:t>ViT</w:t>
+      </w:r>
+      <w:proofErr w:type="spellEnd"/>
+      <w:r>
+        <w:rPr>
+          <w:rFonts w:ascii="Aptos" w:hAnsi="Aptos"/>
+        </w:rPr>
+        <w:t>-L/14 model, which would have caused the system to run out of memory.</w:t>
       </w:r>
     </w:p>
     <w:p>
@@ -8575,26 +9291,34 @@
         <w:rPr>
           <w:rFonts w:ascii="Aptos" w:hAnsi="Aptos"/>
         </w:rPr>
-        <w:t>was the need to adapt the system to the irregularities of the data we were working with. Originally, the plan was to create a system where the user could explore the locations of the disaster imagery by projecting it onto a dynamic, interactive 3D geographic globe</w:t>
-      </w:r>
-      <w:r>
-        <w:rPr>
-          <w:rFonts w:ascii="Aptos" w:hAnsi="Aptos"/>
-        </w:rPr>
-        <w:t xml:space="preserve"> but this plan was scrapped.</w:t>
-      </w:r>
-    </w:p>
-    <w:p>
-      <w:pPr>
-        <w:rPr>
-          <w:rFonts w:ascii="Aptos" w:hAnsi="Aptos"/>
-        </w:rPr>
-      </w:pPr>
-      <w:r>
-        <w:rPr>
-          <w:rFonts w:ascii="Aptos" w:hAnsi="Aptos"/>
-        </w:rPr>
-        <w:t xml:space="preserve">However, a thorough audit of the metadata provided by the CrisisMMD dataset </w:t>
+        <w:t>was the need to adapt the system to the irregularities of the data we were working with. Originally, the plan was to create a system where the user could explore the locations of the disaster imagery by projecting it onto a dynamic, interactive 3D geographic globe but this plan was scrapped.</w:t>
+      </w:r>
+    </w:p>
+    <w:p>
+      <w:pPr>
+        <w:rPr>
+          <w:rFonts w:ascii="Aptos" w:hAnsi="Aptos"/>
+        </w:rPr>
+      </w:pPr>
+      <w:r>
+        <w:rPr>
+          <w:rFonts w:ascii="Aptos" w:hAnsi="Aptos"/>
+        </w:rPr>
+        <w:t xml:space="preserve">However, a thorough audit of the metadata provided by the </w:t>
+      </w:r>
+      <w:proofErr w:type="spellStart"/>
+      <w:r>
+        <w:rPr>
+          <w:rFonts w:ascii="Aptos" w:hAnsi="Aptos"/>
+        </w:rPr>
+        <w:t>CrisisMMD</w:t>
+      </w:r>
+      <w:proofErr w:type="spellEnd"/>
+      <w:r>
+        <w:rPr>
+          <w:rFonts w:ascii="Aptos" w:hAnsi="Aptos"/>
+        </w:rPr>
+        <w:t xml:space="preserve"> dataset </w:t>
       </w:r>
       <w:r>
         <w:rPr>
@@ -8606,50 +9330,34 @@
         <w:rPr>
           <w:rFonts w:ascii="Aptos" w:hAnsi="Aptos"/>
         </w:rPr>
-        <w:t>rate, high-precision GPS coordinates were virtually non</w:t>
-      </w:r>
-      <w:r>
-        <w:rPr>
-          <w:rFonts w:ascii="Aptos" w:hAnsi="Aptos"/>
-        </w:rPr>
-        <w:t xml:space="preserve"> </w:t>
-      </w:r>
-      <w:r>
-        <w:rPr>
-          <w:rFonts w:ascii="Aptos" w:hAnsi="Aptos"/>
-        </w:rPr>
-        <w:t xml:space="preserve">existent for the Twitter images used by the dataset. Attempting to artificially determine these coordinates would </w:t>
-      </w:r>
-      <w:r>
-        <w:rPr>
-          <w:rFonts w:ascii="Aptos" w:hAnsi="Aptos"/>
-        </w:rPr>
-        <w:t xml:space="preserve">probably </w:t>
-      </w:r>
-      <w:r>
-        <w:rPr>
-          <w:rFonts w:ascii="Aptos" w:hAnsi="Aptos"/>
-        </w:rPr>
-        <w:t>have resulted in a high degree of scientific error.</w:t>
-      </w:r>
-    </w:p>
-    <w:p>
-      <w:pPr>
-        <w:rPr>
-          <w:rFonts w:ascii="Aptos" w:hAnsi="Aptos"/>
-        </w:rPr>
-      </w:pPr>
-      <w:r>
-        <w:rPr>
-          <w:rFonts w:ascii="Aptos" w:hAnsi="Aptos"/>
-        </w:rPr>
-        <w:t>W</w:t>
-      </w:r>
-      <w:r>
-        <w:rPr>
-          <w:rFonts w:ascii="Aptos" w:hAnsi="Aptos"/>
-        </w:rPr>
-        <w:t xml:space="preserve">e were forced to </w:t>
+        <w:t xml:space="preserve">rate, high-precision GPS coordinates were virtually </w:t>
+      </w:r>
+      <w:proofErr w:type="spellStart"/>
+      <w:r>
+        <w:rPr>
+          <w:rFonts w:ascii="Aptos" w:hAnsi="Aptos"/>
+        </w:rPr>
+        <w:t>non existent</w:t>
+      </w:r>
+      <w:proofErr w:type="spellEnd"/>
+      <w:r>
+        <w:rPr>
+          <w:rFonts w:ascii="Aptos" w:hAnsi="Aptos"/>
+        </w:rPr>
+        <w:t xml:space="preserve"> for the Twitter images used by the dataset. Attempting to artificially determine these coordinates would probably have resulted in a high degree of scientific error.</w:t>
+      </w:r>
+    </w:p>
+    <w:p>
+      <w:pPr>
+        <w:rPr>
+          <w:rFonts w:ascii="Aptos" w:hAnsi="Aptos"/>
+        </w:rPr>
+      </w:pPr>
+      <w:r>
+        <w:rPr>
+          <w:rFonts w:ascii="Aptos" w:hAnsi="Aptos"/>
+        </w:rPr>
+        <w:t xml:space="preserve">We were forced to </w:t>
       </w:r>
       <w:r>
         <w:rPr>
@@ -8661,37 +9369,7 @@
         <w:rPr>
           <w:rFonts w:ascii="Aptos" w:hAnsi="Aptos"/>
         </w:rPr>
-        <w:t xml:space="preserve"> the scope of the project to better fit the data we were working with</w:t>
-      </w:r>
-      <w:r>
-        <w:rPr>
-          <w:rFonts w:ascii="Aptos" w:hAnsi="Aptos"/>
-        </w:rPr>
-        <w:t xml:space="preserve"> because</w:t>
-      </w:r>
-      <w:r>
-        <w:rPr>
-          <w:rFonts w:ascii="Aptos" w:hAnsi="Aptos"/>
-        </w:rPr>
-        <w:t xml:space="preserve"> the initial plan no longer viable</w:t>
-      </w:r>
-      <w:r>
-        <w:rPr>
-          <w:rFonts w:ascii="Aptos" w:hAnsi="Aptos"/>
-        </w:rPr>
-        <w:t>.</w:t>
-      </w:r>
-      <w:r>
-        <w:rPr>
-          <w:rFonts w:ascii="Aptos" w:hAnsi="Aptos"/>
-        </w:rPr>
-        <w:t xml:space="preserve"> </w:t>
-      </w:r>
-      <w:r>
-        <w:rPr>
-          <w:rFonts w:ascii="Aptos" w:hAnsi="Aptos"/>
-        </w:rPr>
-        <w:t xml:space="preserve">But </w:t>
+        <w:t xml:space="preserve"> the scope of the project to better fit the data we were working with because the initial plan no longer viable. But </w:t>
       </w:r>
       <w:r>
         <w:rPr>
@@ -8703,69 +9381,35 @@
         <w:rPr>
           <w:rFonts w:ascii="Aptos" w:hAnsi="Aptos"/>
         </w:rPr>
-        <w:t xml:space="preserve"> </w:t>
-      </w:r>
-      <w:r>
-        <w:rPr>
-          <w:rFonts w:ascii="Aptos" w:hAnsi="Aptos"/>
-        </w:rPr>
-        <w:t>the system's architecture</w:t>
-      </w:r>
-      <w:r>
-        <w:rPr>
-          <w:rFonts w:ascii="Aptos" w:hAnsi="Aptos"/>
-        </w:rPr>
-        <w:t xml:space="preserve"> was changed</w:t>
-      </w:r>
-      <w:r>
-        <w:rPr>
-          <w:rFonts w:ascii="Aptos" w:hAnsi="Aptos"/>
-        </w:rPr>
-        <w:t xml:space="preserve"> to map the semantic, mathematica</w:t>
-      </w:r>
-      <w:r>
-        <w:rPr>
-          <w:rFonts w:ascii="Aptos" w:hAnsi="Aptos"/>
-        </w:rPr>
-        <w:t>l</w:t>
-      </w:r>
-      <w:r>
-        <w:rPr>
-          <w:rFonts w:ascii="Aptos" w:hAnsi="Aptos"/>
-        </w:rPr>
-        <w:t xml:space="preserve"> space of the images, rather than the actual, physical space, by </w:t>
-      </w:r>
-      <w:r>
-        <w:rPr>
-          <w:rFonts w:ascii="Aptos" w:hAnsi="Aptos"/>
-        </w:rPr>
-        <w:t>using</w:t>
-      </w:r>
-      <w:r>
-        <w:rPr>
-          <w:rFonts w:ascii="Aptos" w:hAnsi="Aptos"/>
-        </w:rPr>
-        <w:t xml:space="preserve"> the principles of Persistent Homology</w:t>
-      </w:r>
-      <w:r>
-        <w:rPr>
-          <w:rFonts w:ascii="Aptos" w:hAnsi="Aptos"/>
-        </w:rPr>
-        <w:t xml:space="preserve"> which is</w:t>
-      </w:r>
-      <w:r>
-        <w:rPr>
-          <w:rFonts w:ascii="Aptos" w:hAnsi="Aptos"/>
-        </w:rPr>
-        <w:t xml:space="preserve"> a branch of Topological Data Analysis, to create a more novel, valuable contribution to the field of crisis informatics.</w:t>
+        <w:t xml:space="preserve"> the system's architecture was changed to map the semantic, mathematical space of the images, rather than the actual, physical space, by using the principles of Persistent </w:t>
+      </w:r>
+      <w:proofErr w:type="gramStart"/>
+      <w:r>
+        <w:rPr>
+          <w:rFonts w:ascii="Aptos" w:hAnsi="Aptos"/>
+        </w:rPr>
+        <w:t>Homology</w:t>
+      </w:r>
+      <w:proofErr w:type="gramEnd"/>
+      <w:r>
+        <w:rPr>
+          <w:rFonts w:ascii="Aptos" w:hAnsi="Aptos"/>
+        </w:rPr>
+        <w:t xml:space="preserve"> which is a branch of Topological Data Analysis, to create a more novel, valuable contribution to the field of crisis informatics.</w:t>
       </w:r>
     </w:p>
     <w:p>
       <w:pPr>
         <w:pStyle w:val="Heading1"/>
+        <w:rPr>
+          <w:rFonts w:ascii="Aptos" w:hAnsi="Aptos"/>
+        </w:rPr>
       </w:pPr>
       <w:bookmarkStart w:id="21" w:name="_Toc224469556"/>
       <w:r>
+        <w:rPr>
+          <w:rFonts w:ascii="Aptos" w:hAnsi="Aptos"/>
+        </w:rPr>
         <w:lastRenderedPageBreak/>
         <w:t>Design</w:t>
       </w:r>
@@ -8822,17 +9466,32 @@
         <w:t>and the nature of the experiments to support the system.</w:t>
       </w:r>
     </w:p>
-    <w:p/>
+    <w:p>
+      <w:pPr>
+        <w:rPr>
+          <w:rFonts w:ascii="Aptos" w:hAnsi="Aptos"/>
+        </w:rPr>
+      </w:pPr>
+    </w:p>
     <w:p>
       <w:pPr>
         <w:pStyle w:val="Heading2"/>
+        <w:rPr>
+          <w:rFonts w:ascii="Aptos" w:hAnsi="Aptos"/>
+        </w:rPr>
       </w:pPr>
       <w:bookmarkStart w:id="22" w:name="_Toc224469557"/>
       <w:r>
+        <w:rPr>
+          <w:rFonts w:ascii="Aptos" w:hAnsi="Aptos"/>
+        </w:rPr>
         <w:t>S</w:t>
       </w:r>
       <w:bookmarkEnd w:id="22"/>
       <w:r>
+        <w:rPr>
+          <w:rFonts w:ascii="Aptos" w:hAnsi="Aptos"/>
+        </w:rPr>
         <w:t>ystem Architecture Overview</w:t>
       </w:r>
     </w:p>
@@ -8873,7 +9532,39 @@
         <w:rPr>
           <w:rFonts w:ascii="Aptos" w:hAnsi="Aptos"/>
         </w:rPr>
-        <w:t>To circumvent the problem, we have created an offline-online architecture. In the Offline Phase, heavy data manipulation, vectorisation, and manifold learning are done in batches to manage VRAM. The results are static mathematical arrays (.npy files) and structured metadata in JSON. In the Online Phase, the precomputed structures are loaded into memory, which allows a lightweight web server to render interactive visuali</w:t>
+        <w:t>W</w:t>
+      </w:r>
+      <w:r>
+        <w:rPr>
+          <w:rFonts w:ascii="Aptos" w:hAnsi="Aptos"/>
+        </w:rPr>
+        <w:t>e have created an offline-online architecture</w:t>
+      </w:r>
+      <w:r>
+        <w:rPr>
+          <w:rFonts w:ascii="Aptos" w:hAnsi="Aptos"/>
+        </w:rPr>
+        <w:t xml:space="preserve"> to get rid of this problem</w:t>
+      </w:r>
+      <w:r>
+        <w:rPr>
+          <w:rFonts w:ascii="Aptos" w:hAnsi="Aptos"/>
+        </w:rPr>
+        <w:t>. In the Offline Phase, heavy data manipulation, vectorisation, and manifold learning are done in batches to manage VRAM. The results are static mathematical arrays (.</w:t>
+      </w:r>
+      <w:proofErr w:type="spellStart"/>
+      <w:r>
+        <w:rPr>
+          <w:rFonts w:ascii="Aptos" w:hAnsi="Aptos"/>
+        </w:rPr>
+        <w:t>npy</w:t>
+      </w:r>
+      <w:proofErr w:type="spellEnd"/>
+      <w:r>
+        <w:rPr>
+          <w:rFonts w:ascii="Aptos" w:hAnsi="Aptos"/>
+        </w:rPr>
+        <w:t xml:space="preserve"> files) and structured metadata in JSON. In the Online Phase, the precomputed structures are loaded into memory, which allows a lightweight web server to render interactive visuali</w:t>
       </w:r>
       <w:r>
         <w:rPr>
@@ -8885,25 +9576,40 @@
         <w:rPr>
           <w:rFonts w:ascii="Aptos" w:hAnsi="Aptos"/>
         </w:rPr>
-        <w:t>ations in sub-second times without GPU inference. The data pipeline from the CrisisMMD dataset to the frontend UI is depicted in Figure 5.</w:t>
-      </w:r>
-    </w:p>
-    <w:p>
-      <w:pPr>
-        <w:rPr>
-          <w:rFonts w:ascii="Aptos" w:hAnsi="Aptos"/>
-        </w:rPr>
-      </w:pPr>
-    </w:p>
-    <w:p>
-      <w:pPr>
-        <w:rPr>
-          <w:rFonts w:ascii="Aptos" w:hAnsi="Aptos"/>
-        </w:rPr>
-      </w:pPr>
-      <w:r>
-        <w:rPr>
-          <w:rFonts w:ascii="Aptos" w:hAnsi="Aptos"/>
+        <w:t xml:space="preserve">ations in sub-second times without GPU inference. The data pipeline from the </w:t>
+      </w:r>
+      <w:proofErr w:type="spellStart"/>
+      <w:r>
+        <w:rPr>
+          <w:rFonts w:ascii="Aptos" w:hAnsi="Aptos"/>
+        </w:rPr>
+        <w:t>CrisisMMD</w:t>
+      </w:r>
+      <w:proofErr w:type="spellEnd"/>
+      <w:r>
+        <w:rPr>
+          <w:rFonts w:ascii="Aptos" w:hAnsi="Aptos"/>
+        </w:rPr>
+        <w:t xml:space="preserve"> dataset to the frontend UI is depicted in Figure 5.</w:t>
+      </w:r>
+    </w:p>
+    <w:p>
+      <w:pPr>
+        <w:rPr>
+          <w:rFonts w:ascii="Aptos" w:hAnsi="Aptos"/>
+        </w:rPr>
+      </w:pPr>
+    </w:p>
+    <w:p>
+      <w:pPr>
+        <w:rPr>
+          <w:rFonts w:ascii="Aptos" w:hAnsi="Aptos"/>
+        </w:rPr>
+      </w:pPr>
+      <w:r>
+        <w:rPr>
+          <w:rFonts w:ascii="Aptos" w:hAnsi="Aptos"/>
+          <w:noProof/>
         </w:rPr>
         <w:lastRenderedPageBreak/>
         <w:drawing>
@@ -8977,17 +9683,35 @@
         </w:rPr>
       </w:pPr>
     </w:p>
-    <w:p/>
+    <w:p>
+      <w:pPr>
+        <w:rPr>
+          <w:rFonts w:ascii="Aptos" w:hAnsi="Aptos"/>
+        </w:rPr>
+      </w:pPr>
+    </w:p>
     <w:p>
       <w:pPr>
         <w:pStyle w:val="Heading2"/>
-      </w:pPr>
-      <w:r>
+        <w:rPr>
+          <w:rFonts w:ascii="Aptos" w:hAnsi="Aptos"/>
+        </w:rPr>
+      </w:pPr>
+      <w:r>
+        <w:rPr>
+          <w:rFonts w:ascii="Aptos" w:hAnsi="Aptos"/>
+        </w:rPr>
         <w:lastRenderedPageBreak/>
         <w:t>Software Design and Data Management</w:t>
       </w:r>
     </w:p>
-    <w:p/>
+    <w:p>
+      <w:pPr>
+        <w:rPr>
+          <w:rFonts w:ascii="Aptos" w:hAnsi="Aptos"/>
+        </w:rPr>
+      </w:pPr>
+    </w:p>
     <w:p>
       <w:pPr>
         <w:rPr>
@@ -9029,6 +9753,7 @@
       <w:r>
         <w:rPr>
           <w:rFonts w:ascii="Aptos" w:hAnsi="Aptos"/>
+          <w:noProof/>
         </w:rPr>
         <w:drawing>
           <wp:inline distT="0" distB="0" distL="0" distR="0" wp14:anchorId="2AC12EE3" wp14:editId="318C3DD7">
@@ -9084,27 +9809,41 @@
         <w:rPr>
           <w:rFonts w:ascii="Aptos" w:hAnsi="Aptos"/>
         </w:rPr>
-        <w:t>Figure 6: UML Component Diagram of the system, with the clear distinction between the data processing scripts, the AI engine, and the web app.</w:t>
-      </w:r>
-    </w:p>
-    <w:p>
-      <w:pPr>
-        <w:rPr>
-          <w:rFonts w:ascii="Aptos" w:hAnsi="Aptos"/>
-        </w:rPr>
-      </w:pPr>
-    </w:p>
-    <w:p>
-      <w:pPr>
-        <w:rPr>
-          <w:rFonts w:ascii="Aptos" w:hAnsi="Aptos"/>
-        </w:rPr>
-      </w:pPr>
-      <w:r>
-        <w:rPr>
-          <w:rFonts w:ascii="Aptos" w:hAnsi="Aptos"/>
-        </w:rPr>
-        <w:t>Data management is a key aspect of the system. The CrisisMMD dataset has over 18,000 images, with many images exhibiting corruption, incorrect formats</w:t>
+        <w:t>Figure 6: UML Component Diagram of the system with the clear distinction between the data processing scripts, the AI engine, and the web app.</w:t>
+      </w:r>
+    </w:p>
+    <w:p>
+      <w:pPr>
+        <w:rPr>
+          <w:rFonts w:ascii="Aptos" w:hAnsi="Aptos"/>
+        </w:rPr>
+      </w:pPr>
+    </w:p>
+    <w:p>
+      <w:pPr>
+        <w:rPr>
+          <w:rFonts w:ascii="Aptos" w:hAnsi="Aptos"/>
+        </w:rPr>
+      </w:pPr>
+      <w:r>
+        <w:rPr>
+          <w:rFonts w:ascii="Aptos" w:hAnsi="Aptos"/>
+        </w:rPr>
+        <w:t xml:space="preserve">Data management is a key aspect of the system. The </w:t>
+      </w:r>
+      <w:proofErr w:type="spellStart"/>
+      <w:r>
+        <w:rPr>
+          <w:rFonts w:ascii="Aptos" w:hAnsi="Aptos"/>
+        </w:rPr>
+        <w:t>CrisisMMD</w:t>
+      </w:r>
+      <w:proofErr w:type="spellEnd"/>
+      <w:r>
+        <w:rPr>
+          <w:rFonts w:ascii="Aptos" w:hAnsi="Aptos"/>
+        </w:rPr>
+        <w:t xml:space="preserve"> dataset has over 18,000 images, with many images exhibiting corruption, incorrect formats</w:t>
       </w:r>
       <w:r>
         <w:rPr>
@@ -9131,120 +9870,1267 @@
         <w:t>es runtime exceptions during the computationally expensive Offline Phase.</w:t>
       </w:r>
     </w:p>
+    <w:p>
+      <w:pPr>
+        <w:rPr>
+          <w:rFonts w:ascii="Aptos" w:hAnsi="Aptos"/>
+        </w:rPr>
+      </w:pPr>
+    </w:p>
+    <w:p>
+      <w:pPr>
+        <w:rPr>
+          <w:rFonts w:ascii="Aptos" w:hAnsi="Aptos"/>
+        </w:rPr>
+      </w:pPr>
+    </w:p>
+    <w:p>
+      <w:pPr>
+        <w:rPr>
+          <w:rFonts w:ascii="Aptos" w:hAnsi="Aptos"/>
+        </w:rPr>
+      </w:pPr>
+    </w:p>
+    <w:p>
+      <w:pPr>
+        <w:pStyle w:val="Heading2"/>
+        <w:rPr>
+          <w:rFonts w:ascii="Aptos" w:hAnsi="Aptos"/>
+        </w:rPr>
+      </w:pPr>
+      <w:r>
+        <w:rPr>
+          <w:rFonts w:ascii="Aptos" w:hAnsi="Aptos"/>
+        </w:rPr>
+        <w:lastRenderedPageBreak/>
+        <w:t>Algorithm Design</w:t>
+      </w:r>
+    </w:p>
+    <w:p>
+      <w:pPr>
+        <w:rPr>
+          <w:rFonts w:ascii="Aptos" w:hAnsi="Aptos"/>
+        </w:rPr>
+      </w:pPr>
+    </w:p>
+    <w:p>
+      <w:pPr>
+        <w:rPr>
+          <w:rFonts w:ascii="Aptos" w:hAnsi="Aptos"/>
+        </w:rPr>
+      </w:pPr>
+      <w:r>
+        <w:rPr>
+          <w:rFonts w:ascii="Aptos" w:hAnsi="Aptos"/>
+        </w:rPr>
+        <w:t xml:space="preserve">The core of this intelligence lies in a set of sophisticated algorithms that were specifically selected for their ability to </w:t>
+      </w:r>
+      <w:r>
+        <w:rPr>
+          <w:rFonts w:ascii="Aptos" w:hAnsi="Aptos"/>
+        </w:rPr>
+        <w:t>accelerate</w:t>
+      </w:r>
+      <w:r>
+        <w:rPr>
+          <w:rFonts w:ascii="Aptos" w:hAnsi="Aptos"/>
+        </w:rPr>
+        <w:t xml:space="preserve"> true zero-shot exploration.</w:t>
+      </w:r>
+    </w:p>
+    <w:p>
+      <w:pPr>
+        <w:rPr>
+          <w:rFonts w:ascii="Aptos" w:hAnsi="Aptos"/>
+        </w:rPr>
+      </w:pPr>
+    </w:p>
+    <w:p>
+      <w:pPr>
+        <w:pStyle w:val="Heading3"/>
+        <w:rPr>
+          <w:rFonts w:ascii="Aptos" w:hAnsi="Aptos"/>
+          <w:sz w:val="22"/>
+          <w:szCs w:val="22"/>
+        </w:rPr>
+      </w:pPr>
+      <w:r>
+        <w:rPr>
+          <w:rFonts w:ascii="Aptos" w:hAnsi="Aptos"/>
+          <w:sz w:val="22"/>
+          <w:szCs w:val="22"/>
+        </w:rPr>
+        <w:t>Zero-Shot Classification using Two-Anchors Scoring</w:t>
+      </w:r>
+    </w:p>
+    <w:p>
+      <w:pPr>
+        <w:rPr>
+          <w:rFonts w:ascii="Aptos" w:hAnsi="Aptos"/>
+        </w:rPr>
+      </w:pPr>
+    </w:p>
+    <w:p>
+      <w:pPr>
+        <w:rPr>
+          <w:rFonts w:ascii="Aptos" w:hAnsi="Aptos"/>
+        </w:rPr>
+      </w:pPr>
+      <w:proofErr w:type="gramStart"/>
+      <w:r>
+        <w:rPr>
+          <w:rFonts w:ascii="Aptos" w:hAnsi="Aptos"/>
+        </w:rPr>
+        <w:t>In order to</w:t>
+      </w:r>
+      <w:proofErr w:type="gramEnd"/>
+      <w:r>
+        <w:rPr>
+          <w:rFonts w:ascii="Aptos" w:hAnsi="Aptos"/>
+        </w:rPr>
+        <w:t xml:space="preserve"> achieve an unsupervised damage severity assessment (FR-04), we proposed a scoring approach based on two-anchors comparative scoring. Instead of using one single threshold value, the system calculates the cosine similarity between the image embedding and two opposite semantic anchors, such as </w:t>
+      </w:r>
+      <w:r>
+        <w:rPr>
+          <w:rFonts w:ascii="Aptos" w:hAnsi="Aptos"/>
+        </w:rPr>
+        <w:t>“</w:t>
+      </w:r>
+      <w:r>
+        <w:rPr>
+          <w:rFonts w:ascii="Aptos" w:hAnsi="Aptos"/>
+        </w:rPr>
+        <w:t xml:space="preserve">a photo of a completely destroyed building" and </w:t>
+      </w:r>
+      <w:r>
+        <w:rPr>
+          <w:rFonts w:ascii="Aptos" w:hAnsi="Aptos"/>
+        </w:rPr>
+        <w:t>“</w:t>
+      </w:r>
+      <w:r>
+        <w:rPr>
+          <w:rFonts w:ascii="Aptos" w:hAnsi="Aptos"/>
+        </w:rPr>
+        <w:t>a photo of an undamaged, intact building.</w:t>
+      </w:r>
+      <w:r>
+        <w:rPr>
+          <w:rFonts w:ascii="Aptos" w:hAnsi="Aptos"/>
+        </w:rPr>
+        <w:t>”</w:t>
+      </w:r>
+      <w:r>
+        <w:rPr>
+          <w:rFonts w:ascii="Aptos" w:hAnsi="Aptos"/>
+        </w:rPr>
+        <w:t xml:space="preserve"> The final damage severity score is based on the relative distance between these two vectors. This </w:t>
+      </w:r>
+      <w:r>
+        <w:rPr>
+          <w:rFonts w:ascii="Aptos" w:hAnsi="Aptos"/>
+        </w:rPr>
+        <w:t>method</w:t>
+      </w:r>
+      <w:r>
+        <w:rPr>
+          <w:rFonts w:ascii="Aptos" w:hAnsi="Aptos"/>
+        </w:rPr>
+        <w:t xml:space="preserve"> </w:t>
+      </w:r>
+      <w:r>
+        <w:rPr>
+          <w:rFonts w:ascii="Aptos" w:hAnsi="Aptos"/>
+        </w:rPr>
+        <w:t>massively</w:t>
+      </w:r>
+      <w:r>
+        <w:rPr>
+          <w:rFonts w:ascii="Aptos" w:hAnsi="Aptos"/>
+        </w:rPr>
+        <w:t xml:space="preserve"> improves the stability of classification results compared with single-prompt matching. The assessment is based on a continuous semantic spectrum.</w:t>
+      </w:r>
+    </w:p>
+    <w:p>
+      <w:pPr>
+        <w:rPr>
+          <w:rFonts w:ascii="Aptos" w:hAnsi="Aptos"/>
+        </w:rPr>
+      </w:pPr>
+    </w:p>
+    <w:p>
+      <w:pPr>
+        <w:pStyle w:val="Heading3"/>
+        <w:rPr>
+          <w:rFonts w:ascii="Aptos" w:hAnsi="Aptos"/>
+          <w:sz w:val="22"/>
+          <w:szCs w:val="22"/>
+        </w:rPr>
+      </w:pPr>
+      <w:r>
+        <w:rPr>
+          <w:rFonts w:ascii="Aptos" w:hAnsi="Aptos"/>
+          <w:sz w:val="22"/>
+          <w:szCs w:val="22"/>
+        </w:rPr>
+        <w:t>Explainability using Patch CLS Attention Heatmaps</w:t>
+      </w:r>
+    </w:p>
+    <w:p>
+      <w:pPr>
+        <w:rPr>
+          <w:rFonts w:ascii="Aptos" w:hAnsi="Aptos"/>
+        </w:rPr>
+      </w:pPr>
+    </w:p>
+    <w:p>
+      <w:pPr>
+        <w:rPr>
+          <w:rFonts w:ascii="Aptos" w:hAnsi="Aptos"/>
+        </w:rPr>
+      </w:pPr>
+      <w:r>
+        <w:rPr>
+          <w:rFonts w:ascii="Aptos" w:hAnsi="Aptos"/>
+        </w:rPr>
+        <w:t xml:space="preserve">To address this </w:t>
+      </w:r>
+      <w:r>
+        <w:rPr>
+          <w:rFonts w:ascii="Aptos" w:hAnsi="Aptos"/>
+        </w:rPr>
+        <w:t>“</w:t>
+      </w:r>
+      <w:r>
+        <w:rPr>
+          <w:rFonts w:ascii="Aptos" w:hAnsi="Aptos"/>
+        </w:rPr>
+        <w:t>black box</w:t>
+      </w:r>
+      <w:r>
+        <w:rPr>
+          <w:rFonts w:ascii="Aptos" w:hAnsi="Aptos"/>
+        </w:rPr>
+        <w:t>”</w:t>
+      </w:r>
+      <w:r>
+        <w:rPr>
+          <w:rFonts w:ascii="Aptos" w:hAnsi="Aptos"/>
+        </w:rPr>
+        <w:t xml:space="preserve"> problem of Vision Transformers and gain the trust of the operator, we developed an explainability feature</w:t>
+      </w:r>
+      <w:r>
+        <w:rPr>
+          <w:rFonts w:ascii="Aptos" w:hAnsi="Aptos"/>
+        </w:rPr>
+        <w:t xml:space="preserve"> like the</w:t>
+      </w:r>
+      <w:r>
+        <w:rPr>
+          <w:rFonts w:ascii="Aptos" w:hAnsi="Aptos"/>
+        </w:rPr>
+        <w:t xml:space="preserve"> FR-05. In this feature, when an input image is passed through the </w:t>
+      </w:r>
+      <w:proofErr w:type="spellStart"/>
+      <w:r>
+        <w:rPr>
+          <w:rFonts w:ascii="Aptos" w:hAnsi="Aptos"/>
+        </w:rPr>
+        <w:t>ViT</w:t>
+      </w:r>
+      <w:proofErr w:type="spellEnd"/>
+      <w:r>
+        <w:rPr>
+          <w:rFonts w:ascii="Aptos" w:hAnsi="Aptos"/>
+        </w:rPr>
+        <w:t xml:space="preserve"> model, the input image is divided into a grid of non-overlapping patches, with a global class token (CLS) included. The attention weights between the CLS token and the spatial patches in the last transformer layer are extracted, creating a 2D spatial heatmap, which is then upscaled and superimposed onto the original input image, thereby highlighting the most semantically relevant pixels according to the model</w:t>
+      </w:r>
+      <w:r>
+        <w:rPr>
+          <w:rFonts w:ascii="Aptos" w:hAnsi="Aptos"/>
+        </w:rPr>
+        <w:t xml:space="preserve"> </w:t>
+      </w:r>
+      <w:r>
+        <w:rPr>
+          <w:rFonts w:ascii="Aptos" w:hAnsi="Aptos"/>
+        </w:rPr>
+        <w:t xml:space="preserve">as shown </w:t>
+      </w:r>
+      <w:r>
+        <w:rPr>
+          <w:rFonts w:ascii="Aptos" w:hAnsi="Aptos"/>
+        </w:rPr>
+        <w:t xml:space="preserve">here </w:t>
+      </w:r>
+      <w:r>
+        <w:rPr>
+          <w:rFonts w:ascii="Aptos" w:hAnsi="Aptos"/>
+        </w:rPr>
+        <w:t>in the following figure.</w:t>
+      </w:r>
+    </w:p>
+    <w:p>
+      <w:pPr>
+        <w:rPr>
+          <w:rFonts w:ascii="Aptos" w:hAnsi="Aptos"/>
+        </w:rPr>
+      </w:pPr>
+    </w:p>
+    <w:p>
+      <w:pPr>
+        <w:rPr>
+          <w:rFonts w:ascii="Aptos" w:hAnsi="Aptos"/>
+        </w:rPr>
+      </w:pPr>
+      <w:r>
+        <w:rPr>
+          <w:rFonts w:ascii="Aptos" w:hAnsi="Aptos"/>
+          <w:noProof/>
+        </w:rPr>
+        <w:lastRenderedPageBreak/>
+        <w:drawing>
+          <wp:inline distT="0" distB="0" distL="0" distR="0" wp14:anchorId="77197ED9" wp14:editId="282453CD">
+            <wp:extent cx="5039428" cy="8487960"/>
+            <wp:effectExtent l="0" t="0" r="8890" b="8890"/>
+            <wp:docPr id="1464000991" name="Picture 1"/>
+            <wp:cNvGraphicFramePr>
+              <a:graphicFrameLocks xmlns:a="http://schemas.openxmlformats.org/drawingml/2006/main" noChangeAspect="1"/>
+            </wp:cNvGraphicFramePr>
+            <a:graphic xmlns:a="http://schemas.openxmlformats.org/drawingml/2006/main">
+              <a:graphicData uri="http://schemas.openxmlformats.org/drawingml/2006/picture">
+                <pic:pic xmlns:pic="http://schemas.openxmlformats.org/drawingml/2006/picture">
+                  <pic:nvPicPr>
+                    <pic:cNvPr id="1464000991" name=""/>
+                    <pic:cNvPicPr/>
+                  </pic:nvPicPr>
+                  <pic:blipFill>
+                    <a:blip r:embed="rId18"/>
+                    <a:stretch>
+                      <a:fillRect/>
+                    </a:stretch>
+                  </pic:blipFill>
+                  <pic:spPr>
+                    <a:xfrm>
+                      <a:off x="0" y="0"/>
+                      <a:ext cx="5039428" cy="8487960"/>
+                    </a:xfrm>
+                    <a:prstGeom prst="rect">
+                      <a:avLst/>
+                    </a:prstGeom>
+                  </pic:spPr>
+                </pic:pic>
+              </a:graphicData>
+            </a:graphic>
+          </wp:inline>
+        </w:drawing>
+      </w:r>
+    </w:p>
+    <w:p>
+      <w:pPr>
+        <w:rPr>
+          <w:rFonts w:ascii="Aptos" w:hAnsi="Aptos"/>
+        </w:rPr>
+      </w:pPr>
+    </w:p>
+    <w:p>
+      <w:pPr>
+        <w:rPr>
+          <w:rFonts w:ascii="Aptos" w:hAnsi="Aptos"/>
+        </w:rPr>
+      </w:pPr>
+      <w:r>
+        <w:rPr>
+          <w:rFonts w:ascii="Aptos" w:hAnsi="Aptos"/>
+        </w:rPr>
+        <w:lastRenderedPageBreak/>
+        <w:t xml:space="preserve">Figure 7: An attention heatmap from the final </w:t>
+      </w:r>
+      <w:proofErr w:type="spellStart"/>
+      <w:r>
+        <w:rPr>
+          <w:rFonts w:ascii="Aptos" w:hAnsi="Aptos"/>
+        </w:rPr>
+        <w:t>ViT</w:t>
+      </w:r>
+      <w:proofErr w:type="spellEnd"/>
+      <w:r>
+        <w:rPr>
+          <w:rFonts w:ascii="Aptos" w:hAnsi="Aptos"/>
+        </w:rPr>
+        <w:t xml:space="preserve"> layer, pinpointing the regions of structural damage that align with the user's semantic query.</w:t>
+      </w:r>
+      <w:r>
+        <w:rPr>
+          <w:rFonts w:ascii="Aptos" w:hAnsi="Aptos"/>
+        </w:rPr>
+        <w:t xml:space="preserve"> The user searched for “Damaged Bridge”.</w:t>
+      </w:r>
+    </w:p>
+    <w:p>
+      <w:pPr>
+        <w:rPr>
+          <w:rFonts w:ascii="Aptos" w:hAnsi="Aptos"/>
+        </w:rPr>
+      </w:pPr>
+    </w:p>
+    <w:p>
+      <w:pPr>
+        <w:pStyle w:val="Heading3"/>
+        <w:rPr>
+          <w:rFonts w:ascii="Aptos" w:hAnsi="Aptos"/>
+          <w:sz w:val="22"/>
+          <w:szCs w:val="22"/>
+        </w:rPr>
+      </w:pPr>
+      <w:r>
+        <w:rPr>
+          <w:rFonts w:ascii="Aptos" w:hAnsi="Aptos"/>
+          <w:sz w:val="22"/>
+          <w:szCs w:val="22"/>
+        </w:rPr>
+        <w:t>Unsupervised Thematic Discovery</w:t>
+      </w:r>
+    </w:p>
+    <w:p>
+      <w:pPr>
+        <w:rPr>
+          <w:rFonts w:ascii="Aptos" w:hAnsi="Aptos"/>
+        </w:rPr>
+      </w:pPr>
+    </w:p>
+    <w:p>
+      <w:pPr>
+        <w:rPr>
+          <w:rFonts w:ascii="Aptos" w:hAnsi="Aptos"/>
+        </w:rPr>
+      </w:pPr>
+      <w:r>
+        <w:rPr>
+          <w:rFonts w:ascii="Aptos" w:hAnsi="Aptos"/>
+        </w:rPr>
+        <w:t>To perform unsupervised thematic discovery of the input images, i.e., FR-06, we selected the unsupervised clustering algorithm, HDBSCAN, as opposed to centroid-based clustering algorithms like K-Means. The reason is that the data points cannot always be divided into a certain number of spherical clusters as implied by the K-Means algorithm, especially when dealing with the thematic discovery of disaster-related data, which is not necessarily continuous in the feature space. On the other hand, the density-based clustering algorithm, HDBSCAN, is designed specifically to handle the 2D points obtained from the UMAP algorithm, thereby producing geometrically meaningful clustering assignments.</w:t>
+      </w:r>
+    </w:p>
+    <w:p>
+      <w:pPr>
+        <w:rPr>
+          <w:rFonts w:ascii="Aptos" w:hAnsi="Aptos"/>
+        </w:rPr>
+      </w:pPr>
+    </w:p>
+    <w:p>
+      <w:pPr>
+        <w:pStyle w:val="Heading2"/>
+        <w:rPr>
+          <w:rFonts w:ascii="Aptos" w:hAnsi="Aptos"/>
+        </w:rPr>
+      </w:pPr>
+      <w:r>
+        <w:rPr>
+          <w:rFonts w:ascii="Aptos" w:hAnsi="Aptos"/>
+        </w:rPr>
+        <w:t>Experimental Design Ablation Study</w:t>
+      </w:r>
+    </w:p>
+    <w:p>
+      <w:pPr>
+        <w:rPr>
+          <w:rFonts w:ascii="Aptos" w:hAnsi="Aptos"/>
+        </w:rPr>
+      </w:pPr>
+    </w:p>
+    <w:p>
+      <w:pPr>
+        <w:rPr>
+          <w:rFonts w:ascii="Aptos" w:hAnsi="Aptos"/>
+        </w:rPr>
+      </w:pPr>
+      <w:r>
+        <w:rPr>
+          <w:rFonts w:ascii="Aptos" w:hAnsi="Aptos"/>
+        </w:rPr>
+        <w:t>A</w:t>
+      </w:r>
+      <w:r>
+        <w:rPr>
+          <w:rFonts w:ascii="Aptos" w:hAnsi="Aptos"/>
+        </w:rPr>
+        <w:t xml:space="preserve"> multi-model ablation study has been </w:t>
+      </w:r>
+      <w:r>
+        <w:rPr>
+          <w:rFonts w:ascii="Aptos" w:hAnsi="Aptos"/>
+        </w:rPr>
+        <w:t>created and developed a</w:t>
+      </w:r>
+      <w:r>
+        <w:rPr>
+          <w:rFonts w:ascii="Aptos" w:hAnsi="Aptos"/>
+        </w:rPr>
+        <w:t>s a means of mathematically justifying the architectural decisions</w:t>
+      </w:r>
+      <w:r>
+        <w:rPr>
+          <w:rFonts w:ascii="Aptos" w:hAnsi="Aptos"/>
+        </w:rPr>
+        <w:t xml:space="preserve"> </w:t>
+      </w:r>
+      <w:r>
+        <w:rPr>
+          <w:rFonts w:ascii="Aptos" w:hAnsi="Aptos"/>
+        </w:rPr>
+        <w:t>such as the choice of CLIP and UM</w:t>
+      </w:r>
+      <w:r>
+        <w:rPr>
+          <w:rFonts w:ascii="Aptos" w:hAnsi="Aptos"/>
+        </w:rPr>
+        <w:t>A</w:t>
+      </w:r>
+      <w:r>
+        <w:rPr>
+          <w:rFonts w:ascii="Aptos" w:hAnsi="Aptos"/>
+        </w:rPr>
+        <w:t>P</w:t>
+      </w:r>
+      <w:r>
+        <w:rPr>
+          <w:rFonts w:ascii="Aptos" w:hAnsi="Aptos"/>
+        </w:rPr>
+        <w:t>. This experimental paradigm has been designed as a means of pro-actively answering any questions regarding the inherent bias of the model and its ability to reduce effectively.</w:t>
+      </w:r>
+    </w:p>
+    <w:p>
+      <w:pPr>
+        <w:rPr>
+          <w:rFonts w:ascii="Aptos" w:hAnsi="Aptos"/>
+        </w:rPr>
+      </w:pPr>
+    </w:p>
+    <w:p>
+      <w:pPr>
+        <w:rPr>
+          <w:rFonts w:ascii="Aptos" w:hAnsi="Aptos"/>
+        </w:rPr>
+      </w:pPr>
+      <w:r>
+        <w:rPr>
+          <w:rFonts w:ascii="Aptos" w:hAnsi="Aptos"/>
+        </w:rPr>
+        <w:t>The experimental paradigm has been defined as a 3x3 matrix, comparing three different embedding architectures against three different dimensionality reduction techniques.</w:t>
+      </w:r>
+    </w:p>
+    <w:p>
+      <w:pPr>
+        <w:rPr>
+          <w:rFonts w:ascii="Aptos" w:hAnsi="Aptos"/>
+        </w:rPr>
+      </w:pPr>
+    </w:p>
+    <w:p>
+      <w:pPr>
+        <w:rPr>
+          <w:rFonts w:ascii="Aptos" w:hAnsi="Aptos"/>
+        </w:rPr>
+      </w:pPr>
+      <w:r>
+        <w:rPr>
+          <w:rFonts w:ascii="Aptos" w:hAnsi="Aptos"/>
+        </w:rPr>
+        <w:t>The chosen architectures for the experiment were:</w:t>
+      </w:r>
+    </w:p>
+    <w:p>
+      <w:pPr>
+        <w:rPr>
+          <w:rFonts w:ascii="Aptos" w:hAnsi="Aptos"/>
+        </w:rPr>
+      </w:pPr>
+    </w:p>
+    <w:p>
+      <w:pPr>
+        <w:pStyle w:val="ListParagraph"/>
+        <w:numPr>
+          <w:ilvl w:val="0"/>
+          <w:numId w:val="11"/>
+        </w:numPr>
+        <w:rPr>
+          <w:rFonts w:ascii="Aptos" w:hAnsi="Aptos"/>
+        </w:rPr>
+      </w:pPr>
+      <w:r>
+        <w:rPr>
+          <w:rFonts w:ascii="Aptos" w:hAnsi="Aptos"/>
+        </w:rPr>
+        <w:t>CLIP (</w:t>
+      </w:r>
+      <w:proofErr w:type="spellStart"/>
+      <w:r>
+        <w:rPr>
+          <w:rFonts w:ascii="Aptos" w:hAnsi="Aptos"/>
+        </w:rPr>
+        <w:t>ViT</w:t>
+      </w:r>
+      <w:proofErr w:type="spellEnd"/>
+      <w:r>
+        <w:rPr>
+          <w:rFonts w:ascii="Aptos" w:hAnsi="Aptos"/>
+        </w:rPr>
+        <w:t>-B/32): The 512-dimensional baseline model</w:t>
+      </w:r>
+      <w:r>
+        <w:rPr>
+          <w:rFonts w:ascii="Aptos" w:hAnsi="Aptos"/>
+        </w:rPr>
+        <w:t xml:space="preserve"> which uses </w:t>
+      </w:r>
+      <w:r>
+        <w:rPr>
+          <w:rFonts w:ascii="Aptos" w:hAnsi="Aptos"/>
+        </w:rPr>
+        <w:t xml:space="preserve">a </w:t>
+      </w:r>
+      <w:proofErr w:type="spellStart"/>
+      <w:r>
+        <w:rPr>
+          <w:rFonts w:ascii="Aptos" w:hAnsi="Aptos"/>
+        </w:rPr>
+        <w:t>softmax</w:t>
+      </w:r>
+      <w:proofErr w:type="spellEnd"/>
+      <w:r>
+        <w:rPr>
+          <w:rFonts w:ascii="Aptos" w:hAnsi="Aptos"/>
+        </w:rPr>
+        <w:t>-based contrastive loss.</w:t>
+      </w:r>
+    </w:p>
+    <w:p>
+      <w:pPr>
+        <w:rPr>
+          <w:rFonts w:ascii="Aptos" w:hAnsi="Aptos"/>
+        </w:rPr>
+      </w:pPr>
+    </w:p>
+    <w:p>
+      <w:pPr>
+        <w:pStyle w:val="ListParagraph"/>
+        <w:numPr>
+          <w:ilvl w:val="0"/>
+          <w:numId w:val="11"/>
+        </w:numPr>
+        <w:rPr>
+          <w:rFonts w:ascii="Aptos" w:hAnsi="Aptos"/>
+        </w:rPr>
+      </w:pPr>
+      <w:proofErr w:type="spellStart"/>
+      <w:r>
+        <w:rPr>
+          <w:rFonts w:ascii="Aptos" w:hAnsi="Aptos"/>
+        </w:rPr>
+        <w:t>SigLIP</w:t>
+      </w:r>
+      <w:proofErr w:type="spellEnd"/>
+      <w:r>
+        <w:rPr>
+          <w:rFonts w:ascii="Aptos" w:hAnsi="Aptos"/>
+        </w:rPr>
+        <w:t>-base: A state-of-the-art 768-dimensional model</w:t>
+      </w:r>
+      <w:r>
+        <w:rPr>
+          <w:rFonts w:ascii="Aptos" w:hAnsi="Aptos"/>
+        </w:rPr>
+        <w:t xml:space="preserve"> that uses</w:t>
+      </w:r>
+      <w:r>
+        <w:rPr>
+          <w:rFonts w:ascii="Aptos" w:hAnsi="Aptos"/>
+        </w:rPr>
+        <w:t xml:space="preserve"> a pairwise sigmoid-based loss, chosen as a means of testing whether a larger pre-training dataset (</w:t>
+      </w:r>
+      <w:proofErr w:type="spellStart"/>
+      <w:r>
+        <w:rPr>
+          <w:rFonts w:ascii="Aptos" w:hAnsi="Aptos"/>
+        </w:rPr>
+        <w:t>WebLI</w:t>
+      </w:r>
+      <w:proofErr w:type="spellEnd"/>
+      <w:r>
+        <w:rPr>
+          <w:rFonts w:ascii="Aptos" w:hAnsi="Aptos"/>
+        </w:rPr>
+        <w:t>) results in improved out-of-distribution generali</w:t>
+      </w:r>
+      <w:r>
+        <w:rPr>
+          <w:rFonts w:ascii="Aptos" w:hAnsi="Aptos"/>
+        </w:rPr>
+        <w:t>s</w:t>
+      </w:r>
+      <w:r>
+        <w:rPr>
+          <w:rFonts w:ascii="Aptos" w:hAnsi="Aptos"/>
+        </w:rPr>
+        <w:t>ation for crisis-related data.</w:t>
+      </w:r>
+    </w:p>
+    <w:p>
+      <w:pPr>
+        <w:rPr>
+          <w:rFonts w:ascii="Aptos" w:hAnsi="Aptos"/>
+        </w:rPr>
+      </w:pPr>
+    </w:p>
+    <w:p>
+      <w:pPr>
+        <w:pStyle w:val="ListParagraph"/>
+        <w:numPr>
+          <w:ilvl w:val="0"/>
+          <w:numId w:val="11"/>
+        </w:numPr>
+        <w:rPr>
+          <w:rFonts w:ascii="Aptos" w:hAnsi="Aptos"/>
+        </w:rPr>
+      </w:pPr>
+      <w:r>
+        <w:rPr>
+          <w:rFonts w:ascii="Aptos" w:hAnsi="Aptos"/>
+        </w:rPr>
+        <w:t>ResNet50: A 2048-dimensional Convolutional Neural Network</w:t>
+      </w:r>
+      <w:r>
+        <w:rPr>
+          <w:rFonts w:ascii="Aptos" w:hAnsi="Aptos"/>
+        </w:rPr>
+        <w:t xml:space="preserve"> which was </w:t>
+      </w:r>
+      <w:r>
+        <w:rPr>
+          <w:rFonts w:ascii="Aptos" w:hAnsi="Aptos"/>
+        </w:rPr>
+        <w:t>chosen as a means of testing the efficacy of a traditional CNN-based model, which</w:t>
+      </w:r>
+      <w:r>
+        <w:rPr>
+          <w:rFonts w:ascii="Aptos" w:hAnsi="Aptos"/>
+        </w:rPr>
+        <w:t xml:space="preserve"> in this context</w:t>
+      </w:r>
+      <w:r>
+        <w:rPr>
+          <w:rFonts w:ascii="Aptos" w:hAnsi="Aptos"/>
+        </w:rPr>
+        <w:t xml:space="preserve"> has no inherent understanding of semantic meaning.</w:t>
+      </w:r>
+    </w:p>
+    <w:p>
+      <w:pPr>
+        <w:rPr>
+          <w:rFonts w:ascii="Aptos" w:hAnsi="Aptos"/>
+        </w:rPr>
+      </w:pPr>
+    </w:p>
+    <w:p>
+      <w:pPr>
+        <w:rPr>
+          <w:rFonts w:ascii="Aptos" w:hAnsi="Aptos"/>
+        </w:rPr>
+      </w:pPr>
+      <w:proofErr w:type="gramStart"/>
+      <w:r>
+        <w:rPr>
+          <w:rFonts w:ascii="Aptos" w:hAnsi="Aptos"/>
+        </w:rPr>
+        <w:lastRenderedPageBreak/>
+        <w:t>All of</w:t>
+      </w:r>
+      <w:proofErr w:type="gramEnd"/>
+      <w:r>
+        <w:rPr>
+          <w:rFonts w:ascii="Aptos" w:hAnsi="Aptos"/>
+        </w:rPr>
+        <w:t xml:space="preserve"> these embeddings have been reduced by means of UMAP, t-SNE, and PCA techniques. The quantitative results of this 3x3 grid have been defined by three different metrics. The Silhouette Score has been chosen as a means of evaluating the tightness of the clusters for the ground-truth disaster data points. Importantly, as a means of evaluating the integrity of the manifold, Trustworthiness and Continuity metrics have been implemented. The results of this experimental paradigm are presented in the 3x3 scatter grid in Figure 8.</w:t>
+      </w:r>
+    </w:p>
+    <w:p>
+      <w:pPr>
+        <w:rPr>
+          <w:rFonts w:ascii="Aptos" w:hAnsi="Aptos"/>
+        </w:rPr>
+      </w:pPr>
+    </w:p>
+    <w:p>
+      <w:pPr>
+        <w:rPr>
+          <w:rFonts w:ascii="Aptos" w:hAnsi="Aptos"/>
+        </w:rPr>
+      </w:pPr>
+      <w:r>
+        <w:rPr>
+          <w:rFonts w:ascii="Aptos" w:hAnsi="Aptos"/>
+          <w:noProof/>
+        </w:rPr>
+        <w:drawing>
+          <wp:inline distT="0" distB="0" distL="0" distR="0" wp14:anchorId="6FB147E6" wp14:editId="2FEE8AC0">
+            <wp:extent cx="4639733" cy="2903220"/>
+            <wp:effectExtent l="0" t="0" r="8890" b="0"/>
+            <wp:docPr id="1914015160" name="Picture 1"/>
+            <wp:cNvGraphicFramePr>
+              <a:graphicFrameLocks xmlns:a="http://schemas.openxmlformats.org/drawingml/2006/main" noChangeAspect="1"/>
+            </wp:cNvGraphicFramePr>
+            <a:graphic xmlns:a="http://schemas.openxmlformats.org/drawingml/2006/main">
+              <a:graphicData uri="http://schemas.openxmlformats.org/drawingml/2006/picture">
+                <pic:pic xmlns:pic="http://schemas.openxmlformats.org/drawingml/2006/picture">
+                  <pic:nvPicPr>
+                    <pic:cNvPr id="1914015160" name="Picture 1914015160"/>
+                    <pic:cNvPicPr/>
+                  </pic:nvPicPr>
+                  <pic:blipFill rotWithShape="1">
+                    <a:blip r:embed="rId13">
+                      <a:extLst>
+                        <a:ext uri="{28A0092B-C50C-407E-A947-70E740481C1C}">
+                          <a14:useLocalDpi xmlns:a14="http://schemas.microsoft.com/office/drawing/2010/main" val="0"/>
+                        </a:ext>
+                      </a:extLst>
+                    </a:blip>
+                    <a:srcRect l="3222" t="49055" r="3787" b="17623"/>
+                    <a:stretch>
+                      <a:fillRect/>
+                    </a:stretch>
+                  </pic:blipFill>
+                  <pic:spPr bwMode="auto">
+                    <a:xfrm>
+                      <a:off x="0" y="0"/>
+                      <a:ext cx="4641838" cy="2904537"/>
+                    </a:xfrm>
+                    <a:prstGeom prst="rect">
+                      <a:avLst/>
+                    </a:prstGeom>
+                    <a:ln>
+                      <a:noFill/>
+                    </a:ln>
+                    <a:extLst>
+                      <a:ext uri="{53640926-AAD7-44D8-BBD7-CCE9431645EC}">
+                        <a14:shadowObscured xmlns:a14="http://schemas.microsoft.com/office/drawing/2010/main"/>
+                      </a:ext>
+                    </a:extLst>
+                  </pic:spPr>
+                </pic:pic>
+              </a:graphicData>
+            </a:graphic>
+          </wp:inline>
+        </w:drawing>
+      </w:r>
+    </w:p>
+    <w:p>
+      <w:pPr>
+        <w:rPr>
+          <w:rFonts w:ascii="Aptos" w:hAnsi="Aptos"/>
+        </w:rPr>
+      </w:pPr>
+      <w:r>
+        <w:rPr>
+          <w:rFonts w:ascii="Aptos" w:hAnsi="Aptos"/>
+        </w:rPr>
+        <w:t xml:space="preserve">Figure 8: The 3x3 experimental ablation </w:t>
+      </w:r>
+      <w:proofErr w:type="gramStart"/>
+      <w:r>
+        <w:rPr>
+          <w:rFonts w:ascii="Aptos" w:hAnsi="Aptos"/>
+        </w:rPr>
+        <w:t>grid</w:t>
+      </w:r>
+      <w:proofErr w:type="gramEnd"/>
+      <w:r>
+        <w:rPr>
+          <w:rFonts w:ascii="Aptos" w:hAnsi="Aptos"/>
+        </w:rPr>
+        <w:t xml:space="preserve"> which is </w:t>
+      </w:r>
+      <w:r>
+        <w:rPr>
+          <w:rFonts w:ascii="Aptos" w:hAnsi="Aptos"/>
+        </w:rPr>
+        <w:t xml:space="preserve">comparing the semantic clustering capabilities of CLIP, </w:t>
+      </w:r>
+      <w:proofErr w:type="spellStart"/>
+      <w:r>
+        <w:rPr>
+          <w:rFonts w:ascii="Aptos" w:hAnsi="Aptos"/>
+        </w:rPr>
+        <w:t>SigLIP</w:t>
+      </w:r>
+      <w:proofErr w:type="spellEnd"/>
+      <w:r>
+        <w:rPr>
+          <w:rFonts w:ascii="Aptos" w:hAnsi="Aptos"/>
+        </w:rPr>
+        <w:t xml:space="preserve"> </w:t>
+      </w:r>
+      <w:r>
+        <w:rPr>
+          <w:rFonts w:ascii="Aptos" w:hAnsi="Aptos"/>
+        </w:rPr>
+        <w:t>and ResNet50 against three different dimensionality reduction</w:t>
+      </w:r>
+      <w:r>
+        <w:rPr>
+          <w:rFonts w:ascii="Aptos" w:hAnsi="Aptos"/>
+        </w:rPr>
+        <w:t xml:space="preserve"> methods</w:t>
+      </w:r>
+      <w:r>
+        <w:rPr>
+          <w:rFonts w:ascii="Aptos" w:hAnsi="Aptos"/>
+        </w:rPr>
+        <w:t>.</w:t>
+      </w:r>
+    </w:p>
+    <w:p>
+      <w:pPr>
+        <w:rPr>
+          <w:rFonts w:ascii="Aptos" w:hAnsi="Aptos"/>
+        </w:rPr>
+      </w:pPr>
+    </w:p>
+    <w:p>
+      <w:pPr>
+        <w:pStyle w:val="Heading2"/>
+        <w:rPr>
+          <w:rFonts w:ascii="Aptos" w:hAnsi="Aptos"/>
+        </w:rPr>
+      </w:pPr>
+      <w:r>
+        <w:rPr>
+          <w:rFonts w:ascii="Aptos" w:hAnsi="Aptos"/>
+        </w:rPr>
+        <w:t>User Interface Design and Privacy</w:t>
+      </w:r>
+    </w:p>
+    <w:p>
+      <w:pPr>
+        <w:rPr>
+          <w:rFonts w:ascii="Aptos" w:hAnsi="Aptos"/>
+        </w:rPr>
+      </w:pPr>
+    </w:p>
+    <w:p>
+      <w:pPr>
+        <w:rPr>
+          <w:rFonts w:ascii="Aptos" w:hAnsi="Aptos"/>
+        </w:rPr>
+      </w:pPr>
+      <w:r>
+        <w:rPr>
+          <w:rFonts w:ascii="Aptos" w:hAnsi="Aptos"/>
+        </w:rPr>
+        <w:t>T</w:t>
+      </w:r>
+      <w:r>
+        <w:rPr>
+          <w:rFonts w:ascii="Aptos" w:hAnsi="Aptos"/>
+        </w:rPr>
+        <w:t xml:space="preserve">he presentation layer has been </w:t>
+      </w:r>
+      <w:r>
+        <w:rPr>
+          <w:rFonts w:ascii="Aptos" w:hAnsi="Aptos"/>
+        </w:rPr>
+        <w:t>created</w:t>
+      </w:r>
+      <w:r>
+        <w:rPr>
+          <w:rFonts w:ascii="Aptos" w:hAnsi="Aptos"/>
+        </w:rPr>
+        <w:t xml:space="preserve"> </w:t>
+      </w:r>
+      <w:r>
+        <w:rPr>
+          <w:rFonts w:ascii="Aptos" w:hAnsi="Aptos"/>
+        </w:rPr>
+        <w:t xml:space="preserve">using </w:t>
+      </w:r>
+      <w:proofErr w:type="spellStart"/>
+      <w:r>
+        <w:rPr>
+          <w:rFonts w:ascii="Aptos" w:hAnsi="Aptos"/>
+        </w:rPr>
+        <w:t>Plotly</w:t>
+      </w:r>
+      <w:proofErr w:type="spellEnd"/>
+      <w:r>
+        <w:rPr>
+          <w:rFonts w:ascii="Aptos" w:hAnsi="Aptos"/>
+        </w:rPr>
+        <w:t xml:space="preserve"> Dash</w:t>
+      </w:r>
+      <w:r>
+        <w:rPr>
+          <w:rFonts w:ascii="Aptos" w:hAnsi="Aptos"/>
+        </w:rPr>
+        <w:t xml:space="preserve"> a</w:t>
+      </w:r>
+      <w:r>
+        <w:rPr>
+          <w:rFonts w:ascii="Aptos" w:hAnsi="Aptos"/>
+        </w:rPr>
+        <w:t>s a means of presenting the results of the experiment</w:t>
+      </w:r>
+      <w:r>
+        <w:rPr>
+          <w:rFonts w:ascii="Aptos" w:hAnsi="Aptos"/>
+        </w:rPr>
+        <w:t>. It was also</w:t>
+      </w:r>
+      <w:r>
+        <w:rPr>
+          <w:rFonts w:ascii="Aptos" w:hAnsi="Aptos"/>
+        </w:rPr>
+        <w:t xml:space="preserve"> chosen for its </w:t>
+      </w:r>
+      <w:r>
+        <w:rPr>
+          <w:rFonts w:ascii="Aptos" w:hAnsi="Aptos"/>
+        </w:rPr>
+        <w:t>smooth</w:t>
+      </w:r>
+      <w:r>
+        <w:rPr>
+          <w:rFonts w:ascii="Aptos" w:hAnsi="Aptos"/>
+        </w:rPr>
+        <w:t xml:space="preserve"> integration into a Python-based data science workflow. The User Interface has been designed in accordance with the principles of progressive disclosure, whereby a tab-based interface has been implemented as a means of separating the immediate operational tools (</w:t>
+      </w:r>
+      <w:r>
+        <w:rPr>
+          <w:rFonts w:ascii="Aptos" w:hAnsi="Aptos"/>
+        </w:rPr>
+        <w:t>“</w:t>
+      </w:r>
+      <w:r>
+        <w:rPr>
+          <w:rFonts w:ascii="Aptos" w:hAnsi="Aptos"/>
+        </w:rPr>
+        <w:t>Data Explorer</w:t>
+      </w:r>
+      <w:r>
+        <w:rPr>
+          <w:rFonts w:ascii="Aptos" w:hAnsi="Aptos"/>
+        </w:rPr>
+        <w:t>”</w:t>
+      </w:r>
+      <w:r>
+        <w:rPr>
+          <w:rFonts w:ascii="Aptos" w:hAnsi="Aptos"/>
+        </w:rPr>
+        <w:t>) from the deeper scientific metrics (</w:t>
+      </w:r>
+      <w:r>
+        <w:rPr>
+          <w:rFonts w:ascii="Aptos" w:hAnsi="Aptos"/>
+        </w:rPr>
+        <w:t>“</w:t>
+      </w:r>
+      <w:r>
+        <w:rPr>
+          <w:rFonts w:ascii="Aptos" w:hAnsi="Aptos"/>
+        </w:rPr>
+        <w:t>Analytics</w:t>
+      </w:r>
+      <w:r>
+        <w:rPr>
+          <w:rFonts w:ascii="Aptos" w:hAnsi="Aptos"/>
+        </w:rPr>
+        <w:t xml:space="preserve">”) </w:t>
+      </w:r>
+      <w:r>
+        <w:rPr>
+          <w:rFonts w:ascii="Aptos" w:hAnsi="Aptos"/>
+        </w:rPr>
+        <w:t>dashboard.</w:t>
+      </w:r>
+    </w:p>
     <w:p/>
     <w:p>
       <w:pPr>
-        <w:pStyle w:val="Heading2"/>
-      </w:pPr>
-      <w:bookmarkStart w:id="23" w:name="_Toc224469559"/>
-      <w:r>
-        <w:t>Experimental design</w:t>
-      </w:r>
-      <w:bookmarkEnd w:id="23"/>
-    </w:p>
-    <w:p>
-      <w:pPr>
-        <w:pStyle w:val="Advice"/>
-      </w:pPr>
-      <w:r>
-        <w:t xml:space="preserve">If you are going to evaluate your </w:t>
-      </w:r>
-      <w:r>
-        <w:t>software or hardware</w:t>
-      </w:r>
-      <w:r>
-        <w:t xml:space="preserve"> by means of a</w:t>
-      </w:r>
-      <w:r>
-        <w:t>ny tests or</w:t>
-      </w:r>
-      <w:r>
-        <w:t xml:space="preserve"> survey</w:t>
-      </w:r>
-      <w:r>
-        <w:t>s</w:t>
-      </w:r>
-      <w:r>
-        <w:t xml:space="preserve">, then </w:t>
-      </w:r>
-      <w:r>
-        <w:t xml:space="preserve">explain </w:t>
-      </w:r>
-      <w:r>
-        <w:t>their</w:t>
-      </w:r>
-      <w:r>
-        <w:t xml:space="preserve"> design here.  If you are doing other experiments (for example measuring the </w:t>
-      </w:r>
-      <w:r>
+        <w:rPr>
+          <w:rFonts w:ascii="Aptos" w:hAnsi="Aptos"/>
+        </w:rPr>
+      </w:pPr>
+      <w:r>
+        <w:rPr>
+          <w:rFonts w:ascii="Aptos" w:hAnsi="Aptos"/>
+        </w:rPr>
+        <w:t>The UMAP scatter plot is an interactive tool for the user to view similar images of the ones they’ve selected. The scatter plot makes the user interact with the mathematical topology of the data which groups images by similar events rather than just images itself. A screenshot of the UMAP scatter plot is shown underneath here as figure 9.</w:t>
+      </w:r>
+    </w:p>
+    <w:p>
+      <w:pPr>
+        <w:rPr>
+          <w:rFonts w:ascii="Aptos" w:hAnsi="Aptos"/>
+        </w:rPr>
+      </w:pPr>
+    </w:p>
+    <w:p>
+      <w:pPr>
+        <w:rPr>
+          <w:rFonts w:ascii="Aptos" w:hAnsi="Aptos"/>
+        </w:rPr>
+      </w:pPr>
+      <w:r>
+        <w:rPr>
+          <w:rFonts w:ascii="Aptos" w:hAnsi="Aptos"/>
+          <w:noProof/>
+        </w:rPr>
         <w:lastRenderedPageBreak/>
-        <w:t>performance of algorithms, extracting data</w:t>
-      </w:r>
-      <w:r>
-        <w:t xml:space="preserve"> </w:t>
-      </w:r>
-      <w:r>
-        <w:t xml:space="preserve">from </w:t>
-      </w:r>
-      <w:r>
-        <w:t>environmental monitoring systems</w:t>
-      </w:r>
-      <w:r>
-        <w:t xml:space="preserve"> or evaluating the performance of </w:t>
-      </w:r>
-      <w:r>
-        <w:t>mechanisms</w:t>
-      </w:r>
-      <w:r>
-        <w:t>)</w:t>
-      </w:r>
-      <w:r>
-        <w:t xml:space="preserve"> </w:t>
-      </w:r>
-      <w:r>
-        <w:t>then you should explain how you have designed the experiments</w:t>
-      </w:r>
-      <w:r>
-        <w:t>, how they must be conducted a</w:t>
-      </w:r>
-      <w:r>
-        <w:t>nd what you expect to learn from them</w:t>
-      </w:r>
-      <w:r>
-        <w:t>.  This is especially important for research-oriented projects.</w:t>
-      </w:r>
-    </w:p>
-    <w:p>
-      <w:r>
-        <w:t>Delete the red paragraph and replace this one with your content (use the “Normal” paragraph style).</w:t>
+        <w:drawing>
+          <wp:inline distT="0" distB="0" distL="0" distR="0" wp14:anchorId="12B7FD23" wp14:editId="19ECCA12">
+            <wp:extent cx="5147733" cy="4605524"/>
+            <wp:effectExtent l="0" t="0" r="0" b="5080"/>
+            <wp:docPr id="1654202236" name="Picture 2"/>
+            <wp:cNvGraphicFramePr>
+              <a:graphicFrameLocks xmlns:a="http://schemas.openxmlformats.org/drawingml/2006/main" noChangeAspect="1"/>
+            </wp:cNvGraphicFramePr>
+            <a:graphic xmlns:a="http://schemas.openxmlformats.org/drawingml/2006/main">
+              <a:graphicData uri="http://schemas.openxmlformats.org/drawingml/2006/picture">
+                <pic:pic xmlns:pic="http://schemas.openxmlformats.org/drawingml/2006/picture">
+                  <pic:nvPicPr>
+                    <pic:cNvPr id="1654202236" name="Picture 1654202236"/>
+                    <pic:cNvPicPr/>
+                  </pic:nvPicPr>
+                  <pic:blipFill rotWithShape="1">
+                    <a:blip r:embed="rId19">
+                      <a:extLst>
+                        <a:ext uri="{28A0092B-C50C-407E-A947-70E740481C1C}">
+                          <a14:useLocalDpi xmlns:a14="http://schemas.microsoft.com/office/drawing/2010/main" val="0"/>
+                        </a:ext>
+                      </a:extLst>
+                    </a:blip>
+                    <a:srcRect l="18319" t="19914" r="41059" b="4711"/>
+                    <a:stretch>
+                      <a:fillRect/>
+                    </a:stretch>
+                  </pic:blipFill>
+                  <pic:spPr bwMode="auto">
+                    <a:xfrm>
+                      <a:off x="0" y="0"/>
+                      <a:ext cx="5164137" cy="4620201"/>
+                    </a:xfrm>
+                    <a:prstGeom prst="rect">
+                      <a:avLst/>
+                    </a:prstGeom>
+                    <a:ln>
+                      <a:noFill/>
+                    </a:ln>
+                    <a:extLst>
+                      <a:ext uri="{53640926-AAD7-44D8-BBD7-CCE9431645EC}">
+                        <a14:shadowObscured xmlns:a14="http://schemas.microsoft.com/office/drawing/2010/main"/>
+                      </a:ext>
+                    </a:extLst>
+                  </pic:spPr>
+                </pic:pic>
+              </a:graphicData>
+            </a:graphic>
+          </wp:inline>
+        </w:drawing>
+      </w:r>
+    </w:p>
+    <w:p>
+      <w:pPr>
+        <w:rPr>
+          <w:rFonts w:ascii="Aptos" w:hAnsi="Aptos"/>
+        </w:rPr>
+      </w:pPr>
+    </w:p>
+    <w:p>
+      <w:pPr>
+        <w:rPr>
+          <w:rFonts w:ascii="Aptos" w:hAnsi="Aptos"/>
+        </w:rPr>
+      </w:pPr>
+      <w:r>
+        <w:rPr>
+          <w:rFonts w:ascii="Aptos" w:hAnsi="Aptos"/>
+        </w:rPr>
+        <w:t xml:space="preserve">Figure 9: Shown a UMAP scatter plot that is used for semantics search controls for the user and is used as a </w:t>
+      </w:r>
+      <w:r>
+        <w:rPr>
+          <w:rFonts w:ascii="Aptos" w:hAnsi="Aptos"/>
+        </w:rPr>
+        <w:t xml:space="preserve">Data explorer interface. </w:t>
+      </w:r>
+    </w:p>
+    <w:p>
+      <w:pPr>
+        <w:rPr>
+          <w:rFonts w:ascii="Aptos" w:hAnsi="Aptos"/>
+        </w:rPr>
+      </w:pPr>
+    </w:p>
+    <w:p>
+      <w:pPr>
+        <w:rPr>
+          <w:rFonts w:ascii="Aptos" w:hAnsi="Aptos"/>
+        </w:rPr>
+      </w:pPr>
+    </w:p>
+    <w:p>
+      <w:pPr>
+        <w:rPr>
+          <w:rFonts w:ascii="Aptos" w:hAnsi="Aptos"/>
+        </w:rPr>
+      </w:pPr>
+      <w:proofErr w:type="gramStart"/>
+      <w:r>
+        <w:rPr>
+          <w:rFonts w:ascii="Aptos" w:hAnsi="Aptos"/>
+        </w:rPr>
+        <w:t>Last but not least</w:t>
+      </w:r>
+      <w:proofErr w:type="gramEnd"/>
+      <w:r>
+        <w:rPr>
+          <w:rFonts w:ascii="Aptos" w:hAnsi="Aptos"/>
+        </w:rPr>
+        <w:t>, we need to address ethical and legal constraints (NFR-03) which are very important in this project. A pipeline was developed featuring the YuNet deep learning face detection model. Before any image gets shown to the user, the image gets passed through the pipeline for YuNet to identify any faces, putting a box around them and then an aggression Gaussian blur is applied on the box and coordinates server-side. This pipeline makes sure that the privacy of the people shown in the dataset are protected and any biometric data is never exposed to the network which guarantees with the compliance with victim dignity principles and data protection regulation</w:t>
+      </w:r>
+      <w:r>
+        <w:rPr>
+          <w:rFonts w:ascii="Aptos" w:hAnsi="Aptos"/>
+        </w:rPr>
+        <w:t>.</w:t>
       </w:r>
     </w:p>
     <w:p>
       <w:pPr>
         <w:pStyle w:val="Heading1"/>
       </w:pPr>
-      <w:bookmarkStart w:id="24" w:name="_Toc224469560"/>
+      <w:bookmarkStart w:id="23" w:name="_Toc224469560"/>
       <w:r>
         <w:lastRenderedPageBreak/>
         <w:t>Implementation and testing</w:t>
       </w:r>
+      <w:bookmarkEnd w:id="23"/>
+    </w:p>
+    <w:p>
+      <w:r>
+        <w:t>Delete the red paragraphs and replace this one with your content (use the “Normal” paragraph style).</w:t>
+      </w:r>
+    </w:p>
+    <w:p/>
+    <w:p>
+      <w:pPr>
+        <w:pStyle w:val="Heading2"/>
+      </w:pPr>
+      <w:bookmarkStart w:id="24" w:name="_Toc224469561"/>
+      <w:r>
+        <w:t>Implementation</w:t>
+      </w:r>
       <w:bookmarkEnd w:id="24"/>
-    </w:p>
-    <w:p>
-      <w:r>
-        <w:t>Delete the red paragraphs and replace this one with your content (use the “Normal” paragraph style).</w:t>
-      </w:r>
-    </w:p>
-    <w:p/>
-    <w:p>
-      <w:pPr>
-        <w:pStyle w:val="Heading2"/>
-      </w:pPr>
-      <w:bookmarkStart w:id="25" w:name="_Toc224469561"/>
-      <w:r>
-        <w:t>Implementation</w:t>
-      </w:r>
-      <w:bookmarkEnd w:id="25"/>
     </w:p>
     <w:p>
       <w:pPr>
@@ -9408,11 +11294,11 @@
       <w:pPr>
         <w:pStyle w:val="Heading2"/>
       </w:pPr>
-      <w:bookmarkStart w:id="26" w:name="_Toc224469562"/>
+      <w:bookmarkStart w:id="25" w:name="_Toc224469562"/>
       <w:r>
         <w:t>Testing</w:t>
       </w:r>
-      <w:bookmarkEnd w:id="26"/>
+      <w:bookmarkEnd w:id="25"/>
     </w:p>
     <w:p>
       <w:pPr>
@@ -9493,56 +11379,56 @@
       <w:pPr>
         <w:pStyle w:val="Heading1"/>
       </w:pPr>
-      <w:bookmarkStart w:id="27" w:name="_Toc224469563"/>
+      <w:bookmarkStart w:id="26" w:name="_Toc224469563"/>
       <w:r>
         <w:lastRenderedPageBreak/>
         <w:t>External concerns</w:t>
       </w:r>
+      <w:bookmarkEnd w:id="26"/>
+    </w:p>
+    <w:p>
+      <w:pPr>
+        <w:pStyle w:val="Advice"/>
+      </w:pPr>
+      <w:r>
+        <w:t>This section considers factors external to your project.</w:t>
+      </w:r>
+      <w:r>
+        <w:t xml:space="preserve">  In your PDD, you considered </w:t>
+      </w:r>
+      <w:r>
+        <w:t xml:space="preserve">external factors which might influence or be influenced by the process of undertaking your project.  In this section, you should consider the </w:t>
+      </w:r>
+      <w:r>
+        <w:t>way in which your project, its results, any knowledge gained from it or its commercial exploitation might affect the wider world.</w:t>
+      </w:r>
+    </w:p>
+    <w:p>
+      <w:r>
+        <w:t>Delete the red paragraphs and replace this one with your content (use the “Normal” paragraph style).</w:t>
+      </w:r>
+    </w:p>
+    <w:p>
+      <w:pPr>
+        <w:pStyle w:val="Heading2"/>
+      </w:pPr>
+      <w:bookmarkStart w:id="27" w:name="_Toc224469564"/>
+      <w:r>
+        <w:t xml:space="preserve">Legal, </w:t>
+      </w:r>
+      <w:r>
+        <w:t>s</w:t>
+      </w:r>
+      <w:r>
+        <w:t xml:space="preserve">ocial and </w:t>
+      </w:r>
+      <w:r>
+        <w:t>e</w:t>
+      </w:r>
+      <w:r>
+        <w:t>thical issues</w:t>
+      </w:r>
       <w:bookmarkEnd w:id="27"/>
-    </w:p>
-    <w:p>
-      <w:pPr>
-        <w:pStyle w:val="Advice"/>
-      </w:pPr>
-      <w:r>
-        <w:t>This section considers factors external to your project.</w:t>
-      </w:r>
-      <w:r>
-        <w:t xml:space="preserve">  In your PDD, you considered </w:t>
-      </w:r>
-      <w:r>
-        <w:t xml:space="preserve">external factors which might influence or be influenced by the process of undertaking your project.  In this section, you should consider the </w:t>
-      </w:r>
-      <w:r>
-        <w:t>way in which your project, its results, any knowledge gained from it or its commercial exploitation might affect the wider world.</w:t>
-      </w:r>
-    </w:p>
-    <w:p>
-      <w:r>
-        <w:t>Delete the red paragraphs and replace this one with your content (use the “Normal” paragraph style).</w:t>
-      </w:r>
-    </w:p>
-    <w:p>
-      <w:pPr>
-        <w:pStyle w:val="Heading2"/>
-      </w:pPr>
-      <w:bookmarkStart w:id="28" w:name="_Toc224469564"/>
-      <w:r>
-        <w:t xml:space="preserve">Legal, </w:t>
-      </w:r>
-      <w:r>
-        <w:t>s</w:t>
-      </w:r>
-      <w:r>
-        <w:t xml:space="preserve">ocial and </w:t>
-      </w:r>
-      <w:r>
-        <w:t>e</w:t>
-      </w:r>
-      <w:r>
-        <w:t>thical issues</w:t>
-      </w:r>
-      <w:bookmarkEnd w:id="28"/>
     </w:p>
     <w:p>
       <w:pPr>
@@ -9565,7 +11451,15 @@
         <w:t xml:space="preserve"> your project.  Now you should identify and discuss the </w:t>
       </w:r>
       <w:r>
-        <w:t xml:space="preserve">legal, social, ethical and professional issues raised by the project as a whole, and any artefacts you produced.  </w:t>
+        <w:t xml:space="preserve">legal, social, ethical and professional issues raised by the </w:t>
+      </w:r>
+      <w:proofErr w:type="gramStart"/>
+      <w:r>
+        <w:t>project as a whole, and</w:t>
+      </w:r>
+      <w:proofErr w:type="gramEnd"/>
+      <w:r>
+        <w:t xml:space="preserve"> any artefacts you produced.  </w:t>
       </w:r>
       <w:r>
         <w:t>If you created software to track individuals, or a laser-wielding robot hardware,</w:t>
@@ -9592,11 +11486,11 @@
       <w:pPr>
         <w:pStyle w:val="Heading2"/>
       </w:pPr>
-      <w:bookmarkStart w:id="29" w:name="_Toc224469565"/>
+      <w:bookmarkStart w:id="28" w:name="_Toc224469565"/>
       <w:r>
         <w:t>Commercial issues and exploitation</w:t>
       </w:r>
-      <w:bookmarkEnd w:id="29"/>
+      <w:bookmarkEnd w:id="28"/>
     </w:p>
     <w:p>
       <w:pPr>
@@ -9638,7 +11532,7 @@
       <w:pPr>
         <w:pStyle w:val="Heading1"/>
       </w:pPr>
-      <w:bookmarkStart w:id="30" w:name="_Toc224469566"/>
+      <w:bookmarkStart w:id="29" w:name="_Toc224469566"/>
       <w:r>
         <w:lastRenderedPageBreak/>
         <w:t>Evaluation</w:t>
@@ -9646,7 +11540,7 @@
       <w:r>
         <w:t xml:space="preserve"> and discussion of results</w:t>
       </w:r>
-      <w:bookmarkEnd w:id="30"/>
+      <w:bookmarkEnd w:id="29"/>
     </w:p>
     <w:p>
       <w:pPr>
@@ -9707,7 +11601,15 @@
         <w:t>well it satisfies the requirements.</w:t>
       </w:r>
       <w:r>
-        <w:t xml:space="preserve">  You may wish to refer back to your aims and objectives</w:t>
+        <w:t xml:space="preserve">  You may wish to </w:t>
+      </w:r>
+      <w:proofErr w:type="gramStart"/>
+      <w:r>
+        <w:t>refer back</w:t>
+      </w:r>
+      <w:proofErr w:type="gramEnd"/>
+      <w:r>
+        <w:t xml:space="preserve"> to your aims and objectives</w:t>
       </w:r>
       <w:r>
         <w:t xml:space="preserve"> at this point.  </w:t>
@@ -9784,11 +11686,11 @@
       <w:pPr>
         <w:pStyle w:val="Heading2"/>
       </w:pPr>
-      <w:bookmarkStart w:id="31" w:name="_Toc224469567"/>
+      <w:bookmarkStart w:id="30" w:name="_Toc224469567"/>
       <w:r>
         <w:t>Programme specific concerns</w:t>
       </w:r>
-      <w:bookmarkEnd w:id="31"/>
+      <w:bookmarkEnd w:id="30"/>
     </w:p>
     <w:p>
       <w:pPr>
@@ -9825,12 +11727,12 @@
       <w:pPr>
         <w:pStyle w:val="Heading1"/>
       </w:pPr>
-      <w:bookmarkStart w:id="32" w:name="_Toc224469568"/>
+      <w:bookmarkStart w:id="31" w:name="_Toc224469568"/>
       <w:r>
         <w:lastRenderedPageBreak/>
         <w:t>Conclusion</w:t>
       </w:r>
-      <w:bookmarkEnd w:id="32"/>
+      <w:bookmarkEnd w:id="31"/>
     </w:p>
     <w:p>
       <w:pPr>
@@ -9839,6 +11741,7 @@
       <w:r>
         <w:t xml:space="preserve">In this section you should evaluate the </w:t>
       </w:r>
+      <w:proofErr w:type="gramStart"/>
       <w:r>
         <w:rPr>
           <w:i/>
@@ -9849,6 +11752,7 @@
       <w:r>
         <w:t xml:space="preserve"> as a whole, and</w:t>
       </w:r>
+      <w:proofErr w:type="gramEnd"/>
       <w:r>
         <w:t xml:space="preserve"> </w:t>
       </w:r>
@@ -9881,10 +11785,73 @@
       <w:pPr>
         <w:pStyle w:val="Heading2"/>
       </w:pPr>
-      <w:bookmarkStart w:id="33" w:name="_Toc224469569"/>
+      <w:bookmarkStart w:id="32" w:name="_Toc224469569"/>
       <w:r>
         <w:t>Project management</w:t>
       </w:r>
+      <w:bookmarkEnd w:id="32"/>
+    </w:p>
+    <w:p>
+      <w:pPr>
+        <w:pStyle w:val="Advice"/>
+      </w:pPr>
+      <w:r>
+        <w:t xml:space="preserve">What methodology did you </w:t>
+      </w:r>
+      <w:proofErr w:type="gramStart"/>
+      <w:r>
+        <w:t>actually use</w:t>
+      </w:r>
+      <w:proofErr w:type="gramEnd"/>
+      <w:r>
+        <w:t xml:space="preserve">?  Was it the same as you originally planned? </w:t>
+      </w:r>
+      <w:r>
+        <w:t>Was your methodology appropriate (and did you stick to it)?  Was your time planning good?</w:t>
+      </w:r>
+      <w:r>
+        <w:t xml:space="preserve">  Did you meet regularly with your supervisor?  What changes did you make </w:t>
+      </w:r>
+      <w:proofErr w:type="gramStart"/>
+      <w:r>
+        <w:t>as a result of</w:t>
+      </w:r>
+      <w:proofErr w:type="gramEnd"/>
+      <w:r>
+        <w:t xml:space="preserve"> your midway review mee</w:t>
+      </w:r>
+      <w:r>
+        <w:t>ting?</w:t>
+      </w:r>
+      <w:r>
+        <w:t xml:space="preserve"> </w:t>
+      </w:r>
+      <w:r>
+        <w:t xml:space="preserve"> </w:t>
+      </w:r>
+      <w:r>
+        <w:t>What have you learned from the process?  What would you do better/differently if you had more time?</w:t>
+      </w:r>
+      <w:r>
+        <w:t xml:space="preserve">  </w:t>
+      </w:r>
+      <w:r>
+        <w:t>Include the final version of your Gantt chart and comment on its use.</w:t>
+      </w:r>
+    </w:p>
+    <w:p>
+      <w:r>
+        <w:t>Delete the red paragraphs and replace this one with your content (use the “Normal” paragraph style).</w:t>
+      </w:r>
+    </w:p>
+    <w:p>
+      <w:pPr>
+        <w:pStyle w:val="Heading2"/>
+      </w:pPr>
+      <w:bookmarkStart w:id="33" w:name="_Toc224469570"/>
+      <w:r>
+        <w:t>Risk management</w:t>
+      </w:r>
       <w:bookmarkEnd w:id="33"/>
     </w:p>
     <w:p>
@@ -9892,31 +11859,13 @@
         <w:pStyle w:val="Advice"/>
       </w:pPr>
       <w:r>
-        <w:t xml:space="preserve">What methodology did you actually use?  Was it the same as you originally planned? </w:t>
-      </w:r>
-      <w:r>
-        <w:t>Was your methodology appropriate (and did you stick to it)?  Was your time planning good?</w:t>
-      </w:r>
-      <w:r>
-        <w:t xml:space="preserve">  Did you meet regularly with your supervisor?  What changes did you make as a result of your midway review mee</w:t>
-      </w:r>
-      <w:r>
-        <w:t>ting?</w:t>
-      </w:r>
-      <w:r>
-        <w:t xml:space="preserve"> </w:t>
-      </w:r>
-      <w:r>
-        <w:t xml:space="preserve"> </w:t>
-      </w:r>
-      <w:r>
-        <w:t>What have you learned from the process?  What would you do better/differently if you had more time?</w:t>
-      </w:r>
-      <w:r>
-        <w:t xml:space="preserve">  </w:t>
-      </w:r>
-      <w:r>
-        <w:t>Include the final version of your Gantt chart and comment on its use.</w:t>
+        <w:t xml:space="preserve">In your PDD you </w:t>
+      </w:r>
+      <w:r>
+        <w:t xml:space="preserve">conducted an initial risk management exercise.  How appropriate did this turn out to be?  If any of the predicted problems occurred, </w:t>
+      </w:r>
+      <w:r>
+        <w:t>how good were your mitigation plans?  If other events happened which caused problems, what could you have done to predict and mitigate them?</w:t>
       </w:r>
     </w:p>
     <w:p>
@@ -9928,40 +11877,11 @@
       <w:pPr>
         <w:pStyle w:val="Heading2"/>
       </w:pPr>
-      <w:bookmarkStart w:id="34" w:name="_Toc224469570"/>
-      <w:r>
-        <w:t>Risk management</w:t>
+      <w:bookmarkStart w:id="34" w:name="_Toc224469571"/>
+      <w:r>
+        <w:t>General conclusions</w:t>
       </w:r>
       <w:bookmarkEnd w:id="34"/>
-    </w:p>
-    <w:p>
-      <w:pPr>
-        <w:pStyle w:val="Advice"/>
-      </w:pPr>
-      <w:r>
-        <w:t xml:space="preserve">In your PDD you </w:t>
-      </w:r>
-      <w:r>
-        <w:t xml:space="preserve">conducted an initial risk management exercise.  How appropriate did this turn out to be?  If any of the predicted problems occurred, </w:t>
-      </w:r>
-      <w:r>
-        <w:t>how good were your mitigation plans?  If other events happened which caused problems, what could you have done to predict and mitigate them?</w:t>
-      </w:r>
-    </w:p>
-    <w:p>
-      <w:r>
-        <w:t>Delete the red paragraphs and replace this one with your content (use the “Normal” paragraph style).</w:t>
-      </w:r>
-    </w:p>
-    <w:p>
-      <w:pPr>
-        <w:pStyle w:val="Heading2"/>
-      </w:pPr>
-      <w:bookmarkStart w:id="35" w:name="_Toc224469571"/>
-      <w:r>
-        <w:t>General conclusions</w:t>
-      </w:r>
-      <w:bookmarkEnd w:id="35"/>
     </w:p>
     <w:p>
       <w:pPr>
@@ -9978,7 +11898,25 @@
         <w:t>project</w:t>
       </w:r>
       <w:r>
-        <w:t xml:space="preserve"> as a whole, and draw conclusions from the work you have done.  Ask yourself what the project has achieved – what is its contribution?  Has it met its initial aims and objectives?  If not, why?  How does the work you have done enhance the field in general?  What has been learned from the project?  If you have a well defined research question, has it been answered?  What do the results mean?</w:t>
+        <w:t xml:space="preserve"> as a </w:t>
+      </w:r>
+      <w:proofErr w:type="gramStart"/>
+      <w:r>
+        <w:t>whole, and</w:t>
+      </w:r>
+      <w:proofErr w:type="gramEnd"/>
+      <w:r>
+        <w:t xml:space="preserve"> draw conclusions from the work you have done.  Ask yourself what the project has achieved – what is its contribution?  Has it met its initial aims and objectives?  If not, why?  How does the work you have done enhance the field in general?  What has been learned from the project?  If you have a </w:t>
+      </w:r>
+      <w:proofErr w:type="spellStart"/>
+      <w:proofErr w:type="gramStart"/>
+      <w:r>
+        <w:t>well defined</w:t>
+      </w:r>
+      <w:proofErr w:type="spellEnd"/>
+      <w:proofErr w:type="gramEnd"/>
+      <w:r>
+        <w:t xml:space="preserve"> research question, has it been answered?  What do the results mean?</w:t>
       </w:r>
     </w:p>
     <w:p>
@@ -10000,12 +11938,12 @@
       <w:pPr>
         <w:pStyle w:val="UnnumberedHeading1"/>
       </w:pPr>
-      <w:bookmarkStart w:id="36" w:name="_Toc224469572"/>
+      <w:bookmarkStart w:id="35" w:name="_Toc224469572"/>
       <w:r>
         <w:lastRenderedPageBreak/>
         <w:t>References</w:t>
       </w:r>
-      <w:bookmarkEnd w:id="36"/>
+      <w:bookmarkEnd w:id="35"/>
     </w:p>
     <w:p>
       <w:pPr>
@@ -10030,7 +11968,78 @@
           <w:iCs/>
           <w:color w:val="000000" w:themeColor="text1"/>
         </w:rPr>
-        <w:t>Alam, F., Ofli, F. and Imran, M. (2018). CrisisMMD: Multimodal Twitter Datasets from Natural Disasters. [online] arXiv.org. doi:https://doi.org/10.48550/arXiv.1805.00713.</w:t>
+        <w:t xml:space="preserve">Alam, F., </w:t>
+      </w:r>
+      <w:proofErr w:type="spellStart"/>
+      <w:r>
+        <w:rPr>
+          <w:rFonts w:ascii="Aptos" w:hAnsi="Aptos"/>
+          <w:i/>
+          <w:iCs/>
+          <w:color w:val="000000" w:themeColor="text1"/>
+        </w:rPr>
+        <w:t>Ofli</w:t>
+      </w:r>
+      <w:proofErr w:type="spellEnd"/>
+      <w:r>
+        <w:rPr>
+          <w:rFonts w:ascii="Aptos" w:hAnsi="Aptos"/>
+          <w:i/>
+          <w:iCs/>
+          <w:color w:val="000000" w:themeColor="text1"/>
+        </w:rPr>
+        <w:t xml:space="preserve">, F. and Imran, M. (2018). </w:t>
+      </w:r>
+      <w:proofErr w:type="spellStart"/>
+      <w:r>
+        <w:rPr>
+          <w:rFonts w:ascii="Aptos" w:hAnsi="Aptos"/>
+          <w:i/>
+          <w:iCs/>
+          <w:color w:val="000000" w:themeColor="text1"/>
+        </w:rPr>
+        <w:t>CrisisMMD</w:t>
+      </w:r>
+      <w:proofErr w:type="spellEnd"/>
+      <w:r>
+        <w:rPr>
+          <w:rFonts w:ascii="Aptos" w:hAnsi="Aptos"/>
+          <w:i/>
+          <w:iCs/>
+          <w:color w:val="000000" w:themeColor="text1"/>
+        </w:rPr>
+        <w:t xml:space="preserve">: Multimodal Twitter Datasets from Natural Disasters. [online] arXiv.org. </w:t>
+      </w:r>
+      <w:proofErr w:type="spellStart"/>
+      <w:proofErr w:type="gramStart"/>
+      <w:r>
+        <w:rPr>
+          <w:rFonts w:ascii="Aptos" w:hAnsi="Aptos"/>
+          <w:i/>
+          <w:iCs/>
+          <w:color w:val="000000" w:themeColor="text1"/>
+        </w:rPr>
+        <w:t>doi:https</w:t>
+      </w:r>
+      <w:proofErr w:type="spellEnd"/>
+      <w:r>
+        <w:rPr>
+          <w:rFonts w:ascii="Aptos" w:hAnsi="Aptos"/>
+          <w:i/>
+          <w:iCs/>
+          <w:color w:val="000000" w:themeColor="text1"/>
+        </w:rPr>
+        <w:t>://doi.org/10.48550/arXiv.1805.00713</w:t>
+      </w:r>
+      <w:proofErr w:type="gramEnd"/>
+      <w:r>
+        <w:rPr>
+          <w:rFonts w:ascii="Aptos" w:hAnsi="Aptos"/>
+          <w:i/>
+          <w:iCs/>
+          <w:color w:val="000000" w:themeColor="text1"/>
+        </w:rPr>
+        <w:t>.</w:t>
       </w:r>
     </w:p>
     <w:p>
@@ -10056,9 +12065,49 @@
           <w:iCs/>
           <w:color w:val="000000" w:themeColor="text1"/>
         </w:rPr>
-        <w:t xml:space="preserve">Radford, A., Kim, J.W., Hallacy, C., Ramesh, A., Goh, G., Agarwal, S., Sastry, G., Askell, A., Mishkin, P., Clark, J., Krueger, G. and Sutskever, I. (2021b). Learning Transferable Visual Models From Natural Language Supervision. arXiv:2103.00020 [cs], [online] 139. Available at: </w:t>
-      </w:r>
-      <w:hyperlink r:id="rId18" w:history="1">
+        <w:t xml:space="preserve">Radford, A., Kim, J.W., Hallacy, C., Ramesh, A., Goh, G., Agarwal, S., Sastry, G., Askell, A., Mishkin, P., Clark, J., Krueger, G. and </w:t>
+      </w:r>
+      <w:proofErr w:type="spellStart"/>
+      <w:r>
+        <w:rPr>
+          <w:rFonts w:ascii="Aptos" w:hAnsi="Aptos"/>
+          <w:i/>
+          <w:iCs/>
+          <w:color w:val="000000" w:themeColor="text1"/>
+        </w:rPr>
+        <w:t>Sutskever</w:t>
+      </w:r>
+      <w:proofErr w:type="spellEnd"/>
+      <w:r>
+        <w:rPr>
+          <w:rFonts w:ascii="Aptos" w:hAnsi="Aptos"/>
+          <w:i/>
+          <w:iCs/>
+          <w:color w:val="000000" w:themeColor="text1"/>
+        </w:rPr>
+        <w:t xml:space="preserve">, I. (2021b). Learning Transferable Visual Models </w:t>
+      </w:r>
+      <w:proofErr w:type="gramStart"/>
+      <w:r>
+        <w:rPr>
+          <w:rFonts w:ascii="Aptos" w:hAnsi="Aptos"/>
+          <w:i/>
+          <w:iCs/>
+          <w:color w:val="000000" w:themeColor="text1"/>
+        </w:rPr>
+        <w:t>From</w:t>
+      </w:r>
+      <w:proofErr w:type="gramEnd"/>
+      <w:r>
+        <w:rPr>
+          <w:rFonts w:ascii="Aptos" w:hAnsi="Aptos"/>
+          <w:i/>
+          <w:iCs/>
+          <w:color w:val="000000" w:themeColor="text1"/>
+        </w:rPr>
+        <w:t xml:space="preserve"> Natural Language Supervision. arXiv:2103.00020 [cs], [online] 139. Available at: </w:t>
+      </w:r>
+      <w:hyperlink r:id="rId20" w:history="1">
         <w:r>
           <w:rPr>
             <w:rStyle w:val="Hyperlink"/>
@@ -10104,7 +12153,7 @@
         </w:rPr>
         <w:t xml:space="preserve">Imran, M., Castillo, C., Diaz, F. and Vieweg, S. (2015). Processing Social Media Messages in Mass Emergency: A Survey. [online] arXiv.org. Available at: </w:t>
       </w:r>
-      <w:hyperlink r:id="rId19" w:history="1">
+      <w:hyperlink r:id="rId21" w:history="1">
         <w:r>
           <w:rPr>
             <w:rStyle w:val="Hyperlink"/>
@@ -10151,6 +12200,7 @@
         </w:rPr>
         <w:t xml:space="preserve"> </w:t>
       </w:r>
+      <w:proofErr w:type="gramStart"/>
       <w:r>
         <w:rPr>
           <w:rFonts w:ascii="Aptos" w:hAnsi="Aptos"/>
@@ -10167,7 +12217,17 @@
           <w:iCs/>
           <w:color w:val="000000" w:themeColor="text1"/>
         </w:rPr>
-        <w:t>. 202</w:t>
+        <w:t>.</w:t>
+      </w:r>
+      <w:proofErr w:type="gramEnd"/>
+      <w:r>
+        <w:rPr>
+          <w:rFonts w:ascii="Aptos" w:hAnsi="Aptos"/>
+          <w:i/>
+          <w:iCs/>
+          <w:color w:val="000000" w:themeColor="text1"/>
+        </w:rPr>
+        <w:t xml:space="preserve"> 202</w:t>
       </w:r>
       <w:r>
         <w:rPr>
@@ -10213,7 +12273,7 @@
         </w:rPr>
         <w:t xml:space="preserve">McInnes, L., Healy, J. and Melville, J. (2018). UMAP: Uniform Manifold Approximation and Projection for Dimension Reduction. [online] arXiv.org. Available at: </w:t>
       </w:r>
-      <w:hyperlink r:id="rId20" w:history="1">
+      <w:hyperlink r:id="rId22" w:history="1">
         <w:r>
           <w:rPr>
             <w:rStyle w:val="Hyperlink"/>
@@ -10266,8 +12326,9 @@
           <w:iCs/>
           <w:color w:val="000000" w:themeColor="text1"/>
         </w:rPr>
-        <w:t>Campello, R.J.G.B., Moulavi, D. and Sander, J. (2013). Density-Based Clustering Based on Hierarchical Density Estimates. Advances in Knowledge Discovery and Data Mining, [online] 7819, pp.160–172. doi:</w:t>
-      </w:r>
+        <w:t xml:space="preserve">Campello, R.J.G.B., Moulavi, D. and Sander, J. (2013). Density-Based Clustering Based on Hierarchical Density Estimates. Advances in Knowledge Discovery and Data Mining, [online] 7819, pp.160–172. </w:t>
+      </w:r>
+      <w:proofErr w:type="spellStart"/>
       <w:r>
         <w:rPr>
           <w:rFonts w:ascii="Aptos" w:hAnsi="Aptos"/>
@@ -10275,9 +12336,28 @@
           <w:iCs/>
           <w:color w:val="000000" w:themeColor="text1"/>
         </w:rPr>
+        <w:t>doi</w:t>
+      </w:r>
+      <w:proofErr w:type="spellEnd"/>
+      <w:r>
+        <w:rPr>
+          <w:rFonts w:ascii="Aptos" w:hAnsi="Aptos"/>
+          <w:i/>
+          <w:iCs/>
+          <w:color w:val="000000" w:themeColor="text1"/>
+        </w:rPr>
+        <w:t>:</w:t>
+      </w:r>
+      <w:r>
+        <w:rPr>
+          <w:rFonts w:ascii="Aptos" w:hAnsi="Aptos"/>
+          <w:i/>
+          <w:iCs/>
+          <w:color w:val="000000" w:themeColor="text1"/>
+        </w:rPr>
         <w:t xml:space="preserve"> </w:t>
       </w:r>
-      <w:hyperlink r:id="rId21" w:history="1">
+      <w:hyperlink r:id="rId23" w:history="1">
         <w:r>
           <w:rPr>
             <w:rStyle w:val="Hyperlink"/>
@@ -10314,6 +12394,7 @@
           <w:color w:val="000000" w:themeColor="text1"/>
         </w:rPr>
       </w:pPr>
+      <w:proofErr w:type="spellStart"/>
       <w:r>
         <w:rPr>
           <w:rFonts w:ascii="Aptos" w:hAnsi="Aptos"/>
@@ -10321,8 +12402,9 @@
           <w:iCs/>
           <w:color w:val="000000" w:themeColor="text1"/>
         </w:rPr>
-        <w:t>Edelsbrunner, H. and Harer, J. (2008). Persistent homology—a survey. Surveys on Discrete and Computational Geometry, pp.257–282. doi:</w:t>
-      </w:r>
+        <w:t>Edelsbrunner</w:t>
+      </w:r>
+      <w:proofErr w:type="spellEnd"/>
       <w:r>
         <w:rPr>
           <w:rFonts w:ascii="Aptos" w:hAnsi="Aptos"/>
@@ -10330,9 +12412,38 @@
           <w:iCs/>
           <w:color w:val="000000" w:themeColor="text1"/>
         </w:rPr>
+        <w:t xml:space="preserve">, H. and Harer, J. (2008). Persistent homology—a survey. Surveys on Discrete and Computational Geometry, pp.257–282. </w:t>
+      </w:r>
+      <w:proofErr w:type="spellStart"/>
+      <w:r>
+        <w:rPr>
+          <w:rFonts w:ascii="Aptos" w:hAnsi="Aptos"/>
+          <w:i/>
+          <w:iCs/>
+          <w:color w:val="000000" w:themeColor="text1"/>
+        </w:rPr>
+        <w:t>doi</w:t>
+      </w:r>
+      <w:proofErr w:type="spellEnd"/>
+      <w:r>
+        <w:rPr>
+          <w:rFonts w:ascii="Aptos" w:hAnsi="Aptos"/>
+          <w:i/>
+          <w:iCs/>
+          <w:color w:val="000000" w:themeColor="text1"/>
+        </w:rPr>
+        <w:t>:</w:t>
+      </w:r>
+      <w:r>
+        <w:rPr>
+          <w:rFonts w:ascii="Aptos" w:hAnsi="Aptos"/>
+          <w:i/>
+          <w:iCs/>
+          <w:color w:val="000000" w:themeColor="text1"/>
+        </w:rPr>
         <w:t xml:space="preserve"> </w:t>
       </w:r>
-      <w:hyperlink r:id="rId22" w:history="1">
+      <w:hyperlink r:id="rId24" w:history="1">
         <w:r>
           <w:rPr>
             <w:rStyle w:val="Hyperlink"/>
@@ -10376,8 +12487,9 @@
           <w:iCs/>
           <w:color w:val="000000" w:themeColor="text1"/>
         </w:rPr>
-        <w:t>Vieweg, S., Hughes, A.L., Starbird, K. and Palen, L. (2010). Microblogging during two natural hazards events. Proceedings of the 28th international conference on Human factors in computing systems - CHI ’10, [online] pp.1079–1088. doi:</w:t>
-      </w:r>
+        <w:t xml:space="preserve">Vieweg, S., Hughes, A.L., Starbird, K. and Palen, L. (2010). Microblogging during two natural hazards events. Proceedings of the 28th international conference on Human factors in computing systems - CHI ’10, [online] pp.1079–1088. </w:t>
+      </w:r>
+      <w:proofErr w:type="spellStart"/>
       <w:r>
         <w:rPr>
           <w:rFonts w:ascii="Aptos" w:hAnsi="Aptos"/>
@@ -10385,9 +12497,28 @@
           <w:iCs/>
           <w:color w:val="000000" w:themeColor="text1"/>
         </w:rPr>
+        <w:t>doi</w:t>
+      </w:r>
+      <w:proofErr w:type="spellEnd"/>
+      <w:r>
+        <w:rPr>
+          <w:rFonts w:ascii="Aptos" w:hAnsi="Aptos"/>
+          <w:i/>
+          <w:iCs/>
+          <w:color w:val="000000" w:themeColor="text1"/>
+        </w:rPr>
+        <w:t>:</w:t>
+      </w:r>
+      <w:r>
+        <w:rPr>
+          <w:rFonts w:ascii="Aptos" w:hAnsi="Aptos"/>
+          <w:i/>
+          <w:iCs/>
+          <w:color w:val="000000" w:themeColor="text1"/>
+        </w:rPr>
         <w:t xml:space="preserve"> </w:t>
       </w:r>
-      <w:hyperlink r:id="rId23" w:history="1">
+      <w:hyperlink r:id="rId25" w:history="1">
         <w:r>
           <w:rPr>
             <w:rStyle w:val="Hyperlink"/>
@@ -10431,8 +12562,9 @@
           <w:iCs/>
           <w:color w:val="000000" w:themeColor="text1"/>
         </w:rPr>
-        <w:t>Palen, L. and Anderson, K.M. (2016). SOCIAL MEDIA RESEARCH. Crisis informatics--New data for extraordinary times. Science (New York, N.Y.), [online] 353(6296), pp.224–225. doi:</w:t>
-      </w:r>
+        <w:t xml:space="preserve">Palen, L. and Anderson, K.M. (2016). SOCIAL MEDIA RESEARCH. Crisis informatics--New data for extraordinary times. Science (New York, N.Y.), [online] 353(6296), pp.224–225. </w:t>
+      </w:r>
+      <w:proofErr w:type="spellStart"/>
       <w:r>
         <w:rPr>
           <w:rFonts w:ascii="Aptos" w:hAnsi="Aptos"/>
@@ -10440,9 +12572,28 @@
           <w:iCs/>
           <w:color w:val="000000" w:themeColor="text1"/>
         </w:rPr>
+        <w:t>doi</w:t>
+      </w:r>
+      <w:proofErr w:type="spellEnd"/>
+      <w:r>
+        <w:rPr>
+          <w:rFonts w:ascii="Aptos" w:hAnsi="Aptos"/>
+          <w:i/>
+          <w:iCs/>
+          <w:color w:val="000000" w:themeColor="text1"/>
+        </w:rPr>
+        <w:t>:</w:t>
+      </w:r>
+      <w:r>
+        <w:rPr>
+          <w:rFonts w:ascii="Aptos" w:hAnsi="Aptos"/>
+          <w:i/>
+          <w:iCs/>
+          <w:color w:val="000000" w:themeColor="text1"/>
+        </w:rPr>
         <w:t xml:space="preserve"> </w:t>
       </w:r>
-      <w:hyperlink r:id="rId24" w:history="1">
+      <w:hyperlink r:id="rId26" w:history="1">
         <w:r>
           <w:rPr>
             <w:rStyle w:val="Hyperlink"/>
@@ -10486,9 +12637,109 @@
           <w:iCs/>
           <w:color w:val="000000" w:themeColor="text1"/>
         </w:rPr>
-        <w:t xml:space="preserve">Dosovitskiy, A., Beyer, L., Kolesnikov, A., Weissenborn, D., Zhai, X., Unterthiner, T., Dehghani, M., Minderer, M., Heigold, G., Gelly, S., Uszkoreit, J. and Houlsby, N. (2020). An Image is Worth 16x16 Words: Transformers for Image Recognition at Scale. arXiv:2010.11929 [cs]. [online] Available at: </w:t>
-      </w:r>
-      <w:hyperlink r:id="rId25" w:history="1">
+        <w:t xml:space="preserve">Dosovitskiy, A., Beyer, L., Kolesnikov, A., Weissenborn, D., Zhai, X., </w:t>
+      </w:r>
+      <w:proofErr w:type="spellStart"/>
+      <w:r>
+        <w:rPr>
+          <w:rFonts w:ascii="Aptos" w:hAnsi="Aptos"/>
+          <w:i/>
+          <w:iCs/>
+          <w:color w:val="000000" w:themeColor="text1"/>
+        </w:rPr>
+        <w:t>Unterthiner</w:t>
+      </w:r>
+      <w:proofErr w:type="spellEnd"/>
+      <w:r>
+        <w:rPr>
+          <w:rFonts w:ascii="Aptos" w:hAnsi="Aptos"/>
+          <w:i/>
+          <w:iCs/>
+          <w:color w:val="000000" w:themeColor="text1"/>
+        </w:rPr>
+        <w:t xml:space="preserve">, T., Dehghani, M., </w:t>
+      </w:r>
+      <w:proofErr w:type="spellStart"/>
+      <w:r>
+        <w:rPr>
+          <w:rFonts w:ascii="Aptos" w:hAnsi="Aptos"/>
+          <w:i/>
+          <w:iCs/>
+          <w:color w:val="000000" w:themeColor="text1"/>
+        </w:rPr>
+        <w:t>Minderer</w:t>
+      </w:r>
+      <w:proofErr w:type="spellEnd"/>
+      <w:r>
+        <w:rPr>
+          <w:rFonts w:ascii="Aptos" w:hAnsi="Aptos"/>
+          <w:i/>
+          <w:iCs/>
+          <w:color w:val="000000" w:themeColor="text1"/>
+        </w:rPr>
+        <w:t xml:space="preserve">, M., </w:t>
+      </w:r>
+      <w:proofErr w:type="spellStart"/>
+      <w:r>
+        <w:rPr>
+          <w:rFonts w:ascii="Aptos" w:hAnsi="Aptos"/>
+          <w:i/>
+          <w:iCs/>
+          <w:color w:val="000000" w:themeColor="text1"/>
+        </w:rPr>
+        <w:t>Heigold</w:t>
+      </w:r>
+      <w:proofErr w:type="spellEnd"/>
+      <w:r>
+        <w:rPr>
+          <w:rFonts w:ascii="Aptos" w:hAnsi="Aptos"/>
+          <w:i/>
+          <w:iCs/>
+          <w:color w:val="000000" w:themeColor="text1"/>
+        </w:rPr>
+        <w:t xml:space="preserve">, G., Gelly, S., </w:t>
+      </w:r>
+      <w:proofErr w:type="spellStart"/>
+      <w:r>
+        <w:rPr>
+          <w:rFonts w:ascii="Aptos" w:hAnsi="Aptos"/>
+          <w:i/>
+          <w:iCs/>
+          <w:color w:val="000000" w:themeColor="text1"/>
+        </w:rPr>
+        <w:t>Uszkoreit</w:t>
+      </w:r>
+      <w:proofErr w:type="spellEnd"/>
+      <w:r>
+        <w:rPr>
+          <w:rFonts w:ascii="Aptos" w:hAnsi="Aptos"/>
+          <w:i/>
+          <w:iCs/>
+          <w:color w:val="000000" w:themeColor="text1"/>
+        </w:rPr>
+        <w:t xml:space="preserve">, J. and </w:t>
+      </w:r>
+      <w:proofErr w:type="spellStart"/>
+      <w:r>
+        <w:rPr>
+          <w:rFonts w:ascii="Aptos" w:hAnsi="Aptos"/>
+          <w:i/>
+          <w:iCs/>
+          <w:color w:val="000000" w:themeColor="text1"/>
+        </w:rPr>
+        <w:t>Houlsby</w:t>
+      </w:r>
+      <w:proofErr w:type="spellEnd"/>
+      <w:r>
+        <w:rPr>
+          <w:rFonts w:ascii="Aptos" w:hAnsi="Aptos"/>
+          <w:i/>
+          <w:iCs/>
+          <w:color w:val="000000" w:themeColor="text1"/>
+        </w:rPr>
+        <w:t xml:space="preserve">, N. (2020). An Image is Worth 16x16 Words: Transformers for Image Recognition at Scale. arXiv:2010.11929 [cs]. [online] Available at: </w:t>
+      </w:r>
+      <w:hyperlink r:id="rId27" w:history="1">
         <w:r>
           <w:rPr>
             <w:rStyle w:val="Hyperlink"/>
@@ -10541,8 +12792,9 @@
           <w:iCs/>
           <w:color w:val="000000" w:themeColor="text1"/>
         </w:rPr>
-        <w:t>Zhai, X., Mustafa, B., Kolesnikov, A. and Beyer, L. (2023). Sigmoid Loss for Language Image Pre-Training. arXiv (Cornell University). doi:</w:t>
-      </w:r>
+        <w:t xml:space="preserve">Zhai, X., Mustafa, B., Kolesnikov, A. and Beyer, L. (2023). Sigmoid Loss for Language Image Pre-Training. </w:t>
+      </w:r>
+      <w:proofErr w:type="spellStart"/>
       <w:r>
         <w:rPr>
           <w:rFonts w:ascii="Aptos" w:hAnsi="Aptos"/>
@@ -10550,9 +12802,48 @@
           <w:iCs/>
           <w:color w:val="000000" w:themeColor="text1"/>
         </w:rPr>
+        <w:t>arXiv</w:t>
+      </w:r>
+      <w:proofErr w:type="spellEnd"/>
+      <w:r>
+        <w:rPr>
+          <w:rFonts w:ascii="Aptos" w:hAnsi="Aptos"/>
+          <w:i/>
+          <w:iCs/>
+          <w:color w:val="000000" w:themeColor="text1"/>
+        </w:rPr>
+        <w:t xml:space="preserve"> (Cornell University). </w:t>
+      </w:r>
+      <w:proofErr w:type="spellStart"/>
+      <w:r>
+        <w:rPr>
+          <w:rFonts w:ascii="Aptos" w:hAnsi="Aptos"/>
+          <w:i/>
+          <w:iCs/>
+          <w:color w:val="000000" w:themeColor="text1"/>
+        </w:rPr>
+        <w:t>doi</w:t>
+      </w:r>
+      <w:proofErr w:type="spellEnd"/>
+      <w:r>
+        <w:rPr>
+          <w:rFonts w:ascii="Aptos" w:hAnsi="Aptos"/>
+          <w:i/>
+          <w:iCs/>
+          <w:color w:val="000000" w:themeColor="text1"/>
+        </w:rPr>
+        <w:t>:</w:t>
+      </w:r>
+      <w:r>
+        <w:rPr>
+          <w:rFonts w:ascii="Aptos" w:hAnsi="Aptos"/>
+          <w:i/>
+          <w:iCs/>
+          <w:color w:val="000000" w:themeColor="text1"/>
+        </w:rPr>
         <w:t xml:space="preserve"> </w:t>
       </w:r>
-      <w:hyperlink r:id="rId26" w:history="1">
+      <w:hyperlink r:id="rId28" w:history="1">
         <w:r>
           <w:rPr>
             <w:rStyle w:val="Hyperlink"/>
@@ -10596,8 +12887,9 @@
           <w:iCs/>
           <w:color w:val="000000" w:themeColor="text1"/>
         </w:rPr>
-        <w:t>Carlsson, G. (2009). Topology and data. Bulletin of the American Mathematical Society, 46(2), pp.255–308. doi:</w:t>
-      </w:r>
+        <w:t xml:space="preserve">Carlsson, G. (2009). Topology and data. Bulletin of the American Mathematical Society, 46(2), pp.255–308. </w:t>
+      </w:r>
+      <w:proofErr w:type="spellStart"/>
       <w:r>
         <w:rPr>
           <w:rFonts w:ascii="Aptos" w:hAnsi="Aptos"/>
@@ -10605,9 +12897,28 @@
           <w:iCs/>
           <w:color w:val="000000" w:themeColor="text1"/>
         </w:rPr>
+        <w:t>doi</w:t>
+      </w:r>
+      <w:proofErr w:type="spellEnd"/>
+      <w:r>
+        <w:rPr>
+          <w:rFonts w:ascii="Aptos" w:hAnsi="Aptos"/>
+          <w:i/>
+          <w:iCs/>
+          <w:color w:val="000000" w:themeColor="text1"/>
+        </w:rPr>
+        <w:t>:</w:t>
+      </w:r>
+      <w:r>
+        <w:rPr>
+          <w:rFonts w:ascii="Aptos" w:hAnsi="Aptos"/>
+          <w:i/>
+          <w:iCs/>
+          <w:color w:val="000000" w:themeColor="text1"/>
+        </w:rPr>
         <w:t xml:space="preserve"> </w:t>
       </w:r>
-      <w:hyperlink r:id="rId27" w:history="1">
+      <w:hyperlink r:id="rId29" w:history="1">
         <w:r>
           <w:rPr>
             <w:rStyle w:val="Hyperlink"/>
@@ -10644,6 +12955,7 @@
           <w:color w:val="000000" w:themeColor="text1"/>
         </w:rPr>
       </w:pPr>
+      <w:proofErr w:type="spellStart"/>
       <w:r>
         <w:rPr>
           <w:rFonts w:ascii="Aptos" w:hAnsi="Aptos"/>
@@ -10651,7 +12963,17 @@
           <w:iCs/>
           <w:color w:val="000000" w:themeColor="text1"/>
         </w:rPr>
-        <w:t>Edelsbrunner, H. and Harer, J. (2010). Computational Topology. American Mathematical Society.</w:t>
+        <w:t>Edelsbrunner</w:t>
+      </w:r>
+      <w:proofErr w:type="spellEnd"/>
+      <w:r>
+        <w:rPr>
+          <w:rFonts w:ascii="Aptos" w:hAnsi="Aptos"/>
+          <w:i/>
+          <w:iCs/>
+          <w:color w:val="000000" w:themeColor="text1"/>
+        </w:rPr>
+        <w:t>, H. and Harer, J. (2010). Computational Topology. American Mathematical Society.</w:t>
       </w:r>
     </w:p>
     <w:p>
@@ -10677,8 +12999,9 @@
           <w:iCs/>
           <w:color w:val="000000" w:themeColor="text1"/>
         </w:rPr>
-        <w:t xml:space="preserve">Abnar, S. and Zuidema, W. (2020). Quantifying Attention Flow in Transformers. arXiv (Cornell University). </w:t>
-      </w:r>
+        <w:t xml:space="preserve">Abnar, S. and Zuidema, W. (2020). Quantifying Attention Flow in Transformers. </w:t>
+      </w:r>
+      <w:proofErr w:type="spellStart"/>
       <w:r>
         <w:rPr>
           <w:rFonts w:ascii="Aptos" w:hAnsi="Aptos"/>
@@ -10686,8 +13009,9 @@
           <w:iCs/>
           <w:color w:val="000000" w:themeColor="text1"/>
         </w:rPr>
-        <w:t>D</w:t>
-      </w:r>
+        <w:t>arXiv</w:t>
+      </w:r>
+      <w:proofErr w:type="spellEnd"/>
       <w:r>
         <w:rPr>
           <w:rFonts w:ascii="Aptos" w:hAnsi="Aptos"/>
@@ -10695,7 +13019,7 @@
           <w:iCs/>
           <w:color w:val="000000" w:themeColor="text1"/>
         </w:rPr>
-        <w:t>oi:</w:t>
+        <w:t xml:space="preserve"> (Cornell University). </w:t>
       </w:r>
       <w:r>
         <w:rPr>
@@ -10704,9 +13028,27 @@
           <w:iCs/>
           <w:color w:val="000000" w:themeColor="text1"/>
         </w:rPr>
+        <w:t>D</w:t>
+      </w:r>
+      <w:r>
+        <w:rPr>
+          <w:rFonts w:ascii="Aptos" w:hAnsi="Aptos"/>
+          <w:i/>
+          <w:iCs/>
+          <w:color w:val="000000" w:themeColor="text1"/>
+        </w:rPr>
+        <w:t>oi:</w:t>
+      </w:r>
+      <w:r>
+        <w:rPr>
+          <w:rFonts w:ascii="Aptos" w:hAnsi="Aptos"/>
+          <w:i/>
+          <w:iCs/>
+          <w:color w:val="000000" w:themeColor="text1"/>
+        </w:rPr>
         <w:t xml:space="preserve"> </w:t>
       </w:r>
-      <w:hyperlink r:id="rId28" w:history="1">
+      <w:hyperlink r:id="rId30" w:history="1">
         <w:r>
           <w:rPr>
             <w:rStyle w:val="Hyperlink"/>
@@ -10752,7 +13094,7 @@
         </w:rPr>
         <w:t xml:space="preserve">Chefer, H., Gur, S. and Wolf, L. (2021). Transformer Interpretability Beyond Attention Visualization. [online] arXiv.org. Available at: </w:t>
       </w:r>
-      <w:hyperlink r:id="rId29" w:history="1">
+      <w:hyperlink r:id="rId31" w:history="1">
         <w:r>
           <w:rPr>
             <w:rStyle w:val="Hyperlink"/>
@@ -10807,7 +13149,7 @@
         </w:rPr>
         <w:t xml:space="preserve">Dłotko, P., Qiu, W. and Rudkin, S. (2019). Cyclicality, Periodicity and the Topology of Time Series. [online] arXiv.org. Available at: </w:t>
       </w:r>
-      <w:hyperlink r:id="rId30" w:history="1">
+      <w:hyperlink r:id="rId32" w:history="1">
         <w:r>
           <w:rPr>
             <w:rStyle w:val="Hyperlink"/>
@@ -11071,7 +13413,15 @@
         <w:t>o</w:t>
       </w:r>
       <w:r>
-        <w:t>und’ or  ‘Literature review’ sections.</w:t>
+        <w:t xml:space="preserve">und’ </w:t>
+      </w:r>
+      <w:proofErr w:type="gramStart"/>
+      <w:r>
+        <w:t>or  ‘</w:t>
+      </w:r>
+      <w:proofErr w:type="gramEnd"/>
+      <w:r>
+        <w:t>Literature review’ sections.</w:t>
       </w:r>
     </w:p>
     <w:p>
@@ -11090,7 +13440,15 @@
         <w:pStyle w:val="Advice"/>
       </w:pPr>
       <w:r>
-        <w:t xml:space="preserve">There is much more information and guidance about referencing on the library’s website at </w:t>
+        <w:t xml:space="preserve">There </w:t>
+      </w:r>
+      <w:proofErr w:type="gramStart"/>
+      <w:r>
+        <w:t>is</w:t>
+      </w:r>
+      <w:proofErr w:type="gramEnd"/>
+      <w:r>
+        <w:t xml:space="preserve"> much more information and guidance about referencing on the library’s website at </w:t>
       </w:r>
       <w:r>
         <w:t>https://libguides.hull.ac.uk/referencing/home</w:t>
@@ -11109,7 +13467,15 @@
         <w:t>Some examples</w:t>
       </w:r>
       <w:r>
-        <w:t>, illustrating different types of source:</w:t>
+        <w:t xml:space="preserve">, illustrating different types of </w:t>
+      </w:r>
+      <w:proofErr w:type="gramStart"/>
+      <w:r>
+        <w:t>source</w:t>
+      </w:r>
+      <w:proofErr w:type="gramEnd"/>
+      <w:r>
+        <w:t>:</w:t>
       </w:r>
     </w:p>
     <w:p>
@@ -11117,7 +13483,15 @@
         <w:pStyle w:val="Advice"/>
       </w:pPr>
       <w:r>
-        <w:t xml:space="preserve">Bahraini, M.S., Bozorg, M., Rad, A.B., </w:t>
+        <w:t xml:space="preserve">Bahraini, M.S., </w:t>
+      </w:r>
+      <w:proofErr w:type="spellStart"/>
+      <w:r>
+        <w:t>Bozorg</w:t>
+      </w:r>
+      <w:proofErr w:type="spellEnd"/>
+      <w:r>
+        <w:t xml:space="preserve">, M., Rad, A.B., </w:t>
       </w:r>
       <w:r>
         <w:t>(</w:t>
@@ -11157,107 +13531,48 @@
           <w:i/>
           <w:iCs/>
         </w:rPr>
-        <w:t>. LibGuides: Referencing your work: Harvard Hull</w:t>
-      </w:r>
+        <w:t xml:space="preserve">. </w:t>
+      </w:r>
+      <w:proofErr w:type="spellStart"/>
       <w:r>
         <w:rPr>
           <w:i/>
           <w:iCs/>
         </w:rPr>
-        <w:t xml:space="preserve">. </w:t>
-      </w:r>
-      <w:r>
-        <w:t>Available online:</w:t>
-      </w:r>
-      <w:r>
-        <w:t xml:space="preserve"> </w:t>
-      </w:r>
-      <w:r>
-        <w:t>http:</w:t>
-      </w:r>
-      <w:r>
-        <w:t xml:space="preserve">//libguides.hull.ac.uk/referencing/harvard (accessed </w:t>
-      </w:r>
-      <w:r>
-        <w:t>10/10/2019</w:t>
-      </w:r>
-      <w:r>
-        <w:t>).</w:t>
-      </w:r>
-    </w:p>
-    <w:p>
-      <w:pPr>
-        <w:pStyle w:val="Advice"/>
-      </w:pPr>
-      <w:r>
-        <w:t xml:space="preserve">Janis, I., </w:t>
-      </w:r>
-      <w:r>
-        <w:t>(</w:t>
-      </w:r>
-      <w:r>
-        <w:t>1972</w:t>
-      </w:r>
-      <w:r>
-        <w:t>)</w:t>
-      </w:r>
-      <w:r>
-        <w:t xml:space="preserve">. </w:t>
-      </w:r>
+        <w:t>LibGuides</w:t>
+      </w:r>
+      <w:proofErr w:type="spellEnd"/>
       <w:r>
         <w:rPr>
           <w:i/>
           <w:iCs/>
         </w:rPr>
-        <w:t>Victims of Groupthink: A psychological study of foreign-policy decisions and fiascoes.</w:t>
-      </w:r>
-      <w:r>
-        <w:t xml:space="preserve"> Houghton Mifflin, Boston.</w:t>
-      </w:r>
-    </w:p>
-    <w:p>
-      <w:pPr>
-        <w:pStyle w:val="Advice"/>
-      </w:pPr>
-      <w:r>
-        <w:t>O</w:t>
-      </w:r>
-      <w:r>
-        <w:t>ffice For Students</w:t>
-      </w:r>
-      <w:r>
-        <w:t xml:space="preserve"> </w:t>
-      </w:r>
-      <w:r>
-        <w:t>(</w:t>
-      </w:r>
-      <w:r>
-        <w:t>2018</w:t>
-      </w:r>
-      <w:r>
-        <w:t xml:space="preserve">) </w:t>
+        <w:t>: Referencing your work: Harvard Hull</w:t>
       </w:r>
       <w:r>
         <w:rPr>
           <w:i/>
           <w:iCs/>
         </w:rPr>
-        <w:t>. Securing student success: Regulation framework for higher education in England</w:t>
-      </w:r>
-      <w:r>
-        <w:t>.</w:t>
-      </w:r>
-      <w:r>
-        <w:t xml:space="preserve">  Available online:</w:t>
+        <w:t xml:space="preserve">. </w:t>
+      </w:r>
+      <w:r>
+        <w:t>Available online:</w:t>
       </w:r>
       <w:r>
         <w:t xml:space="preserve"> </w:t>
       </w:r>
       <w:r>
-        <w:t>https://www.officeforstudents.org.uk/media/1406/ofs2018_01.pdf</w:t>
-      </w:r>
-      <w:r>
-        <w:t xml:space="preserve"> (accessed 10/10/2019)</w:t>
+        <w:t>http:</w:t>
+      </w:r>
+      <w:r>
+        <w:t xml:space="preserve">//libguides.hull.ac.uk/referencing/harvard (accessed </w:t>
+      </w:r>
+      <w:r>
+        <w:t>10/10/2019</w:t>
+      </w:r>
+      <w:r>
+        <w:t>).</w:t>
       </w:r>
     </w:p>
     <w:p>
@@ -11265,25 +13580,133 @@
         <w:pStyle w:val="Advice"/>
       </w:pPr>
       <w:r>
-        <w:t xml:space="preserve">Schmuck, P., Chli, M., </w:t>
+        <w:t xml:space="preserve">Janis, I., </w:t>
       </w:r>
       <w:r>
         <w:t>(</w:t>
       </w:r>
       <w:r>
-        <w:t>2019</w:t>
+        <w:t>1972</w:t>
       </w:r>
       <w:r>
         <w:t>)</w:t>
       </w:r>
       <w:r>
-        <w:t xml:space="preserve">. CCM-SLAM: Robust and efficient centralized collaborative monocular simultaneous localization and mapping for robotic teams. </w:t>
+        <w:t xml:space="preserve">. </w:t>
       </w:r>
       <w:r>
         <w:rPr>
           <w:i/>
           <w:iCs/>
         </w:rPr>
+        <w:t xml:space="preserve">Victims of Groupthink: A psychological study of foreign-policy decisions and </w:t>
+      </w:r>
+      <w:proofErr w:type="spellStart"/>
+      <w:r>
+        <w:rPr>
+          <w:i/>
+          <w:iCs/>
+        </w:rPr>
+        <w:t>fiascoes</w:t>
+      </w:r>
+      <w:proofErr w:type="spellEnd"/>
+      <w:r>
+        <w:rPr>
+          <w:i/>
+          <w:iCs/>
+        </w:rPr>
+        <w:t>.</w:t>
+      </w:r>
+      <w:r>
+        <w:t xml:space="preserve"> Houghton Mifflin, Boston.</w:t>
+      </w:r>
+    </w:p>
+    <w:p>
+      <w:pPr>
+        <w:pStyle w:val="Advice"/>
+      </w:pPr>
+      <w:r>
+        <w:t>O</w:t>
+      </w:r>
+      <w:r>
+        <w:t>ffice For Students</w:t>
+      </w:r>
+      <w:r>
+        <w:t xml:space="preserve"> </w:t>
+      </w:r>
+      <w:r>
+        <w:t>(</w:t>
+      </w:r>
+      <w:r>
+        <w:t>2018</w:t>
+      </w:r>
+      <w:proofErr w:type="gramStart"/>
+      <w:r>
+        <w:t xml:space="preserve">) </w:t>
+      </w:r>
+      <w:r>
+        <w:rPr>
+          <w:i/>
+          <w:iCs/>
+        </w:rPr>
+        <w:t>.</w:t>
+      </w:r>
+      <w:proofErr w:type="gramEnd"/>
+      <w:r>
+        <w:rPr>
+          <w:i/>
+          <w:iCs/>
+        </w:rPr>
+        <w:t xml:space="preserve"> Securing student success: Regulation framework for higher education in England</w:t>
+      </w:r>
+      <w:r>
+        <w:t>.</w:t>
+      </w:r>
+      <w:r>
+        <w:t xml:space="preserve">  Available online:</w:t>
+      </w:r>
+      <w:r>
+        <w:t xml:space="preserve"> </w:t>
+      </w:r>
+      <w:r>
+        <w:t>https://www.officeforstudents.org.uk/media/1406/ofs2018_01.pdf</w:t>
+      </w:r>
+      <w:r>
+        <w:t xml:space="preserve"> (accessed 10/10/2019)</w:t>
+      </w:r>
+    </w:p>
+    <w:p>
+      <w:pPr>
+        <w:pStyle w:val="Advice"/>
+      </w:pPr>
+      <w:r>
+        <w:t xml:space="preserve">Schmuck, P., </w:t>
+      </w:r>
+      <w:proofErr w:type="spellStart"/>
+      <w:r>
+        <w:t>Chli</w:t>
+      </w:r>
+      <w:proofErr w:type="spellEnd"/>
+      <w:r>
+        <w:t xml:space="preserve">, M., </w:t>
+      </w:r>
+      <w:r>
+        <w:t>(</w:t>
+      </w:r>
+      <w:r>
+        <w:t>2019</w:t>
+      </w:r>
+      <w:r>
+        <w:t>)</w:t>
+      </w:r>
+      <w:r>
+        <w:t xml:space="preserve">. CCM-SLAM: Robust and efficient centralized collaborative monocular simultaneous localization and mapping for robotic teams. </w:t>
+      </w:r>
+      <w:r>
+        <w:rPr>
+          <w:i/>
+          <w:iCs/>
+        </w:rPr>
         <w:t>Journal of Field Robotics</w:t>
       </w:r>
       <w:r>
@@ -11316,7 +13739,7 @@
       <w:pPr>
         <w:pStyle w:val="UnnumberedHeading1"/>
       </w:pPr>
-      <w:bookmarkStart w:id="37" w:name="_Toc224469573"/>
+      <w:bookmarkStart w:id="36" w:name="_Toc224469573"/>
       <w:r>
         <w:lastRenderedPageBreak/>
         <w:t>Appendix A</w:t>
@@ -11324,7 +13747,7 @@
       <w:r>
         <w:t xml:space="preserve"> – Interesting but not vital material</w:t>
       </w:r>
-      <w:bookmarkEnd w:id="37"/>
+      <w:bookmarkEnd w:id="36"/>
     </w:p>
     <w:p>
       <w:pPr>
@@ -11396,7 +13819,7 @@
       <w:pPr>
         <w:pStyle w:val="UnnumberedHeading1"/>
       </w:pPr>
-      <w:bookmarkStart w:id="38" w:name="_Toc224469574"/>
+      <w:bookmarkStart w:id="37" w:name="_Toc224469574"/>
       <w:r>
         <w:lastRenderedPageBreak/>
         <w:t>Appendix B</w:t>
@@ -11407,7 +13830,7 @@
       <w:r>
         <w:t>useful</w:t>
       </w:r>
-      <w:bookmarkEnd w:id="38"/>
+      <w:bookmarkEnd w:id="37"/>
     </w:p>
     <w:p>
       <w:pPr>
@@ -11417,8 +13840,13 @@
         <w:t>You can have more than one appendix</w:t>
       </w:r>
       <w:r>
-        <w:t>, or none at all</w:t>
-      </w:r>
+        <w:t xml:space="preserve">, or </w:t>
+      </w:r>
+      <w:proofErr w:type="gramStart"/>
+      <w:r>
+        <w:t>none at all</w:t>
+      </w:r>
+      <w:proofErr w:type="gramEnd"/>
       <w:r>
         <w:t xml:space="preserve">.  Give them </w:t>
       </w:r>
@@ -11445,7 +13873,7 @@
     </w:p>
     <w:p/>
     <w:sectPr>
-      <w:footerReference w:type="default" r:id="rId31"/>
+      <w:footerReference w:type="default" r:id="rId33"/>
       <w:pgSz w:w="11906" w:h="16838"/>
       <w:pgMar w:top="1440" w:right="1440" w:bottom="1440" w:left="1440" w:header="708" w:footer="708" w:gutter="0"/>
       <w:pgNumType w:start="1"/>
@@ -12079,6 +14507,119 @@
     </w:lvl>
   </w:abstractNum>
   <w:abstractNum w:abstractNumId="4" w15:restartNumberingAfterBreak="0">
+    <w:nsid w:val="3C570508"/>
+    <w:multiLevelType w:val="hybridMultilevel"/>
+    <w:tmpl w:val="6C9AC130"/>
+    <w:lvl w:ilvl="0" w:tplc="08090001">
+      <w:start w:val="1"/>
+      <w:numFmt w:val="bullet"/>
+      <w:lvlText w:val=""/>
+      <w:lvlJc w:val="left"/>
+      <w:pPr>
+        <w:ind w:left="720" w:hanging="360"/>
+      </w:pPr>
+      <w:rPr>
+        <w:rFonts w:ascii="Symbol" w:hAnsi="Symbol" w:hint="default"/>
+      </w:rPr>
+    </w:lvl>
+    <w:lvl w:ilvl="1" w:tplc="08090003" w:tentative="1">
+      <w:start w:val="1"/>
+      <w:numFmt w:val="bullet"/>
+      <w:lvlText w:val="o"/>
+      <w:lvlJc w:val="left"/>
+      <w:pPr>
+        <w:ind w:left="1440" w:hanging="360"/>
+      </w:pPr>
+      <w:rPr>
+        <w:rFonts w:ascii="Courier New" w:hAnsi="Courier New" w:cs="Courier New" w:hint="default"/>
+      </w:rPr>
+    </w:lvl>
+    <w:lvl w:ilvl="2" w:tplc="08090005" w:tentative="1">
+      <w:start w:val="1"/>
+      <w:numFmt w:val="bullet"/>
+      <w:lvlText w:val=""/>
+      <w:lvlJc w:val="left"/>
+      <w:pPr>
+        <w:ind w:left="2160" w:hanging="360"/>
+      </w:pPr>
+      <w:rPr>
+        <w:rFonts w:ascii="Wingdings" w:hAnsi="Wingdings" w:hint="default"/>
+      </w:rPr>
+    </w:lvl>
+    <w:lvl w:ilvl="3" w:tplc="08090001" w:tentative="1">
+      <w:start w:val="1"/>
+      <w:numFmt w:val="bullet"/>
+      <w:lvlText w:val=""/>
+      <w:lvlJc w:val="left"/>
+      <w:pPr>
+        <w:ind w:left="2880" w:hanging="360"/>
+      </w:pPr>
+      <w:rPr>
+        <w:rFonts w:ascii="Symbol" w:hAnsi="Symbol" w:hint="default"/>
+      </w:rPr>
+    </w:lvl>
+    <w:lvl w:ilvl="4" w:tplc="08090003" w:tentative="1">
+      <w:start w:val="1"/>
+      <w:numFmt w:val="bullet"/>
+      <w:lvlText w:val="o"/>
+      <w:lvlJc w:val="left"/>
+      <w:pPr>
+        <w:ind w:left="3600" w:hanging="360"/>
+      </w:pPr>
+      <w:rPr>
+        <w:rFonts w:ascii="Courier New" w:hAnsi="Courier New" w:cs="Courier New" w:hint="default"/>
+      </w:rPr>
+    </w:lvl>
+    <w:lvl w:ilvl="5" w:tplc="08090005" w:tentative="1">
+      <w:start w:val="1"/>
+      <w:numFmt w:val="bullet"/>
+      <w:lvlText w:val=""/>
+      <w:lvlJc w:val="left"/>
+      <w:pPr>
+        <w:ind w:left="4320" w:hanging="360"/>
+      </w:pPr>
+      <w:rPr>
+        <w:rFonts w:ascii="Wingdings" w:hAnsi="Wingdings" w:hint="default"/>
+      </w:rPr>
+    </w:lvl>
+    <w:lvl w:ilvl="6" w:tplc="08090001" w:tentative="1">
+      <w:start w:val="1"/>
+      <w:numFmt w:val="bullet"/>
+      <w:lvlText w:val=""/>
+      <w:lvlJc w:val="left"/>
+      <w:pPr>
+        <w:ind w:left="5040" w:hanging="360"/>
+      </w:pPr>
+      <w:rPr>
+        <w:rFonts w:ascii="Symbol" w:hAnsi="Symbol" w:hint="default"/>
+      </w:rPr>
+    </w:lvl>
+    <w:lvl w:ilvl="7" w:tplc="08090003" w:tentative="1">
+      <w:start w:val="1"/>
+      <w:numFmt w:val="bullet"/>
+      <w:lvlText w:val="o"/>
+      <w:lvlJc w:val="left"/>
+      <w:pPr>
+        <w:ind w:left="5760" w:hanging="360"/>
+      </w:pPr>
+      <w:rPr>
+        <w:rFonts w:ascii="Courier New" w:hAnsi="Courier New" w:cs="Courier New" w:hint="default"/>
+      </w:rPr>
+    </w:lvl>
+    <w:lvl w:ilvl="8" w:tplc="08090005" w:tentative="1">
+      <w:start w:val="1"/>
+      <w:numFmt w:val="bullet"/>
+      <w:lvlText w:val=""/>
+      <w:lvlJc w:val="left"/>
+      <w:pPr>
+        <w:ind w:left="6480" w:hanging="360"/>
+      </w:pPr>
+      <w:rPr>
+        <w:rFonts w:ascii="Wingdings" w:hAnsi="Wingdings" w:hint="default"/>
+      </w:rPr>
+    </w:lvl>
+  </w:abstractNum>
+  <w:abstractNum w:abstractNumId="5" w15:restartNumberingAfterBreak="0">
     <w:nsid w:val="47E27853"/>
     <w:multiLevelType w:val="hybridMultilevel"/>
     <w:tmpl w:val="CDFA9C6A"/>
@@ -12164,7 +14705,7 @@
       </w:pPr>
     </w:lvl>
   </w:abstractNum>
-  <w:abstractNum w:abstractNumId="5" w15:restartNumberingAfterBreak="0">
+  <w:abstractNum w:abstractNumId="6" w15:restartNumberingAfterBreak="0">
     <w:nsid w:val="4A393AB9"/>
     <w:multiLevelType w:val="hybridMultilevel"/>
     <w:tmpl w:val="E3749916"/>
@@ -12253,7 +14794,7 @@
       </w:pPr>
     </w:lvl>
   </w:abstractNum>
-  <w:abstractNum w:abstractNumId="6" w15:restartNumberingAfterBreak="0">
+  <w:abstractNum w:abstractNumId="7" w15:restartNumberingAfterBreak="0">
     <w:nsid w:val="597E751E"/>
     <w:multiLevelType w:val="hybridMultilevel"/>
     <w:tmpl w:val="1C204018"/>
@@ -12342,7 +14883,7 @@
       </w:pPr>
     </w:lvl>
   </w:abstractNum>
-  <w:abstractNum w:abstractNumId="7" w15:restartNumberingAfterBreak="0">
+  <w:abstractNum w:abstractNumId="8" w15:restartNumberingAfterBreak="0">
     <w:nsid w:val="71C14054"/>
     <w:multiLevelType w:val="hybridMultilevel"/>
     <w:tmpl w:val="422E5E3E"/>
@@ -12455,7 +14996,7 @@
       </w:rPr>
     </w:lvl>
   </w:abstractNum>
-  <w:abstractNum w:abstractNumId="8" w15:restartNumberingAfterBreak="0">
+  <w:abstractNum w:abstractNumId="9" w15:restartNumberingAfterBreak="0">
     <w:nsid w:val="75905638"/>
     <w:multiLevelType w:val="hybridMultilevel"/>
     <w:tmpl w:val="BECC1810"/>
@@ -12551,25 +15092,28 @@
     <w:abstractNumId w:val="3"/>
   </w:num>
   <w:num w:numId="4" w16cid:durableId="273220104">
-    <w:abstractNumId w:val="7"/>
+    <w:abstractNumId w:val="8"/>
   </w:num>
   <w:num w:numId="5" w16cid:durableId="480117602">
-    <w:abstractNumId w:val="8"/>
+    <w:abstractNumId w:val="9"/>
   </w:num>
   <w:num w:numId="6" w16cid:durableId="1108740957">
-    <w:abstractNumId w:val="6"/>
+    <w:abstractNumId w:val="7"/>
   </w:num>
   <w:num w:numId="7" w16cid:durableId="1827696626">
     <w:abstractNumId w:val="0"/>
   </w:num>
   <w:num w:numId="8" w16cid:durableId="447435642">
-    <w:abstractNumId w:val="4"/>
+    <w:abstractNumId w:val="5"/>
   </w:num>
   <w:num w:numId="9" w16cid:durableId="1062289355">
-    <w:abstractNumId w:val="5"/>
+    <w:abstractNumId w:val="6"/>
   </w:num>
   <w:num w:numId="10" w16cid:durableId="145637029">
     <w:abstractNumId w:val="2"/>
+  </w:num>
+  <w:num w:numId="11" w16cid:durableId="992954280">
+    <w:abstractNumId w:val="4"/>
   </w:num>
 </w:numbering>
 </file>
